--- a/docs/docx/06_개발가이드.docx
+++ b/docs/docx/06_개발가이드.docx
@@ -2,33 +2,7 @@
 <file path=word/document.xml><?xml version="1.0" encoding="utf-8"?>
 <w:document xmlns:w="http://schemas.openxmlformats.org/wordprocessingml/2006/main" xmlns:m="http://schemas.openxmlformats.org/officeDocument/2006/math" xmlns:r="http://schemas.openxmlformats.org/officeDocument/2006/relationships" xmlns:o="urn:schemas-microsoft-com:office:office" xmlns:v="urn:schemas-microsoft-com:vml" xmlns:w10="urn:schemas-microsoft-com:office:word" xmlns:a="http://schemas.openxmlformats.org/drawingml/2006/main" xmlns:pic="http://schemas.openxmlformats.org/drawingml/2006/picture" xmlns:wp="http://schemas.openxmlformats.org/drawingml/2006/wordprocessingDrawing">
   <w:body>
-    <w:sdt>
-      <w:sdtPr>
-        <w:docPartObj>
-          <w:docPartGallery w:val="Table of Contents"/>
-          <w:docPartUnique/>
-        </w:docPartObj>
-      </w:sdtPr>
-      <w:sdtContent>
-        <w:p>
-          <w:pPr>
-            <w:pStyle w:val="TOCHeading"/>
-          </w:pPr>
-          <w:r>
-            <w:t xml:space="preserve">Table of Contents</w:t>
-          </w:r>
-        </w:p>
-        <w:p>
-          <w:r>
-            <w:fldChar w:fldCharType="begin" w:dirty="true"/>
-            <w:instrText xml:space="preserve">TOC \o "1-3" \h \z \u</w:instrText>
-            <w:fldChar w:fldCharType="separate"/>
-            <w:fldChar w:fldCharType="end"/>
-          </w:r>
-        </w:p>
-      </w:sdtContent>
-    </w:sdt>
-    <w:bookmarkStart w:id="20" w:name="개발-가이드"/>
+    <w:bookmarkStart w:id="9" w:name="개발-가이드"/>
     <w:p>
       <w:pPr>
         <w:pStyle w:val="Heading1"/>
@@ -58,8 +32,8 @@
         </w:pict>
       </w:r>
     </w:p>
-    <w:bookmarkEnd w:id="20"/>
-    <w:bookmarkStart w:id="69" w:name="부-claude-code-실전-사용법"/>
+    <w:bookmarkEnd w:id="9"/>
+    <w:bookmarkStart w:id="58" w:name="부-claude-code-실전-사용법"/>
     <w:p>
       <w:pPr>
         <w:pStyle w:val="Heading1"/>
@@ -75,7 +49,7 @@
         </w:pict>
       </w:r>
     </w:p>
-    <w:bookmarkStart w:id="22" w:name="핵심-원칙-세-가지"/>
+    <w:bookmarkStart w:id="11" w:name="핵심-원칙-세-가지"/>
     <w:p>
       <w:pPr>
         <w:pStyle w:val="Heading2"/>
@@ -86,154 +60,154 @@
     </w:p>
     <w:p>
       <w:pPr>
+        <w:pStyle w:val="Compact"/>
         <w:numPr>
           <w:ilvl w:val="0"/>
           <w:numId w:val="1001"/>
         </w:numPr>
+      </w:pPr>
+      <w:r>
+        <w:rPr>
+          <w:b/>
+          <w:bCs/>
+        </w:rPr>
+        <w:t xml:space="preserve">컨텍스트를 파일로 관리한다.</w:t>
+      </w:r>
+      <w:r>
+        <w:t xml:space="preserve"> </w:t>
+      </w:r>
+      <w:r>
+        <w:t xml:space="preserve">매번 프롬프트에 붙여넣지 않는다</w:t>
+      </w:r>
+    </w:p>
+    <w:p>
+      <w:pPr>
         <w:pStyle w:val="Compact"/>
-      </w:pPr>
-      <w:r>
-        <w:rPr>
-          <w:bCs/>
-          <w:b/>
-        </w:rPr>
-        <w:t xml:space="preserve">컨텍스트를 파일로 관리한다.</w:t>
-      </w:r>
-      <w:r>
-        <w:t xml:space="preserve"> </w:t>
-      </w:r>
-      <w:r>
-        <w:t xml:space="preserve">매번 프롬프트에 붙여넣지 않는다</w:t>
-      </w:r>
-    </w:p>
-    <w:p>
-      <w:pPr>
         <w:numPr>
           <w:ilvl w:val="0"/>
           <w:numId w:val="1001"/>
         </w:numPr>
+      </w:pPr>
+      <w:r>
+        <w:rPr>
+          <w:b/>
+          <w:bCs/>
+        </w:rPr>
+        <w:t xml:space="preserve">큰 작업은 계획을 먼저 받는다.</w:t>
+      </w:r>
+      <w:r>
+        <w:t xml:space="preserve"> </w:t>
+      </w:r>
+      <w:r>
+        <w:t xml:space="preserve">바로 코드를 쓰게 하지 않는다</w:t>
+      </w:r>
+    </w:p>
+    <w:p>
+      <w:pPr>
         <w:pStyle w:val="Compact"/>
-      </w:pPr>
-      <w:r>
-        <w:rPr>
-          <w:bCs/>
-          <w:b/>
-        </w:rPr>
-        <w:t xml:space="preserve">큰 작업은 계획을 먼저 받는다.</w:t>
-      </w:r>
-      <w:r>
-        <w:t xml:space="preserve"> </w:t>
-      </w:r>
-      <w:r>
-        <w:t xml:space="preserve">바로 코드를 쓰게 하지 않는다</w:t>
-      </w:r>
-    </w:p>
-    <w:p>
-      <w:pPr>
         <w:numPr>
           <w:ilvl w:val="0"/>
           <w:numId w:val="1001"/>
         </w:numPr>
-        <w:pStyle w:val="Compact"/>
-      </w:pPr>
-      <w:r>
-        <w:rPr>
+      </w:pPr>
+      <w:r>
+        <w:rPr>
+          <w:b/>
           <w:bCs/>
+        </w:rPr>
+        <w:t xml:space="preserve">되돌릴 수 있게 해둔다.</w:t>
+      </w:r>
+      <w:r>
+        <w:t xml:space="preserve"> </w:t>
+      </w:r>
+      <w:r>
+        <w:t xml:space="preserve">커밋과 체크포인트가 안전망이다</w:t>
+      </w:r>
+    </w:p>
+    <w:p>
+      <w:pPr>
+        <w:pStyle w:val="BlockText"/>
+      </w:pPr>
+      <w:r>
+        <w:t xml:space="preserve">Claude Code는 기능이 자주 바뀐다. 이 문서와 실제 동작이 다르면</w:t>
+      </w:r>
+      <w:r>
+        <w:t xml:space="preserve"> </w:t>
+      </w:r>
+      <w:r>
+        <w:rPr>
+          <w:rStyle w:val="VerbatimChar"/>
+        </w:rPr>
+        <w:t xml:space="preserve">/help</w:t>
+      </w:r>
+      <w:r>
+        <w:t xml:space="preserve">와 공식 문서(https://code.claude.com/docs)를 따른다.</w:t>
+      </w:r>
+    </w:p>
+    <w:bookmarkStart w:id="10" w:name="이-프로젝트가-무엇인지-한-문단"/>
+    <w:p>
+      <w:pPr>
+        <w:pStyle w:val="Heading3"/>
+      </w:pPr>
+      <w:r>
+        <w:t xml:space="preserve">이 프로젝트가 무엇인지 (한 문단)</w:t>
+      </w:r>
+    </w:p>
+    <w:p>
+      <w:pPr>
+        <w:pStyle w:val="FirstParagraph"/>
+      </w:pPr>
+      <w:r>
+        <w:t xml:space="preserve">한국인 순례자가</w:t>
+      </w:r>
+      <w:r>
+        <w:t xml:space="preserve"> </w:t>
+      </w:r>
+      <w:r>
+        <w:rPr>
           <w:b/>
-        </w:rPr>
-        <w:t xml:space="preserve">되돌릴 수 있게 해둔다.</w:t>
-      </w:r>
-      <w:r>
-        <w:t xml:space="preserve"> </w:t>
-      </w:r>
-      <w:r>
-        <w:t xml:space="preserve">커밋과 체크포인트가 안전망이다</w:t>
-      </w:r>
-    </w:p>
-    <w:p>
-      <w:pPr>
-        <w:pStyle w:val="BlockText"/>
-      </w:pPr>
-      <w:r>
-        <w:t xml:space="preserve">Claude Code는 기능이 자주 바뀐다. 이 문서와 실제 동작이 다르면</w:t>
-      </w:r>
-      <w:r>
-        <w:t xml:space="preserve"> </w:t>
-      </w:r>
-      <w:r>
-        <w:rPr>
-          <w:rStyle w:val="VerbatimChar"/>
-        </w:rPr>
-        <w:t xml:space="preserve">/help</w:t>
-      </w:r>
-      <w:r>
-        <w:t xml:space="preserve">와 공식 문서(https://code.claude.com/docs)를 따른다.</w:t>
-      </w:r>
-    </w:p>
-    <w:bookmarkStart w:id="21" w:name="이-프로젝트가-무엇인지-한-문단"/>
-    <w:p>
-      <w:pPr>
-        <w:pStyle w:val="Heading3"/>
-      </w:pPr>
-      <w:r>
-        <w:t xml:space="preserve">이 프로젝트가 무엇인지 (한 문단)</w:t>
-      </w:r>
-    </w:p>
-    <w:p>
-      <w:pPr>
-        <w:pStyle w:val="FirstParagraph"/>
-      </w:pPr>
-      <w:r>
-        <w:t xml:space="preserve">한국인 순례자가</w:t>
-      </w:r>
-      <w:r>
-        <w:t xml:space="preserve"> </w:t>
-      </w:r>
-      <w:r>
-        <w:rPr>
           <w:bCs/>
+        </w:rPr>
+        <w:t xml:space="preserve">다치지 않고(A축), 숙소 걱정 없이(B축)</w:t>
+      </w:r>
+      <w:r>
+        <w:t xml:space="preserve"> </w:t>
+      </w:r>
+      <w:r>
+        <w:t xml:space="preserve">걷게 하는 서비스다.</w:t>
+      </w:r>
+      <w:r>
+        <w:t xml:space="preserve"> </w:t>
+      </w:r>
+      <w:r>
+        <w:t xml:space="preserve">Phase 1은</w:t>
+      </w:r>
+      <w:r>
+        <w:t xml:space="preserve"> </w:t>
+      </w:r>
+      <w:r>
+        <w:rPr>
           <w:b/>
-        </w:rPr>
-        <w:t xml:space="preserve">다치지 않고(A축), 숙소 걱정 없이(B축)</w:t>
-      </w:r>
-      <w:r>
-        <w:t xml:space="preserve"> </w:t>
-      </w:r>
-      <w:r>
-        <w:t xml:space="preserve">걷게 하는 서비스다.</w:t>
-      </w:r>
-      <w:r>
-        <w:t xml:space="preserve"> </w:t>
-      </w:r>
-      <w:r>
-        <w:t xml:space="preserve">Phase 1은</w:t>
-      </w:r>
-      <w:r>
-        <w:t xml:space="preserve"> </w:t>
-      </w:r>
-      <w:r>
-        <w:rPr>
           <w:bCs/>
+        </w:rPr>
+        <w:t xml:space="preserve">웹 일정 계산기 + SEO 약 170페이지</w:t>
+      </w:r>
+      <w:r>
+        <w:t xml:space="preserve">이고, DB도 로그인도 앱도 만들지 않는다.</w:t>
+      </w:r>
+      <w:r>
+        <w:t xml:space="preserve"> </w:t>
+      </w:r>
+      <w:r>
+        <w:t xml:space="preserve">핵심 제약 셋:</w:t>
+      </w:r>
+      <w:r>
+        <w:t xml:space="preserve"> </w:t>
+      </w:r>
+      <w:r>
+        <w:rPr>
           <w:b/>
-        </w:rPr>
-        <w:t xml:space="preserve">웹 일정 계산기 + SEO 약 170페이지</w:t>
-      </w:r>
-      <w:r>
-        <w:t xml:space="preserve">이고, DB도 로그인도 앱도 만들지 않는다.</w:t>
-      </w:r>
-      <w:r>
-        <w:t xml:space="preserve"> </w:t>
-      </w:r>
-      <w:r>
-        <w:t xml:space="preserve">핵심 제약 셋:</w:t>
-      </w:r>
-      <w:r>
-        <w:t xml:space="preserve"> </w:t>
-      </w:r>
-      <w:r>
-        <w:rPr>
           <w:bCs/>
-          <w:b/>
         </w:rPr>
         <w:t xml:space="preserve">무료 · 가입 없음 · 오프라인 동작.</w:t>
       </w:r>
@@ -251,9 +225,9 @@
         </w:pict>
       </w:r>
     </w:p>
-    <w:bookmarkEnd w:id="21"/>
-    <w:bookmarkEnd w:id="22"/>
-    <w:bookmarkStart w:id="27" w:name="최초-설정-한-번만"/>
+    <w:bookmarkEnd w:id="10"/>
+    <w:bookmarkEnd w:id="11"/>
+    <w:bookmarkStart w:id="16" w:name="최초-설정-한-번만"/>
     <w:p>
       <w:pPr>
         <w:pStyle w:val="Heading2"/>
@@ -262,7 +236,7 @@
         <w:t xml:space="preserve">1. 최초 설정 (한 번만)</w:t>
       </w:r>
     </w:p>
-    <w:bookmarkStart w:id="23" w:name="저장소-준비"/>
+    <w:bookmarkStart w:id="12" w:name="저장소-준비"/>
     <w:p>
       <w:pPr>
         <w:pStyle w:val="Heading3"/>
@@ -445,261 +419,249 @@
       <w:r>
         <w:rPr>
           <w:rStyle w:val="VerbatimChar"/>
+          <w:b/>
           <w:bCs/>
+        </w:rPr>
+        <w:t xml:space="preserve">CLAUDE.md</w:t>
+      </w:r>
+      <w:r>
+        <w:rPr>
           <w:b/>
-        </w:rPr>
-        <w:t xml:space="preserve">CLAUDE.md</w:t>
-      </w:r>
-      <w:r>
-        <w:rPr>
           <w:bCs/>
+        </w:rPr>
+        <w:t xml:space="preserve">는 루트에 둔다.</w:t>
+      </w:r>
+      <w:r>
+        <w:t xml:space="preserve"> </w:t>
+      </w:r>
+      <w:r>
+        <w:t xml:space="preserve">매 세션 자동으로 읽힌다.</w:t>
+      </w:r>
+    </w:p>
+    <w:bookmarkEnd w:id="12"/>
+    <w:bookmarkStart w:id="13" w:name="claude-code-실행"/>
+    <w:p>
+      <w:pPr>
+        <w:pStyle w:val="Heading3"/>
+      </w:pPr>
+      <w:r>
+        <w:t xml:space="preserve">1.2 Claude Code 실행</w:t>
+      </w:r>
+    </w:p>
+    <w:p>
+      <w:pPr>
+        <w:pStyle w:val="SourceCode"/>
+      </w:pPr>
+      <w:r>
+        <w:rPr>
+          <w:rStyle w:val="ExtensionTok"/>
+        </w:rPr>
+        <w:t xml:space="preserve">claude</w:t>
+      </w:r>
+    </w:p>
+    <w:bookmarkEnd w:id="13"/>
+    <w:bookmarkStart w:id="14" w:name="첫-세션에서-할-일"/>
+    <w:p>
+      <w:pPr>
+        <w:pStyle w:val="Heading3"/>
+      </w:pPr>
+      <w:r>
+        <w:t xml:space="preserve">1.3 첫 세션에서 할 일</w:t>
+      </w:r>
+    </w:p>
+    <w:p>
+      <w:pPr>
+        <w:pStyle w:val="SourceCode"/>
+      </w:pPr>
+      <w:r>
+        <w:rPr>
+          <w:rStyle w:val="VerbatimChar"/>
+        </w:rPr>
+        <w:t xml:space="preserve">/init          # 저장소를 스캔해 CLAUDE.md 초안 생성 (이미 있으면 병합 검토)</w:t>
+      </w:r>
+      <w:r>
+        <w:br/>
+      </w:r>
+      <w:r>
+        <w:rPr>
+          <w:rStyle w:val="VerbatimChar"/>
+        </w:rPr>
+        <w:t xml:space="preserve">/memory        # CLAUDE.md 내용 확인·수정</w:t>
+      </w:r>
+      <w:r>
+        <w:br/>
+      </w:r>
+      <w:r>
+        <w:rPr>
+          <w:rStyle w:val="VerbatimChar"/>
+        </w:rPr>
+        <w:t xml:space="preserve">/permissions   # 승인 규칙 설정</w:t>
+      </w:r>
+    </w:p>
+    <w:p>
+      <w:pPr>
+        <w:pStyle w:val="FirstParagraph"/>
+      </w:pPr>
+      <w:r>
+        <w:t xml:space="preserve">우리는 이미 CLAUDE.md를 작성했으므로</w:t>
+      </w:r>
+      <w:r>
+        <w:t xml:space="preserve"> </w:t>
+      </w:r>
+      <w:r>
+        <w:rPr>
+          <w:rStyle w:val="VerbatimChar"/>
+        </w:rPr>
+        <w:t xml:space="preserve">/init</w:t>
+      </w:r>
+      <w:r>
+        <w:t xml:space="preserve">은 선택이다. 다만</w:t>
+      </w:r>
+      <w:r>
+        <w:t xml:space="preserve"> </w:t>
+      </w:r>
+      <w:r>
+        <w:rPr>
+          <w:rStyle w:val="VerbatimChar"/>
+        </w:rPr>
+        <w:t xml:space="preserve">/init</w:t>
+      </w:r>
+      <w:r>
+        <w:t xml:space="preserve">이 프로젝트 구조를 스캔해 빌드·테스트 명령을 찾아주므로,</w:t>
+      </w:r>
+      <w:r>
+        <w:t xml:space="preserve"> </w:t>
+      </w:r>
+      <w:r>
+        <w:rPr>
           <w:b/>
-        </w:rPr>
-        <w:t xml:space="preserve">는 루트에 둔다.</w:t>
-      </w:r>
-      <w:r>
-        <w:t xml:space="preserve"> </w:t>
-      </w:r>
-      <w:r>
-        <w:t xml:space="preserve">매 세션 자동으로 읽힌다.</w:t>
-      </w:r>
-    </w:p>
-    <w:bookmarkEnd w:id="23"/>
-    <w:bookmarkStart w:id="24" w:name="claude-code-실행"/>
+          <w:bCs/>
+        </w:rPr>
+        <w:t xml:space="preserve">실행한 뒤 우리 내용과 병합</w:t>
+      </w:r>
+      <w:r>
+        <w:t xml:space="preserve">하는 게 낫다.</w:t>
+      </w:r>
+    </w:p>
+    <w:bookmarkEnd w:id="14"/>
+    <w:bookmarkStart w:id="15" w:name="claude.md에-대한-주의"/>
     <w:p>
       <w:pPr>
         <w:pStyle w:val="Heading3"/>
       </w:pPr>
       <w:r>
-        <w:t xml:space="preserve">1.2 Claude Code 실행</w:t>
-      </w:r>
-    </w:p>
-    <w:p>
-      <w:pPr>
-        <w:pStyle w:val="SourceCode"/>
-      </w:pPr>
-      <w:r>
-        <w:rPr>
-          <w:rStyle w:val="ExtensionTok"/>
-        </w:rPr>
-        <w:t xml:space="preserve">claude</w:t>
-      </w:r>
-    </w:p>
-    <w:bookmarkEnd w:id="24"/>
-    <w:bookmarkStart w:id="25" w:name="첫-세션에서-할-일"/>
-    <w:p>
-      <w:pPr>
-        <w:pStyle w:val="Heading3"/>
-      </w:pPr>
-      <w:r>
-        <w:t xml:space="preserve">1.3 첫 세션에서 할 일</w:t>
-      </w:r>
-    </w:p>
-    <w:p>
-      <w:pPr>
-        <w:pStyle w:val="SourceCode"/>
-      </w:pPr>
-      <w:r>
-        <w:rPr>
-          <w:rStyle w:val="VerbatimChar"/>
-        </w:rPr>
-        <w:t xml:space="preserve">/init          # 저장소를 스캔해 CLAUDE.md 초안 생성 (이미 있으면 병합 검토)</w:t>
-      </w:r>
-      <w:r>
-        <w:br/>
-      </w:r>
-      <w:r>
-        <w:rPr>
-          <w:rStyle w:val="VerbatimChar"/>
-        </w:rPr>
-        <w:t xml:space="preserve">/memory        # CLAUDE.md 내용 확인·수정</w:t>
-      </w:r>
-      <w:r>
-        <w:br/>
-      </w:r>
-      <w:r>
-        <w:rPr>
-          <w:rStyle w:val="VerbatimChar"/>
-        </w:rPr>
-        <w:t xml:space="preserve">/permissions   # 승인 규칙 설정</w:t>
-      </w:r>
-    </w:p>
-    <w:p>
-      <w:pPr>
-        <w:pStyle w:val="FirstParagraph"/>
-      </w:pPr>
-      <w:r>
-        <w:t xml:space="preserve">우리는 이미 CLAUDE.md를 작성했으므로</w:t>
-      </w:r>
-      <w:r>
-        <w:t xml:space="preserve"> </w:t>
-      </w:r>
-      <w:r>
-        <w:rPr>
-          <w:rStyle w:val="VerbatimChar"/>
-        </w:rPr>
-        <w:t xml:space="preserve">/init</w:t>
-      </w:r>
-      <w:r>
-        <w:t xml:space="preserve">은 선택이다. 다만</w:t>
-      </w:r>
-      <w:r>
-        <w:t xml:space="preserve"> </w:t>
-      </w:r>
-      <w:r>
-        <w:rPr>
-          <w:rStyle w:val="VerbatimChar"/>
-        </w:rPr>
-        <w:t xml:space="preserve">/init</w:t>
-      </w:r>
-      <w:r>
-        <w:t xml:space="preserve">이 프로젝트 구조를 스캔해 빌드·테스트 명령을 찾아주므로,</w:t>
-      </w:r>
-      <w:r>
-        <w:t xml:space="preserve"> </w:t>
-      </w:r>
-      <w:r>
-        <w:rPr>
-          <w:bCs/>
-          <w:b/>
-        </w:rPr>
-        <w:t xml:space="preserve">실행한 뒤 우리 내용과 병합</w:t>
-      </w:r>
-      <w:r>
-        <w:t xml:space="preserve">하는 게 낫다.</w:t>
-      </w:r>
-    </w:p>
-    <w:bookmarkEnd w:id="25"/>
-    <w:bookmarkStart w:id="26" w:name="claude.md에-대한-주의"/>
-    <w:p>
-      <w:pPr>
-        <w:pStyle w:val="Heading3"/>
-      </w:pPr>
-      <w:r>
         <w:t xml:space="preserve">1.4 CLAUDE.md에 대한 주의</w:t>
       </w:r>
     </w:p>
     <w:p>
       <w:pPr>
+        <w:pStyle w:val="Compact"/>
         <w:numPr>
           <w:ilvl w:val="0"/>
           <w:numId w:val="1002"/>
         </w:numPr>
+      </w:pPr>
+      <w:r>
+        <w:rPr>
+          <w:b/>
+          <w:bCs/>
+        </w:rPr>
+        <w:t xml:space="preserve">틀린 내용을 쓰면 없는 것보다 나쁘다.</w:t>
+      </w:r>
+      <w:r>
+        <w:t xml:space="preserve"> </w:t>
+      </w:r>
+      <w:r>
+        <w:t xml:space="preserve">Claude가 자신 있게 반복한다</w:t>
+      </w:r>
+    </w:p>
+    <w:p>
+      <w:pPr>
         <w:pStyle w:val="Compact"/>
-      </w:pPr>
-      <w:r>
-        <w:rPr>
-          <w:bCs/>
-          <w:b/>
-        </w:rPr>
-        <w:t xml:space="preserve">틀린 내용을 쓰면 없는 것보다 나쁘다.</w:t>
-      </w:r>
-      <w:r>
-        <w:t xml:space="preserve"> </w:t>
-      </w:r>
-      <w:r>
-        <w:t xml:space="preserve">Claude가 자신 있게 반복한다</w:t>
-      </w:r>
-    </w:p>
-    <w:p>
-      <w:pPr>
         <w:numPr>
           <w:ilvl w:val="0"/>
           <w:numId w:val="1002"/>
         </w:numPr>
+      </w:pPr>
+      <w:r>
+        <w:t xml:space="preserve">매 세션 컨텍스트를 차지하므로</w:t>
+      </w:r>
+      <w:r>
+        <w:t xml:space="preserve"> </w:t>
+      </w:r>
+      <w:r>
+        <w:rPr>
+          <w:b/>
+          <w:bCs/>
+        </w:rPr>
+        <w:t xml:space="preserve">길수록 손해다.</w:t>
+      </w:r>
+      <w:r>
+        <w:t xml:space="preserve"> </w:t>
+      </w:r>
+      <w:r>
+        <w:t xml:space="preserve">오래된 문단은 지운다</w:t>
+      </w:r>
+    </w:p>
+    <w:p>
+      <w:pPr>
         <w:pStyle w:val="Compact"/>
-      </w:pPr>
-      <w:r>
-        <w:t xml:space="preserve">매 세션 컨텍스트를 차지하므로</w:t>
-      </w:r>
-      <w:r>
-        <w:t xml:space="preserve"> </w:t>
-      </w:r>
-      <w:r>
-        <w:rPr>
-          <w:bCs/>
-          <w:b/>
-        </w:rPr>
-        <w:t xml:space="preserve">길수록 손해다.</w:t>
-      </w:r>
-      <w:r>
-        <w:t xml:space="preserve"> </w:t>
-      </w:r>
-      <w:r>
-        <w:t xml:space="preserve">오래된 문단은 지운다</w:t>
-      </w:r>
-    </w:p>
-    <w:p>
-      <w:pPr>
         <w:numPr>
           <w:ilvl w:val="0"/>
           <w:numId w:val="1002"/>
         </w:numPr>
+      </w:pPr>
+      <w:r>
+        <w:t xml:space="preserve">규칙은</w:t>
+      </w:r>
+      <w:r>
+        <w:t xml:space="preserve"> </w:t>
+      </w:r>
+      <w:r>
+        <w:rPr>
+          <w:b/>
+          <w:bCs/>
+        </w:rPr>
+        <w:t xml:space="preserve">동작으로</w:t>
+      </w:r>
+      <w:r>
+        <w:t xml:space="preserve"> </w:t>
+      </w:r>
+      <w:r>
+        <w:t xml:space="preserve">쓴다.</w:t>
+      </w:r>
+      <w:r>
+        <w:t xml:space="preserve"> </w:t>
+      </w:r>
+      <w:r>
+        <w:t xml:space="preserve">“코드를 깔끔하게”</w:t>
+      </w:r>
+      <w:r>
+        <w:t xml:space="preserve"> </w:t>
+      </w:r>
+      <w:r>
+        <w:t xml:space="preserve">❌ /</w:t>
+      </w:r>
+      <w:r>
+        <w:t xml:space="preserve"> </w:t>
+      </w:r>
+      <w:r>
+        <w:t xml:space="preserve">“계산 로직은 lib/planner에 순수 함수로”</w:t>
+      </w:r>
+      <w:r>
+        <w:t xml:space="preserve"> </w:t>
+      </w:r>
+      <w:r>
+        <w:t xml:space="preserve">✅</w:t>
+      </w:r>
+    </w:p>
+    <w:p>
+      <w:pPr>
         <w:pStyle w:val="Compact"/>
-      </w:pPr>
-      <w:r>
-        <w:t xml:space="preserve">규칙은</w:t>
-      </w:r>
-      <w:r>
-        <w:t xml:space="preserve"> </w:t>
-      </w:r>
-      <w:r>
-        <w:rPr>
-          <w:bCs/>
-          <w:b/>
-        </w:rPr>
-        <w:t xml:space="preserve">동작으로</w:t>
-      </w:r>
-      <w:r>
-        <w:t xml:space="preserve"> </w:t>
-      </w:r>
-      <w:r>
-        <w:t xml:space="preserve">쓴다.</w:t>
-      </w:r>
-      <w:r>
-        <w:t xml:space="preserve"> </w:t>
-      </w:r>
-      <w:r>
-        <w:t xml:space="preserve">“</w:t>
-      </w:r>
-      <w:r>
-        <w:t xml:space="preserve">코드를 깔끔하게</w:t>
-      </w:r>
-      <w:r>
-        <w:t xml:space="preserve">”</w:t>
-      </w:r>
-      <w:r>
-        <w:t xml:space="preserve"> </w:t>
-      </w:r>
-      <w:r>
-        <w:t xml:space="preserve">❌ /</w:t>
-      </w:r>
-      <w:r>
-        <w:t xml:space="preserve"> </w:t>
-      </w:r>
-      <w:r>
-        <w:t xml:space="preserve">“</w:t>
-      </w:r>
-      <w:r>
-        <w:t xml:space="preserve">계산 로직은 lib/planner에 순수 함수로</w:t>
-      </w:r>
-      <w:r>
-        <w:t xml:space="preserve">”</w:t>
-      </w:r>
-      <w:r>
-        <w:t xml:space="preserve"> </w:t>
-      </w:r>
-      <w:r>
-        <w:t xml:space="preserve">✅</w:t>
-      </w:r>
-    </w:p>
-    <w:p>
-      <w:pPr>
         <w:numPr>
           <w:ilvl w:val="0"/>
           <w:numId w:val="1002"/>
         </w:numPr>
-        <w:pStyle w:val="Compact"/>
       </w:pPr>
       <w:r>
         <w:t xml:space="preserve">개인 설정은</w:t>
@@ -724,9 +686,9 @@
         </w:pict>
       </w:r>
     </w:p>
-    <w:bookmarkEnd w:id="26"/>
-    <w:bookmarkEnd w:id="27"/>
-    <w:bookmarkStart w:id="32" w:name="프롬프트를-먹이는-방법"/>
+    <w:bookmarkEnd w:id="15"/>
+    <w:bookmarkEnd w:id="16"/>
+    <w:bookmarkStart w:id="21" w:name="프롬프트를-먹이는-방법"/>
     <w:p>
       <w:pPr>
         <w:pStyle w:val="Heading2"/>
@@ -735,7 +697,7 @@
         <w:t xml:space="preserve">2. 프롬프트를 먹이는 방법</w:t>
       </w:r>
     </w:p>
-    <w:bookmarkStart w:id="28" w:name="기본-흐름-한-번에-하나"/>
+    <w:bookmarkStart w:id="17" w:name="기본-흐름-한-번에-하나"/>
     <w:p>
       <w:pPr>
         <w:pStyle w:val="Heading3"/>
@@ -797,26 +759,137 @@
       </w:pPr>
       <w:r>
         <w:rPr>
+          <w:b/>
           <w:bCs/>
+        </w:rPr>
+        <w:t xml:space="preserve">P0~P7을 한 번에 주지 않는다.</w:t>
+      </w:r>
+      <w:r>
+        <w:t xml:space="preserve"> </w:t>
+      </w:r>
+      <w:r>
+        <w:t xml:space="preserve">여러 작업을 섞으면 각각의 품질이 떨어지고, 어디서 잘못됐는지 추적이 안 된다.</w:t>
+      </w:r>
+    </w:p>
+    <w:bookmarkEnd w:id="17"/>
+    <w:bookmarkStart w:id="18" w:name="큰-작업은-계획부터"/>
+    <w:p>
+      <w:pPr>
+        <w:pStyle w:val="Heading3"/>
+      </w:pPr>
+      <w:r>
+        <w:t xml:space="preserve">2.2 큰 작업은 계획부터</w:t>
+      </w:r>
+    </w:p>
+    <w:p>
+      <w:pPr>
+        <w:pStyle w:val="FirstParagraph"/>
+      </w:pPr>
+      <w:r>
+        <w:t xml:space="preserve">P1(일정 엔진)이나 P5(SEO 페이지)처럼 파일을 여러 개 건드리는 작업은</w:t>
+      </w:r>
+      <w:r>
+        <w:t xml:space="preserve"> </w:t>
+      </w:r>
+      <w:r>
+        <w:rPr>
           <w:b/>
-        </w:rPr>
-        <w:t xml:space="preserve">P0~P7을 한 번에 주지 않는다.</w:t>
-      </w:r>
-      <w:r>
-        <w:t xml:space="preserve"> </w:t>
-      </w:r>
-      <w:r>
-        <w:t xml:space="preserve">여러 작업을 섞으면 각각의 품질이 떨어지고, 어디서 잘못됐는지 추적이 안 된다.</w:t>
-      </w:r>
-    </w:p>
-    <w:bookmarkEnd w:id="28"/>
-    <w:bookmarkStart w:id="29" w:name="큰-작업은-계획부터"/>
+          <w:bCs/>
+        </w:rPr>
+        <w:t xml:space="preserve">먼저 계획을 받는다.</w:t>
+      </w:r>
+    </w:p>
+    <w:p>
+      <w:pPr>
+        <w:pStyle w:val="SourceCode"/>
+      </w:pPr>
+      <w:r>
+        <w:rPr>
+          <w:rStyle w:val="VerbatimChar"/>
+        </w:rPr>
+        <w:t xml:space="preserve">/plan docs/06_개발가이드.md 의 P1 을 구현할 계획을 세워줘.</w:t>
+      </w:r>
+      <w:r>
+        <w:br/>
+      </w:r>
+      <w:r>
+        <w:rPr>
+          <w:rStyle w:val="VerbatimChar"/>
+        </w:rPr>
+        <w:t xml:space="preserve">     파일을 아직 수정하지 말고 계획만.</w:t>
+      </w:r>
+    </w:p>
+    <w:p>
+      <w:pPr>
+        <w:pStyle w:val="FirstParagraph"/>
+      </w:pPr>
+      <w:r>
+        <w:rPr>
+          <w:rStyle w:val="VerbatimChar"/>
+        </w:rPr>
+        <w:t xml:space="preserve">/plan</w:t>
+      </w:r>
+      <w:r>
+        <w:t xml:space="preserve">은</w:t>
+      </w:r>
+      <w:r>
+        <w:t xml:space="preserve"> </w:t>
+      </w:r>
+      <w:r>
+        <w:rPr>
+          <w:b/>
+          <w:bCs/>
+        </w:rPr>
+        <w:t xml:space="preserve">읽기 전용 모드</w:t>
+      </w:r>
+      <w:r>
+        <w:t xml:space="preserve">다. 코드를 분석하고 계획서를 쓰지만 파일을 수정하거나 명령을 실행하지 않는다. 계획을 읽고 마음에 들면 승인한다.</w:t>
+      </w:r>
+    </w:p>
+    <w:p>
+      <w:pPr>
+        <w:pStyle w:val="BodyText"/>
+      </w:pPr>
+      <w:r>
+        <w:rPr>
+          <w:b/>
+          <w:bCs/>
+        </w:rPr>
+        <w:t xml:space="preserve">계획을 읽을 때 확인할 것</w:t>
+      </w:r>
+      <w:r>
+        <w:t xml:space="preserve"> </w:t>
+      </w:r>
+      <w:r>
+        <w:t xml:space="preserve">- 우리가 지정한 타입 이름을 그대로 쓰는가</w:t>
+      </w:r>
+      <w:r>
+        <w:t xml:space="preserve"> </w:t>
+      </w:r>
+      <w:r>
+        <w:t xml:space="preserve">- 테스트를 먼저 만드는가, 나중에 만드는가 (먼저가 낫다)</w:t>
+      </w:r>
+      <w:r>
+        <w:t xml:space="preserve"> </w:t>
+      </w:r>
+      <w:r>
+        <w:t xml:space="preserve">- 불필요한 의존성을 추가하려 하는가</w:t>
+      </w:r>
+      <w:r>
+        <w:t xml:space="preserve"> </w:t>
+      </w:r>
+      <w:r>
+        <w:t xml:space="preserve">- CLAUDE.md의 금지 사항을 어기는 부분이 있는가</w:t>
+      </w:r>
+    </w:p>
+    <w:bookmarkEnd w:id="18"/>
+    <w:bookmarkStart w:id="19" w:name="프롬프트를-파일로-참조하기"/>
     <w:p>
       <w:pPr>
         <w:pStyle w:val="Heading3"/>
       </w:pPr>
       <w:r>
-        <w:t xml:space="preserve">2.2 큰 작업은 계획부터</w:t>
+        <w:t xml:space="preserve">2.3 프롬프트를 파일로 참조하기</w:t>
       </w:r>
     </w:p>
     <w:p>
@@ -824,182 +897,71 @@
         <w:pStyle w:val="FirstParagraph"/>
       </w:pPr>
       <w:r>
-        <w:t xml:space="preserve">P1(일정 엔진)이나 P5(SEO 페이지)처럼 파일을 여러 개 건드리는 작업은</w:t>
-      </w:r>
-      <w:r>
-        <w:t xml:space="preserve"> </w:t>
-      </w:r>
-      <w:r>
-        <w:rPr>
+        <w:t xml:space="preserve">긴 프롬프트를 매번 붙여넣는 대신 이렇게 해도 된다.</w:t>
+      </w:r>
+    </w:p>
+    <w:p>
+      <w:pPr>
+        <w:pStyle w:val="SourceCode"/>
+      </w:pPr>
+      <w:r>
+        <w:rPr>
+          <w:rStyle w:val="VerbatimChar"/>
+        </w:rPr>
+        <w:t xml:space="preserve">docs/06_개발가이드.md 의 P1 섹션을 읽고 그대로 구현해줘.</w:t>
+      </w:r>
+      <w:r>
+        <w:br/>
+      </w:r>
+      <w:r>
+        <w:rPr>
+          <w:rStyle w:val="VerbatimChar"/>
+        </w:rPr>
+        <w:t xml:space="preserve">완료 조건까지 전부 만족시켜야 해.</w:t>
+      </w:r>
+    </w:p>
+    <w:p>
+      <w:pPr>
+        <w:pStyle w:val="FirstParagraph"/>
+      </w:pPr>
+      <w:r>
+        <w:rPr>
+          <w:b/>
           <w:bCs/>
+        </w:rPr>
+        <w:t xml:space="preserve">장점</w:t>
+      </w:r>
+      <w:r>
+        <w:t xml:space="preserve">: 프롬프트 원문이 저장소에 남아 재현 가능하다.</w:t>
+      </w:r>
+      <w:r>
+        <w:t xml:space="preserve"> </w:t>
+      </w:r>
+      <w:r>
+        <w:rPr>
           <w:b/>
-        </w:rPr>
-        <w:t xml:space="preserve">먼저 계획을 받는다.</w:t>
-      </w:r>
-    </w:p>
-    <w:p>
-      <w:pPr>
-        <w:pStyle w:val="SourceCode"/>
-      </w:pPr>
-      <w:r>
-        <w:rPr>
-          <w:rStyle w:val="VerbatimChar"/>
-        </w:rPr>
-        <w:t xml:space="preserve">/plan docs/06_개발가이드.md 의 P1 을 구현할 계획을 세워줘.</w:t>
-      </w:r>
-      <w:r>
-        <w:br/>
-      </w:r>
-      <w:r>
-        <w:rPr>
-          <w:rStyle w:val="VerbatimChar"/>
-        </w:rPr>
-        <w:t xml:space="preserve">     파일을 아직 수정하지 말고 계획만.</w:t>
-      </w:r>
-    </w:p>
-    <w:p>
-      <w:pPr>
-        <w:pStyle w:val="FirstParagraph"/>
-      </w:pPr>
-      <w:r>
-        <w:rPr>
-          <w:rStyle w:val="VerbatimChar"/>
-        </w:rPr>
-        <w:t xml:space="preserve">/plan</w:t>
-      </w:r>
-      <w:r>
-        <w:t xml:space="preserve">은</w:t>
-      </w:r>
-      <w:r>
-        <w:t xml:space="preserve"> </w:t>
-      </w:r>
-      <w:r>
-        <w:rPr>
           <w:bCs/>
+        </w:rPr>
+        <w:t xml:space="preserve">단점</w:t>
+      </w:r>
+      <w:r>
+        <w:t xml:space="preserve">: 파일을 읽는 데 컨텍스트를 쓴다.</w:t>
+      </w:r>
+    </w:p>
+    <w:p>
+      <w:pPr>
+        <w:pStyle w:val="BodyText"/>
+      </w:pPr>
+      <w:r>
+        <w:t xml:space="preserve">P0~P2처럼 타입 정의가 중요한 단계는</w:t>
+      </w:r>
+      <w:r>
+        <w:t xml:space="preserve"> </w:t>
+      </w:r>
+      <w:r>
+        <w:rPr>
           <w:b/>
-        </w:rPr>
-        <w:t xml:space="preserve">읽기 전용 모드</w:t>
-      </w:r>
-      <w:r>
-        <w:t xml:space="preserve">다. 코드를 분석하고 계획서를 쓰지만 파일을 수정하거나 명령을 실행하지 않는다. 계획을 읽고 마음에 들면 승인한다.</w:t>
-      </w:r>
-    </w:p>
-    <w:p>
-      <w:pPr>
-        <w:pStyle w:val="BodyText"/>
-      </w:pPr>
-      <w:r>
-        <w:rPr>
           <w:bCs/>
-          <w:b/>
-        </w:rPr>
-        <w:t xml:space="preserve">계획을 읽을 때 확인할 것</w:t>
-      </w:r>
-      <w:r>
-        <w:t xml:space="preserve"> </w:t>
-      </w:r>
-      <w:r>
-        <w:t xml:space="preserve">- 우리가 지정한 타입 이름을 그대로 쓰는가</w:t>
-      </w:r>
-      <w:r>
-        <w:t xml:space="preserve"> </w:t>
-      </w:r>
-      <w:r>
-        <w:t xml:space="preserve">- 테스트를 먼저 만드는가, 나중에 만드는가 (먼저가 낫다)</w:t>
-      </w:r>
-      <w:r>
-        <w:t xml:space="preserve"> </w:t>
-      </w:r>
-      <w:r>
-        <w:t xml:space="preserve">- 불필요한 의존성을 추가하려 하는가</w:t>
-      </w:r>
-      <w:r>
-        <w:t xml:space="preserve"> </w:t>
-      </w:r>
-      <w:r>
-        <w:t xml:space="preserve">- CLAUDE.md의 금지 사항을 어기는 부분이 있는가</w:t>
-      </w:r>
-    </w:p>
-    <w:bookmarkEnd w:id="29"/>
-    <w:bookmarkStart w:id="30" w:name="프롬프트를-파일로-참조하기"/>
-    <w:p>
-      <w:pPr>
-        <w:pStyle w:val="Heading3"/>
-      </w:pPr>
-      <w:r>
-        <w:t xml:space="preserve">2.3 프롬프트를 파일로 참조하기</w:t>
-      </w:r>
-    </w:p>
-    <w:p>
-      <w:pPr>
-        <w:pStyle w:val="FirstParagraph"/>
-      </w:pPr>
-      <w:r>
-        <w:t xml:space="preserve">긴 프롬프트를 매번 붙여넣는 대신 이렇게 해도 된다.</w:t>
-      </w:r>
-    </w:p>
-    <w:p>
-      <w:pPr>
-        <w:pStyle w:val="SourceCode"/>
-      </w:pPr>
-      <w:r>
-        <w:rPr>
-          <w:rStyle w:val="VerbatimChar"/>
-        </w:rPr>
-        <w:t xml:space="preserve">docs/06_개발가이드.md 의 P1 섹션을 읽고 그대로 구현해줘.</w:t>
-      </w:r>
-      <w:r>
-        <w:br/>
-      </w:r>
-      <w:r>
-        <w:rPr>
-          <w:rStyle w:val="VerbatimChar"/>
-        </w:rPr>
-        <w:t xml:space="preserve">완료 조건까지 전부 만족시켜야 해.</w:t>
-      </w:r>
-    </w:p>
-    <w:p>
-      <w:pPr>
-        <w:pStyle w:val="FirstParagraph"/>
-      </w:pPr>
-      <w:r>
-        <w:rPr>
-          <w:bCs/>
-          <w:b/>
-        </w:rPr>
-        <w:t xml:space="preserve">장점</w:t>
-      </w:r>
-      <w:r>
-        <w:t xml:space="preserve">: 프롬프트 원문이 저장소에 남아 재현 가능하다.</w:t>
-      </w:r>
-      <w:r>
-        <w:t xml:space="preserve"> </w:t>
-      </w:r>
-      <w:r>
-        <w:rPr>
-          <w:bCs/>
-          <w:b/>
-        </w:rPr>
-        <w:t xml:space="preserve">단점</w:t>
-      </w:r>
-      <w:r>
-        <w:t xml:space="preserve">: 파일을 읽는 데 컨텍스트를 쓴다.</w:t>
-      </w:r>
-    </w:p>
-    <w:p>
-      <w:pPr>
-        <w:pStyle w:val="BodyText"/>
-      </w:pPr>
-      <w:r>
-        <w:t xml:space="preserve">P0~P2처럼 타입 정의가 중요한 단계는</w:t>
-      </w:r>
-      <w:r>
-        <w:t xml:space="preserve"> </w:t>
-      </w:r>
-      <w:r>
-        <w:rPr>
-          <w:bCs/>
-          <w:b/>
         </w:rPr>
         <w:t xml:space="preserve">직접 붙여넣는 쪽</w:t>
       </w:r>
@@ -1007,8 +969,8 @@
         <w:t xml:space="preserve">을 권한다. 정확도가 중요하다.</w:t>
       </w:r>
     </w:p>
-    <w:bookmarkEnd w:id="30"/>
-    <w:bookmarkStart w:id="31" w:name="반복-작업은-스킬로-만든다"/>
+    <w:bookmarkEnd w:id="19"/>
+    <w:bookmarkStart w:id="20" w:name="반복-작업은-스킬로-만든다"/>
     <w:p>
       <w:pPr>
         <w:pStyle w:val="Heading3"/>
@@ -1248,9 +1210,9 @@
         </w:pict>
       </w:r>
     </w:p>
-    <w:bookmarkEnd w:id="31"/>
-    <w:bookmarkEnd w:id="32"/>
-    <w:bookmarkStart w:id="36" w:name="세션-관리"/>
+    <w:bookmarkEnd w:id="20"/>
+    <w:bookmarkEnd w:id="21"/>
+    <w:bookmarkStart w:id="25" w:name="세션-관리"/>
     <w:p>
       <w:pPr>
         <w:pStyle w:val="Heading2"/>
@@ -1259,7 +1221,7 @@
         <w:t xml:space="preserve">3. 세션 관리</w:t>
       </w:r>
     </w:p>
-    <w:bookmarkStart w:id="33" w:name="언제-clear-하나"/>
+    <w:bookmarkStart w:id="22" w:name="언제-clear-하나"/>
     <w:p>
       <w:pPr>
         <w:pStyle w:val="Heading3"/>
@@ -1289,53 +1251,114 @@
       </w:pPr>
       <w:r>
         <w:rPr>
+          <w:b/>
           <w:bCs/>
+        </w:rPr>
+        <w:t xml:space="preserve">작업 단위가 바뀔 때마다.</w:t>
+      </w:r>
+      <w:r>
+        <w:t xml:space="preserve"> </w:t>
+      </w:r>
+      <w:r>
+        <w:t xml:space="preserve">P0이 끝나고 P1로 갈 때가 그 시점이다.</w:t>
+      </w:r>
+    </w:p>
+    <w:p>
+      <w:pPr>
+        <w:pStyle w:val="BodyText"/>
+      </w:pPr>
+      <w:r>
+        <w:rPr>
+          <w:rStyle w:val="VerbatimChar"/>
+        </w:rPr>
+        <w:t xml:space="preserve">/clear</w:t>
+      </w:r>
+      <w:r>
+        <w:t xml:space="preserve">는 대화를 비우지만</w:t>
+      </w:r>
+      <w:r>
+        <w:t xml:space="preserve"> </w:t>
+      </w:r>
+      <w:r>
+        <w:rPr>
           <w:b/>
-        </w:rPr>
-        <w:t xml:space="preserve">작업 단위가 바뀔 때마다.</w:t>
-      </w:r>
-      <w:r>
-        <w:t xml:space="preserve"> </w:t>
-      </w:r>
-      <w:r>
-        <w:t xml:space="preserve">P0이 끝나고 P1로 갈 때가 그 시점이다.</w:t>
-      </w:r>
-    </w:p>
-    <w:p>
-      <w:pPr>
-        <w:pStyle w:val="BodyText"/>
-      </w:pPr>
-      <w:r>
-        <w:rPr>
-          <w:rStyle w:val="VerbatimChar"/>
-        </w:rPr>
-        <w:t xml:space="preserve">/clear</w:t>
-      </w:r>
-      <w:r>
-        <w:t xml:space="preserve">는 대화를 비우지만</w:t>
-      </w:r>
-      <w:r>
-        <w:t xml:space="preserve"> </w:t>
-      </w:r>
-      <w:r>
-        <w:rPr>
           <w:bCs/>
+        </w:rPr>
+        <w:t xml:space="preserve">CLAUDE.md 같은 프로젝트 메모리는 유지</w:t>
+      </w:r>
+      <w:r>
+        <w:t xml:space="preserve">한다. 이전 작업의 시행착오가 다음 작업의 판단을 흐리는 걸 막는다.</w:t>
+      </w:r>
+    </w:p>
+    <w:bookmarkEnd w:id="22"/>
+    <w:bookmarkStart w:id="23" w:name="언제-compact-하나"/>
+    <w:p>
+      <w:pPr>
+        <w:pStyle w:val="Heading3"/>
+      </w:pPr>
+      <w:r>
+        <w:t xml:space="preserve">3.2 언제</w:t>
+      </w:r>
+      <w:r>
+        <w:t xml:space="preserve"> </w:t>
+      </w:r>
+      <w:r>
+        <w:rPr>
+          <w:rStyle w:val="VerbatimChar"/>
+        </w:rPr>
+        <w:t xml:space="preserve">/compact</w:t>
+      </w:r>
+      <w:r>
+        <w:t xml:space="preserve"> </w:t>
+      </w:r>
+      <w:r>
+        <w:t xml:space="preserve">하나</w:t>
+      </w:r>
+    </w:p>
+    <w:p>
+      <w:pPr>
+        <w:pStyle w:val="FirstParagraph"/>
+      </w:pPr>
+      <w:r>
+        <w:rPr>
           <w:b/>
-        </w:rPr>
-        <w:t xml:space="preserve">CLAUDE.md 같은 프로젝트 메모리는 유지</w:t>
-      </w:r>
-      <w:r>
-        <w:t xml:space="preserve">한다. 이전 작업의 시행착오가 다음 작업의 판단을 흐리는 걸 막는다.</w:t>
-      </w:r>
-    </w:p>
-    <w:bookmarkEnd w:id="33"/>
-    <w:bookmarkStart w:id="34" w:name="언제-compact-하나"/>
-    <w:p>
-      <w:pPr>
-        <w:pStyle w:val="Heading3"/>
-      </w:pPr>
-      <w:r>
-        <w:t xml:space="preserve">3.2 언제</w:t>
+          <w:bCs/>
+        </w:rPr>
+        <w:t xml:space="preserve">한 작업 안에서 대화가 길어졌을 때.</w:t>
+      </w:r>
+      <w:r>
+        <w:t xml:space="preserve"> </w:t>
+      </w:r>
+      <w:r>
+        <w:t xml:space="preserve">요약해서 컨텍스트를 비우되 대화는 이어간다.</w:t>
+      </w:r>
+    </w:p>
+    <w:p>
+      <w:pPr>
+        <w:pStyle w:val="SourceCode"/>
+      </w:pPr>
+      <w:r>
+        <w:rPr>
+          <w:rStyle w:val="VerbatimChar"/>
+        </w:rPr>
+        <w:t xml:space="preserve">/context     # 지금 뭐가 컨텍스트를 차지하는지 확인</w:t>
+      </w:r>
+      <w:r>
+        <w:br/>
+      </w:r>
+      <w:r>
+        <w:rPr>
+          <w:rStyle w:val="VerbatimChar"/>
+        </w:rPr>
+        <w:t xml:space="preserve">/compact     # 요약해서 공간 확보</w:t>
+      </w:r>
+    </w:p>
+    <w:p>
+      <w:pPr>
+        <w:pStyle w:val="FirstParagraph"/>
+      </w:pPr>
+      <w:r>
+        <w:t xml:space="preserve">큰 작업을 시작하기 전에</w:t>
       </w:r>
       <w:r>
         <w:t xml:space="preserve"> </w:t>
@@ -1347,72 +1370,11 @@
         <w:t xml:space="preserve">/compact</w:t>
       </w:r>
       <w:r>
-        <w:t xml:space="preserve"> </w:t>
-      </w:r>
-      <w:r>
-        <w:t xml:space="preserve">하나</w:t>
-      </w:r>
-    </w:p>
-    <w:p>
-      <w:pPr>
-        <w:pStyle w:val="FirstParagraph"/>
-      </w:pPr>
-      <w:r>
-        <w:rPr>
-          <w:bCs/>
-          <w:b/>
-        </w:rPr>
-        <w:t xml:space="preserve">한 작업 안에서 대화가 길어졌을 때.</w:t>
-      </w:r>
-      <w:r>
-        <w:t xml:space="preserve"> </w:t>
-      </w:r>
-      <w:r>
-        <w:t xml:space="preserve">요약해서 컨텍스트를 비우되 대화는 이어간다.</w:t>
-      </w:r>
-    </w:p>
-    <w:p>
-      <w:pPr>
-        <w:pStyle w:val="SourceCode"/>
-      </w:pPr>
-      <w:r>
-        <w:rPr>
-          <w:rStyle w:val="VerbatimChar"/>
-        </w:rPr>
-        <w:t xml:space="preserve">/context     # 지금 뭐가 컨텍스트를 차지하는지 확인</w:t>
-      </w:r>
-      <w:r>
-        <w:br/>
-      </w:r>
-      <w:r>
-        <w:rPr>
-          <w:rStyle w:val="VerbatimChar"/>
-        </w:rPr>
-        <w:t xml:space="preserve">/compact     # 요약해서 공간 확보</w:t>
-      </w:r>
-    </w:p>
-    <w:p>
-      <w:pPr>
-        <w:pStyle w:val="FirstParagraph"/>
-      </w:pPr>
-      <w:r>
-        <w:t xml:space="preserve">큰 작업을 시작하기 전에</w:t>
-      </w:r>
-      <w:r>
-        <w:t xml:space="preserve"> </w:t>
-      </w:r>
-      <w:r>
-        <w:rPr>
-          <w:rStyle w:val="VerbatimChar"/>
-        </w:rPr>
-        <w:t xml:space="preserve">/compact</w:t>
-      </w:r>
-      <w:r>
         <w:t xml:space="preserve">를 한 번 돌리면 안정적이다.</w:t>
       </w:r>
     </w:p>
-    <w:bookmarkEnd w:id="34"/>
-    <w:bookmarkStart w:id="35" w:name="위험한-변경-전에는-branch"/>
+    <w:bookmarkEnd w:id="23"/>
+    <w:bookmarkStart w:id="24" w:name="위험한-변경-전에는-branch"/>
     <w:p>
       <w:pPr>
         <w:pStyle w:val="Heading3"/>
@@ -1457,9 +1419,9 @@
         </w:pict>
       </w:r>
     </w:p>
-    <w:bookmarkEnd w:id="35"/>
-    <w:bookmarkEnd w:id="36"/>
-    <w:bookmarkStart w:id="40" w:name="검증-이게-제일-중요하다"/>
+    <w:bookmarkEnd w:id="24"/>
+    <w:bookmarkEnd w:id="25"/>
+    <w:bookmarkStart w:id="29" w:name="검증-이게-제일-중요하다"/>
     <w:p>
       <w:pPr>
         <w:pStyle w:val="Heading2"/>
@@ -1468,7 +1430,7 @@
         <w:t xml:space="preserve">4. 검증 — 이게 제일 중요하다</w:t>
       </w:r>
     </w:p>
-    <w:bookmarkStart w:id="37" w:name="완료-조건을-직접-확인한다"/>
+    <w:bookmarkStart w:id="26" w:name="완료-조건을-직접-확인한다"/>
     <w:p>
       <w:pPr>
         <w:pStyle w:val="Heading3"/>
@@ -1489,374 +1451,360 @@
       </w:r>
       <w:r>
         <w:rPr>
+          <w:b/>
           <w:bCs/>
+        </w:rPr>
+        <w:t xml:space="preserve">Claude가</w:t>
+      </w:r>
+      <w:r>
+        <w:rPr>
           <w:b/>
-        </w:rPr>
-        <w:t xml:space="preserve">Claude가</w:t>
-      </w:r>
-      <w:r>
-        <w:rPr>
           <w:bCs/>
+        </w:rPr>
+        <w:t xml:space="preserve"> </w:t>
+      </w:r>
+      <w:r>
+        <w:rPr>
           <w:b/>
-        </w:rPr>
-        <w:t xml:space="preserve"> </w:t>
-      </w:r>
-      <w:r>
-        <w:rPr>
           <w:bCs/>
+        </w:rPr>
+        <w:t xml:space="preserve">“완료했습니다”</w:t>
+      </w:r>
+      <w:r>
+        <w:rPr>
           <w:b/>
-        </w:rPr>
-        <w:t xml:space="preserve">“</w:t>
-      </w:r>
-      <w:r>
-        <w:rPr>
           <w:bCs/>
+        </w:rPr>
+        <w:t xml:space="preserve">라고 해도 직접 본다.</w:t>
+      </w:r>
+    </w:p>
+    <w:p>
+      <w:pPr>
+        <w:pStyle w:val="SourceCode"/>
+      </w:pPr>
+      <w:r>
+        <w:rPr>
+          <w:rStyle w:val="ExtensionTok"/>
+        </w:rPr>
+        <w:t xml:space="preserve">npm</w:t>
+      </w:r>
+      <w:r>
+        <w:rPr>
+          <w:rStyle w:val="NormalTok"/>
+        </w:rPr>
+        <w:t xml:space="preserve"> test              </w:t>
+      </w:r>
+      <w:r>
+        <w:rPr>
+          <w:rStyle w:val="CommentTok"/>
+        </w:rPr>
+        <w:t xml:space="preserve"># P1 이후 필수</w:t>
+      </w:r>
+      <w:r>
+        <w:br/>
+      </w:r>
+      <w:r>
+        <w:rPr>
+          <w:rStyle w:val="ExtensionTok"/>
+        </w:rPr>
+        <w:t xml:space="preserve">npm</w:t>
+      </w:r>
+      <w:r>
+        <w:rPr>
+          <w:rStyle w:val="NormalTok"/>
+        </w:rPr>
+        <w:t xml:space="preserve"> run build         </w:t>
+      </w:r>
+      <w:r>
+        <w:rPr>
+          <w:rStyle w:val="CommentTok"/>
+        </w:rPr>
+        <w:t xml:space="preserve"># P5 이후 필수, 정적 생성 페이지 수 확인</w:t>
+      </w:r>
+      <w:r>
+        <w:br/>
+      </w:r>
+      <w:r>
+        <w:rPr>
+          <w:rStyle w:val="ExtensionTok"/>
+        </w:rPr>
+        <w:t xml:space="preserve">npm</w:t>
+      </w:r>
+      <w:r>
+        <w:rPr>
+          <w:rStyle w:val="NormalTok"/>
+        </w:rPr>
+        <w:t xml:space="preserve"> run dev           </w:t>
+      </w:r>
+      <w:r>
+        <w:rPr>
+          <w:rStyle w:val="CommentTok"/>
+        </w:rPr>
+        <w:t xml:space="preserve"># 눈으로 확인</w:t>
+      </w:r>
+    </w:p>
+    <w:p>
+      <w:pPr>
+        <w:pStyle w:val="FirstParagraph"/>
+      </w:pPr>
+      <w:r>
+        <w:t xml:space="preserve">P5(SEO)는 특히 이렇게 확인한다.</w:t>
+      </w:r>
+    </w:p>
+    <w:p>
+      <w:pPr>
+        <w:pStyle w:val="SourceCode"/>
+      </w:pPr>
+      <w:r>
+        <w:rPr>
+          <w:rStyle w:val="ExtensionTok"/>
+        </w:rPr>
+        <w:t xml:space="preserve">npm</w:t>
+      </w:r>
+      <w:r>
+        <w:rPr>
+          <w:rStyle w:val="NormalTok"/>
+        </w:rPr>
+        <w:t xml:space="preserve"> run build </w:t>
+      </w:r>
+      <w:r>
+        <w:rPr>
+          <w:rStyle w:val="DecValTok"/>
+        </w:rPr>
+        <w:t xml:space="preserve">2</w:t>
+      </w:r>
+      <w:r>
+        <w:rPr>
+          <w:rStyle w:val="OperatorTok"/>
+        </w:rPr>
+        <w:t xml:space="preserve">&gt;&amp;</w:t>
+      </w:r>
+      <w:r>
+        <w:rPr>
+          <w:rStyle w:val="DecValTok"/>
+        </w:rPr>
+        <w:t xml:space="preserve">1</w:t>
+      </w:r>
+      <w:r>
+        <w:rPr>
+          <w:rStyle w:val="NormalTok"/>
+        </w:rPr>
+        <w:t xml:space="preserve"> </w:t>
+      </w:r>
+      <w:r>
+        <w:rPr>
+          <w:rStyle w:val="KeywordTok"/>
+        </w:rPr>
+        <w:t xml:space="preserve">|</w:t>
+      </w:r>
+      <w:r>
+        <w:rPr>
+          <w:rStyle w:val="NormalTok"/>
+        </w:rPr>
+        <w:t xml:space="preserve"> </w:t>
+      </w:r>
+      <w:r>
+        <w:rPr>
+          <w:rStyle w:val="FunctionTok"/>
+        </w:rPr>
+        <w:t xml:space="preserve">grep</w:t>
+      </w:r>
+      <w:r>
+        <w:rPr>
+          <w:rStyle w:val="NormalTok"/>
+        </w:rPr>
+        <w:t xml:space="preserve"> </w:t>
+      </w:r>
+      <w:r>
+        <w:rPr>
+          <w:rStyle w:val="AttributeTok"/>
+        </w:rPr>
+        <w:t xml:space="preserve">-c</w:t>
+      </w:r>
+      <w:r>
+        <w:rPr>
+          <w:rStyle w:val="NormalTok"/>
+        </w:rPr>
+        <w:t xml:space="preserve"> </w:t>
+      </w:r>
+      <w:r>
+        <w:rPr>
+          <w:rStyle w:val="StringTok"/>
+        </w:rPr>
+        <w:t xml:space="preserve">"○\|●"</w:t>
+      </w:r>
+      <w:r>
+        <w:rPr>
+          <w:rStyle w:val="NormalTok"/>
+        </w:rPr>
+        <w:t xml:space="preserve">   </w:t>
+      </w:r>
+      <w:r>
+        <w:rPr>
+          <w:rStyle w:val="CommentTok"/>
+        </w:rPr>
+        <w:t xml:space="preserve"># 생성된 페이지 수</w:t>
+      </w:r>
+      <w:r>
+        <w:br/>
+      </w:r>
+      <w:r>
+        <w:rPr>
+          <w:rStyle w:val="ExtensionTok"/>
+        </w:rPr>
+        <w:t xml:space="preserve">curl</w:t>
+      </w:r>
+      <w:r>
+        <w:rPr>
+          <w:rStyle w:val="NormalTok"/>
+        </w:rPr>
+        <w:t xml:space="preserve"> </w:t>
+      </w:r>
+      <w:r>
+        <w:rPr>
+          <w:rStyle w:val="AttributeTok"/>
+        </w:rPr>
+        <w:t xml:space="preserve">-s</w:t>
+      </w:r>
+      <w:r>
+        <w:rPr>
+          <w:rStyle w:val="NormalTok"/>
+        </w:rPr>
+        <w:t xml:space="preserve"> localhost:3000/town/sarria </w:t>
+      </w:r>
+      <w:r>
+        <w:rPr>
+          <w:rStyle w:val="KeywordTok"/>
+        </w:rPr>
+        <w:t xml:space="preserve">|</w:t>
+      </w:r>
+      <w:r>
+        <w:rPr>
+          <w:rStyle w:val="NormalTok"/>
+        </w:rPr>
+        <w:t xml:space="preserve"> </w:t>
+      </w:r>
+      <w:r>
+        <w:rPr>
+          <w:rStyle w:val="FunctionTok"/>
+        </w:rPr>
+        <w:t xml:space="preserve">grep</w:t>
+      </w:r>
+      <w:r>
+        <w:rPr>
+          <w:rStyle w:val="NormalTok"/>
+        </w:rPr>
+        <w:t xml:space="preserve"> </w:t>
+      </w:r>
+      <w:r>
+        <w:rPr>
+          <w:rStyle w:val="AttributeTok"/>
+        </w:rPr>
+        <w:t xml:space="preserve">-c</w:t>
+      </w:r>
+      <w:r>
+        <w:rPr>
+          <w:rStyle w:val="NormalTok"/>
+        </w:rPr>
+        <w:t xml:space="preserve"> </w:t>
+      </w:r>
+      <w:r>
+        <w:rPr>
+          <w:rStyle w:val="StringTok"/>
+        </w:rPr>
+        <w:t xml:space="preserve">"&lt;h1"</w:t>
+      </w:r>
+      <w:r>
+        <w:rPr>
+          <w:rStyle w:val="NormalTok"/>
+        </w:rPr>
+        <w:t xml:space="preserve">  </w:t>
+      </w:r>
+      <w:r>
+        <w:rPr>
+          <w:rStyle w:val="CommentTok"/>
+        </w:rPr>
+        <w:t xml:space="preserve"># 서버 렌더 확인</w:t>
+      </w:r>
+    </w:p>
+    <w:bookmarkEnd w:id="26"/>
+    <w:bookmarkStart w:id="27" w:name="변경-내용을-본다"/>
+    <w:p>
+      <w:pPr>
+        <w:pStyle w:val="Heading3"/>
+      </w:pPr>
+      <w:r>
+        <w:t xml:space="preserve">4.2 변경 내용을 본다</w:t>
+      </w:r>
+    </w:p>
+    <w:p>
+      <w:pPr>
+        <w:pStyle w:val="SourceCode"/>
+      </w:pPr>
+      <w:r>
+        <w:rPr>
+          <w:rStyle w:val="VerbatimChar"/>
+        </w:rPr>
+        <w:t xml:space="preserve">/diff              # 대화형 diff 뷰어</w:t>
+      </w:r>
+      <w:r>
+        <w:br/>
+      </w:r>
+      <w:r>
+        <w:rPr>
+          <w:rStyle w:val="VerbatimChar"/>
+        </w:rPr>
+        <w:t xml:space="preserve">/code-review       # 현재 diff의 버그·정리 대상 검토</w:t>
+      </w:r>
+    </w:p>
+    <w:p>
+      <w:pPr>
+        <w:pStyle w:val="FirstParagraph"/>
+      </w:pPr>
+      <w:r>
+        <w:rPr>
+          <w:rStyle w:val="VerbatimChar"/>
+        </w:rPr>
+        <w:t xml:space="preserve">/code-review --fix</w:t>
+      </w:r>
+      <w:r>
+        <w:t xml:space="preserve">로 발견 사항을 바로 적용할 수도 있다. 다만</w:t>
+      </w:r>
+      <w:r>
+        <w:t xml:space="preserve"> </w:t>
+      </w:r>
+      <w:r>
+        <w:rPr>
           <w:b/>
-        </w:rPr>
-        <w:t xml:space="preserve">완료했습니다</w:t>
-      </w:r>
-      <w:r>
-        <w:rPr>
           <w:bCs/>
+        </w:rPr>
+        <w:t xml:space="preserve">자동 수정 후에도</w:t>
+      </w:r>
+      <w:r>
+        <w:rPr>
           <w:b/>
-        </w:rPr>
-        <w:t xml:space="preserve">”</w:t>
-      </w:r>
-      <w:r>
-        <w:rPr>
           <w:bCs/>
+        </w:rPr>
+        <w:t xml:space="preserve"> </w:t>
+      </w:r>
+      <w:r>
+        <w:rPr>
+          <w:rStyle w:val="VerbatimChar"/>
           <w:b/>
-        </w:rPr>
-        <w:t xml:space="preserve">라고 해도 직접 본다.</w:t>
-      </w:r>
-    </w:p>
-    <w:p>
-      <w:pPr>
-        <w:pStyle w:val="SourceCode"/>
-      </w:pPr>
-      <w:r>
-        <w:rPr>
-          <w:rStyle w:val="ExtensionTok"/>
-        </w:rPr>
-        <w:t xml:space="preserve">npm</w:t>
-      </w:r>
-      <w:r>
-        <w:rPr>
-          <w:rStyle w:val="NormalTok"/>
-        </w:rPr>
-        <w:t xml:space="preserve"> test              </w:t>
-      </w:r>
-      <w:r>
-        <w:rPr>
-          <w:rStyle w:val="CommentTok"/>
-        </w:rPr>
-        <w:t xml:space="preserve"># P1 이후 필수</w:t>
-      </w:r>
-      <w:r>
-        <w:br/>
-      </w:r>
-      <w:r>
-        <w:rPr>
-          <w:rStyle w:val="ExtensionTok"/>
-        </w:rPr>
-        <w:t xml:space="preserve">npm</w:t>
-      </w:r>
-      <w:r>
-        <w:rPr>
-          <w:rStyle w:val="NormalTok"/>
-        </w:rPr>
-        <w:t xml:space="preserve"> run build         </w:t>
-      </w:r>
-      <w:r>
-        <w:rPr>
-          <w:rStyle w:val="CommentTok"/>
-        </w:rPr>
-        <w:t xml:space="preserve"># P5 이후 필수, 정적 생성 페이지 수 확인</w:t>
-      </w:r>
-      <w:r>
-        <w:br/>
-      </w:r>
-      <w:r>
-        <w:rPr>
-          <w:rStyle w:val="ExtensionTok"/>
-        </w:rPr>
-        <w:t xml:space="preserve">npm</w:t>
-      </w:r>
-      <w:r>
-        <w:rPr>
-          <w:rStyle w:val="NormalTok"/>
-        </w:rPr>
-        <w:t xml:space="preserve"> run dev           </w:t>
-      </w:r>
-      <w:r>
-        <w:rPr>
-          <w:rStyle w:val="CommentTok"/>
-        </w:rPr>
-        <w:t xml:space="preserve"># 눈으로 확인</w:t>
-      </w:r>
-    </w:p>
-    <w:p>
-      <w:pPr>
-        <w:pStyle w:val="FirstParagraph"/>
-      </w:pPr>
-      <w:r>
-        <w:t xml:space="preserve">P5(SEO)는 특히 이렇게 확인한다.</w:t>
-      </w:r>
-    </w:p>
-    <w:p>
-      <w:pPr>
-        <w:pStyle w:val="SourceCode"/>
-      </w:pPr>
-      <w:r>
-        <w:rPr>
-          <w:rStyle w:val="ExtensionTok"/>
-        </w:rPr>
-        <w:t xml:space="preserve">npm</w:t>
-      </w:r>
-      <w:r>
-        <w:rPr>
-          <w:rStyle w:val="NormalTok"/>
-        </w:rPr>
-        <w:t xml:space="preserve"> run build </w:t>
-      </w:r>
-      <w:r>
-        <w:rPr>
-          <w:rStyle w:val="DecValTok"/>
-        </w:rPr>
-        <w:t xml:space="preserve">2</w:t>
-      </w:r>
-      <w:r>
-        <w:rPr>
-          <w:rStyle w:val="OperatorTok"/>
-        </w:rPr>
-        <w:t xml:space="preserve">&gt;&amp;</w:t>
-      </w:r>
-      <w:r>
-        <w:rPr>
-          <w:rStyle w:val="DecValTok"/>
-        </w:rPr>
-        <w:t xml:space="preserve">1</w:t>
-      </w:r>
-      <w:r>
-        <w:rPr>
-          <w:rStyle w:val="NormalTok"/>
-        </w:rPr>
-        <w:t xml:space="preserve"> </w:t>
-      </w:r>
-      <w:r>
-        <w:rPr>
-          <w:rStyle w:val="KeywordTok"/>
-        </w:rPr>
-        <w:t xml:space="preserve">|</w:t>
-      </w:r>
-      <w:r>
-        <w:rPr>
-          <w:rStyle w:val="NormalTok"/>
-        </w:rPr>
-        <w:t xml:space="preserve"> </w:t>
-      </w:r>
-      <w:r>
-        <w:rPr>
-          <w:rStyle w:val="FunctionTok"/>
-        </w:rPr>
-        <w:t xml:space="preserve">grep</w:t>
-      </w:r>
-      <w:r>
-        <w:rPr>
-          <w:rStyle w:val="NormalTok"/>
-        </w:rPr>
-        <w:t xml:space="preserve"> </w:t>
-      </w:r>
-      <w:r>
-        <w:rPr>
-          <w:rStyle w:val="AttributeTok"/>
-        </w:rPr>
-        <w:t xml:space="preserve">-c</w:t>
-      </w:r>
-      <w:r>
-        <w:rPr>
-          <w:rStyle w:val="NormalTok"/>
-        </w:rPr>
-        <w:t xml:space="preserve"> </w:t>
-      </w:r>
-      <w:r>
-        <w:rPr>
-          <w:rStyle w:val="StringTok"/>
-        </w:rPr>
-        <w:t xml:space="preserve">"○\|●"</w:t>
-      </w:r>
-      <w:r>
-        <w:rPr>
-          <w:rStyle w:val="NormalTok"/>
-        </w:rPr>
-        <w:t xml:space="preserve">   </w:t>
-      </w:r>
-      <w:r>
-        <w:rPr>
-          <w:rStyle w:val="CommentTok"/>
-        </w:rPr>
-        <w:t xml:space="preserve"># 생성된 페이지 수</w:t>
-      </w:r>
-      <w:r>
-        <w:br/>
-      </w:r>
-      <w:r>
-        <w:rPr>
-          <w:rStyle w:val="ExtensionTok"/>
-        </w:rPr>
-        <w:t xml:space="preserve">curl</w:t>
-      </w:r>
-      <w:r>
-        <w:rPr>
-          <w:rStyle w:val="NormalTok"/>
-        </w:rPr>
-        <w:t xml:space="preserve"> </w:t>
-      </w:r>
-      <w:r>
-        <w:rPr>
-          <w:rStyle w:val="AttributeTok"/>
-        </w:rPr>
-        <w:t xml:space="preserve">-s</w:t>
-      </w:r>
-      <w:r>
-        <w:rPr>
-          <w:rStyle w:val="NormalTok"/>
-        </w:rPr>
-        <w:t xml:space="preserve"> localhost:3000/town/sarria </w:t>
-      </w:r>
-      <w:r>
-        <w:rPr>
-          <w:rStyle w:val="KeywordTok"/>
-        </w:rPr>
-        <w:t xml:space="preserve">|</w:t>
-      </w:r>
-      <w:r>
-        <w:rPr>
-          <w:rStyle w:val="NormalTok"/>
-        </w:rPr>
-        <w:t xml:space="preserve"> </w:t>
-      </w:r>
-      <w:r>
-        <w:rPr>
-          <w:rStyle w:val="FunctionTok"/>
-        </w:rPr>
-        <w:t xml:space="preserve">grep</w:t>
-      </w:r>
-      <w:r>
-        <w:rPr>
-          <w:rStyle w:val="NormalTok"/>
-        </w:rPr>
-        <w:t xml:space="preserve"> </w:t>
-      </w:r>
-      <w:r>
-        <w:rPr>
-          <w:rStyle w:val="AttributeTok"/>
-        </w:rPr>
-        <w:t xml:space="preserve">-c</w:t>
-      </w:r>
-      <w:r>
-        <w:rPr>
-          <w:rStyle w:val="NormalTok"/>
-        </w:rPr>
-        <w:t xml:space="preserve"> </w:t>
-      </w:r>
-      <w:r>
-        <w:rPr>
-          <w:rStyle w:val="StringTok"/>
-        </w:rPr>
-        <w:t xml:space="preserve">"&lt;h1"</w:t>
-      </w:r>
-      <w:r>
-        <w:rPr>
-          <w:rStyle w:val="NormalTok"/>
-        </w:rPr>
-        <w:t xml:space="preserve">  </w:t>
-      </w:r>
-      <w:r>
-        <w:rPr>
-          <w:rStyle w:val="CommentTok"/>
-        </w:rPr>
-        <w:t xml:space="preserve"># 서버 렌더 확인</w:t>
-      </w:r>
-    </w:p>
-    <w:bookmarkEnd w:id="37"/>
-    <w:bookmarkStart w:id="38" w:name="변경-내용을-본다"/>
-    <w:p>
-      <w:pPr>
-        <w:pStyle w:val="Heading3"/>
-      </w:pPr>
-      <w:r>
-        <w:t xml:space="preserve">4.2 변경 내용을 본다</w:t>
-      </w:r>
-    </w:p>
-    <w:p>
-      <w:pPr>
-        <w:pStyle w:val="SourceCode"/>
-      </w:pPr>
-      <w:r>
-        <w:rPr>
-          <w:rStyle w:val="VerbatimChar"/>
-        </w:rPr>
-        <w:t xml:space="preserve">/diff              # 대화형 diff 뷰어</w:t>
-      </w:r>
-      <w:r>
-        <w:br/>
-      </w:r>
-      <w:r>
-        <w:rPr>
-          <w:rStyle w:val="VerbatimChar"/>
-        </w:rPr>
-        <w:t xml:space="preserve">/code-review       # 현재 diff의 버그·정리 대상 검토</w:t>
-      </w:r>
-    </w:p>
-    <w:p>
-      <w:pPr>
-        <w:pStyle w:val="FirstParagraph"/>
-      </w:pPr>
-      <w:r>
-        <w:rPr>
-          <w:rStyle w:val="VerbatimChar"/>
-        </w:rPr>
-        <w:t xml:space="preserve">/code-review --fix</w:t>
-      </w:r>
-      <w:r>
-        <w:t xml:space="preserve">로 발견 사항을 바로 적용할 수도 있다. 다만</w:t>
-      </w:r>
-      <w:r>
-        <w:t xml:space="preserve"> </w:t>
-      </w:r>
-      <w:r>
-        <w:rPr>
           <w:bCs/>
+        </w:rPr>
+        <w:t xml:space="preserve">/diff</w:t>
+      </w:r>
+      <w:r>
+        <w:rPr>
           <w:b/>
-        </w:rPr>
-        <w:t xml:space="preserve">자동 수정 후에도</w:t>
-      </w:r>
-      <w:r>
-        <w:rPr>
           <w:bCs/>
-          <w:b/>
-        </w:rPr>
-        <w:t xml:space="preserve"> </w:t>
-      </w:r>
-      <w:r>
-        <w:rPr>
-          <w:rStyle w:val="VerbatimChar"/>
-          <w:bCs/>
-          <w:b/>
-        </w:rPr>
-        <w:t xml:space="preserve">/diff</w:t>
-      </w:r>
-      <w:r>
-        <w:rPr>
-          <w:bCs/>
-          <w:b/>
         </w:rPr>
         <w:t xml:space="preserve">로 다시 본다.</w:t>
       </w:r>
     </w:p>
-    <w:bookmarkEnd w:id="38"/>
-    <w:bookmarkStart w:id="39" w:name="이-프로젝트에서-특히-봐야-할-것"/>
+    <w:bookmarkEnd w:id="27"/>
+    <w:bookmarkStart w:id="28" w:name="이-프로젝트에서-특히-봐야-할-것"/>
     <w:p>
       <w:pPr>
         <w:pStyle w:val="Heading3"/>
@@ -1869,8 +1817,8 @@
       <w:tblPr>
         <w:tblStyle w:val="Table"/>
         <w:tblW w:type="pct" w:w="5000"/>
+        <w:tblLayout w:type="fixed"/>
         <w:tblLook w:firstRow="1" w:lastRow="0" w:firstColumn="0" w:lastColumn="0" w:noHBand="0" w:noVBand="0" w:val="0020"/>
-        <w:jc w:val="start"/>
       </w:tblPr>
       <w:tblGrid>
         <w:gridCol w:w="3960"/>
@@ -1878,14 +1826,13 @@
       </w:tblGrid>
       <w:tr>
         <w:trPr>
-          <w:tblHeader w:val="true"/>
+          <w:tblHeader w:val="on"/>
         </w:trPr>
         <w:tc>
           <w:tcPr/>
           <w:p>
             <w:pPr>
               <w:pStyle w:val="Compact"/>
-              <w:jc w:val="left"/>
             </w:pPr>
             <w:r>
               <w:t xml:space="preserve">확인</w:t>
@@ -1897,7 +1844,6 @@
           <w:p>
             <w:pPr>
               <w:pStyle w:val="Compact"/>
-              <w:jc w:val="left"/>
             </w:pPr>
             <w:r>
               <w:t xml:space="preserve">이유</w:t>
@@ -1911,7 +1857,6 @@
           <w:p>
             <w:pPr>
               <w:pStyle w:val="Compact"/>
-              <w:jc w:val="left"/>
             </w:pPr>
             <w:r>
               <w:rPr>
@@ -1929,7 +1874,6 @@
           <w:p>
             <w:pPr>
               <w:pStyle w:val="Compact"/>
-              <w:jc w:val="left"/>
             </w:pPr>
             <w:r>
               <w:t xml:space="preserve">검증된 데이터다. 임의 수정 금지</w:t>
@@ -1943,7 +1887,6 @@
           <w:p>
             <w:pPr>
               <w:pStyle w:val="Compact"/>
-              <w:jc w:val="left"/>
             </w:pPr>
             <w:r>
               <w:t xml:space="preserve">알베르게 데이터를 지어내지 않았나</w:t>
@@ -1955,7 +1898,6 @@
           <w:p>
             <w:pPr>
               <w:pStyle w:val="Compact"/>
-              <w:jc w:val="left"/>
             </w:pPr>
             <w:r>
               <w:t xml:space="preserve">사람이 한데서 잔다</w:t>
@@ -1969,7 +1911,6 @@
           <w:p>
             <w:pPr>
               <w:pStyle w:val="Compact"/>
-              <w:jc w:val="left"/>
             </w:pPr>
             <w:r>
               <w:t xml:space="preserve">원어명(</w:t>
@@ -1990,7 +1931,6 @@
           <w:p>
             <w:pPr>
               <w:pStyle w:val="Compact"/>
-              <w:jc w:val="left"/>
             </w:pPr>
             <w:r>
               <w:t xml:space="preserve">현지에서 보여줘야 한다</w:t>
@@ -2004,7 +1944,6 @@
           <w:p>
             <w:pPr>
               <w:pStyle w:val="Compact"/>
-              <w:jc w:val="left"/>
             </w:pPr>
             <w:r>
               <w:rPr>
@@ -2022,7 +1961,6 @@
           <w:p>
             <w:pPr>
               <w:pStyle w:val="Compact"/>
-              <w:jc w:val="left"/>
             </w:pPr>
             <w:r>
               <w:t xml:space="preserve">오프라인 동작이 깨진다</w:t>
@@ -2036,7 +1974,6 @@
           <w:p>
             <w:pPr>
               <w:pStyle w:val="Compact"/>
-              <w:jc w:val="left"/>
             </w:pPr>
             <w:r>
               <w:t xml:space="preserve">페이지가 서버 렌더되나 (JS 끄고 확인)</w:t>
@@ -2048,7 +1985,6 @@
           <w:p>
             <w:pPr>
               <w:pStyle w:val="Compact"/>
-              <w:jc w:val="left"/>
             </w:pPr>
             <w:r>
               <w:t xml:space="preserve">SEO가 전략 그 자체다</w:t>
@@ -2062,7 +1998,6 @@
           <w:p>
             <w:pPr>
               <w:pStyle w:val="Compact"/>
-              <w:jc w:val="left"/>
             </w:pPr>
             <w:r>
               <w:t xml:space="preserve">글꼴이 17px 아래로 내려갔나</w:t>
@@ -2074,7 +2009,6 @@
           <w:p>
             <w:pPr>
               <w:pStyle w:val="Compact"/>
-              <w:jc w:val="left"/>
             </w:pPr>
             <w:r>
               <w:t xml:space="preserve">60대 사용자</w:t>
@@ -2090,15 +2024,15 @@
       <w:r>
         <w:rPr>
           <w:rStyle w:val="VerbatimChar"/>
+          <w:b/>
           <w:bCs/>
+        </w:rPr>
+        <w:t xml:space="preserve">git diff data/</w:t>
+      </w:r>
+      <w:r>
+        <w:rPr>
           <w:b/>
-        </w:rPr>
-        <w:t xml:space="preserve">git diff data/</w:t>
-      </w:r>
-      <w:r>
-        <w:rPr>
           <w:bCs/>
-          <w:b/>
         </w:rPr>
         <w:t xml:space="preserve">를 습관적으로 확인한다.</w:t>
       </w:r>
@@ -2116,9 +2050,9 @@
         </w:pict>
       </w:r>
     </w:p>
-    <w:bookmarkEnd w:id="39"/>
-    <w:bookmarkEnd w:id="40"/>
-    <w:bookmarkStart w:id="44" w:name="잘못됐을-때"/>
+    <w:bookmarkEnd w:id="28"/>
+    <w:bookmarkEnd w:id="29"/>
+    <w:bookmarkStart w:id="33" w:name="잘못됐을-때"/>
     <w:p>
       <w:pPr>
         <w:pStyle w:val="Heading2"/>
@@ -2127,7 +2061,7 @@
         <w:t xml:space="preserve">5. 잘못됐을 때</w:t>
       </w:r>
     </w:p>
-    <w:bookmarkStart w:id="41" w:name="되돌리기"/>
+    <w:bookmarkStart w:id="30" w:name="되돌리기"/>
     <w:p>
       <w:pPr>
         <w:pStyle w:val="Heading3"/>
@@ -2229,8 +2163,8 @@
       </w:pPr>
       <w:r>
         <w:rPr>
+          <w:b/>
           <w:bCs/>
-          <w:b/>
         </w:rPr>
         <w:t xml:space="preserve">각 프롬프트 완료 후 반드시 커밋한다.</w:t>
       </w:r>
@@ -2241,8 +2175,8 @@
         <w:t xml:space="preserve">이게 최선의 안전망이다.</w:t>
       </w:r>
     </w:p>
-    <w:bookmarkEnd w:id="41"/>
-    <w:bookmarkStart w:id="42" w:name="자주-나는-문제와-대응"/>
+    <w:bookmarkEnd w:id="30"/>
+    <w:bookmarkStart w:id="31" w:name="자주-나는-문제와-대응"/>
     <w:p>
       <w:pPr>
         <w:pStyle w:val="Heading3"/>
@@ -2255,8 +2189,8 @@
       <w:tblPr>
         <w:tblStyle w:val="Table"/>
         <w:tblW w:type="pct" w:w="5000"/>
+        <w:tblLayout w:type="fixed"/>
         <w:tblLook w:firstRow="1" w:lastRow="0" w:firstColumn="0" w:lastColumn="0" w:noHBand="0" w:noVBand="0" w:val="0020"/>
-        <w:jc w:val="start"/>
       </w:tblPr>
       <w:tblGrid>
         <w:gridCol w:w="2640"/>
@@ -2265,14 +2199,13 @@
       </w:tblGrid>
       <w:tr>
         <w:trPr>
-          <w:tblHeader w:val="true"/>
+          <w:tblHeader w:val="on"/>
         </w:trPr>
         <w:tc>
           <w:tcPr/>
           <w:p>
             <w:pPr>
               <w:pStyle w:val="Compact"/>
-              <w:jc w:val="left"/>
             </w:pPr>
             <w:r>
               <w:t xml:space="preserve">증상</w:t>
@@ -2284,7 +2217,6 @@
           <w:p>
             <w:pPr>
               <w:pStyle w:val="Compact"/>
-              <w:jc w:val="left"/>
             </w:pPr>
             <w:r>
               <w:t xml:space="preserve">원인</w:t>
@@ -2296,7 +2228,6 @@
           <w:p>
             <w:pPr>
               <w:pStyle w:val="Compact"/>
-              <w:jc w:val="left"/>
             </w:pPr>
             <w:r>
               <w:t xml:space="preserve">대응</w:t>
@@ -2310,7 +2241,6 @@
           <w:p>
             <w:pPr>
               <w:pStyle w:val="Compact"/>
-              <w:jc w:val="left"/>
             </w:pPr>
             <w:r>
               <w:t xml:space="preserve">없는 알베르게를 만들어냄</w:t>
@@ -2322,7 +2252,6 @@
           <w:p>
             <w:pPr>
               <w:pStyle w:val="Compact"/>
-              <w:jc w:val="left"/>
             </w:pPr>
             <w:r>
               <w:t xml:space="preserve">빈 필드를 채우려는 습성</w:t>
@@ -2334,7 +2263,6 @@
           <w:p>
             <w:pPr>
               <w:pStyle w:val="Compact"/>
-              <w:jc w:val="left"/>
             </w:pPr>
             <w:r>
               <w:t xml:space="preserve">CLAUDE.md 규칙 1 재확인 시키고</w:t>
@@ -2357,7 +2285,6 @@
           <w:p>
             <w:pPr>
               <w:pStyle w:val="Compact"/>
-              <w:jc w:val="left"/>
             </w:pPr>
             <w:r>
               <w:t xml:space="preserve">타입 이름을 자기 식으로 바꿈</w:t>
@@ -2369,7 +2296,6 @@
           <w:p>
             <w:pPr>
               <w:pStyle w:val="Compact"/>
-              <w:jc w:val="left"/>
             </w:pPr>
             <w:r>
               <w:t xml:space="preserve">프롬프트에 타입을 안 줬거나 무시</w:t>
@@ -2381,7 +2307,6 @@
           <w:p>
             <w:pPr>
               <w:pStyle w:val="Compact"/>
-              <w:jc w:val="left"/>
             </w:pPr>
             <w:r>
               <w:t xml:space="preserve">타입 정의를 다시 주고 재작업</w:t>
@@ -2395,7 +2320,6 @@
           <w:p>
             <w:pPr>
               <w:pStyle w:val="Compact"/>
-              <w:jc w:val="left"/>
             </w:pPr>
             <w:r>
               <w:t xml:space="preserve">테스트를 자기 코드에 맞춰 씀</w:t>
@@ -2407,7 +2331,6 @@
           <w:p>
             <w:pPr>
               <w:pStyle w:val="Compact"/>
-              <w:jc w:val="left"/>
             </w:pPr>
             <w:r>
               <w:t xml:space="preserve">테스트를 나중에 시켰음</w:t>
@@ -2419,7 +2342,6 @@
           <w:p>
             <w:pPr>
               <w:pStyle w:val="Compact"/>
-              <w:jc w:val="left"/>
             </w:pPr>
             <w:r>
               <w:t xml:space="preserve">프롬프트의 테스트 케이스를 명시적으로 지정</w:t>
@@ -2433,7 +2355,6 @@
           <w:p>
             <w:pPr>
               <w:pStyle w:val="Compact"/>
-              <w:jc w:val="left"/>
             </w:pPr>
             <w:r>
               <w:rPr>
@@ -2451,7 +2372,6 @@
           <w:p>
             <w:pPr>
               <w:pStyle w:val="Compact"/>
-              <w:jc w:val="left"/>
             </w:pPr>
             <w:r>
               <w:t xml:space="preserve">습관적 클라이언트 렌더</w:t>
@@ -2463,16 +2383,9 @@
           <w:p>
             <w:pPr>
               <w:pStyle w:val="Compact"/>
-              <w:jc w:val="left"/>
-            </w:pPr>
-            <w:r>
-              <w:t xml:space="preserve">“</w:t>
-            </w:r>
-            <w:r>
-              <w:t xml:space="preserve">서버 컴포넌트에서 계산</w:t>
-            </w:r>
-            <w:r>
-              <w:t xml:space="preserve">”</w:t>
+            </w:pPr>
+            <w:r>
+              <w:t xml:space="preserve">“서버 컴포넌트에서 계산”</w:t>
             </w:r>
             <w:r>
               <w:t xml:space="preserve"> </w:t>
@@ -2489,7 +2402,6 @@
           <w:p>
             <w:pPr>
               <w:pStyle w:val="Compact"/>
-              <w:jc w:val="left"/>
             </w:pPr>
             <w:r>
               <w:t xml:space="preserve">의존성을 마음대로 추가</w:t>
@@ -2509,7 +2421,6 @@
           <w:p>
             <w:pPr>
               <w:pStyle w:val="Compact"/>
-              <w:jc w:val="left"/>
             </w:pPr>
             <w:r>
               <w:t xml:space="preserve">CLAUDE.md에</w:t>
@@ -2518,13 +2429,7 @@
               <w:t xml:space="preserve"> </w:t>
             </w:r>
             <w:r>
-              <w:t xml:space="preserve">“</w:t>
-            </w:r>
-            <w:r>
-              <w:t xml:space="preserve">추가 전 이유 설명</w:t>
-            </w:r>
-            <w:r>
-              <w:t xml:space="preserve">”</w:t>
+              <w:t xml:space="preserve">“추가 전 이유 설명”</w:t>
             </w:r>
             <w:r>
               <w:t xml:space="preserve"> </w:t>
@@ -2541,7 +2446,6 @@
           <w:p>
             <w:pPr>
               <w:pStyle w:val="Compact"/>
-              <w:jc w:val="left"/>
             </w:pPr>
             <w:r>
               <w:t xml:space="preserve">컨텍스트가 꽉 참</w:t>
@@ -2553,7 +2457,6 @@
           <w:p>
             <w:pPr>
               <w:pStyle w:val="Compact"/>
-              <w:jc w:val="left"/>
             </w:pPr>
             <w:r>
               <w:t xml:space="preserve">대화가 길어짐</w:t>
@@ -2565,7 +2468,6 @@
           <w:p>
             <w:pPr>
               <w:pStyle w:val="Compact"/>
-              <w:jc w:val="left"/>
             </w:pPr>
             <w:r>
               <w:rPr>
@@ -2607,8 +2509,8 @@
         </w:tc>
       </w:tr>
     </w:tbl>
-    <w:bookmarkEnd w:id="42"/>
-    <w:bookmarkStart w:id="43" w:name="같은-실수가-반복되면"/>
+    <w:bookmarkEnd w:id="31"/>
+    <w:bookmarkStart w:id="32" w:name="같은-실수가-반복되면"/>
     <w:p>
       <w:pPr>
         <w:pStyle w:val="Heading3"/>
@@ -2623,8 +2525,8 @@
       </w:pPr>
       <w:r>
         <w:rPr>
+          <w:b/>
           <w:bCs/>
-          <w:b/>
         </w:rPr>
         <w:t xml:space="preserve">CLAUDE.md에 규칙을 추가한다.</w:t>
       </w:r>
@@ -2657,13 +2559,7 @@
         <w:t xml:space="preserve"> </w:t>
       </w:r>
       <w:r>
-        <w:t xml:space="preserve">“</w:t>
-      </w:r>
-      <w:r>
-        <w:t xml:space="preserve">하지 말 것</w:t>
-      </w:r>
-      <w:r>
-        <w:t xml:space="preserve">”</w:t>
+        <w:t xml:space="preserve">“하지 말 것”</w:t>
       </w:r>
       <w:r>
         <w:t xml:space="preserve">에 한 줄 추가한다.</w:t>
@@ -2676,9 +2572,9 @@
         </w:pict>
       </w:r>
     </w:p>
-    <w:bookmarkEnd w:id="43"/>
-    <w:bookmarkEnd w:id="44"/>
-    <w:bookmarkStart w:id="45" w:name="이-프로젝트의-권장-순서"/>
+    <w:bookmarkEnd w:id="32"/>
+    <w:bookmarkEnd w:id="33"/>
+    <w:bookmarkStart w:id="34" w:name="이-프로젝트의-권장-순서"/>
     <w:p>
       <w:pPr>
         <w:pStyle w:val="Heading2"/>
@@ -3034,30 +2930,30 @@
       </w:pPr>
       <w:r>
         <w:rPr>
+          <w:b/>
           <w:bCs/>
+        </w:rPr>
+        <w:t xml:space="preserve">P1과 P5는</w:t>
+      </w:r>
+      <w:r>
+        <w:rPr>
           <w:b/>
-        </w:rPr>
-        <w:t xml:space="preserve">P1과 P5는</w:t>
-      </w:r>
-      <w:r>
-        <w:rPr>
           <w:bCs/>
+        </w:rPr>
+        <w:t xml:space="preserve"> </w:t>
+      </w:r>
+      <w:r>
+        <w:rPr>
+          <w:rStyle w:val="VerbatimChar"/>
           <w:b/>
-        </w:rPr>
-        <w:t xml:space="preserve"> </w:t>
-      </w:r>
-      <w:r>
-        <w:rPr>
-          <w:rStyle w:val="VerbatimChar"/>
           <w:bCs/>
+        </w:rPr>
+        <w:t xml:space="preserve">/plan</w:t>
+      </w:r>
+      <w:r>
+        <w:rPr>
           <w:b/>
-        </w:rPr>
-        <w:t xml:space="preserve">/plan</w:t>
-      </w:r>
-      <w:r>
-        <w:rPr>
           <w:bCs/>
-          <w:b/>
         </w:rPr>
         <w:t xml:space="preserve">을 먼저 쓴다.</w:t>
       </w:r>
@@ -3075,8 +2971,8 @@
         </w:pict>
       </w:r>
     </w:p>
-    <w:bookmarkEnd w:id="45"/>
-    <w:bookmarkStart w:id="49" w:name="프롬프트-작성-요령-직접-추가할-때"/>
+    <w:bookmarkEnd w:id="34"/>
+    <w:bookmarkStart w:id="38" w:name="프롬프트-작성-요령-직접-추가할-때"/>
     <w:p>
       <w:pPr>
         <w:pStyle w:val="Heading2"/>
@@ -3093,7 +2989,7 @@
         <w:t xml:space="preserve">05번 문서의 프롬프트를 수정하거나 새로 쓸 때 참고.</w:t>
       </w:r>
     </w:p>
-    <w:bookmarkStart w:id="46" w:name="좋은-프롬프트의-구조"/>
+    <w:bookmarkStart w:id="35" w:name="좋은-프롬프트의-구조"/>
     <w:p>
       <w:pPr>
         <w:pStyle w:val="Heading3"/>
@@ -3167,8 +3063,8 @@
         <w:t xml:space="preserve">[금지]   하지 말 것을 명시</w:t>
       </w:r>
     </w:p>
-    <w:bookmarkEnd w:id="46"/>
-    <w:bookmarkStart w:id="47" w:name="반드시-지킬-것"/>
+    <w:bookmarkEnd w:id="35"/>
+    <w:bookmarkStart w:id="36" w:name="반드시-지킬-것"/>
     <w:p>
       <w:pPr>
         <w:pStyle w:val="Heading3"/>
@@ -3181,8 +3077,8 @@
       <w:tblPr>
         <w:tblStyle w:val="Table"/>
         <w:tblW w:type="pct" w:w="5000"/>
+        <w:tblLayout w:type="fixed"/>
         <w:tblLook w:firstRow="1" w:lastRow="0" w:firstColumn="0" w:lastColumn="0" w:noHBand="0" w:noVBand="0" w:val="0020"/>
-        <w:jc w:val="start"/>
       </w:tblPr>
       <w:tblGrid>
         <w:gridCol w:w="3960"/>
@@ -3190,14 +3086,13 @@
       </w:tblGrid>
       <w:tr>
         <w:trPr>
-          <w:tblHeader w:val="true"/>
+          <w:tblHeader w:val="on"/>
         </w:trPr>
         <w:tc>
           <w:tcPr/>
           <w:p>
             <w:pPr>
               <w:pStyle w:val="Compact"/>
-              <w:jc w:val="left"/>
             </w:pPr>
             <w:r>
               <w:t xml:space="preserve">원칙</w:t>
@@ -3209,7 +3104,6 @@
           <w:p>
             <w:pPr>
               <w:pStyle w:val="Compact"/>
-              <w:jc w:val="left"/>
             </w:pPr>
             <w:r>
               <w:t xml:space="preserve">이유</w:t>
@@ -3223,12 +3117,11 @@
           <w:p>
             <w:pPr>
               <w:pStyle w:val="Compact"/>
-              <w:jc w:val="left"/>
             </w:pPr>
             <w:r>
               <w:rPr>
+                <w:b/>
                 <w:bCs/>
-                <w:b/>
               </w:rPr>
               <w:t xml:space="preserve">타입 정의를 직접 준다</w:t>
             </w:r>
@@ -3239,7 +3132,6 @@
           <w:p>
             <w:pPr>
               <w:pStyle w:val="Compact"/>
-              <w:jc w:val="left"/>
             </w:pPr>
             <w:r>
               <w:t xml:space="preserve">이름이 흔들리면 뒤 단계가 전부 어긋난다</w:t>
@@ -3253,12 +3145,11 @@
           <w:p>
             <w:pPr>
               <w:pStyle w:val="Compact"/>
-              <w:jc w:val="left"/>
             </w:pPr>
             <w:r>
               <w:rPr>
+                <w:b/>
                 <w:bCs/>
-                <w:b/>
               </w:rPr>
               <w:t xml:space="preserve">테스트 케이스를 미리 쓴다</w:t>
             </w:r>
@@ -3269,7 +3160,6 @@
           <w:p>
             <w:pPr>
               <w:pStyle w:val="Compact"/>
-              <w:jc w:val="left"/>
             </w:pPr>
             <w:r>
               <w:t xml:space="preserve">나중에 시키면 자기 코드에 맞춘 테스트를 쓴다</w:t>
@@ -3283,12 +3173,11 @@
           <w:p>
             <w:pPr>
               <w:pStyle w:val="Compact"/>
-              <w:jc w:val="left"/>
             </w:pPr>
             <w:r>
               <w:rPr>
+                <w:b/>
                 <w:bCs/>
-                <w:b/>
               </w:rPr>
               <w:t xml:space="preserve">완료 조건을 숫자로</w:t>
             </w:r>
@@ -3299,16 +3188,9 @@
           <w:p>
             <w:pPr>
               <w:pStyle w:val="Compact"/>
-              <w:jc w:val="left"/>
-            </w:pPr>
-            <w:r>
-              <w:t xml:space="preserve">“</w:t>
-            </w:r>
-            <w:r>
-              <w:t xml:space="preserve">잘 동작한다</w:t>
-            </w:r>
-            <w:r>
-              <w:t xml:space="preserve">”</w:t>
+            </w:pPr>
+            <w:r>
+              <w:t xml:space="preserve">“잘 동작한다”</w:t>
             </w:r>
             <w:r>
               <w:t xml:space="preserve">는 검증 불가</w:t>
@@ -3322,12 +3204,11 @@
           <w:p>
             <w:pPr>
               <w:pStyle w:val="Compact"/>
-              <w:jc w:val="left"/>
             </w:pPr>
             <w:r>
               <w:rPr>
+                <w:b/>
                 <w:bCs/>
-                <w:b/>
               </w:rPr>
               <w:t xml:space="preserve">하지 말 것을 명시</w:t>
             </w:r>
@@ -3338,7 +3219,6 @@
           <w:p>
             <w:pPr>
               <w:pStyle w:val="Compact"/>
-              <w:jc w:val="left"/>
             </w:pPr>
             <w:r>
               <w:t xml:space="preserve">안 시킨 일을 하는 쪽으로 기운다</w:t>
@@ -3352,12 +3232,11 @@
           <w:p>
             <w:pPr>
               <w:pStyle w:val="Compact"/>
-              <w:jc w:val="left"/>
             </w:pPr>
             <w:r>
               <w:rPr>
+                <w:b/>
                 <w:bCs/>
-                <w:b/>
               </w:rPr>
               <w:t xml:space="preserve">한 프롬프트 = 한 관심사</w:t>
             </w:r>
@@ -3368,7 +3247,6 @@
           <w:p>
             <w:pPr>
               <w:pStyle w:val="Compact"/>
-              <w:jc w:val="left"/>
             </w:pPr>
             <w:r>
               <w:t xml:space="preserve">섞으면 품질이 떨어진다</w:t>
@@ -3382,12 +3260,11 @@
           <w:p>
             <w:pPr>
               <w:pStyle w:val="Compact"/>
-              <w:jc w:val="left"/>
             </w:pPr>
             <w:r>
               <w:rPr>
+                <w:b/>
                 <w:bCs/>
-                <w:b/>
               </w:rPr>
               <w:t xml:space="preserve">도메인 함정을 미리 알린다</w:t>
             </w:r>
@@ -3398,16 +3275,9 @@
           <w:p>
             <w:pPr>
               <w:pStyle w:val="Compact"/>
-              <w:jc w:val="left"/>
-            </w:pPr>
-            <w:r>
-              <w:t xml:space="preserve">“</w:t>
-            </w:r>
-            <w:r>
-              <w:t xml:space="preserve">공립 알베르게는 예약을 안 받는다</w:t>
-            </w:r>
-            <w:r>
-              <w:t xml:space="preserve">”</w:t>
+            </w:pPr>
+            <w:r>
+              <w:t xml:space="preserve">“공립 알베르게는 예약을 안 받는다”</w:t>
             </w:r>
           </w:p>
         </w:tc>
@@ -3418,12 +3288,11 @@
           <w:p>
             <w:pPr>
               <w:pStyle w:val="Compact"/>
-              <w:jc w:val="left"/>
             </w:pPr>
             <w:r>
               <w:rPr>
+                <w:b/>
                 <w:bCs/>
-                <w:b/>
               </w:rPr>
               <w:t xml:space="preserve">★로 우선순위 표시</w:t>
             </w:r>
@@ -3434,7 +3303,6 @@
           <w:p>
             <w:pPr>
               <w:pStyle w:val="Compact"/>
-              <w:jc w:val="left"/>
             </w:pPr>
             <w:r>
               <w:t xml:space="preserve">전부 중요하면 아무것도 안 중요하다</w:t>
@@ -3443,8 +3311,8 @@
         </w:tc>
       </w:tr>
     </w:tbl>
-    <w:bookmarkEnd w:id="47"/>
-    <w:bookmarkStart w:id="48" w:name="나쁜-예-좋은-예"/>
+    <w:bookmarkEnd w:id="36"/>
+    <w:bookmarkStart w:id="37" w:name="나쁜-예-좋은-예"/>
     <w:p>
       <w:pPr>
         <w:pStyle w:val="Heading3"/>
@@ -3459,8 +3327,8 @@
       </w:pPr>
       <w:r>
         <w:rPr>
+          <w:b/>
           <w:bCs/>
-          <w:b/>
         </w:rPr>
         <w:t xml:space="preserve">나쁜 예</w:t>
       </w:r>
@@ -3478,44 +3346,38 @@
     </w:p>
     <w:p>
       <w:pPr>
+        <w:pStyle w:val="Compact"/>
         <w:numPr>
           <w:ilvl w:val="0"/>
           <w:numId w:val="1003"/>
         </w:numPr>
+      </w:pPr>
+      <w:r>
+        <w:t xml:space="preserve">두 관심사가 섞임</w:t>
+      </w:r>
+    </w:p>
+    <w:p>
+      <w:pPr>
         <w:pStyle w:val="Compact"/>
-      </w:pPr>
-      <w:r>
-        <w:t xml:space="preserve">두 관심사가 섞임</w:t>
-      </w:r>
-    </w:p>
-    <w:p>
-      <w:pPr>
         <w:numPr>
           <w:ilvl w:val="0"/>
           <w:numId w:val="1003"/>
         </w:numPr>
+      </w:pPr>
+      <w:r>
+        <w:t xml:space="preserve">“예쁘게”</w:t>
+      </w:r>
+      <w:r>
+        <w:t xml:space="preserve">는 검증 불가</w:t>
+      </w:r>
+    </w:p>
+    <w:p>
+      <w:pPr>
         <w:pStyle w:val="Compact"/>
-      </w:pPr>
-      <w:r>
-        <w:t xml:space="preserve">“</w:t>
-      </w:r>
-      <w:r>
-        <w:t xml:space="preserve">예쁘게</w:t>
-      </w:r>
-      <w:r>
-        <w:t xml:space="preserve">”</w:t>
-      </w:r>
-      <w:r>
-        <w:t xml:space="preserve">는 검증 불가</w:t>
-      </w:r>
-    </w:p>
-    <w:p>
-      <w:pPr>
         <w:numPr>
           <w:ilvl w:val="0"/>
           <w:numId w:val="1003"/>
         </w:numPr>
-        <w:pStyle w:val="Compact"/>
       </w:pPr>
       <w:r>
         <w:t xml:space="preserve">타입, 완료 조건, 금지 사항 없음</w:t>
@@ -3527,8 +3389,8 @@
       </w:pPr>
       <w:r>
         <w:rPr>
+          <w:b/>
           <w:bCs/>
-          <w:b/>
         </w:rPr>
         <w:t xml:space="preserve">좋은 예</w:t>
       </w:r>
@@ -3665,9 +3527,9 @@
         </w:pict>
       </w:r>
     </w:p>
-    <w:bookmarkEnd w:id="48"/>
-    <w:bookmarkEnd w:id="49"/>
-    <w:bookmarkStart w:id="50" w:name="비용-관리"/>
+    <w:bookmarkEnd w:id="37"/>
+    <w:bookmarkEnd w:id="38"/>
+    <w:bookmarkStart w:id="39" w:name="비용-관리"/>
     <w:p>
       <w:pPr>
         <w:pStyle w:val="Heading2"/>
@@ -3711,79 +3573,79 @@
       </w:pPr>
       <w:r>
         <w:rPr>
+          <w:b/>
           <w:bCs/>
-          <w:b/>
         </w:rPr>
         <w:t xml:space="preserve">절약 요령</w:t>
       </w:r>
     </w:p>
     <w:p>
       <w:pPr>
+        <w:pStyle w:val="Compact"/>
         <w:numPr>
           <w:ilvl w:val="0"/>
           <w:numId w:val="1004"/>
         </w:numPr>
+      </w:pPr>
+      <w:r>
+        <w:t xml:space="preserve">단순 작업(P2 컴포넌트, P4 인쇄)은 효율을 낮춰도 된다</w:t>
+      </w:r>
+    </w:p>
+    <w:p>
+      <w:pPr>
         <w:pStyle w:val="Compact"/>
-      </w:pPr>
-      <w:r>
-        <w:t xml:space="preserve">단순 작업(P2 컴포넌트, P4 인쇄)은 효율을 낮춰도 된다</w:t>
-      </w:r>
-    </w:p>
-    <w:p>
-      <w:pPr>
         <w:numPr>
           <w:ilvl w:val="0"/>
           <w:numId w:val="1004"/>
         </w:numPr>
+      </w:pPr>
+      <w:r>
+        <w:t xml:space="preserve">복잡한 작업(P1 엔진, P5 SEO)은 높인다</w:t>
+      </w:r>
+    </w:p>
+    <w:p>
+      <w:pPr>
         <w:pStyle w:val="Compact"/>
-      </w:pPr>
-      <w:r>
-        <w:t xml:space="preserve">복잡한 작업(P1 엔진, P5 SEO)은 높인다</w:t>
-      </w:r>
-    </w:p>
-    <w:p>
-      <w:pPr>
         <w:numPr>
           <w:ilvl w:val="0"/>
           <w:numId w:val="1004"/>
         </w:numPr>
+      </w:pPr>
+      <w:r>
+        <w:t xml:space="preserve">CLAUDE.md를 짧게 유지한다. 매 세션 컨텍스트를 먹는다</w:t>
+      </w:r>
+    </w:p>
+    <w:p>
+      <w:pPr>
         <w:pStyle w:val="Compact"/>
-      </w:pPr>
-      <w:r>
-        <w:t xml:space="preserve">CLAUDE.md를 짧게 유지한다. 매 세션 컨텍스트를 먹는다</w:t>
-      </w:r>
-    </w:p>
-    <w:p>
-      <w:pPr>
         <w:numPr>
           <w:ilvl w:val="0"/>
           <w:numId w:val="1004"/>
         </w:numPr>
+      </w:pPr>
+      <w:r>
+        <w:t xml:space="preserve">작업 단위마다</w:t>
+      </w:r>
+      <w:r>
+        <w:t xml:space="preserve"> </w:t>
+      </w:r>
+      <w:r>
+        <w:rPr>
+          <w:rStyle w:val="VerbatimChar"/>
+        </w:rPr>
+        <w:t xml:space="preserve">/clear</w:t>
+      </w:r>
+      <w:r>
+        <w:t xml:space="preserve">. 대화가 길어질수록 매 턴 비용이 오른다</w:t>
+      </w:r>
+    </w:p>
+    <w:p>
+      <w:pPr>
         <w:pStyle w:val="Compact"/>
-      </w:pPr>
-      <w:r>
-        <w:t xml:space="preserve">작업 단위마다</w:t>
-      </w:r>
-      <w:r>
-        <w:t xml:space="preserve"> </w:t>
-      </w:r>
-      <w:r>
-        <w:rPr>
-          <w:rStyle w:val="VerbatimChar"/>
-        </w:rPr>
-        <w:t xml:space="preserve">/clear</w:t>
-      </w:r>
-      <w:r>
-        <w:t xml:space="preserve">. 대화가 길어질수록 매 턴 비용이 오른다</w:t>
-      </w:r>
-    </w:p>
-    <w:p>
-      <w:pPr>
         <w:numPr>
           <w:ilvl w:val="0"/>
           <w:numId w:val="1004"/>
         </w:numPr>
-        <w:pStyle w:val="Compact"/>
       </w:pPr>
       <w:r>
         <w:t xml:space="preserve">큰 파일을 통째로 읽히지 말고 경로와 범위를 지정한다</w:t>
@@ -3796,8 +3658,8 @@
         </w:pict>
       </w:r>
     </w:p>
-    <w:bookmarkEnd w:id="50"/>
-    <w:bookmarkStart w:id="54" w:name="주의사항"/>
+    <w:bookmarkEnd w:id="39"/>
+    <w:bookmarkStart w:id="43" w:name="주의사항"/>
     <w:p>
       <w:pPr>
         <w:pStyle w:val="Heading2"/>
@@ -3806,7 +3668,7 @@
         <w:t xml:space="preserve">9. 주의사항</w:t>
       </w:r>
     </w:p>
-    <w:bookmarkStart w:id="51" w:name="자동-승인을-함부로-켜지-않는다"/>
+    <w:bookmarkStart w:id="40" w:name="자동-승인을-함부로-켜지-않는다"/>
     <w:p>
       <w:pPr>
         <w:pStyle w:val="Heading3"/>
@@ -3833,45 +3695,87 @@
       </w:r>
       <w:r>
         <w:rPr>
+          <w:b/>
           <w:bCs/>
+        </w:rPr>
+        <w:t xml:space="preserve">파일 삭제나</w:t>
+      </w:r>
+      <w:r>
+        <w:rPr>
           <w:b/>
-        </w:rPr>
-        <w:t xml:space="preserve">파일 삭제나</w:t>
-      </w:r>
-      <w:r>
-        <w:rPr>
           <w:bCs/>
+        </w:rPr>
+        <w:t xml:space="preserve"> </w:t>
+      </w:r>
+      <w:r>
+        <w:rPr>
+          <w:rStyle w:val="VerbatimChar"/>
           <w:b/>
-        </w:rPr>
-        <w:t xml:space="preserve"> </w:t>
-      </w:r>
-      <w:r>
-        <w:rPr>
-          <w:rStyle w:val="VerbatimChar"/>
           <w:bCs/>
+        </w:rPr>
+        <w:t xml:space="preserve">git reset</w:t>
+      </w:r>
+      <w:r>
+        <w:rPr>
           <w:b/>
-        </w:rPr>
-        <w:t xml:space="preserve">git reset</w:t>
-      </w:r>
-      <w:r>
-        <w:rPr>
           <w:bCs/>
+        </w:rPr>
+        <w:t xml:space="preserve"> </w:t>
+      </w:r>
+      <w:r>
+        <w:rPr>
           <w:b/>
-        </w:rPr>
-        <w:t xml:space="preserve"> </w:t>
-      </w:r>
-      <w:r>
-        <w:rPr>
           <w:bCs/>
+        </w:rPr>
+        <w:t xml:space="preserve">같은 명령까지 자동 승인하면 위험하다.</w:t>
+      </w:r>
+      <w:r>
+        <w:t xml:space="preserve"> </w:t>
+      </w:r>
+      <w:r>
+        <w:t xml:space="preserve">읽기 전용 명령 정도만 미리 허용한다.</w:t>
+      </w:r>
+    </w:p>
+    <w:p>
+      <w:pPr>
+        <w:pStyle w:val="BodyText"/>
+      </w:pPr>
+      <w:r>
+        <w:rPr>
+          <w:rStyle w:val="VerbatimChar"/>
+        </w:rPr>
+        <w:t xml:space="preserve">/fewer-permission-prompts</w:t>
+      </w:r>
+      <w:r>
+        <w:t xml:space="preserve">가 자주 쓰는 읽기 전용 명령을 찾아 허용 목록을 만들어준다.</w:t>
+      </w:r>
+    </w:p>
+    <w:bookmarkEnd w:id="40"/>
+    <w:bookmarkStart w:id="41" w:name="이-프로젝트-특유의-위험"/>
+    <w:p>
+      <w:pPr>
+        <w:pStyle w:val="Heading3"/>
+      </w:pPr>
+      <w:r>
+        <w:t xml:space="preserve">9.2 이 프로젝트 특유의 위험</w:t>
+      </w:r>
+    </w:p>
+    <w:p>
+      <w:pPr>
+        <w:pStyle w:val="FirstParagraph"/>
+      </w:pPr>
+      <w:r>
+        <w:rPr>
           <w:b/>
-        </w:rPr>
-        <w:t xml:space="preserve">같은 명령까지 자동 승인하면 위험하다.</w:t>
-      </w:r>
-      <w:r>
-        <w:t xml:space="preserve"> </w:t>
-      </w:r>
-      <w:r>
-        <w:t xml:space="preserve">읽기 전용 명령 정도만 미리 허용한다.</w:t>
+          <w:bCs/>
+        </w:rPr>
+        <w:t xml:space="preserve">Claude Code는 빈 필드를 채우려는 습성이 있다.</w:t>
+      </w:r>
+      <w:r>
+        <w:t xml:space="preserve"> </w:t>
+      </w:r>
+      <w:r>
+        <w:t xml:space="preserve">알베르게 데이터에서 이게 발동하면 없는 숙소가 생긴다.</w:t>
       </w:r>
     </w:p>
     <w:p>
@@ -3882,20 +3786,33 @@
         <w:rPr>
           <w:rStyle w:val="VerbatimChar"/>
         </w:rPr>
-        <w:t xml:space="preserve">/fewer-permission-prompts</w:t>
-      </w:r>
-      <w:r>
-        <w:t xml:space="preserve">가 자주 쓰는 읽기 전용 명령을 찾아 허용 목록을 만들어준다.</w:t>
-      </w:r>
-    </w:p>
-    <w:bookmarkEnd w:id="51"/>
-    <w:bookmarkStart w:id="52" w:name="이-프로젝트-특유의-위험"/>
+        <w:t xml:space="preserve">CLAUDE.md</w:t>
+      </w:r>
+      <w:r>
+        <w:t xml:space="preserve">의 규칙 1을 최우선으로 둔 이유가 이것이고,</w:t>
+      </w:r>
+      <w:r>
+        <w:t xml:space="preserve"> </w:t>
+      </w:r>
+      <w:r>
+        <w:rPr>
+          <w:b/>
+          <w:bCs/>
+        </w:rPr>
+        <w:t xml:space="preserve">알베르게 데이터는 실측 도보 전까지 아예 만들지 않는 것</w:t>
+      </w:r>
+      <w:r>
+        <w:t xml:space="preserve">이 가장 안전하다.</w:t>
+      </w:r>
+    </w:p>
+    <w:bookmarkEnd w:id="41"/>
+    <w:bookmarkStart w:id="42" w:name="문서와-코드가-어긋나면"/>
     <w:p>
       <w:pPr>
         <w:pStyle w:val="Heading3"/>
       </w:pPr>
       <w:r>
-        <w:t xml:space="preserve">9.2 이 프로젝트 특유의 위험</w:t>
+        <w:t xml:space="preserve">9.3 문서와 코드가 어긋나면</w:t>
       </w:r>
     </w:p>
     <w:p>
@@ -3903,88 +3820,33 @@
         <w:pStyle w:val="FirstParagraph"/>
       </w:pPr>
       <w:r>
-        <w:rPr>
+        <w:t xml:space="preserve">01 문서 2부의 결함 1·2처럼</w:t>
+      </w:r>
+      <w:r>
+        <w:t xml:space="preserve"> </w:t>
+      </w:r>
+      <w:r>
+        <w:rPr>
+          <w:b/>
           <w:bCs/>
+        </w:rPr>
+        <w:t xml:space="preserve">사양 자체가 틀린 경우가 있다.</w:t>
+      </w:r>
+      <w:r>
+        <w:t xml:space="preserve"> </w:t>
+      </w:r>
+      <w:r>
+        <w:t xml:space="preserve">Claude Code는 사양대로 정확히 구현하므로, 틀린 사양은 틀린 코드가 된다.</w:t>
+      </w:r>
+    </w:p>
+    <w:p>
+      <w:pPr>
+        <w:pStyle w:val="BodyText"/>
+      </w:pPr>
+      <w:r>
+        <w:rPr>
           <w:b/>
-        </w:rPr>
-        <w:t xml:space="preserve">Claude Code는 빈 필드를 채우려는 습성이 있다.</w:t>
-      </w:r>
-      <w:r>
-        <w:t xml:space="preserve"> </w:t>
-      </w:r>
-      <w:r>
-        <w:t xml:space="preserve">알베르게 데이터에서 이게 발동하면 없는 숙소가 생긴다.</w:t>
-      </w:r>
-    </w:p>
-    <w:p>
-      <w:pPr>
-        <w:pStyle w:val="BodyText"/>
-      </w:pPr>
-      <w:r>
-        <w:rPr>
-          <w:rStyle w:val="VerbatimChar"/>
-        </w:rPr>
-        <w:t xml:space="preserve">CLAUDE.md</w:t>
-      </w:r>
-      <w:r>
-        <w:t xml:space="preserve">의 규칙 1을 최우선으로 둔 이유가 이것이고,</w:t>
-      </w:r>
-      <w:r>
-        <w:t xml:space="preserve"> </w:t>
-      </w:r>
-      <w:r>
-        <w:rPr>
           <w:bCs/>
-          <w:b/>
-        </w:rPr>
-        <w:t xml:space="preserve">알베르게 데이터는 실측 도보 전까지 아예 만들지 않는 것</w:t>
-      </w:r>
-      <w:r>
-        <w:t xml:space="preserve">이 가장 안전하다.</w:t>
-      </w:r>
-    </w:p>
-    <w:bookmarkEnd w:id="52"/>
-    <w:bookmarkStart w:id="53" w:name="문서와-코드가-어긋나면"/>
-    <w:p>
-      <w:pPr>
-        <w:pStyle w:val="Heading3"/>
-      </w:pPr>
-      <w:r>
-        <w:t xml:space="preserve">9.3 문서와 코드가 어긋나면</w:t>
-      </w:r>
-    </w:p>
-    <w:p>
-      <w:pPr>
-        <w:pStyle w:val="FirstParagraph"/>
-      </w:pPr>
-      <w:r>
-        <w:t xml:space="preserve">01 문서 2부의 결함 1·2처럼</w:t>
-      </w:r>
-      <w:r>
-        <w:t xml:space="preserve"> </w:t>
-      </w:r>
-      <w:r>
-        <w:rPr>
-          <w:bCs/>
-          <w:b/>
-        </w:rPr>
-        <w:t xml:space="preserve">사양 자체가 틀린 경우가 있다.</w:t>
-      </w:r>
-      <w:r>
-        <w:t xml:space="preserve"> </w:t>
-      </w:r>
-      <w:r>
-        <w:t xml:space="preserve">Claude Code는 사양대로 정확히 구현하므로, 틀린 사양은 틀린 코드가 된다.</w:t>
-      </w:r>
-    </w:p>
-    <w:p>
-      <w:pPr>
-        <w:pStyle w:val="BodyText"/>
-      </w:pPr>
-      <w:r>
-        <w:rPr>
-          <w:bCs/>
-          <w:b/>
         </w:rPr>
         <w:t xml:space="preserve">의심스러우면 구현 전에 물어본다.</w:t>
       </w:r>
@@ -4025,9 +3887,9 @@
         </w:pict>
       </w:r>
     </w:p>
-    <w:bookmarkEnd w:id="53"/>
-    <w:bookmarkEnd w:id="54"/>
-    <w:bookmarkStart w:id="55" w:name="참고"/>
+    <w:bookmarkEnd w:id="42"/>
+    <w:bookmarkEnd w:id="43"/>
+    <w:bookmarkStart w:id="44" w:name="참고"/>
     <w:p>
       <w:pPr>
         <w:pStyle w:val="Heading2"/>
@@ -4038,44 +3900,44 @@
     </w:p>
     <w:p>
       <w:pPr>
+        <w:pStyle w:val="Compact"/>
         <w:numPr>
           <w:ilvl w:val="0"/>
           <w:numId w:val="1005"/>
         </w:numPr>
+      </w:pPr>
+      <w:r>
+        <w:t xml:space="preserve">Claude Code 문서 — https://code.claude.com/docs</w:t>
+      </w:r>
+    </w:p>
+    <w:p>
+      <w:pPr>
         <w:pStyle w:val="Compact"/>
-      </w:pPr>
-      <w:r>
-        <w:t xml:space="preserve">Claude Code 문서 — https://code.claude.com/docs</w:t>
-      </w:r>
-    </w:p>
-    <w:p>
-      <w:pPr>
         <w:numPr>
           <w:ilvl w:val="0"/>
           <w:numId w:val="1005"/>
         </w:numPr>
+      </w:pPr>
+      <w:r>
+        <w:t xml:space="preserve">명령어 전체 목록 — 세션에서</w:t>
+      </w:r>
+      <w:r>
+        <w:t xml:space="preserve"> </w:t>
+      </w:r>
+      <w:r>
+        <w:rPr>
+          <w:rStyle w:val="VerbatimChar"/>
+        </w:rPr>
+        <w:t xml:space="preserve">/help</w:t>
+      </w:r>
+    </w:p>
+    <w:p>
+      <w:pPr>
         <w:pStyle w:val="Compact"/>
-      </w:pPr>
-      <w:r>
-        <w:t xml:space="preserve">명령어 전체 목록 — 세션에서</w:t>
-      </w:r>
-      <w:r>
-        <w:t xml:space="preserve"> </w:t>
-      </w:r>
-      <w:r>
-        <w:rPr>
-          <w:rStyle w:val="VerbatimChar"/>
-        </w:rPr>
-        <w:t xml:space="preserve">/help</w:t>
-      </w:r>
-    </w:p>
-    <w:p>
-      <w:pPr>
         <w:numPr>
           <w:ilvl w:val="0"/>
           <w:numId w:val="1005"/>
         </w:numPr>
-        <w:pStyle w:val="Compact"/>
       </w:pPr>
       <w:r>
         <w:t xml:space="preserve">설정 진단 —</w:t>
@@ -4096,30 +3958,30 @@
       </w:pPr>
       <w:r>
         <w:rPr>
+          <w:i/>
           <w:iCs/>
+        </w:rPr>
+        <w:t xml:space="preserve">Claude Code는 업데이트가 잦다. 이 문서의 명령어가 동작하지 않으면</w:t>
+      </w:r>
+      <w:r>
+        <w:rPr>
           <w:i/>
-        </w:rPr>
-        <w:t xml:space="preserve">Claude Code는 업데이트가 잦다. 이 문서의 명령어가 동작하지 않으면</w:t>
-      </w:r>
-      <w:r>
-        <w:rPr>
           <w:iCs/>
+        </w:rPr>
+        <w:t xml:space="preserve"> </w:t>
+      </w:r>
+      <w:r>
+        <w:rPr>
+          <w:rStyle w:val="VerbatimChar"/>
           <w:i/>
-        </w:rPr>
-        <w:t xml:space="preserve"> </w:t>
-      </w:r>
-      <w:r>
-        <w:rPr>
-          <w:rStyle w:val="VerbatimChar"/>
           <w:iCs/>
+        </w:rPr>
+        <w:t xml:space="preserve">/help</w:t>
+      </w:r>
+      <w:r>
+        <w:rPr>
           <w:i/>
-        </w:rPr>
-        <w:t xml:space="preserve">/help</w:t>
-      </w:r>
-      <w:r>
-        <w:rPr>
           <w:iCs/>
-          <w:i/>
         </w:rPr>
         <w:t xml:space="preserve">로 현재 버전의 목록을 확인한다.</w:t>
       </w:r>
@@ -4131,8 +3993,8 @@
         </w:pict>
       </w:r>
     </w:p>
-    <w:bookmarkEnd w:id="55"/>
-    <w:bookmarkStart w:id="61" w:name="저장소-구조-결정"/>
+    <w:bookmarkEnd w:id="44"/>
+    <w:bookmarkStart w:id="50" w:name="저장소-구조-결정"/>
     <w:p>
       <w:pPr>
         <w:pStyle w:val="Heading2"/>
@@ -4141,7 +4003,7 @@
         <w:t xml:space="preserve">저장소 구조 결정 🆕</w:t>
       </w:r>
     </w:p>
-    <w:bookmarkStart w:id="56" w:name="왜-지금-정하는가"/>
+    <w:bookmarkStart w:id="45" w:name="왜-지금-정하는가"/>
     <w:p>
       <w:pPr>
         <w:pStyle w:val="Heading3"/>
@@ -4155,104 +4017,244 @@
         <w:pStyle w:val="FirstParagraph"/>
       </w:pPr>
       <w:r>
-        <w:t xml:space="preserve">Phase 1(웹)과 Phase 3(앱)이</w:t>
-      </w:r>
-      <w:r>
-        <w:t xml:space="preserve"> </w:t>
-      </w:r>
-      <w:r>
-        <w:rPr>
+        <w:t xml:space="preserve">웹 트랙과 앱 트랙이</w:t>
+      </w:r>
+      <w:r>
+        <w:t xml:space="preserve"> </w:t>
+      </w:r>
+      <w:r>
+        <w:rPr>
+          <w:b/>
           <w:bCs/>
+        </w:rPr>
+        <w:t xml:space="preserve">일정 엔진(</w:t>
+      </w:r>
+      <w:r>
+        <w:rPr>
+          <w:rStyle w:val="VerbatimChar"/>
           <w:b/>
-        </w:rPr>
-        <w:t xml:space="preserve">일정 엔진(</w:t>
-      </w:r>
-      <w:r>
-        <w:rPr>
-          <w:rStyle w:val="VerbatimChar"/>
           <w:bCs/>
+        </w:rPr>
+        <w:t xml:space="preserve">lib/planner</w:t>
+      </w:r>
+      <w:r>
+        <w:rPr>
           <w:b/>
-        </w:rPr>
-        <w:t xml:space="preserve">lib/planner</w:t>
-      </w:r>
-      <w:r>
-        <w:rPr>
           <w:bCs/>
+        </w:rPr>
+        <w:t xml:space="preserve">)과 데이터(</w:t>
+      </w:r>
+      <w:r>
+        <w:rPr>
+          <w:rStyle w:val="VerbatimChar"/>
           <w:b/>
-        </w:rPr>
-        <w:t xml:space="preserve">)과 데이터(</w:t>
-      </w:r>
-      <w:r>
-        <w:rPr>
-          <w:rStyle w:val="VerbatimChar"/>
           <w:bCs/>
+        </w:rPr>
+        <w:t xml:space="preserve">schema.ts</w:t>
+      </w:r>
+      <w:r>
+        <w:rPr>
           <w:b/>
-        </w:rPr>
-        <w:t xml:space="preserve">schema.ts</w:t>
-      </w:r>
-      <w:r>
-        <w:rPr>
           <w:bCs/>
+        </w:rPr>
+        <w:t xml:space="preserve">,</w:t>
+      </w:r>
+      <w:r>
+        <w:rPr>
           <w:b/>
-        </w:rPr>
-        <w:t xml:space="preserve">,</w:t>
-      </w:r>
-      <w:r>
-        <w:rPr>
           <w:bCs/>
+        </w:rPr>
+        <w:t xml:space="preserve"> </w:t>
+      </w:r>
+      <w:r>
+        <w:rPr>
+          <w:rStyle w:val="VerbatimChar"/>
           <w:b/>
-        </w:rPr>
-        <w:t xml:space="preserve"> </w:t>
-      </w:r>
-      <w:r>
-        <w:rPr>
-          <w:rStyle w:val="VerbatimChar"/>
           <w:bCs/>
+        </w:rPr>
+        <w:t xml:space="preserve">towns.ts</w:t>
+      </w:r>
+      <w:r>
+        <w:rPr>
           <w:b/>
-        </w:rPr>
-        <w:t xml:space="preserve">towns.ts</w:t>
-      </w:r>
-      <w:r>
-        <w:rPr>
           <w:bCs/>
+        </w:rPr>
+        <w:t xml:space="preserve"> </w:t>
+      </w:r>
+      <w:r>
+        <w:rPr>
           <w:b/>
-        </w:rPr>
-        <w:t xml:space="preserve"> </w:t>
-      </w:r>
-      <w:r>
-        <w:rPr>
           <w:bCs/>
+        </w:rPr>
+        <w:t xml:space="preserve">등)를 그대로 공유</w:t>
+      </w:r>
+      <w:r>
+        <w:t xml:space="preserve">해야 한다. CLAUDE.md 규칙에</w:t>
+      </w:r>
+      <w:r>
+        <w:t xml:space="preserve"> </w:t>
+      </w:r>
+      <w:r>
+        <w:t xml:space="preserve">“React Native로 그대로 옮길 코드”</w:t>
+      </w:r>
+      <w:r>
+        <w:t xml:space="preserve">라고 이미 못박아뒀는데, 지금 구조를 안 정하면 앱 트랙 착수 시 전부 복사·수정하게 된다.</w:t>
+      </w:r>
+    </w:p>
+    <w:p>
+      <w:pPr>
+        <w:pStyle w:val="BlockText"/>
+      </w:pPr>
+      <w:r>
+        <w:t xml:space="preserve">⚠️ 웹과 앱은 순차가 아니라 병렬 트랙이다 (장기적으로는 앱이 더 중요한 채널). 지금 웹부터 코드를 쓰는 이유는 데이터·실측 검증(01·05 문서)이 끝나지 않아서일 뿐, 앱 트랙 착수를 웹의 특정 성과 지표에 매어두지 않는다.</w:t>
+      </w:r>
+    </w:p>
+    <w:bookmarkEnd w:id="45"/>
+    <w:bookmarkStart w:id="46" w:name="선택-가벼운-모노레포-pnpm-workspaces"/>
+    <w:p>
+      <w:pPr>
+        <w:pStyle w:val="Heading3"/>
+      </w:pPr>
+      <w:r>
+        <w:t xml:space="preserve">선택 — 가벼운 모노레포 (pnpm workspaces)</w:t>
+      </w:r>
+    </w:p>
+    <w:p>
+      <w:pPr>
+        <w:pStyle w:val="FirstParagraph"/>
+      </w:pPr>
+      <w:r>
+        <w:rPr>
           <w:b/>
-        </w:rPr>
-        <w:t xml:space="preserve">등)를 그대로 공유</w:t>
-      </w:r>
-      <w:r>
-        <w:t xml:space="preserve">해야 한다. CLAUDE.md 규칙에</w:t>
-      </w:r>
-      <w:r>
-        <w:t xml:space="preserve"> </w:t>
-      </w:r>
-      <w:r>
-        <w:t xml:space="preserve">“</w:t>
-      </w:r>
-      <w:r>
-        <w:t xml:space="preserve">React Native로 그대로 옮길 코드</w:t>
-      </w:r>
-      <w:r>
-        <w:t xml:space="preserve">”</w:t>
-      </w:r>
-      <w:r>
-        <w:t xml:space="preserve">라고 이미 못박아뒀는데, 지금 구조를 안 정하면 Phase 3에서 전부 복사·수정하게 된다.</w:t>
-      </w:r>
-    </w:p>
-    <w:bookmarkEnd w:id="56"/>
-    <w:bookmarkStart w:id="57" w:name="선택-가벼운-모노레포-pnpm-workspaces"/>
+          <w:bCs/>
+        </w:rPr>
+        <w:t xml:space="preserve">Nx나 Turborepo 같은 빌드 도구는 지금 필요 없다.</w:t>
+      </w:r>
+      <w:r>
+        <w:t xml:space="preserve"> </w:t>
+      </w:r>
+      <w:r>
+        <w:t xml:space="preserve">1~2인 팀에 오버헤드만 커진다. pnpm workspaces만으로 충분하다.</w:t>
+      </w:r>
+    </w:p>
+    <w:p>
+      <w:pPr>
+        <w:pStyle w:val="SourceCode"/>
+      </w:pPr>
+      <w:r>
+        <w:rPr>
+          <w:rStyle w:val="VerbatimChar"/>
+        </w:rPr>
+        <w:t xml:space="preserve">camino/</w:t>
+      </w:r>
+      <w:r>
+        <w:br/>
+      </w:r>
+      <w:r>
+        <w:rPr>
+          <w:rStyle w:val="VerbatimChar"/>
+        </w:rPr>
+        <w:t xml:space="preserve">├── packages/</w:t>
+      </w:r>
+      <w:r>
+        <w:br/>
+      </w:r>
+      <w:r>
+        <w:rPr>
+          <w:rStyle w:val="VerbatimChar"/>
+        </w:rPr>
+        <w:t xml:space="preserve">│   ├── schema/          ← schema.ts. 웹·앱 공통. 이 저장소의 정본</w:t>
+      </w:r>
+      <w:r>
+        <w:br/>
+      </w:r>
+      <w:r>
+        <w:rPr>
+          <w:rStyle w:val="VerbatimChar"/>
+        </w:rPr>
+        <w:t xml:space="preserve">│   ├── planner/          ← lib/planner (split.ts, risk.ts). 순수 함수만</w:t>
+      </w:r>
+      <w:r>
+        <w:br/>
+      </w:r>
+      <w:r>
+        <w:rPr>
+          <w:rStyle w:val="VerbatimChar"/>
+        </w:rPr>
+        <w:t xml:space="preserve">│   └── data/              ← towns.ts, profiles.ts, forks.ts, landmarks.ts, albergues.ts</w:t>
+      </w:r>
+      <w:r>
+        <w:br/>
+      </w:r>
+      <w:r>
+        <w:rPr>
+          <w:rStyle w:val="VerbatimChar"/>
+        </w:rPr>
+        <w:t xml:space="preserve">├── apps/</w:t>
+      </w:r>
+      <w:r>
+        <w:br/>
+      </w:r>
+      <w:r>
+        <w:rPr>
+          <w:rStyle w:val="VerbatimChar"/>
+        </w:rPr>
+        <w:t xml:space="preserve">│   ├── web/                ← Next.js. Phase 1</w:t>
+      </w:r>
+      <w:r>
+        <w:br/>
+      </w:r>
+      <w:r>
+        <w:rPr>
+          <w:rStyle w:val="VerbatimChar"/>
+        </w:rPr>
+        <w:t xml:space="preserve">│   └── mobile/            ← React Native. Phase 3 시작 시 추가</w:t>
+      </w:r>
+      <w:r>
+        <w:br/>
+      </w:r>
+      <w:r>
+        <w:rPr>
+          <w:rStyle w:val="VerbatimChar"/>
+        </w:rPr>
+        <w:t xml:space="preserve">├── scripts/</w:t>
+      </w:r>
+      <w:r>
+        <w:br/>
+      </w:r>
+      <w:r>
+        <w:rPr>
+          <w:rStyle w:val="VerbatimChar"/>
+        </w:rPr>
+        <w:t xml:space="preserve">│   └── build-profiles.ts   ← 일회성 배치. 서비스 코드에서 import 금지</w:t>
+      </w:r>
+      <w:r>
+        <w:br/>
+      </w:r>
+      <w:r>
+        <w:rPr>
+          <w:rStyle w:val="VerbatimChar"/>
+        </w:rPr>
+        <w:t xml:space="preserve">├── pnpm-workspace.yaml</w:t>
+      </w:r>
+      <w:r>
+        <w:br/>
+      </w:r>
+      <w:r>
+        <w:rPr>
+          <w:rStyle w:val="VerbatimChar"/>
+        </w:rPr>
+        <w:t xml:space="preserve">└── package.json</w:t>
+      </w:r>
+    </w:p>
+    <w:bookmarkEnd w:id="46"/>
+    <w:bookmarkStart w:id="47" w:name="phase-1-단계에서는-단순화한다"/>
     <w:p>
       <w:pPr>
         <w:pStyle w:val="Heading3"/>
       </w:pPr>
       <w:r>
-        <w:t xml:space="preserve">선택 — 가벼운 모노레포 (pnpm workspaces)</w:t>
+        <w:t xml:space="preserve">Phase 1 단계에서는 단순화한다</w:t>
       </w:r>
     </w:p>
     <w:p>
@@ -4261,16 +4263,50 @@
       </w:pPr>
       <w:r>
         <w:rPr>
+          <w:b/>
           <w:bCs/>
+        </w:rPr>
+        <w:t xml:space="preserve">앱이 없는 동안은 진짜 workspace를 만들지 않는다.</w:t>
+      </w:r>
+      <w:r>
+        <w:t xml:space="preserve"> </w:t>
+      </w:r>
+      <w:r>
+        <w:rPr>
+          <w:rStyle w:val="VerbatimChar"/>
+        </w:rPr>
+        <w:t xml:space="preserve">apps/web</w:t>
+      </w:r>
+      <w:r>
+        <w:t xml:space="preserve"> </w:t>
+      </w:r>
+      <w:r>
+        <w:t xml:space="preserve">안의</w:t>
+      </w:r>
+      <w:r>
+        <w:t xml:space="preserve"> </w:t>
+      </w:r>
+      <w:r>
+        <w:rPr>
+          <w:rStyle w:val="VerbatimChar"/>
+        </w:rPr>
+        <w:t xml:space="preserve">lib/</w:t>
+      </w:r>
+      <w:r>
+        <w:t xml:space="preserve"> </w:t>
+      </w:r>
+      <w:r>
+        <w:t xml:space="preserve">폴더로 시작하고,</w:t>
+      </w:r>
+      <w:r>
+        <w:t xml:space="preserve"> </w:t>
+      </w:r>
+      <w:r>
+        <w:rPr>
           <w:b/>
-        </w:rPr>
-        <w:t xml:space="preserve">Nx나 Turborepo 같은 빌드 도구는 지금 필요 없다.</w:t>
-      </w:r>
-      <w:r>
-        <w:t xml:space="preserve"> </w:t>
-      </w:r>
-      <w:r>
-        <w:t xml:space="preserve">1~2인 팀에 오버헤드만 커진다. pnpm workspaces만으로 충분하다.</w:t>
+          <w:bCs/>
+        </w:rPr>
+        <w:t xml:space="preserve">폴더 구조만 미리 위 모양으로 맞춰둔다.</w:t>
       </w:r>
     </w:p>
     <w:p>
@@ -4281,168 +4317,155 @@
         <w:rPr>
           <w:rStyle w:val="VerbatimChar"/>
         </w:rPr>
-        <w:t xml:space="preserve">camino/</w:t>
-      </w:r>
-      <w:r>
-        <w:br/>
-      </w:r>
-      <w:r>
-        <w:rPr>
-          <w:rStyle w:val="VerbatimChar"/>
-        </w:rPr>
-        <w:t xml:space="preserve">├── packages/</w:t>
-      </w:r>
-      <w:r>
-        <w:br/>
-      </w:r>
-      <w:r>
-        <w:rPr>
-          <w:rStyle w:val="VerbatimChar"/>
-        </w:rPr>
-        <w:t xml:space="preserve">│   ├── schema/          ← schema.ts. 웹·앱 공통. 이 저장소의 정본</w:t>
-      </w:r>
-      <w:r>
-        <w:br/>
-      </w:r>
-      <w:r>
-        <w:rPr>
-          <w:rStyle w:val="VerbatimChar"/>
-        </w:rPr>
-        <w:t xml:space="preserve">│   ├── planner/          ← lib/planner (split.ts, risk.ts). 순수 함수만</w:t>
-      </w:r>
-      <w:r>
-        <w:br/>
-      </w:r>
-      <w:r>
-        <w:rPr>
-          <w:rStyle w:val="VerbatimChar"/>
-        </w:rPr>
-        <w:t xml:space="preserve">│   └── data/              ← towns.ts, profiles.ts, forks.ts, landmarks.ts, albergues.ts</w:t>
-      </w:r>
-      <w:r>
-        <w:br/>
-      </w:r>
-      <w:r>
-        <w:rPr>
-          <w:rStyle w:val="VerbatimChar"/>
-        </w:rPr>
-        <w:t xml:space="preserve">├── apps/</w:t>
-      </w:r>
-      <w:r>
-        <w:br/>
-      </w:r>
-      <w:r>
-        <w:rPr>
-          <w:rStyle w:val="VerbatimChar"/>
-        </w:rPr>
-        <w:t xml:space="preserve">│   ├── web/                ← Next.js. Phase 1</w:t>
-      </w:r>
-      <w:r>
-        <w:br/>
-      </w:r>
-      <w:r>
-        <w:rPr>
-          <w:rStyle w:val="VerbatimChar"/>
-        </w:rPr>
-        <w:t xml:space="preserve">│   └── mobile/            ← React Native. Phase 3 시작 시 추가</w:t>
-      </w:r>
-      <w:r>
-        <w:br/>
-      </w:r>
-      <w:r>
-        <w:rPr>
-          <w:rStyle w:val="VerbatimChar"/>
-        </w:rPr>
-        <w:t xml:space="preserve">├── scripts/</w:t>
-      </w:r>
-      <w:r>
-        <w:br/>
-      </w:r>
-      <w:r>
-        <w:rPr>
-          <w:rStyle w:val="VerbatimChar"/>
-        </w:rPr>
-        <w:t xml:space="preserve">│   └── build-profiles.ts   ← 일회성 배치. 서비스 코드에서 import 금지</w:t>
-      </w:r>
-      <w:r>
-        <w:br/>
-      </w:r>
-      <w:r>
-        <w:rPr>
-          <w:rStyle w:val="VerbatimChar"/>
-        </w:rPr>
-        <w:t xml:space="preserve">├── pnpm-workspace.yaml</w:t>
-      </w:r>
-      <w:r>
-        <w:br/>
-      </w:r>
-      <w:r>
-        <w:rPr>
-          <w:rStyle w:val="VerbatimChar"/>
-        </w:rPr>
-        <w:t xml:space="preserve">└── package.json</w:t>
-      </w:r>
-    </w:p>
-    <w:bookmarkEnd w:id="57"/>
-    <w:bookmarkStart w:id="58" w:name="phase-1-단계에서는-단순화한다"/>
+        <w:t xml:space="preserve">apps/web/</w:t>
+      </w:r>
+      <w:r>
+        <w:br/>
+      </w:r>
+      <w:r>
+        <w:rPr>
+          <w:rStyle w:val="VerbatimChar"/>
+        </w:rPr>
+        <w:t xml:space="preserve">├── app/            (Next.js App Router)</w:t>
+      </w:r>
+      <w:r>
+        <w:br/>
+      </w:r>
+      <w:r>
+        <w:rPr>
+          <w:rStyle w:val="VerbatimChar"/>
+        </w:rPr>
+        <w:t xml:space="preserve">├── lib/</w:t>
+      </w:r>
+      <w:r>
+        <w:br/>
+      </w:r>
+      <w:r>
+        <w:rPr>
+          <w:rStyle w:val="VerbatimChar"/>
+        </w:rPr>
+        <w:t xml:space="preserve">│   ├── schema.ts    ← 나중에 packages/schema 로 승격</w:t>
+      </w:r>
+      <w:r>
+        <w:br/>
+      </w:r>
+      <w:r>
+        <w:rPr>
+          <w:rStyle w:val="VerbatimChar"/>
+        </w:rPr>
+        <w:t xml:space="preserve">│   └── planner/      ← 나중에 packages/planner 로 승격</w:t>
+      </w:r>
+      <w:r>
+        <w:br/>
+      </w:r>
+      <w:r>
+        <w:rPr>
+          <w:rStyle w:val="VerbatimChar"/>
+        </w:rPr>
+        <w:t xml:space="preserve">├── data/</w:t>
+      </w:r>
+      <w:r>
+        <w:br/>
+      </w:r>
+      <w:r>
+        <w:rPr>
+          <w:rStyle w:val="VerbatimChar"/>
+        </w:rPr>
+        <w:t xml:space="preserve">└── components/</w:t>
+      </w:r>
+    </w:p>
+    <w:p>
+      <w:pPr>
+        <w:pStyle w:val="FirstParagraph"/>
+      </w:pPr>
+      <w:r>
+        <w:rPr>
+          <w:b/>
+          <w:bCs/>
+        </w:rPr>
+        <w:t xml:space="preserve">앱 트랙(React Native) 착수 시점에</w:t>
+      </w:r>
+      <w:r>
+        <w:rPr>
+          <w:b/>
+          <w:bCs/>
+        </w:rPr>
+        <w:t xml:space="preserve"> </w:t>
+      </w:r>
+      <w:r>
+        <w:rPr>
+          <w:rStyle w:val="VerbatimChar"/>
+          <w:b/>
+          <w:bCs/>
+        </w:rPr>
+        <w:t xml:space="preserve">lib/schema.ts</w:t>
+      </w:r>
+      <w:r>
+        <w:rPr>
+          <w:b/>
+          <w:bCs/>
+        </w:rPr>
+        <w:t xml:space="preserve">와</w:t>
+      </w:r>
+      <w:r>
+        <w:rPr>
+          <w:b/>
+          <w:bCs/>
+        </w:rPr>
+        <w:t xml:space="preserve"> </w:t>
+      </w:r>
+      <w:r>
+        <w:rPr>
+          <w:rStyle w:val="VerbatimChar"/>
+          <w:b/>
+          <w:bCs/>
+        </w:rPr>
+        <w:t xml:space="preserve">lib/planner/</w:t>
+      </w:r>
+      <w:r>
+        <w:rPr>
+          <w:b/>
+          <w:bCs/>
+        </w:rPr>
+        <w:t xml:space="preserve">를</w:t>
+      </w:r>
+      <w:r>
+        <w:rPr>
+          <w:b/>
+          <w:bCs/>
+        </w:rPr>
+        <w:t xml:space="preserve"> </w:t>
+      </w:r>
+      <w:r>
+        <w:rPr>
+          <w:rStyle w:val="VerbatimChar"/>
+          <w:b/>
+          <w:bCs/>
+        </w:rPr>
+        <w:t xml:space="preserve">packages/</w:t>
+      </w:r>
+      <w:r>
+        <w:rPr>
+          <w:b/>
+          <w:bCs/>
+        </w:rPr>
+        <w:t xml:space="preserve">로 승격한다.</w:t>
+      </w:r>
+      <w:r>
+        <w:t xml:space="preserve"> </w:t>
+      </w:r>
+      <w:r>
+        <w:t xml:space="preserve">그 전까지 앞당겨 워크스페이스를 만들면 혼자 관리할 설정 파일만 늘어난다.</w:t>
+      </w:r>
+    </w:p>
+    <w:bookmarkEnd w:id="47"/>
+    <w:bookmarkStart w:id="48" w:name="승격-조건-앱-트랙-착수-시-확인"/>
     <w:p>
       <w:pPr>
         <w:pStyle w:val="Heading3"/>
       </w:pPr>
       <w:r>
-        <w:t xml:space="preserve">Phase 1 단계에서는 단순화한다</w:t>
-      </w:r>
-    </w:p>
-    <w:p>
-      <w:pPr>
-        <w:pStyle w:val="FirstParagraph"/>
-      </w:pPr>
-      <w:r>
-        <w:rPr>
-          <w:bCs/>
-          <w:b/>
-        </w:rPr>
-        <w:t xml:space="preserve">앱이 없는 동안은 진짜 workspace를 만들지 않는다.</w:t>
-      </w:r>
-      <w:r>
-        <w:t xml:space="preserve"> </w:t>
-      </w:r>
-      <w:r>
-        <w:rPr>
-          <w:rStyle w:val="VerbatimChar"/>
-        </w:rPr>
-        <w:t xml:space="preserve">apps/web</w:t>
-      </w:r>
-      <w:r>
-        <w:t xml:space="preserve"> </w:t>
-      </w:r>
-      <w:r>
-        <w:t xml:space="preserve">안의</w:t>
-      </w:r>
-      <w:r>
-        <w:t xml:space="preserve"> </w:t>
-      </w:r>
-      <w:r>
-        <w:rPr>
-          <w:rStyle w:val="VerbatimChar"/>
-        </w:rPr>
-        <w:t xml:space="preserve">lib/</w:t>
-      </w:r>
-      <w:r>
-        <w:t xml:space="preserve"> </w:t>
-      </w:r>
-      <w:r>
-        <w:t xml:space="preserve">폴더로 시작하고,</w:t>
-      </w:r>
-      <w:r>
-        <w:t xml:space="preserve"> </w:t>
-      </w:r>
-      <w:r>
-        <w:rPr>
-          <w:bCs/>
-          <w:b/>
-        </w:rPr>
-        <w:t xml:space="preserve">폴더 구조만 미리 위 모양으로 맞춰둔다.</w:t>
+        <w:t xml:space="preserve">승격 조건 (앱 트랙 착수 시 확인)</w:t>
       </w:r>
     </w:p>
     <w:p>
@@ -4453,165 +4476,6 @@
         <w:rPr>
           <w:rStyle w:val="VerbatimChar"/>
         </w:rPr>
-        <w:t xml:space="preserve">apps/web/</w:t>
-      </w:r>
-      <w:r>
-        <w:br/>
-      </w:r>
-      <w:r>
-        <w:rPr>
-          <w:rStyle w:val="VerbatimChar"/>
-        </w:rPr>
-        <w:t xml:space="preserve">├── app/            (Next.js App Router)</w:t>
-      </w:r>
-      <w:r>
-        <w:br/>
-      </w:r>
-      <w:r>
-        <w:rPr>
-          <w:rStyle w:val="VerbatimChar"/>
-        </w:rPr>
-        <w:t xml:space="preserve">├── lib/</w:t>
-      </w:r>
-      <w:r>
-        <w:br/>
-      </w:r>
-      <w:r>
-        <w:rPr>
-          <w:rStyle w:val="VerbatimChar"/>
-        </w:rPr>
-        <w:t xml:space="preserve">│   ├── schema.ts    ← 나중에 packages/schema 로 승격</w:t>
-      </w:r>
-      <w:r>
-        <w:br/>
-      </w:r>
-      <w:r>
-        <w:rPr>
-          <w:rStyle w:val="VerbatimChar"/>
-        </w:rPr>
-        <w:t xml:space="preserve">│   └── planner/      ← 나중에 packages/planner 로 승격</w:t>
-      </w:r>
-      <w:r>
-        <w:br/>
-      </w:r>
-      <w:r>
-        <w:rPr>
-          <w:rStyle w:val="VerbatimChar"/>
-        </w:rPr>
-        <w:t xml:space="preserve">├── data/</w:t>
-      </w:r>
-      <w:r>
-        <w:br/>
-      </w:r>
-      <w:r>
-        <w:rPr>
-          <w:rStyle w:val="VerbatimChar"/>
-        </w:rPr>
-        <w:t xml:space="preserve">└── components/</w:t>
-      </w:r>
-    </w:p>
-    <w:p>
-      <w:pPr>
-        <w:pStyle w:val="FirstParagraph"/>
-      </w:pPr>
-      <w:r>
-        <w:rPr>
-          <w:bCs/>
-          <w:b/>
-        </w:rPr>
-        <w:t xml:space="preserve">Phase 3에서 React Native 앱을 추가하는 시점에</w:t>
-      </w:r>
-      <w:r>
-        <w:rPr>
-          <w:bCs/>
-          <w:b/>
-        </w:rPr>
-        <w:t xml:space="preserve"> </w:t>
-      </w:r>
-      <w:r>
-        <w:rPr>
-          <w:rStyle w:val="VerbatimChar"/>
-          <w:bCs/>
-          <w:b/>
-        </w:rPr>
-        <w:t xml:space="preserve">lib/schema.ts</w:t>
-      </w:r>
-      <w:r>
-        <w:rPr>
-          <w:bCs/>
-          <w:b/>
-        </w:rPr>
-        <w:t xml:space="preserve">와</w:t>
-      </w:r>
-      <w:r>
-        <w:rPr>
-          <w:bCs/>
-          <w:b/>
-        </w:rPr>
-        <w:t xml:space="preserve"> </w:t>
-      </w:r>
-      <w:r>
-        <w:rPr>
-          <w:rStyle w:val="VerbatimChar"/>
-          <w:bCs/>
-          <w:b/>
-        </w:rPr>
-        <w:t xml:space="preserve">lib/planner/</w:t>
-      </w:r>
-      <w:r>
-        <w:rPr>
-          <w:bCs/>
-          <w:b/>
-        </w:rPr>
-        <w:t xml:space="preserve">를</w:t>
-      </w:r>
-      <w:r>
-        <w:rPr>
-          <w:bCs/>
-          <w:b/>
-        </w:rPr>
-        <w:t xml:space="preserve"> </w:t>
-      </w:r>
-      <w:r>
-        <w:rPr>
-          <w:rStyle w:val="VerbatimChar"/>
-          <w:bCs/>
-          <w:b/>
-        </w:rPr>
-        <w:t xml:space="preserve">packages/</w:t>
-      </w:r>
-      <w:r>
-        <w:rPr>
-          <w:bCs/>
-          <w:b/>
-        </w:rPr>
-        <w:t xml:space="preserve">로 승격한다.</w:t>
-      </w:r>
-      <w:r>
-        <w:t xml:space="preserve"> </w:t>
-      </w:r>
-      <w:r>
-        <w:t xml:space="preserve">그 전까지 앞당겨 워크스페이스를 만들면 혼자 관리할 설정 파일만 늘어난다.</w:t>
-      </w:r>
-    </w:p>
-    <w:bookmarkEnd w:id="58"/>
-    <w:bookmarkStart w:id="59" w:name="승격-조건-phase-3-착수-시-확인"/>
-    <w:p>
-      <w:pPr>
-        <w:pStyle w:val="Heading3"/>
-      </w:pPr>
-      <w:r>
-        <w:t xml:space="preserve">승격 조건 (Phase 3 착수 시 확인)</w:t>
-      </w:r>
-    </w:p>
-    <w:p>
-      <w:pPr>
-        <w:pStyle w:val="SourceCode"/>
-      </w:pPr>
-      <w:r>
-        <w:rPr>
-          <w:rStyle w:val="VerbatimChar"/>
-        </w:rPr>
         <w:t xml:space="preserve">□ pnpm-workspace.yaml 생성</w:t>
       </w:r>
       <w:r>
@@ -4651,8 +4515,8 @@
         <w:t xml:space="preserve">□ CI에서 두 앱 모두 빌드되는지 확인</w:t>
       </w:r>
     </w:p>
-    <w:bookmarkEnd w:id="59"/>
-    <w:bookmarkStart w:id="60" w:name="하지-않는-것"/>
+    <w:bookmarkEnd w:id="48"/>
+    <w:bookmarkStart w:id="49" w:name="하지-않는-것"/>
     <w:p>
       <w:pPr>
         <w:pStyle w:val="Heading3"/>
@@ -4666,7 +4530,6 @@
         <w:tblStyle w:val="Table"/>
         <w:tblW w:type="auto" w:w="0"/>
         <w:tblLook w:firstRow="1" w:lastRow="0" w:firstColumn="0" w:lastColumn="0" w:noHBand="0" w:noVBand="0" w:val="0020"/>
-        <w:jc w:val="start"/>
       </w:tblPr>
       <w:tblGrid>
         <w:gridCol w:w="3960"/>
@@ -4674,14 +4537,13 @@
       </w:tblGrid>
       <w:tr>
         <w:trPr>
-          <w:tblHeader w:val="true"/>
+          <w:tblHeader w:val="on"/>
         </w:trPr>
         <w:tc>
           <w:tcPr/>
           <w:p>
             <w:pPr>
               <w:pStyle w:val="Compact"/>
-              <w:jc w:val="left"/>
             </w:pPr>
             <w:r>
               <w:t xml:space="preserve">하지 않음</w:t>
@@ -4693,7 +4555,6 @@
           <w:p>
             <w:pPr>
               <w:pStyle w:val="Compact"/>
-              <w:jc w:val="left"/>
             </w:pPr>
             <w:r>
               <w:t xml:space="preserve">이유</w:t>
@@ -4707,7 +4568,6 @@
           <w:p>
             <w:pPr>
               <w:pStyle w:val="Compact"/>
-              <w:jc w:val="left"/>
             </w:pPr>
             <w:r>
               <w:t xml:space="preserve">Nx / Turborepo 도입</w:t>
@@ -4719,7 +4579,6 @@
           <w:p>
             <w:pPr>
               <w:pStyle w:val="Compact"/>
-              <w:jc w:val="left"/>
             </w:pPr>
             <w:r>
               <w:t xml:space="preserve">이 규모에 오버엔지니어링</w:t>
@@ -4733,7 +4592,6 @@
           <w:p>
             <w:pPr>
               <w:pStyle w:val="Compact"/>
-              <w:jc w:val="left"/>
             </w:pPr>
             <w:r>
               <w:t xml:space="preserve">별도 저장소 2개 (웹/앱 분리)</w:t>
@@ -4745,7 +4603,6 @@
           <w:p>
             <w:pPr>
               <w:pStyle w:val="Compact"/>
-              <w:jc w:val="left"/>
             </w:pPr>
             <w:r>
               <w:t xml:space="preserve">스키마 동기화가 수작업이 된다</w:t>
@@ -4759,7 +4616,6 @@
           <w:p>
             <w:pPr>
               <w:pStyle w:val="Compact"/>
-              <w:jc w:val="left"/>
             </w:pPr>
             <w:r>
               <w:t xml:space="preserve">백엔드 서버를 지금 만듦</w:t>
@@ -4771,7 +4627,6 @@
           <w:p>
             <w:pPr>
               <w:pStyle w:val="Compact"/>
-              <w:jc w:val="left"/>
             </w:pPr>
             <w:r>
               <w:t xml:space="preserve">Phase 1은 서버가 없다 (CLAUDE.md 참조)</w:t>
@@ -4787,9 +4642,9 @@
         </w:pict>
       </w:r>
     </w:p>
-    <w:bookmarkEnd w:id="60"/>
-    <w:bookmarkEnd w:id="61"/>
-    <w:bookmarkStart w:id="68" w:name="테스트-전략"/>
+    <w:bookmarkEnd w:id="49"/>
+    <w:bookmarkEnd w:id="50"/>
+    <w:bookmarkStart w:id="57" w:name="테스트-전략"/>
     <w:p>
       <w:pPr>
         <w:pStyle w:val="Heading2"/>
@@ -4798,7 +4653,7 @@
         <w:t xml:space="preserve">테스트 전략 🆕</w:t>
       </w:r>
     </w:p>
-    <w:bookmarkStart w:id="62" w:name="커버리지-기준"/>
+    <w:bookmarkStart w:id="51" w:name="커버리지-기준"/>
     <w:p>
       <w:pPr>
         <w:pStyle w:val="Heading3"/>
@@ -4811,8 +4666,8 @@
       <w:tblPr>
         <w:tblStyle w:val="Table"/>
         <w:tblW w:type="pct" w:w="5000"/>
+        <w:tblLayout w:type="fixed"/>
         <w:tblLook w:firstRow="1" w:lastRow="0" w:firstColumn="0" w:lastColumn="0" w:noHBand="0" w:noVBand="0" w:val="0020"/>
-        <w:jc w:val="start"/>
       </w:tblPr>
       <w:tblGrid>
         <w:gridCol w:w="2640"/>
@@ -4821,14 +4676,13 @@
       </w:tblGrid>
       <w:tr>
         <w:trPr>
-          <w:tblHeader w:val="true"/>
+          <w:tblHeader w:val="on"/>
         </w:trPr>
         <w:tc>
           <w:tcPr/>
           <w:p>
             <w:pPr>
               <w:pStyle w:val="Compact"/>
-              <w:jc w:val="left"/>
             </w:pPr>
             <w:r>
               <w:t xml:space="preserve">대상</w:t>
@@ -4840,7 +4694,6 @@
           <w:p>
             <w:pPr>
               <w:pStyle w:val="Compact"/>
-              <w:jc w:val="left"/>
             </w:pPr>
             <w:r>
               <w:t xml:space="preserve">방식</w:t>
@@ -4852,7 +4705,6 @@
           <w:p>
             <w:pPr>
               <w:pStyle w:val="Compact"/>
-              <w:jc w:val="left"/>
             </w:pPr>
             <w:r>
               <w:t xml:space="preserve">기준</w:t>
@@ -4866,7 +4718,6 @@
           <w:p>
             <w:pPr>
               <w:pStyle w:val="Compact"/>
-              <w:jc w:val="left"/>
             </w:pPr>
             <w:r>
               <w:rPr>
@@ -4887,7 +4738,6 @@
           <w:p>
             <w:pPr>
               <w:pStyle w:val="Compact"/>
-              <w:jc w:val="left"/>
             </w:pPr>
             <w:r>
               <w:t xml:space="preserve">유닛 (Vitest)</w:t>
@@ -4899,12 +4749,11 @@
           <w:p>
             <w:pPr>
               <w:pStyle w:val="Compact"/>
-              <w:jc w:val="left"/>
             </w:pPr>
             <w:r>
               <w:rPr>
+                <w:b/>
                 <w:bCs/>
-                <w:b/>
               </w:rPr>
               <w:t xml:space="preserve">90%+.</w:t>
             </w:r>
@@ -4923,7 +4772,6 @@
           <w:p>
             <w:pPr>
               <w:pStyle w:val="Compact"/>
-              <w:jc w:val="left"/>
             </w:pPr>
             <w:r>
               <w:rPr>
@@ -4938,7 +4786,6 @@
           <w:p>
             <w:pPr>
               <w:pStyle w:val="Compact"/>
-              <w:jc w:val="left"/>
             </w:pPr>
             <w:r>
               <w:t xml:space="preserve">타입 컴파일만</w:t>
@@ -4950,7 +4797,6 @@
           <w:p>
             <w:pPr>
               <w:pStyle w:val="Compact"/>
-              <w:jc w:val="left"/>
             </w:pPr>
             <w:r>
               <w:rPr>
@@ -4973,7 +4819,6 @@
           <w:p>
             <w:pPr>
               <w:pStyle w:val="Compact"/>
-              <w:jc w:val="left"/>
             </w:pPr>
             <w:r>
               <w:rPr>
@@ -4988,7 +4833,6 @@
           <w:p>
             <w:pPr>
               <w:pStyle w:val="Compact"/>
-              <w:jc w:val="left"/>
             </w:pPr>
             <w:r>
               <w:t xml:space="preserve">자체 검증 스크립트</w:t>
@@ -5000,7 +4844,6 @@
           <w:p>
             <w:pPr>
               <w:pStyle w:val="Compact"/>
-              <w:jc w:val="left"/>
             </w:pPr>
             <w:r>
               <w:t xml:space="preserve">P0.5에 이미 명시된 4개 대조값</w:t>
@@ -5014,7 +4857,6 @@
           <w:p>
             <w:pPr>
               <w:pStyle w:val="Compact"/>
-              <w:jc w:val="left"/>
             </w:pPr>
             <w:r>
               <w:t xml:space="preserve">UI 컴포넌트</w:t>
@@ -5026,7 +4868,6 @@
           <w:p>
             <w:pPr>
               <w:pStyle w:val="Compact"/>
-              <w:jc w:val="left"/>
             </w:pPr>
             <w:r>
               <w:t xml:space="preserve">스냅샷 + 접근성</w:t>
@@ -5038,7 +4879,6 @@
           <w:p>
             <w:pPr>
               <w:pStyle w:val="Compact"/>
-              <w:jc w:val="left"/>
             </w:pPr>
             <w:r>
               <w:t xml:space="preserve">아래 참조</w:t>
@@ -5052,7 +4892,6 @@
           <w:p>
             <w:pPr>
               <w:pStyle w:val="Compact"/>
-              <w:jc w:val="left"/>
             </w:pPr>
             <w:r>
               <w:t xml:space="preserve">핵심 사용자 흐름</w:t>
@@ -5064,7 +4903,6 @@
           <w:p>
             <w:pPr>
               <w:pStyle w:val="Compact"/>
-              <w:jc w:val="left"/>
             </w:pPr>
             <w:r>
               <w:t xml:space="preserve">E2E (Playwright)</w:t>
@@ -5076,7 +4914,6 @@
           <w:p>
             <w:pPr>
               <w:pStyle w:val="Compact"/>
-              <w:jc w:val="left"/>
             </w:pPr>
             <w:r>
               <w:t xml:space="preserve">3개 시나리오 (아래)</w:t>
@@ -5085,8 +4922,8 @@
         </w:tc>
       </w:tr>
     </w:tbl>
-    <w:bookmarkEnd w:id="62"/>
-    <w:bookmarkStart w:id="63" w:name="유닛-테스트-이미-프롬프트에-명시된-것-추가"/>
+    <w:bookmarkEnd w:id="51"/>
+    <w:bookmarkStart w:id="52" w:name="유닛-테스트-이미-프롬프트에-명시된-것-추가"/>
     <w:p>
       <w:pPr>
         <w:pStyle w:val="Heading3"/>
@@ -5267,8 +5104,8 @@
         <w:t xml:space="preserve">  - mode 별 위험 판정 분기 (도보=발/무릎, 핸드바이크=손목/어깨)</w:t>
       </w:r>
     </w:p>
-    <w:bookmarkEnd w:id="63"/>
-    <w:bookmarkStart w:id="64" w:name="e2e-3개-핵심-시나리오만-그-이상은-과하다"/>
+    <w:bookmarkEnd w:id="52"/>
+    <w:bookmarkStart w:id="53" w:name="e2e-3개-핵심-시나리오만-그-이상은-과하다"/>
     <w:p>
       <w:pPr>
         <w:pStyle w:val="Heading3"/>
@@ -5279,69 +5116,69 @@
     </w:p>
     <w:p>
       <w:pPr>
+        <w:pStyle w:val="Compact"/>
         <w:numPr>
           <w:ilvl w:val="0"/>
           <w:numId w:val="1006"/>
         </w:numPr>
+      </w:pPr>
+      <w:r>
+        <w:rPr>
+          <w:b/>
+          <w:bCs/>
+        </w:rPr>
+        <w:t xml:space="preserve">일정 생성 → 공유 → 복원</w:t>
+      </w:r>
+      <w:r>
+        <w:t xml:space="preserve">: 계산기에서 일정 생성 → 링크 복사 → 새 탭에서 열기 → 동일 결과</w:t>
+      </w:r>
+    </w:p>
+    <w:p>
+      <w:pPr>
         <w:pStyle w:val="Compact"/>
-      </w:pPr>
-      <w:r>
-        <w:rPr>
-          <w:bCs/>
-          <w:b/>
-        </w:rPr>
-        <w:t xml:space="preserve">일정 생성 → 공유 → 복원</w:t>
-      </w:r>
-      <w:r>
-        <w:t xml:space="preserve">: 계산기에서 일정 생성 → 링크 복사 → 새 탭에서 열기 → 동일 결과</w:t>
-      </w:r>
-    </w:p>
-    <w:p>
-      <w:pPr>
         <w:numPr>
           <w:ilvl w:val="0"/>
           <w:numId w:val="1006"/>
         </w:numPr>
+      </w:pPr>
+      <w:r>
+        <w:rPr>
+          <w:b/>
+          <w:bCs/>
+        </w:rPr>
+        <w:t xml:space="preserve">갈림길 선택 → 재계산</w:t>
+      </w:r>
+      <w:r>
+        <w:t xml:space="preserve">: 갈림길 카드에서 선택 → 이후 일수·도착일 갱신 확인</w:t>
+      </w:r>
+    </w:p>
+    <w:p>
+      <w:pPr>
         <w:pStyle w:val="Compact"/>
-      </w:pPr>
-      <w:r>
-        <w:rPr>
-          <w:bCs/>
-          <w:b/>
-        </w:rPr>
-        <w:t xml:space="preserve">갈림길 선택 → 재계산</w:t>
-      </w:r>
-      <w:r>
-        <w:t xml:space="preserve">: 갈림길 카드에서 선택 → 이후 일수·도착일 갱신 확인</w:t>
-      </w:r>
-    </w:p>
-    <w:p>
-      <w:pPr>
         <w:numPr>
           <w:ilvl w:val="0"/>
           <w:numId w:val="1006"/>
         </w:numPr>
-        <w:pStyle w:val="Compact"/>
-      </w:pPr>
-      <w:r>
-        <w:rPr>
+      </w:pPr>
+      <w:r>
+        <w:rPr>
+          <w:b/>
           <w:bCs/>
+        </w:rPr>
+        <w:t xml:space="preserve">Plan B 발동 → 재계산</w:t>
+      </w:r>
+      <w:r>
+        <w:t xml:space="preserve">: 일정 카드의 「이 날이 어긋나면」 펼치기 → 대안 선택 → 남은 일정 재분배 + 도착일 갱신 확인</w:t>
+      </w:r>
+    </w:p>
+    <w:p>
+      <w:pPr>
+        <w:pStyle w:val="FirstParagraph"/>
+      </w:pPr>
+      <w:r>
+        <w:rPr>
           <w:b/>
-        </w:rPr>
-        <w:t xml:space="preserve">Plan B 발동 → 재계산</w:t>
-      </w:r>
-      <w:r>
-        <w:t xml:space="preserve">: 일정 카드의 「이 날이 어긋나면」 펼치기 → 대안 선택 → 남은 일정 재분배 + 도착일 갱신 확인</w:t>
-      </w:r>
-    </w:p>
-    <w:p>
-      <w:pPr>
-        <w:pStyle w:val="FirstParagraph"/>
-      </w:pPr>
-      <w:r>
-        <w:rPr>
           <w:bCs/>
-          <w:b/>
         </w:rPr>
         <w:t xml:space="preserve">이 3개 이상 늘리지 않는다.</w:t>
       </w:r>
@@ -5352,8 +5189,8 @@
         <w:t xml:space="preserve">E2E는 느리고 깨지기 쉽다. 나머지는 유닛 테스트로 커버한다.</w:t>
       </w:r>
     </w:p>
-    <w:bookmarkEnd w:id="64"/>
-    <w:bookmarkStart w:id="65" w:name="접근성-테스트"/>
+    <w:bookmarkEnd w:id="53"/>
+    <w:bookmarkStart w:id="54" w:name="접근성-테스트"/>
     <w:p>
       <w:pPr>
         <w:pStyle w:val="Heading3"/>
@@ -5366,8 +5203,8 @@
       <w:tblPr>
         <w:tblStyle w:val="Table"/>
         <w:tblW w:type="pct" w:w="5000"/>
+        <w:tblLayout w:type="fixed"/>
         <w:tblLook w:firstRow="1" w:lastRow="0" w:firstColumn="0" w:lastColumn="0" w:noHBand="0" w:noVBand="0" w:val="0020"/>
-        <w:jc w:val="start"/>
       </w:tblPr>
       <w:tblGrid>
         <w:gridCol w:w="2640"/>
@@ -5376,14 +5213,13 @@
       </w:tblGrid>
       <w:tr>
         <w:trPr>
-          <w:tblHeader w:val="true"/>
+          <w:tblHeader w:val="on"/>
         </w:trPr>
         <w:tc>
           <w:tcPr/>
           <w:p>
             <w:pPr>
               <w:pStyle w:val="Compact"/>
-              <w:jc w:val="left"/>
             </w:pPr>
             <w:r>
               <w:t xml:space="preserve">항목</w:t>
@@ -5395,7 +5231,6 @@
           <w:p>
             <w:pPr>
               <w:pStyle w:val="Compact"/>
-              <w:jc w:val="left"/>
             </w:pPr>
             <w:r>
               <w:t xml:space="preserve">도구</w:t>
@@ -5407,7 +5242,6 @@
           <w:p>
             <w:pPr>
               <w:pStyle w:val="Compact"/>
-              <w:jc w:val="left"/>
             </w:pPr>
             <w:r>
               <w:t xml:space="preserve">기준</w:t>
@@ -5421,7 +5255,6 @@
           <w:p>
             <w:pPr>
               <w:pStyle w:val="Compact"/>
-              <w:jc w:val="left"/>
             </w:pPr>
             <w:r>
               <w:t xml:space="preserve">자동 검사</w:t>
@@ -5433,7 +5266,6 @@
           <w:p>
             <w:pPr>
               <w:pStyle w:val="Compact"/>
-              <w:jc w:val="left"/>
             </w:pPr>
             <w:r>
               <w:t xml:space="preserve">axe-core (CI에 통합)</w:t>
@@ -5445,7 +5277,6 @@
           <w:p>
             <w:pPr>
               <w:pStyle w:val="Compact"/>
-              <w:jc w:val="left"/>
             </w:pPr>
             <w:r>
               <w:t xml:space="preserve">심각도 critical/serious 0건</w:t>
@@ -5459,7 +5290,6 @@
           <w:p>
             <w:pPr>
               <w:pStyle w:val="Compact"/>
-              <w:jc w:val="left"/>
             </w:pPr>
             <w:r>
               <w:t xml:space="preserve">대비</w:t>
@@ -5471,7 +5301,6 @@
           <w:p>
             <w:pPr>
               <w:pStyle w:val="Compact"/>
-              <w:jc w:val="left"/>
             </w:pPr>
             <w:r>
               <w:t xml:space="preserve">axe-core 포함</w:t>
@@ -5483,7 +5312,6 @@
           <w:p>
             <w:pPr>
               <w:pStyle w:val="Compact"/>
-              <w:jc w:val="left"/>
             </w:pPr>
             <w:r>
               <w:t xml:space="preserve">4.5:1 이상</w:t>
@@ -5497,7 +5325,6 @@
           <w:p>
             <w:pPr>
               <w:pStyle w:val="Compact"/>
-              <w:jc w:val="left"/>
             </w:pPr>
             <w:r>
               <w:t xml:space="preserve">터치 영역</w:t>
@@ -5509,7 +5336,6 @@
           <w:p>
             <w:pPr>
               <w:pStyle w:val="Compact"/>
-              <w:jc w:val="left"/>
             </w:pPr>
             <w:r>
               <w:t xml:space="preserve">수동 (Phase 3 베타 전)</w:t>
@@ -5521,7 +5347,6 @@
           <w:p>
             <w:pPr>
               <w:pStyle w:val="Compact"/>
-              <w:jc w:val="left"/>
             </w:pPr>
             <w:r>
               <w:t xml:space="preserve">44×44px 이상</w:t>
@@ -5535,7 +5360,6 @@
           <w:p>
             <w:pPr>
               <w:pStyle w:val="Compact"/>
-              <w:jc w:val="left"/>
             </w:pPr>
             <w:r>
               <w:t xml:space="preserve">스크린 리더</w:t>
@@ -5547,7 +5371,6 @@
           <w:p>
             <w:pPr>
               <w:pStyle w:val="Compact"/>
-              <w:jc w:val="left"/>
             </w:pPr>
             <w:r>
               <w:t xml:space="preserve">수동, 안개 지도 on/off 시나리오</w:t>
@@ -5559,7 +5382,6 @@
           <w:p>
             <w:pPr>
               <w:pStyle w:val="Compact"/>
-              <w:jc w:val="left"/>
             </w:pPr>
             <w:r>
               <w:t xml:space="preserve">지도가 꺼져도 경로 정보가 읽히는지</w:t>
@@ -5573,12 +5395,11 @@
           <w:p>
             <w:pPr>
               <w:pStyle w:val="Compact"/>
-              <w:jc w:val="left"/>
             </w:pPr>
             <w:r>
               <w:rPr>
+                <w:b/>
                 <w:bCs/>
-                <w:b/>
               </w:rPr>
               <w:t xml:space="preserve">60대 실사용 테스트</w:t>
             </w:r>
@@ -5589,7 +5410,6 @@
           <w:p>
             <w:pPr>
               <w:pStyle w:val="Compact"/>
-              <w:jc w:val="left"/>
             </w:pPr>
             <w:r>
               <w:t xml:space="preserve">인터뷰 대상자 3명에게 프로토타입 검토 요청 (05 문서)</w:t>
@@ -5601,7 +5421,6 @@
           <w:p>
             <w:pPr>
               <w:pStyle w:val="Compact"/>
-              <w:jc w:val="left"/>
             </w:pPr>
             <w:r>
               <w:t xml:space="preserve">정성 평가</w:t>
@@ -5610,8 +5429,8 @@
         </w:tc>
       </w:tr>
     </w:tbl>
-    <w:bookmarkEnd w:id="65"/>
-    <w:bookmarkStart w:id="66" w:name="ci-파이프라인-github-actions"/>
+    <w:bookmarkEnd w:id="54"/>
+    <w:bookmarkStart w:id="55" w:name="ci-파이프라인-github-actions"/>
     <w:p>
       <w:pPr>
         <w:pStyle w:val="Heading3"/>
@@ -5700,99 +5519,99 @@
       </w:pPr>
       <w:r>
         <w:rPr>
+          <w:b/>
           <w:bCs/>
+        </w:rPr>
+        <w:t xml:space="preserve">커버리지 게이트 미달 시 머지 차단.</w:t>
+      </w:r>
+      <w:r>
+        <w:t xml:space="preserve"> </w:t>
+      </w:r>
+      <w:r>
+        <w:rPr>
+          <w:rStyle w:val="VerbatimChar"/>
+        </w:rPr>
+        <w:t xml:space="preserve">lib/planner</w:t>
+      </w:r>
+      <w:r>
+        <w:t xml:space="preserve">와</w:t>
+      </w:r>
+      <w:r>
+        <w:t xml:space="preserve"> </w:t>
+      </w:r>
+      <w:r>
+        <w:rPr>
+          <w:rStyle w:val="VerbatimChar"/>
+        </w:rPr>
+        <w:t xml:space="preserve">lib/schema</w:t>
+      </w:r>
+      <w:r>
+        <w:t xml:space="preserve">만 대상으로 한다 — UI 커버리지까지 강제하면 개발 속도가 떨어진다.</w:t>
+      </w:r>
+    </w:p>
+    <w:bookmarkEnd w:id="55"/>
+    <w:bookmarkStart w:id="56" w:name="회귀-방지-문서와-코드의-어긋남"/>
+    <w:p>
+      <w:pPr>
+        <w:pStyle w:val="Heading3"/>
+      </w:pPr>
+      <w:r>
+        <w:t xml:space="preserve">회귀 방지 — 문서와 코드의 어긋남</w:t>
+      </w:r>
+    </w:p>
+    <w:p>
+      <w:pPr>
+        <w:pStyle w:val="FirstParagraph"/>
+      </w:pPr>
+      <w:r>
+        <w:t xml:space="preserve">이번에</w:t>
+      </w:r>
+      <w:r>
+        <w:t xml:space="preserve"> </w:t>
+      </w:r>
+      <w:r>
+        <w:rPr>
+          <w:rStyle w:val="VerbatimChar"/>
+        </w:rPr>
+        <w:t xml:space="preserve">schema.ts</w:t>
+      </w:r>
+      <w:r>
+        <w:t xml:space="preserve">를 만들면서 03 문서와 06 문서(P1)의 타입이 이미 어긋나 있던 걸 발견했다 (</w:t>
+      </w:r>
+      <w:r>
+        <w:rPr>
+          <w:rStyle w:val="VerbatimChar"/>
+        </w:rPr>
+        <w:t xml:space="preserve">useBagTransfer</w:t>
+      </w:r>
+      <w:r>
+        <w:t xml:space="preserve"> </w:t>
+      </w:r>
+      <w:r>
+        <w:t xml:space="preserve">boolean vs 문자열,</w:t>
+      </w:r>
+      <w:r>
+        <w:t xml:space="preserve"> </w:t>
+      </w:r>
+      <w:r>
+        <w:rPr>
+          <w:rStyle w:val="VerbatimChar"/>
+        </w:rPr>
+        <w:t xml:space="preserve">Stage</w:t>
+      </w:r>
+      <w:r>
+        <w:t xml:space="preserve"> </w:t>
+      </w:r>
+      <w:r>
+        <w:t xml:space="preserve">필드 수 불일치).</w:t>
+      </w:r>
+      <w:r>
+        <w:t xml:space="preserve"> </w:t>
+      </w:r>
+      <w:r>
+        <w:rPr>
           <w:b/>
-        </w:rPr>
-        <w:t xml:space="preserve">커버리지 게이트 미달 시 머지 차단.</w:t>
-      </w:r>
-      <w:r>
-        <w:t xml:space="preserve"> </w:t>
-      </w:r>
-      <w:r>
-        <w:rPr>
-          <w:rStyle w:val="VerbatimChar"/>
-        </w:rPr>
-        <w:t xml:space="preserve">lib/planner</w:t>
-      </w:r>
-      <w:r>
-        <w:t xml:space="preserve">와</w:t>
-      </w:r>
-      <w:r>
-        <w:t xml:space="preserve"> </w:t>
-      </w:r>
-      <w:r>
-        <w:rPr>
-          <w:rStyle w:val="VerbatimChar"/>
-        </w:rPr>
-        <w:t xml:space="preserve">lib/schema</w:t>
-      </w:r>
-      <w:r>
-        <w:t xml:space="preserve">만 대상으로 한다 — UI 커버리지까지 강제하면 개발 속도가 떨어진다.</w:t>
-      </w:r>
-    </w:p>
-    <w:bookmarkEnd w:id="66"/>
-    <w:bookmarkStart w:id="67" w:name="회귀-방지-문서와-코드의-어긋남"/>
-    <w:p>
-      <w:pPr>
-        <w:pStyle w:val="Heading3"/>
-      </w:pPr>
-      <w:r>
-        <w:t xml:space="preserve">회귀 방지 — 문서와 코드의 어긋남</w:t>
-      </w:r>
-    </w:p>
-    <w:p>
-      <w:pPr>
-        <w:pStyle w:val="FirstParagraph"/>
-      </w:pPr>
-      <w:r>
-        <w:t xml:space="preserve">이번에</w:t>
-      </w:r>
-      <w:r>
-        <w:t xml:space="preserve"> </w:t>
-      </w:r>
-      <w:r>
-        <w:rPr>
-          <w:rStyle w:val="VerbatimChar"/>
-        </w:rPr>
-        <w:t xml:space="preserve">schema.ts</w:t>
-      </w:r>
-      <w:r>
-        <w:t xml:space="preserve">를 만들면서 03 문서와 06 문서(P1)의 타입이 이미 어긋나 있던 걸 발견했다 (</w:t>
-      </w:r>
-      <w:r>
-        <w:rPr>
-          <w:rStyle w:val="VerbatimChar"/>
-        </w:rPr>
-        <w:t xml:space="preserve">useBagTransfer</w:t>
-      </w:r>
-      <w:r>
-        <w:t xml:space="preserve"> </w:t>
-      </w:r>
-      <w:r>
-        <w:t xml:space="preserve">boolean vs 문자열,</w:t>
-      </w:r>
-      <w:r>
-        <w:t xml:space="preserve"> </w:t>
-      </w:r>
-      <w:r>
-        <w:rPr>
-          <w:rStyle w:val="VerbatimChar"/>
-        </w:rPr>
-        <w:t xml:space="preserve">Stage</w:t>
-      </w:r>
-      <w:r>
-        <w:t xml:space="preserve"> </w:t>
-      </w:r>
-      <w:r>
-        <w:t xml:space="preserve">필드 수 불일치).</w:t>
-      </w:r>
-      <w:r>
-        <w:t xml:space="preserve"> </w:t>
-      </w:r>
-      <w:r>
-        <w:rPr>
           <w:bCs/>
-          <w:b/>
         </w:rPr>
         <w:t xml:space="preserve">이런 어긋남은 자동으로 안 잡힌다.</w:t>
       </w:r>
@@ -5842,10 +5661,10 @@
         </w:pict>
       </w:r>
     </w:p>
-    <w:bookmarkEnd w:id="67"/>
-    <w:bookmarkEnd w:id="68"/>
-    <w:bookmarkEnd w:id="69"/>
-    <w:bookmarkStart w:id="83" w:name="부-단계별-개발-프롬프트"/>
+    <w:bookmarkEnd w:id="56"/>
+    <w:bookmarkEnd w:id="57"/>
+    <w:bookmarkEnd w:id="58"/>
+    <w:bookmarkStart w:id="72" w:name="부-단계별-개발-프롬프트"/>
     <w:p>
       <w:pPr>
         <w:pStyle w:val="Heading1"/>
@@ -5854,7 +5673,7 @@
         <w:t xml:space="preserve">2부 · 단계별 개발 프롬프트</w:t>
       </w:r>
     </w:p>
-    <w:bookmarkStart w:id="70" w:name="프롬프트-사용-원칙"/>
+    <w:bookmarkStart w:id="59" w:name="프롬프트-사용-원칙"/>
     <w:p>
       <w:pPr>
         <w:pStyle w:val="Heading2"/>
@@ -5865,105 +5684,105 @@
     </w:p>
     <w:p>
       <w:pPr>
+        <w:pStyle w:val="Compact"/>
         <w:numPr>
           <w:ilvl w:val="0"/>
           <w:numId w:val="1007"/>
         </w:numPr>
+      </w:pPr>
+      <w:r>
+        <w:t xml:space="preserve">저장소 루트에</w:t>
+      </w:r>
+      <w:r>
+        <w:t xml:space="preserve"> </w:t>
+      </w:r>
+      <w:r>
+        <w:rPr>
+          <w:rStyle w:val="VerbatimChar"/>
+        </w:rPr>
+        <w:t xml:space="preserve">CLAUDE.md</w:t>
+      </w:r>
+      <w:r>
+        <w:t xml:space="preserve">를 넣는다</w:t>
+      </w:r>
+    </w:p>
+    <w:p>
+      <w:pPr>
         <w:pStyle w:val="Compact"/>
-      </w:pPr>
-      <w:r>
-        <w:t xml:space="preserve">저장소 루트에</w:t>
-      </w:r>
-      <w:r>
-        <w:t xml:space="preserve"> </w:t>
-      </w:r>
-      <w:r>
-        <w:rPr>
-          <w:rStyle w:val="VerbatimChar"/>
-        </w:rPr>
-        <w:t xml:space="preserve">CLAUDE.md</w:t>
-      </w:r>
-      <w:r>
-        <w:t xml:space="preserve">를 넣는다</w:t>
-      </w:r>
-    </w:p>
-    <w:p>
-      <w:pPr>
         <w:numPr>
           <w:ilvl w:val="0"/>
           <w:numId w:val="1007"/>
         </w:numPr>
+      </w:pPr>
+      <w:r>
+        <w:rPr>
+          <w:rStyle w:val="VerbatimChar"/>
+        </w:rPr>
+        <w:t xml:space="preserve">03_제품과기능.md</w:t>
+      </w:r>
+      <w:r>
+        <w:t xml:space="preserve">,</w:t>
+      </w:r>
+      <w:r>
+        <w:t xml:space="preserve"> </w:t>
+      </w:r>
+      <w:r>
+        <w:rPr>
+          <w:rStyle w:val="VerbatimChar"/>
+        </w:rPr>
+        <w:t xml:space="preserve">03_제품과기능.md</w:t>
+      </w:r>
+      <w:r>
+        <w:t xml:space="preserve">를</w:t>
+      </w:r>
+      <w:r>
+        <w:t xml:space="preserve"> </w:t>
+      </w:r>
+      <w:r>
+        <w:rPr>
+          <w:rStyle w:val="VerbatimChar"/>
+        </w:rPr>
+        <w:t xml:space="preserve">/docs</w:t>
+      </w:r>
+      <w:r>
+        <w:t xml:space="preserve">에 넣는다</w:t>
+      </w:r>
+    </w:p>
+    <w:p>
+      <w:pPr>
         <w:pStyle w:val="Compact"/>
-      </w:pPr>
-      <w:r>
-        <w:rPr>
-          <w:rStyle w:val="VerbatimChar"/>
-        </w:rPr>
-        <w:t xml:space="preserve">03_제품과기능.md</w:t>
-      </w:r>
-      <w:r>
-        <w:t xml:space="preserve">,</w:t>
-      </w:r>
-      <w:r>
-        <w:t xml:space="preserve"> </w:t>
-      </w:r>
-      <w:r>
-        <w:rPr>
-          <w:rStyle w:val="VerbatimChar"/>
-        </w:rPr>
-        <w:t xml:space="preserve">03_제품과기능.md</w:t>
-      </w:r>
-      <w:r>
-        <w:t xml:space="preserve">를</w:t>
-      </w:r>
-      <w:r>
-        <w:t xml:space="preserve"> </w:t>
-      </w:r>
-      <w:r>
-        <w:rPr>
-          <w:rStyle w:val="VerbatimChar"/>
-        </w:rPr>
-        <w:t xml:space="preserve">/docs</w:t>
-      </w:r>
-      <w:r>
-        <w:t xml:space="preserve">에 넣는다</w:t>
-      </w:r>
-    </w:p>
-    <w:p>
-      <w:pPr>
         <w:numPr>
           <w:ilvl w:val="0"/>
           <w:numId w:val="1007"/>
         </w:numPr>
+      </w:pPr>
+      <w:r>
+        <w:t xml:space="preserve">아래 프롬프트를</w:t>
+      </w:r>
+      <w:r>
+        <w:t xml:space="preserve"> </w:t>
+      </w:r>
+      <w:r>
+        <w:rPr>
+          <w:b/>
+          <w:bCs/>
+        </w:rPr>
+        <w:t xml:space="preserve">하나씩</w:t>
+      </w:r>
+      <w:r>
+        <w:t xml:space="preserve"> </w:t>
+      </w:r>
+      <w:r>
+        <w:t xml:space="preserve">붙여넣는다. 여러 개를 한 번에 주면 품질이 떨어진다</w:t>
+      </w:r>
+    </w:p>
+    <w:p>
+      <w:pPr>
         <w:pStyle w:val="Compact"/>
-      </w:pPr>
-      <w:r>
-        <w:t xml:space="preserve">아래 프롬프트를</w:t>
-      </w:r>
-      <w:r>
-        <w:t xml:space="preserve"> </w:t>
-      </w:r>
-      <w:r>
-        <w:rPr>
-          <w:bCs/>
-          <w:b/>
-        </w:rPr>
-        <w:t xml:space="preserve">하나씩</w:t>
-      </w:r>
-      <w:r>
-        <w:t xml:space="preserve"> </w:t>
-      </w:r>
-      <w:r>
-        <w:t xml:space="preserve">붙여넣는다. 여러 개를 한 번에 주면 품질이 떨어진다</w:t>
-      </w:r>
-    </w:p>
-    <w:p>
-      <w:pPr>
         <w:numPr>
           <w:ilvl w:val="0"/>
           <w:numId w:val="1007"/>
         </w:numPr>
-        <w:pStyle w:val="Compact"/>
       </w:pPr>
       <w:r>
         <w:t xml:space="preserve">각 단계의 완료 조건을 직접 확인한 뒤 다음으로 넘어간다</w:t>
@@ -5975,21 +5794,21 @@
       </w:pPr>
       <w:r>
         <w:rPr>
+          <w:b/>
           <w:bCs/>
+        </w:rPr>
+        <w:t xml:space="preserve">Phase 1 범위</w:t>
+      </w:r>
+      <w:r>
+        <w:t xml:space="preserve">: P0 ~ P6. 웹 계산기 + SEO 페이지 + 무료 도구.</w:t>
+      </w:r>
+      <w:r>
+        <w:t xml:space="preserve"> </w:t>
+      </w:r>
+      <w:r>
+        <w:rPr>
           <w:b/>
-        </w:rPr>
-        <w:t xml:space="preserve">Phase 1 범위</w:t>
-      </w:r>
-      <w:r>
-        <w:t xml:space="preserve">: P0 ~ P6. 웹 계산기 + SEO 페이지 + 무료 도구.</w:t>
-      </w:r>
-      <w:r>
-        <w:t xml:space="preserve"> </w:t>
-      </w:r>
-      <w:r>
-        <w:rPr>
           <w:bCs/>
-          <w:b/>
         </w:rPr>
         <w:t xml:space="preserve">DB도, 로그인도, 앱도 만들지 않는다.</w:t>
       </w:r>
@@ -6007,8 +5826,8 @@
         </w:pict>
       </w:r>
     </w:p>
-    <w:bookmarkEnd w:id="70"/>
-    <w:bookmarkStart w:id="71" w:name="p0-프로젝트-초기화-및-데이터-이관"/>
+    <w:bookmarkEnd w:id="59"/>
+    <w:bookmarkStart w:id="60" w:name="p0-프로젝트-초기화-및-데이터-이관"/>
     <w:p>
       <w:pPr>
         <w:pStyle w:val="Heading2"/>
@@ -6029,8 +5848,8 @@
       </w:r>
       <w:r>
         <w:rPr>
+          <w:b/>
           <w:bCs/>
-          <w:b/>
         </w:rPr>
         <w:t xml:space="preserve">착수 전 확인</w:t>
       </w:r>
@@ -6770,8 +6589,8 @@
         </w:pict>
       </w:r>
     </w:p>
-    <w:bookmarkEnd w:id="71"/>
-    <w:bookmarkStart w:id="72" w:name="p0.0-schema.ts-반입"/>
+    <w:bookmarkEnd w:id="60"/>
+    <w:bookmarkStart w:id="61" w:name="p0.0-schema.ts-반입"/>
     <w:p>
       <w:pPr>
         <w:pStyle w:val="Heading2"/>
@@ -6864,8 +6683,8 @@
         </w:pict>
       </w:r>
     </w:p>
-    <w:bookmarkEnd w:id="72"/>
-    <w:bookmarkStart w:id="73" w:name="p0.5-경로고도-프로파일-생성"/>
+    <w:bookmarkEnd w:id="61"/>
+    <w:bookmarkStart w:id="62" w:name="p0.5-경로고도-프로파일-생성"/>
     <w:p>
       <w:pPr>
         <w:pStyle w:val="Heading2"/>
@@ -6880,8 +6699,8 @@
       </w:pPr>
       <w:r>
         <w:rPr>
+          <w:b/>
           <w:bCs/>
-          <w:b/>
         </w:rPr>
         <w:t xml:space="preserve">03 문서 부록을 먼저 읽는다.</w:t>
       </w:r>
@@ -7309,8 +7128,8 @@
         </w:pict>
       </w:r>
     </w:p>
-    <w:bookmarkEnd w:id="73"/>
-    <w:bookmarkStart w:id="74" w:name="p1-부상-회피형-일정-분할-엔진"/>
+    <w:bookmarkEnd w:id="62"/>
+    <w:bookmarkStart w:id="63" w:name="p1-부상-회피형-일정-분할-엔진"/>
     <w:p>
       <w:pPr>
         <w:pStyle w:val="Heading2"/>
@@ -8114,8 +7933,8 @@
         </w:pict>
       </w:r>
     </w:p>
-    <w:bookmarkEnd w:id="74"/>
-    <w:bookmarkStart w:id="75" w:name="p2-시그니처-컴포넌트"/>
+    <w:bookmarkEnd w:id="63"/>
+    <w:bookmarkStart w:id="64" w:name="p2-시그니처-컴포넌트"/>
     <w:p>
       <w:pPr>
         <w:pStyle w:val="Heading2"/>
@@ -8469,8 +8288,8 @@
         </w:pict>
       </w:r>
     </w:p>
-    <w:bookmarkEnd w:id="75"/>
-    <w:bookmarkStart w:id="76" w:name="p3-계산기-화면과-공유-url"/>
+    <w:bookmarkEnd w:id="64"/>
+    <w:bookmarkStart w:id="65" w:name="p3-계산기-화면과-공유-url"/>
     <w:p>
       <w:pPr>
         <w:pStyle w:val="Heading2"/>
@@ -8809,8 +8628,8 @@
         </w:pict>
       </w:r>
     </w:p>
-    <w:bookmarkEnd w:id="76"/>
-    <w:bookmarkStart w:id="77" w:name="p4-인쇄용-일정표"/>
+    <w:bookmarkEnd w:id="65"/>
+    <w:bookmarkStart w:id="66" w:name="p4-인쇄용-일정표"/>
     <w:p>
       <w:pPr>
         <w:pStyle w:val="Heading2"/>
@@ -9014,8 +8833,8 @@
         </w:pict>
       </w:r>
     </w:p>
-    <w:bookmarkEnd w:id="77"/>
-    <w:bookmarkStart w:id="78" w:name="p5-seo-페이지-대량-생성"/>
+    <w:bookmarkEnd w:id="66"/>
+    <w:bookmarkStart w:id="67" w:name="p5-seo-페이지-대량-생성"/>
     <w:p>
       <w:pPr>
         <w:pStyle w:val="Heading2"/>
@@ -9321,8 +9140,8 @@
         </w:pict>
       </w:r>
     </w:p>
-    <w:bookmarkEnd w:id="78"/>
-    <w:bookmarkStart w:id="79" w:name="p6-무료-도구-3종"/>
+    <w:bookmarkEnd w:id="67"/>
+    <w:bookmarkStart w:id="68" w:name="p6-무료-도구-3종"/>
     <w:p>
       <w:pPr>
         <w:pStyle w:val="Heading2"/>
@@ -9607,8 +9426,8 @@
         </w:pict>
       </w:r>
     </w:p>
-    <w:bookmarkEnd w:id="79"/>
-    <w:bookmarkStart w:id="80" w:name="p7-계측-선택-공개-직전"/>
+    <w:bookmarkEnd w:id="68"/>
+    <w:bookmarkStart w:id="69" w:name="p7-계측-선택-공개-직전"/>
     <w:p>
       <w:pPr>
         <w:pStyle w:val="Heading2"/>
@@ -9830,8 +9649,8 @@
         </w:pict>
       </w:r>
     </w:p>
-    <w:bookmarkEnd w:id="80"/>
-    <w:bookmarkStart w:id="81" w:name="이후-단계-조건부"/>
+    <w:bookmarkEnd w:id="69"/>
+    <w:bookmarkStart w:id="70" w:name="이후-단계-조건부"/>
     <w:p>
       <w:pPr>
         <w:pStyle w:val="Heading2"/>
@@ -9846,8 +9665,8 @@
       </w:pPr>
       <w:r>
         <w:rPr>
+          <w:b/>
           <w:bCs/>
-          <w:b/>
         </w:rPr>
         <w:t xml:space="preserve">아래는 4주 트래픽 데이터를 본 뒤에 진행한다. 미리 만들지 않는다.</w:t>
       </w:r>
@@ -9856,8 +9675,8 @@
       <w:tblPr>
         <w:tblStyle w:val="Table"/>
         <w:tblW w:type="pct" w:w="5000"/>
+        <w:tblLayout w:type="fixed"/>
         <w:tblLook w:firstRow="1" w:lastRow="0" w:firstColumn="0" w:lastColumn="0" w:noHBand="0" w:noVBand="0" w:val="0020"/>
-        <w:jc w:val="start"/>
       </w:tblPr>
       <w:tblGrid>
         <w:gridCol w:w="2640"/>
@@ -9866,14 +9685,13 @@
       </w:tblGrid>
       <w:tr>
         <w:trPr>
-          <w:tblHeader w:val="true"/>
+          <w:tblHeader w:val="on"/>
         </w:trPr>
         <w:tc>
           <w:tcPr/>
           <w:p>
             <w:pPr>
               <w:pStyle w:val="Compact"/>
-              <w:jc w:val="left"/>
             </w:pPr>
             <w:r>
               <w:t xml:space="preserve">Phase</w:t>
@@ -9885,7 +9703,6 @@
           <w:p>
             <w:pPr>
               <w:pStyle w:val="Compact"/>
-              <w:jc w:val="left"/>
             </w:pPr>
             <w:r>
               <w:t xml:space="preserve">내용</w:t>
@@ -9897,7 +9714,6 @@
           <w:p>
             <w:pPr>
               <w:pStyle w:val="Compact"/>
-              <w:jc w:val="left"/>
             </w:pPr>
             <w:r>
               <w:t xml:space="preserve">진행 조건</w:t>
@@ -9911,7 +9727,6 @@
           <w:p>
             <w:pPr>
               <w:pStyle w:val="Compact"/>
-              <w:jc w:val="left"/>
             </w:pPr>
             <w:r>
               <w:t xml:space="preserve">2</w:t>
@@ -9923,7 +9738,6 @@
           <w:p>
             <w:pPr>
               <w:pStyle w:val="Compact"/>
-              <w:jc w:val="left"/>
             </w:pPr>
             <w:r>
               <w:t xml:space="preserve">알베르게 데이터, 혼잡 추정, 예약 스크립트, 짐배송 비교</w:t>
@@ -9935,12 +9749,11 @@
           <w:p>
             <w:pPr>
               <w:pStyle w:val="Compact"/>
-              <w:jc w:val="left"/>
             </w:pPr>
             <w:r>
               <w:rPr>
+                <w:b/>
                 <w:bCs/>
-                <w:b/>
               </w:rPr>
               <w:t xml:space="preserve">실측 도보 완료 후</w:t>
             </w:r>
@@ -9953,7 +9766,6 @@
           <w:p>
             <w:pPr>
               <w:pStyle w:val="Compact"/>
-              <w:jc w:val="left"/>
             </w:pPr>
             <w:r>
               <w:t xml:space="preserve">2</w:t>
@@ -9965,7 +9777,6 @@
           <w:p>
             <w:pPr>
               <w:pStyle w:val="Compact"/>
-              <w:jc w:val="left"/>
             </w:pPr>
             <w:r>
               <w:t xml:space="preserve">가이드 페이지 100+</w:t>
@@ -9977,7 +9788,6 @@
           <w:p>
             <w:pPr>
               <w:pStyle w:val="Compact"/>
-              <w:jc w:val="left"/>
             </w:pPr>
             <w:r>
               <w:t xml:space="preserve">월 방문 5,000 이상</w:t>
@@ -9991,7 +9801,6 @@
           <w:p>
             <w:pPr>
               <w:pStyle w:val="Compact"/>
-              <w:jc w:val="left"/>
             </w:pPr>
             <w:r>
               <w:t xml:space="preserve">2</w:t>
@@ -10003,12 +9812,11 @@
           <w:p>
             <w:pPr>
               <w:pStyle w:val="Compact"/>
-              <w:jc w:val="left"/>
             </w:pPr>
             <w:r>
               <w:rPr>
+                <w:b/>
                 <w:bCs/>
-                <w:b/>
               </w:rPr>
               <w:t xml:space="preserve">일자별 상세 일정</w:t>
             </w:r>
@@ -10025,7 +9833,6 @@
           <w:p>
             <w:pPr>
               <w:pStyle w:val="Compact"/>
-              <w:jc w:val="left"/>
             </w:pPr>
             <w:r>
               <w:t xml:space="preserve">웹에서도 필요. 인쇄와 직결</w:t>
@@ -10039,7 +9846,6 @@
           <w:p>
             <w:pPr>
               <w:pStyle w:val="Compact"/>
-              <w:jc w:val="left"/>
             </w:pPr>
             <w:r>
               <w:t xml:space="preserve">2</w:t>
@@ -10051,12 +9857,11 @@
           <w:p>
             <w:pPr>
               <w:pStyle w:val="Compact"/>
-              <w:jc w:val="left"/>
             </w:pPr>
             <w:r>
               <w:rPr>
+                <w:b/>
                 <w:bCs/>
-                <w:b/>
               </w:rPr>
               <w:t xml:space="preserve">예산 관리</w:t>
             </w:r>
@@ -10073,7 +9878,6 @@
           <w:p>
             <w:pPr>
               <w:pStyle w:val="Compact"/>
-              <w:jc w:val="left"/>
             </w:pPr>
             <w:r>
               <w:t xml:space="preserve">독립 도구로 먼저</w:t>
@@ -10087,7 +9891,6 @@
           <w:p>
             <w:pPr>
               <w:pStyle w:val="Compact"/>
-              <w:jc w:val="left"/>
             </w:pPr>
             <w:r>
               <w:t xml:space="preserve">2</w:t>
@@ -10099,12 +9902,11 @@
           <w:p>
             <w:pPr>
               <w:pStyle w:val="Compact"/>
-              <w:jc w:val="left"/>
             </w:pPr>
             <w:r>
               <w:rPr>
+                <w:b/>
                 <w:bCs/>
-                <w:b/>
               </w:rPr>
               <w:t xml:space="preserve">체크리스트</w:t>
             </w:r>
@@ -10121,7 +9923,6 @@
           <w:p>
             <w:pPr>
               <w:pStyle w:val="Compact"/>
-              <w:jc w:val="left"/>
             </w:pPr>
             <w:r>
               <w:t xml:space="preserve">일정 계산기와 함께</w:t>
@@ -10135,7 +9936,6 @@
           <w:p>
             <w:pPr>
               <w:pStyle w:val="Compact"/>
-              <w:jc w:val="left"/>
             </w:pPr>
             <w:r>
               <w:t xml:space="preserve">2</w:t>
@@ -10147,12 +9947,11 @@
           <w:p>
             <w:pPr>
               <w:pStyle w:val="Compact"/>
-              <w:jc w:val="left"/>
             </w:pPr>
             <w:r>
               <w:rPr>
+                <w:b/>
                 <w:bCs/>
-                <w:b/>
               </w:rPr>
               <w:t xml:space="preserve">접근·귀환 교통</w:t>
             </w:r>
@@ -10169,7 +9968,6 @@
           <w:p>
             <w:pPr>
               <w:pStyle w:val="Compact"/>
-              <w:jc w:val="left"/>
             </w:pPr>
             <w:r>
               <w:t xml:space="preserve">실측 도보 시 경로 확인 후</w:t>
@@ -10183,7 +9981,6 @@
           <w:p>
             <w:pPr>
               <w:pStyle w:val="Compact"/>
-              <w:jc w:val="left"/>
             </w:pPr>
             <w:r>
               <w:t xml:space="preserve">2</w:t>
@@ -10195,12 +9992,11 @@
           <w:p>
             <w:pPr>
               <w:pStyle w:val="Compact"/>
-              <w:jc w:val="left"/>
             </w:pPr>
             <w:r>
               <w:rPr>
+                <w:b/>
                 <w:bCs/>
-                <w:b/>
               </w:rPr>
               <w:t xml:space="preserve">data/forks.ts 생성</w:t>
             </w:r>
@@ -10217,12 +10013,11 @@
           <w:p>
             <w:pPr>
               <w:pStyle w:val="Compact"/>
-              <w:jc w:val="left"/>
             </w:pPr>
             <w:r>
               <w:rPr>
+                <w:b/>
                 <w:bCs/>
-                <w:b/>
               </w:rPr>
               <w:t xml:space="preserve">실측 도보로 나머지 10곳 데이터 확보 후.</w:t>
             </w:r>
@@ -10241,7 +10036,6 @@
           <w:p>
             <w:pPr>
               <w:pStyle w:val="Compact"/>
-              <w:jc w:val="left"/>
             </w:pPr>
             <w:r>
               <w:t xml:space="preserve">2</w:t>
@@ -10253,12 +10047,11 @@
           <w:p>
             <w:pPr>
               <w:pStyle w:val="Compact"/>
-              <w:jc w:val="left"/>
             </w:pPr>
             <w:r>
               <w:rPr>
+                <w:b/>
                 <w:bCs/>
-                <w:b/>
               </w:rPr>
               <w:t xml:space="preserve">갈림길 추천</w:t>
             </w:r>
@@ -10275,7 +10068,6 @@
           <w:p>
             <w:pPr>
               <w:pStyle w:val="Compact"/>
-              <w:jc w:val="left"/>
             </w:pPr>
             <w:r>
               <w:t xml:space="preserve">위 forks.ts 확보 후. 일정 엔진(P1)에 변형 처리 로직 추가</w:t>
@@ -10289,7 +10081,6 @@
           <w:p>
             <w:pPr>
               <w:pStyle w:val="Compact"/>
-              <w:jc w:val="left"/>
             </w:pPr>
             <w:r>
               <w:t xml:space="preserve">2</w:t>
@@ -10301,12 +10092,11 @@
           <w:p>
             <w:pPr>
               <w:pStyle w:val="Compact"/>
-              <w:jc w:val="left"/>
             </w:pPr>
             <w:r>
               <w:rPr>
+                <w:b/>
                 <w:bCs/>
-                <w:b/>
               </w:rPr>
               <w:t xml:space="preserve">계획된 이동수단</w:t>
             </w:r>
@@ -10323,7 +10113,6 @@
           <w:p>
             <w:pPr>
               <w:pStyle w:val="Compact"/>
-              <w:jc w:val="left"/>
             </w:pPr>
             <w:r>
               <w:t xml:space="preserve">실측 도보로 노선·요금 확인 후</w:t>
@@ -10337,7 +10126,6 @@
           <w:p>
             <w:pPr>
               <w:pStyle w:val="Compact"/>
-              <w:jc w:val="left"/>
             </w:pPr>
             <w:r>
               <w:t xml:space="preserve">2</w:t>
@@ -10349,7 +10137,6 @@
           <w:p>
             <w:pPr>
               <w:pStyle w:val="Compact"/>
-              <w:jc w:val="left"/>
             </w:pPr>
             <w:r>
               <w:t xml:space="preserve">이중 순례자 안내 페이지</w:t>
@@ -10361,7 +10148,6 @@
           <w:p>
             <w:pPr>
               <w:pStyle w:val="Compact"/>
-              <w:jc w:val="left"/>
             </w:pPr>
             <w:r>
               <w:t xml:space="preserve">언제든. 검색어 공백이 크다</w:t>
@@ -10375,7 +10161,6 @@
           <w:p>
             <w:pPr>
               <w:pStyle w:val="Compact"/>
-              <w:jc w:val="left"/>
             </w:pPr>
             <w:r>
               <w:t xml:space="preserve">3</w:t>
@@ -10387,7 +10172,6 @@
           <w:p>
             <w:pPr>
               <w:pStyle w:val="Compact"/>
-              <w:jc w:val="left"/>
             </w:pPr>
             <w:r>
               <w:t xml:space="preserve">React Native 앱, 오프라인 지도, 일지</w:t>
@@ -10399,10 +10183,19 @@
           <w:p>
             <w:pPr>
               <w:pStyle w:val="Compact"/>
-              <w:jc w:val="left"/>
-            </w:pPr>
-            <w:r>
-              <w:t xml:space="preserve">웹 도달률 20% 이상</w:t>
+            </w:pPr>
+            <w:r>
+              <w:rPr>
+                <w:b/>
+                <w:bCs/>
+              </w:rPr>
+              <w:t xml:space="preserve">데이터·실측 검증 완료 후 웹과 병행 착수</w:t>
+            </w:r>
+            <w:r>
+              <w:t xml:space="preserve"> </w:t>
+            </w:r>
+            <w:r>
+              <w:t xml:space="preserve">(웹 지표에 게이트하지 않는다)</w:t>
             </w:r>
           </w:p>
         </w:tc>
@@ -10413,7 +10206,6 @@
           <w:p>
             <w:pPr>
               <w:pStyle w:val="Compact"/>
-              <w:jc w:val="left"/>
             </w:pPr>
             <w:r>
               <w:t xml:space="preserve">3</w:t>
@@ -10425,12 +10217,11 @@
           <w:p>
             <w:pPr>
               <w:pStyle w:val="Compact"/>
-              <w:jc w:val="left"/>
             </w:pPr>
             <w:r>
               <w:rPr>
+                <w:b/>
                 <w:bCs/>
-                <w:b/>
               </w:rPr>
               <w:t xml:space="preserve">보여주기 카드 23장</w:t>
             </w:r>
@@ -10441,7 +10232,6 @@
           <w:p>
             <w:pPr>
               <w:pStyle w:val="Compact"/>
-              <w:jc w:val="left"/>
             </w:pPr>
             <w:r>
               <w:t xml:space="preserve">문안 현지 검수 후</w:t>
@@ -10455,7 +10245,6 @@
           <w:p>
             <w:pPr>
               <w:pStyle w:val="Compact"/>
-              <w:jc w:val="left"/>
             </w:pPr>
             <w:r>
               <w:t xml:space="preserve">3</w:t>
@@ -10467,12 +10256,11 @@
           <w:p>
             <w:pPr>
               <w:pStyle w:val="Compact"/>
-              <w:jc w:val="left"/>
             </w:pPr>
             <w:r>
               <w:rPr>
+                <w:b/>
                 <w:bCs/>
-                <w:b/>
               </w:rPr>
               <w:t xml:space="preserve">Plan B</w:t>
             </w:r>
@@ -10489,7 +10277,6 @@
           <w:p>
             <w:pPr>
               <w:pStyle w:val="Compact"/>
-              <w:jc w:val="left"/>
             </w:pPr>
             <w:r>
               <w:t xml:space="preserve">앱과 동시</w:t>
@@ -10503,7 +10290,6 @@
           <w:p>
             <w:pPr>
               <w:pStyle w:val="Compact"/>
-              <w:jc w:val="left"/>
             </w:pPr>
             <w:r>
               <w:t xml:space="preserve">3</w:t>
@@ -10515,12 +10301,11 @@
           <w:p>
             <w:pPr>
               <w:pStyle w:val="Compact"/>
-              <w:jc w:val="left"/>
             </w:pPr>
             <w:r>
               <w:rPr>
+                <w:b/>
                 <w:bCs/>
-                <w:b/>
               </w:rPr>
               <w:t xml:space="preserve">data/landmarks.ts 생성</w:t>
             </w:r>
@@ -10537,7 +10322,6 @@
           <w:p>
             <w:pPr>
               <w:pStyle w:val="Compact"/>
-              <w:jc w:val="left"/>
             </w:pPr>
             <w:r>
               <w:t xml:space="preserve">실측 도보 완료 후. P0에서 만들지 않는다</w:t>
@@ -10551,7 +10335,6 @@
           <w:p>
             <w:pPr>
               <w:pStyle w:val="Compact"/>
-              <w:jc w:val="left"/>
             </w:pPr>
             <w:r>
               <w:t xml:space="preserve">3</w:t>
@@ -10563,12 +10346,11 @@
           <w:p>
             <w:pPr>
               <w:pStyle w:val="Compact"/>
-              <w:jc w:val="left"/>
             </w:pPr>
             <w:r>
               <w:rPr>
+                <w:b/>
                 <w:bCs/>
-                <w:b/>
               </w:rPr>
               <w:t xml:space="preserve">안개 지도 + 「내 돌」</w:t>
             </w:r>
@@ -10585,7 +10367,6 @@
           <w:p>
             <w:pPr>
               <w:pStyle w:val="Compact"/>
-              <w:jc w:val="left"/>
             </w:pPr>
             <w:r>
               <w:t xml:space="preserve">위 landmarks.ts 확보 후</w:t>
@@ -10599,7 +10380,6 @@
           <w:p>
             <w:pPr>
               <w:pStyle w:val="Compact"/>
-              <w:jc w:val="left"/>
             </w:pPr>
             <w:r>
               <w:t xml:space="preserve">3</w:t>
@@ -10611,12 +10391,11 @@
           <w:p>
             <w:pPr>
               <w:pStyle w:val="Compact"/>
-              <w:jc w:val="left"/>
             </w:pPr>
             <w:r>
               <w:rPr>
+                <w:b/>
                 <w:bCs/>
-                <w:b/>
               </w:rPr>
               <w:t xml:space="preserve">이동 방식·접근성</w:t>
             </w:r>
@@ -10633,7 +10412,6 @@
           <w:p>
             <w:pPr>
               <w:pStyle w:val="Compact"/>
-              <w:jc w:val="left"/>
             </w:pPr>
             <w:r>
               <w:t xml:space="preserve">별도 조사 후. Phase 1~3은 도보 전용</w:t>
@@ -10647,7 +10425,6 @@
           <w:p>
             <w:pPr>
               <w:pStyle w:val="Compact"/>
-              <w:jc w:val="left"/>
             </w:pPr>
             <w:r>
               <w:t xml:space="preserve">3</w:t>
@@ -10659,22 +10436,36 @@
           <w:p>
             <w:pPr>
               <w:pStyle w:val="Compact"/>
-              <w:jc w:val="left"/>
-            </w:pPr>
-            <w:r>
-              <w:t xml:space="preserve">완주 화면 + 보상</w:t>
-            </w:r>
-          </w:p>
-        </w:tc>
-        <w:tc>
-          <w:tcPr/>
-          <w:p>
-            <w:pPr>
-              <w:pStyle w:val="Compact"/>
-              <w:jc w:val="left"/>
-            </w:pPr>
-            <w:r>
-              <w:t xml:space="preserve">앱과 동시. 전부 원가 0</w:t>
+            </w:pPr>
+            <w:r>
+              <w:t xml:space="preserve">완주 화면 + 보상 (①~⑤)</w:t>
+            </w:r>
+          </w:p>
+        </w:tc>
+        <w:tc>
+          <w:tcPr/>
+          <w:p>
+            <w:pPr>
+              <w:pStyle w:val="Compact"/>
+            </w:pPr>
+            <w:r>
+              <w:t xml:space="preserve">앱과 동시.</w:t>
+            </w:r>
+            <w:r>
+              <w:t xml:space="preserve"> </w:t>
+            </w:r>
+            <w:r>
+              <w:rPr>
+                <w:b/>
+                <w:bCs/>
+              </w:rPr>
+              <w:t xml:space="preserve">90/10 원칙상 전부 무료 고정</w:t>
+            </w:r>
+            <w:r>
+              <w:t xml:space="preserve"> </w:t>
+            </w:r>
+            <w:r>
+              <w:t xml:space="preserve">— 00문서 2.6절</w:t>
             </w:r>
           </w:p>
         </w:tc>
@@ -10685,7 +10476,6 @@
           <w:p>
             <w:pPr>
               <w:pStyle w:val="Compact"/>
-              <w:jc w:val="left"/>
             </w:pPr>
             <w:r>
               <w:t xml:space="preserve">4</w:t>
@@ -10697,19 +10487,17 @@
           <w:p>
             <w:pPr>
               <w:pStyle w:val="Compact"/>
-              <w:jc w:val="left"/>
-            </w:pPr>
-            <w:r>
-              <w:t xml:space="preserve">커머스 연동, 포토북·포스터</w:t>
-            </w:r>
-          </w:p>
-        </w:tc>
-        <w:tc>
-          <w:tcPr/>
-          <w:p>
-            <w:pPr>
-              <w:pStyle w:val="Compact"/>
-              <w:jc w:val="left"/>
+            </w:pPr>
+            <w:r>
+              <w:t xml:space="preserve">커머스 연동, 포토북·포스터·완주 배지·필름 카메라 (90/10의 유료 10%)</w:t>
+            </w:r>
+          </w:p>
+        </w:tc>
+        <w:tc>
+          <w:tcPr/>
+          <w:p>
+            <w:pPr>
+              <w:pStyle w:val="Compact"/>
             </w:pPr>
             <w:r>
               <w:t xml:space="preserve">제휴 수수료율·인쇄 견적 확정 후</w:t>
@@ -10723,7 +10511,6 @@
           <w:p>
             <w:pPr>
               <w:pStyle w:val="Compact"/>
-              <w:jc w:val="left"/>
             </w:pPr>
             <w:r>
               <w:t xml:space="preserve">5</w:t>
@@ -10735,7 +10522,6 @@
           <w:p>
             <w:pPr>
               <w:pStyle w:val="Compact"/>
-              <w:jc w:val="left"/>
             </w:pPr>
             <w:r>
               <w:t xml:space="preserve">구마노고도 계산기, 제주올레</w:t>
@@ -10747,7 +10533,6 @@
           <w:p>
             <w:pPr>
               <w:pStyle w:val="Compact"/>
-              <w:jc w:val="left"/>
             </w:pPr>
             <w:r>
               <w:t xml:space="preserve">이중 순례자 클릭률 50% 확인 후</w:t>
@@ -10762,32 +10547,32 @@
       </w:pPr>
       <w:r>
         <w:rPr>
+          <w:b/>
           <w:bCs/>
+        </w:rPr>
+        <w:t xml:space="preserve">특히 알베르게 데이터는 실측 전에 만들지 않는다.</w:t>
+      </w:r>
+      <w:r>
+        <w:t xml:space="preserve"> </w:t>
+      </w:r>
+      <w:r>
+        <w:t xml:space="preserve">부정확한 숙소 정보는 사람을 한데서 자게 한다.</w:t>
+      </w:r>
+    </w:p>
+    <w:p>
+      <w:pPr>
+        <w:pStyle w:val="BodyText"/>
+      </w:pPr>
+      <w:r>
+        <w:t xml:space="preserve">⚠️</w:t>
+      </w:r>
+      <w:r>
+        <w:t xml:space="preserve"> </w:t>
+      </w:r>
+      <w:r>
+        <w:rPr>
           <w:b/>
-        </w:rPr>
-        <w:t xml:space="preserve">특히 알베르게 데이터는 실측 전에 만들지 않는다.</w:t>
-      </w:r>
-      <w:r>
-        <w:t xml:space="preserve"> </w:t>
-      </w:r>
-      <w:r>
-        <w:t xml:space="preserve">부정확한 숙소 정보는 사람을 한데서 자게 한다.</w:t>
-      </w:r>
-    </w:p>
-    <w:p>
-      <w:pPr>
-        <w:pStyle w:val="BodyText"/>
-      </w:pPr>
-      <w:r>
-        <w:t xml:space="preserve">⚠️</w:t>
-      </w:r>
-      <w:r>
-        <w:t xml:space="preserve"> </w:t>
-      </w:r>
-      <w:r>
-        <w:rPr>
           <w:bCs/>
-          <w:b/>
         </w:rPr>
         <w:t xml:space="preserve">Phase 1 프롬프트(P0~P7)에 위 항목이 다시 끼어들지 않도록 확인한다.</w:t>
       </w:r>
@@ -10805,8 +10590,8 @@
         </w:pict>
       </w:r>
     </w:p>
-    <w:bookmarkEnd w:id="81"/>
-    <w:bookmarkStart w:id="82" w:name="프롬프트-작성-원칙"/>
+    <w:bookmarkEnd w:id="70"/>
+    <w:bookmarkStart w:id="71" w:name="프롬프트-작성-원칙"/>
     <w:p>
       <w:pPr>
         <w:pStyle w:val="Heading2"/>
@@ -10825,181 +10610,163 @@
     </w:p>
     <w:p>
       <w:pPr>
+        <w:pStyle w:val="Compact"/>
         <w:numPr>
           <w:ilvl w:val="0"/>
           <w:numId w:val="1008"/>
         </w:numPr>
+      </w:pPr>
+      <w:r>
+        <w:rPr>
+          <w:b/>
+          <w:bCs/>
+        </w:rPr>
+        <w:t xml:space="preserve">한 프롬프트 = 한 관심사.</w:t>
+      </w:r>
+      <w:r>
+        <w:t xml:space="preserve"> </w:t>
+      </w:r>
+      <w:r>
+        <w:t xml:space="preserve">데이터, 로직, UI, SEO를 섞지 않는다</w:t>
+      </w:r>
+    </w:p>
+    <w:p>
+      <w:pPr>
         <w:pStyle w:val="Compact"/>
-      </w:pPr>
-      <w:r>
-        <w:rPr>
-          <w:bCs/>
-          <w:b/>
-        </w:rPr>
-        <w:t xml:space="preserve">한 프롬프트 = 한 관심사.</w:t>
-      </w:r>
-      <w:r>
-        <w:t xml:space="preserve"> </w:t>
-      </w:r>
-      <w:r>
-        <w:t xml:space="preserve">데이터, 로직, UI, SEO를 섞지 않는다</w:t>
-      </w:r>
-    </w:p>
-    <w:p>
-      <w:pPr>
         <w:numPr>
           <w:ilvl w:val="0"/>
           <w:numId w:val="1008"/>
         </w:numPr>
+      </w:pPr>
+      <w:r>
+        <w:rPr>
+          <w:b/>
+          <w:bCs/>
+        </w:rPr>
+        <w:t xml:space="preserve">완료 조건을 숫자로.</w:t>
+      </w:r>
+      <w:r>
+        <w:t xml:space="preserve"> </w:t>
+      </w:r>
+      <w:r>
+        <w:t xml:space="preserve">“잘 동작한다”</w:t>
+      </w:r>
+      <w:r>
+        <w:t xml:space="preserve">가 아니라</w:t>
+      </w:r>
+      <w:r>
+        <w:t xml:space="preserve"> </w:t>
+      </w:r>
+      <w:r>
+        <w:t xml:space="preserve">“82개 마을, km 오름차순”</w:t>
+      </w:r>
+    </w:p>
+    <w:p>
+      <w:pPr>
         <w:pStyle w:val="Compact"/>
-      </w:pPr>
-      <w:r>
-        <w:rPr>
-          <w:bCs/>
-          <w:b/>
-        </w:rPr>
-        <w:t xml:space="preserve">완료 조건을 숫자로.</w:t>
-      </w:r>
-      <w:r>
-        <w:t xml:space="preserve"> </w:t>
-      </w:r>
-      <w:r>
-        <w:t xml:space="preserve">“</w:t>
-      </w:r>
-      <w:r>
-        <w:t xml:space="preserve">잘 동작한다</w:t>
-      </w:r>
-      <w:r>
-        <w:t xml:space="preserve">”</w:t>
-      </w:r>
-      <w:r>
-        <w:t xml:space="preserve">가 아니라</w:t>
-      </w:r>
-      <w:r>
-        <w:t xml:space="preserve"> </w:t>
-      </w:r>
-      <w:r>
-        <w:t xml:space="preserve">“</w:t>
-      </w:r>
-      <w:r>
-        <w:t xml:space="preserve">82개 마을, km 오름차순</w:t>
-      </w:r>
-      <w:r>
-        <w:t xml:space="preserve">”</w:t>
-      </w:r>
-    </w:p>
-    <w:p>
-      <w:pPr>
         <w:numPr>
           <w:ilvl w:val="0"/>
           <w:numId w:val="1008"/>
         </w:numPr>
+      </w:pPr>
+      <w:r>
+        <w:rPr>
+          <w:b/>
+          <w:bCs/>
+        </w:rPr>
+        <w:t xml:space="preserve">하지 말 것을 명시.</w:t>
+      </w:r>
+      <w:r>
+        <w:t xml:space="preserve"> </w:t>
+      </w:r>
+      <w:r>
+        <w:t xml:space="preserve">에이전트는 안 시킨 일을 하는 쪽으로 기운다</w:t>
+      </w:r>
+    </w:p>
+    <w:p>
+      <w:pPr>
         <w:pStyle w:val="Compact"/>
-      </w:pPr>
-      <w:r>
-        <w:rPr>
-          <w:bCs/>
-          <w:b/>
-        </w:rPr>
-        <w:t xml:space="preserve">하지 말 것을 명시.</w:t>
-      </w:r>
-      <w:r>
-        <w:t xml:space="preserve"> </w:t>
-      </w:r>
-      <w:r>
-        <w:t xml:space="preserve">에이전트는 안 시킨 일을 하는 쪽으로 기운다</w:t>
-      </w:r>
-    </w:p>
-    <w:p>
-      <w:pPr>
         <w:numPr>
           <w:ilvl w:val="0"/>
           <w:numId w:val="1008"/>
         </w:numPr>
+      </w:pPr>
+      <w:r>
+        <w:rPr>
+          <w:b/>
+          <w:bCs/>
+        </w:rPr>
+        <w:t xml:space="preserve">테스트 케이스를 프롬프트에 넣는다.</w:t>
+      </w:r>
+      <w:r>
+        <w:t xml:space="preserve"> </w:t>
+      </w:r>
+      <w:r>
+        <w:t xml:space="preserve">나중에 시키면 자기 코드에 맞춘 테스트를 쓴다</w:t>
+      </w:r>
+    </w:p>
+    <w:p>
+      <w:pPr>
         <w:pStyle w:val="Compact"/>
-      </w:pPr>
-      <w:r>
-        <w:rPr>
-          <w:bCs/>
-          <w:b/>
-        </w:rPr>
-        <w:t xml:space="preserve">테스트 케이스를 프롬프트에 넣는다.</w:t>
-      </w:r>
-      <w:r>
-        <w:t xml:space="preserve"> </w:t>
-      </w:r>
-      <w:r>
-        <w:t xml:space="preserve">나중에 시키면 자기 코드에 맞춘 테스트를 쓴다</w:t>
-      </w:r>
-    </w:p>
-    <w:p>
-      <w:pPr>
         <w:numPr>
           <w:ilvl w:val="0"/>
           <w:numId w:val="1008"/>
         </w:numPr>
+      </w:pPr>
+      <w:r>
+        <w:rPr>
+          <w:b/>
+          <w:bCs/>
+        </w:rPr>
+        <w:t xml:space="preserve">도메인 함정을 미리 알려준다.</w:t>
+      </w:r>
+      <w:r>
+        <w:t xml:space="preserve"> </w:t>
+      </w:r>
+      <w:r>
+        <w:t xml:space="preserve">“공립 알베르게는 예약을 안 받는다”</w:t>
+      </w:r>
+      <w:r>
+        <w:t xml:space="preserve"> </w:t>
+      </w:r>
+      <w:r>
+        <w:t xml:space="preserve">같은 것</w:t>
+      </w:r>
+    </w:p>
+    <w:p>
+      <w:pPr>
         <w:pStyle w:val="Compact"/>
-      </w:pPr>
-      <w:r>
-        <w:rPr>
-          <w:bCs/>
-          <w:b/>
-        </w:rPr>
-        <w:t xml:space="preserve">도메인 함정을 미리 알려준다.</w:t>
-      </w:r>
-      <w:r>
-        <w:t xml:space="preserve"> </w:t>
-      </w:r>
-      <w:r>
-        <w:t xml:space="preserve">“</w:t>
-      </w:r>
-      <w:r>
-        <w:t xml:space="preserve">공립 알베르게는 예약을 안 받는다</w:t>
-      </w:r>
-      <w:r>
-        <w:t xml:space="preserve">”</w:t>
-      </w:r>
-      <w:r>
-        <w:t xml:space="preserve"> </w:t>
-      </w:r>
-      <w:r>
-        <w:t xml:space="preserve">같은 것</w:t>
-      </w:r>
-    </w:p>
-    <w:p>
-      <w:pPr>
         <w:numPr>
           <w:ilvl w:val="0"/>
           <w:numId w:val="1008"/>
         </w:numPr>
+      </w:pPr>
+      <w:r>
+        <w:rPr>
+          <w:b/>
+          <w:bCs/>
+        </w:rPr>
+        <w:t xml:space="preserve">타입 정의를 직접 준다.</w:t>
+      </w:r>
+      <w:r>
+        <w:t xml:space="preserve"> </w:t>
+      </w:r>
+      <w:r>
+        <w:t xml:space="preserve">이름이 흔들리면 뒤 단계가 전부 어긋난다</w:t>
+      </w:r>
+    </w:p>
+    <w:p>
+      <w:pPr>
         <w:pStyle w:val="Compact"/>
-      </w:pPr>
-      <w:r>
-        <w:rPr>
-          <w:bCs/>
-          <w:b/>
-        </w:rPr>
-        <w:t xml:space="preserve">타입 정의를 직접 준다.</w:t>
-      </w:r>
-      <w:r>
-        <w:t xml:space="preserve"> </w:t>
-      </w:r>
-      <w:r>
-        <w:t xml:space="preserve">이름이 흔들리면 뒤 단계가 전부 어긋난다</w:t>
-      </w:r>
-    </w:p>
-    <w:p>
-      <w:pPr>
         <w:numPr>
           <w:ilvl w:val="0"/>
           <w:numId w:val="1008"/>
         </w:numPr>
-        <w:pStyle w:val="Compact"/>
-      </w:pPr>
-      <w:r>
-        <w:rPr>
+      </w:pPr>
+      <w:r>
+        <w:rPr>
+          <w:b/>
           <w:bCs/>
-          <w:b/>
         </w:rPr>
         <w:t xml:space="preserve">★ 표시로 우선순위를 준다.</w:t>
       </w:r>
@@ -11010,9 +10777,13 @@
         <w:t xml:space="preserve">전부 중요하다고 하면 아무것도 안 중요해진다</w:t>
       </w:r>
     </w:p>
-    <w:bookmarkEnd w:id="82"/>
-    <w:bookmarkEnd w:id="83"/>
-    <w:sectPr/>
+    <w:bookmarkEnd w:id="71"/>
+    <w:bookmarkEnd w:id="72"/>
+    <w:sectPr>
+      <w:footnotePr>
+        <w:numRestart w:val="eachSect"/>
+      </w:footnotePr>
+    </w:sectPr>
   </w:body>
 </w:document>
 </file>
@@ -11043,14 +10814,14 @@
 <file path=word/numbering.xml><?xml version="1.0" encoding="utf-8"?>
 <w:numbering xmlns:w="http://schemas.openxmlformats.org/wordprocessingml/2006/main">
   <w:abstractNum w:abstractNumId="990">
-    <w:nsid w:val="A990"/>
+    <w:nsid w:val="0000A990"/>
     <w:multiLevelType w:val="multilevel"/>
     <w:lvl w:ilvl="0">
       <w:numFmt w:val="bullet"/>
       <w:lvlText w:val=" "/>
       <w:lvlJc w:val="left"/>
       <w:pPr>
-        <w:ind w:left="720" w:hanging="480"/>
+        <w:ind w:left="720" w:hanging="360"/>
       </w:pPr>
     </w:lvl>
     <w:lvl w:ilvl="1">
@@ -11058,7 +10829,7 @@
       <w:lvlText w:val=" "/>
       <w:lvlJc w:val="left"/>
       <w:pPr>
-        <w:ind w:left="1440" w:hanging="480"/>
+        <w:ind w:left="1440" w:hanging="360"/>
       </w:pPr>
     </w:lvl>
     <w:lvl w:ilvl="2">
@@ -11066,7 +10837,7 @@
       <w:lvlText w:val=" "/>
       <w:lvlJc w:val="left"/>
       <w:pPr>
-        <w:ind w:left="2160" w:hanging="480"/>
+        <w:ind w:left="2160" w:hanging="360"/>
       </w:pPr>
     </w:lvl>
     <w:lvl w:ilvl="3">
@@ -11074,7 +10845,7 @@
       <w:lvlText w:val=" "/>
       <w:lvlJc w:val="left"/>
       <w:pPr>
-        <w:ind w:left="2880" w:hanging="480"/>
+        <w:ind w:left="2880" w:hanging="360"/>
       </w:pPr>
     </w:lvl>
     <w:lvl w:ilvl="4">
@@ -11082,7 +10853,7 @@
       <w:lvlText w:val=" "/>
       <w:lvlJc w:val="left"/>
       <w:pPr>
-        <w:ind w:left="3600" w:hanging="480"/>
+        <w:ind w:left="3600" w:hanging="360"/>
       </w:pPr>
     </w:lvl>
     <w:lvl w:ilvl="5">
@@ -11090,7 +10861,7 @@
       <w:lvlText w:val=" "/>
       <w:lvlJc w:val="left"/>
       <w:pPr>
-        <w:ind w:left="4320" w:hanging="480"/>
+        <w:ind w:left="4320" w:hanging="360"/>
       </w:pPr>
     </w:lvl>
     <w:lvl w:ilvl="6">
@@ -11098,7 +10869,7 @@
       <w:lvlText w:val=" "/>
       <w:lvlJc w:val="left"/>
       <w:pPr>
-        <w:ind w:left="5040" w:hanging="480"/>
+        <w:ind w:left="5040" w:hanging="360"/>
       </w:pPr>
     </w:lvl>
     <w:lvl w:ilvl="7">
@@ -11106,7 +10877,7 @@
       <w:lvlText w:val=" "/>
       <w:lvlJc w:val="left"/>
       <w:pPr>
-        <w:ind w:left="5760" w:hanging="480"/>
+        <w:ind w:left="5760" w:hanging="360"/>
       </w:pPr>
     </w:lvl>
     <w:lvl w:ilvl="8">
@@ -11114,12 +10885,12 @@
       <w:lvlText w:val=" "/>
       <w:lvlJc w:val="left"/>
       <w:pPr>
-        <w:ind w:left="6480" w:hanging="480"/>
+        <w:ind w:left="6480" w:hanging="360"/>
       </w:pPr>
     </w:lvl>
   </w:abstractNum>
   <w:abstractNum w:abstractNumId="99411">
-    <w:nsid w:val="A99411"/>
+    <w:nsid w:val="00A99411"/>
     <w:multiLevelType w:val="multilevel"/>
     <w:lvl w:ilvl="0">
       <w:start w:val="1"/>
@@ -11127,7 +10898,7 @@
       <w:lvlText w:val="%1."/>
       <w:lvlJc w:val="left"/>
       <w:pPr>
-        <w:ind w:left="720" w:hanging="480"/>
+        <w:ind w:left="720" w:hanging="360"/>
       </w:pPr>
     </w:lvl>
     <w:lvl w:ilvl="1">
@@ -11136,7 +10907,7 @@
       <w:lvlText w:val="%2."/>
       <w:lvlJc w:val="left"/>
       <w:pPr>
-        <w:ind w:left="1440" w:hanging="480"/>
+        <w:ind w:left="1440" w:hanging="360"/>
       </w:pPr>
     </w:lvl>
     <w:lvl w:ilvl="2">
@@ -11145,7 +10916,7 @@
       <w:lvlText w:val="%3."/>
       <w:lvlJc w:val="left"/>
       <w:pPr>
-        <w:ind w:left="2160" w:hanging="480"/>
+        <w:ind w:left="2160" w:hanging="360"/>
       </w:pPr>
     </w:lvl>
     <w:lvl w:ilvl="3">
@@ -11154,7 +10925,7 @@
       <w:lvlText w:val="%4."/>
       <w:lvlJc w:val="left"/>
       <w:pPr>
-        <w:ind w:left="2880" w:hanging="480"/>
+        <w:ind w:left="2880" w:hanging="360"/>
       </w:pPr>
     </w:lvl>
     <w:lvl w:ilvl="4">
@@ -11163,7 +10934,7 @@
       <w:lvlText w:val="%5."/>
       <w:lvlJc w:val="left"/>
       <w:pPr>
-        <w:ind w:left="3600" w:hanging="480"/>
+        <w:ind w:left="3600" w:hanging="360"/>
       </w:pPr>
     </w:lvl>
     <w:lvl w:ilvl="5">
@@ -11172,7 +10943,7 @@
       <w:lvlText w:val="%6."/>
       <w:lvlJc w:val="left"/>
       <w:pPr>
-        <w:ind w:left="4320" w:hanging="480"/>
+        <w:ind w:left="4320" w:hanging="360"/>
       </w:pPr>
     </w:lvl>
     <w:lvl w:ilvl="6">
@@ -11181,7 +10952,7 @@
       <w:lvlText w:val="%7."/>
       <w:lvlJc w:val="left"/>
       <w:pPr>
-        <w:ind w:left="5040" w:hanging="480"/>
+        <w:ind w:left="5040" w:hanging="360"/>
       </w:pPr>
     </w:lvl>
     <w:lvl w:ilvl="7">
@@ -11190,7 +10961,7 @@
       <w:lvlText w:val="%8."/>
       <w:lvlJc w:val="left"/>
       <w:pPr>
-        <w:ind w:left="5760" w:hanging="480"/>
+        <w:ind w:left="5760" w:hanging="360"/>
       </w:pPr>
     </w:lvl>
     <w:lvl w:ilvl="8">
@@ -11199,84 +10970,111 @@
       <w:lvlText w:val="%9."/>
       <w:lvlJc w:val="left"/>
       <w:pPr>
-        <w:ind w:left="6480" w:hanging="480"/>
+        <w:ind w:left="6480" w:hanging="360"/>
       </w:pPr>
     </w:lvl>
   </w:abstractNum>
   <w:abstractNum w:abstractNumId="991">
-    <w:nsid w:val="A991"/>
+    <w:nsid w:val="0000A991"/>
     <w:multiLevelType w:val="multilevel"/>
     <w:lvl w:ilvl="0">
       <w:numFmt w:val="bullet"/>
-      <w:lvlText w:val="•"/>
+      <w:lvlText w:val=""/>
       <w:lvlJc w:val="left"/>
       <w:pPr>
-        <w:ind w:left="720" w:hanging="480"/>
-      </w:pPr>
+        <w:ind w:left="720" w:hanging="360"/>
+      </w:pPr>
+      <w:rPr>
+        <w:rFonts w:ascii="Symbol" w:hAnsi="Symbol" w:cs="Symbol" w:hint="default"/>
+      </w:rPr>
     </w:lvl>
     <w:lvl w:ilvl="1">
       <w:numFmt w:val="bullet"/>
-      <w:lvlText w:val="–"/>
+      <w:lvlText w:val="o"/>
       <w:lvlJc w:val="left"/>
       <w:pPr>
-        <w:ind w:left="1440" w:hanging="480"/>
-      </w:pPr>
+        <w:ind w:left="1440" w:hanging="360"/>
+      </w:pPr>
+      <w:rPr>
+        <w:rFonts w:ascii="Courier New" w:hAnsi="Courier New" w:cs="Courier New" w:hint="default"/>
+      </w:rPr>
     </w:lvl>
     <w:lvl w:ilvl="2">
       <w:numFmt w:val="bullet"/>
-      <w:lvlText w:val="•"/>
+      <w:lvlText w:val=""/>
       <w:lvlJc w:val="left"/>
       <w:pPr>
-        <w:ind w:left="2160" w:hanging="480"/>
-      </w:pPr>
+        <w:ind w:left="2160" w:hanging="360"/>
+      </w:pPr>
+      <w:rPr>
+        <w:rFonts w:ascii="Wingdings" w:hAnsi="Wingdings" w:cs="Wingdings" w:hint="default"/>
+      </w:rPr>
     </w:lvl>
     <w:lvl w:ilvl="3">
       <w:numFmt w:val="bullet"/>
-      <w:lvlText w:val="–"/>
+      <w:lvlText w:val=""/>
       <w:lvlJc w:val="left"/>
       <w:pPr>
-        <w:ind w:left="2880" w:hanging="480"/>
-      </w:pPr>
+        <w:ind w:left="2880" w:hanging="360"/>
+      </w:pPr>
+      <w:rPr>
+        <w:rFonts w:ascii="Symbol" w:hAnsi="Symbol" w:cs="Symbol" w:hint="default"/>
+      </w:rPr>
     </w:lvl>
     <w:lvl w:ilvl="4">
       <w:numFmt w:val="bullet"/>
-      <w:lvlText w:val="•"/>
+      <w:lvlText w:val="o"/>
       <w:lvlJc w:val="left"/>
       <w:pPr>
-        <w:ind w:left="3600" w:hanging="480"/>
-      </w:pPr>
+        <w:ind w:left="3600" w:hanging="360"/>
+      </w:pPr>
+      <w:rPr>
+        <w:rFonts w:ascii="Courier New" w:hAnsi="Courier New" w:cs="Courier New" w:hint="default"/>
+      </w:rPr>
     </w:lvl>
     <w:lvl w:ilvl="5">
       <w:numFmt w:val="bullet"/>
-      <w:lvlText w:val="–"/>
+      <w:lvlText w:val=""/>
       <w:lvlJc w:val="left"/>
       <w:pPr>
-        <w:ind w:left="4320" w:hanging="480"/>
-      </w:pPr>
+        <w:ind w:left="4320" w:hanging="360"/>
+      </w:pPr>
+      <w:rPr>
+        <w:rFonts w:ascii="Wingdings" w:hAnsi="Wingdings" w:cs="Wingdings" w:hint="default"/>
+      </w:rPr>
     </w:lvl>
     <w:lvl w:ilvl="6">
       <w:numFmt w:val="bullet"/>
-      <w:lvlText w:val="•"/>
+      <w:lvlText w:val=""/>
       <w:lvlJc w:val="left"/>
       <w:pPr>
-        <w:ind w:left="5040" w:hanging="480"/>
-      </w:pPr>
+        <w:ind w:left="5040" w:hanging="360"/>
+      </w:pPr>
+      <w:rPr>
+        <w:rFonts w:ascii="Symbol" w:hAnsi="Symbol" w:cs="Symbol" w:hint="default"/>
+      </w:rPr>
     </w:lvl>
     <w:lvl w:ilvl="7">
       <w:numFmt w:val="bullet"/>
-      <w:lvlText w:val="–"/>
+      <w:lvlText w:val="o"/>
       <w:lvlJc w:val="left"/>
       <w:pPr>
-        <w:ind w:left="5760" w:hanging="480"/>
-      </w:pPr>
+        <w:ind w:left="5760" w:hanging="360"/>
+      </w:pPr>
+      <w:rPr>
+        <w:rFonts w:ascii="Courier New" w:hAnsi="Courier New" w:cs="Courier New" w:hint="default"/>
+      </w:rPr>
     </w:lvl>
     <w:lvl w:ilvl="8">
       <w:numFmt w:val="bullet"/>
-      <w:lvlText w:val="•"/>
+      <w:lvlText w:val=""/>
       <w:lvlJc w:val="left"/>
       <w:pPr>
-        <w:ind w:left="6480" w:hanging="480"/>
-      </w:pPr>
+        <w:ind w:left="6480" w:hanging="360"/>
+      </w:pPr>
+      <w:rPr>
+        <w:rFonts w:ascii="Wingdings" w:hAnsi="Wingdings" w:cs="Wingdings" w:hint="default"/>
+      </w:rPr>
     </w:lvl>
   </w:abstractNum>
   <w:num w:numId="1000">
@@ -11422,10 +11220,10 @@
   <w:docDefaults>
     <w:rPrDefault>
       <w:rPr>
-        <w:rFonts w:asciiTheme="minorHAnsi" w:cstheme="minorBidi" w:eastAsiaTheme="minorHAnsi" w:hAnsiTheme="minorHAnsi"/>
+        <w:rFonts w:asciiTheme="minorHAnsi" w:cstheme="minorBidi" w:eastAsiaTheme="minorEastAsia" w:hAnsiTheme="minorHAnsi"/>
         <w:sz w:val="24"/>
         <w:szCs w:val="24"/>
-        <w:lang w:bidi="ar-SA" w:eastAsia="en-US" w:val="en-US"/>
+        <w:lang w:bidi="ar-SA" w:eastAsia="zh-CN" w:val="en-US"/>
       </w:rPr>
     </w:rPrDefault>
     <w:pPrDefault>
@@ -11443,10 +11241,10 @@
     <w:name w:val="Body Text"/>
     <w:basedOn w:val="Normal"/>
     <w:link w:val="BodyTextChar"/>
+    <w:qFormat/>
     <w:pPr>
       <w:spacing w:after="180" w:before="180"/>
     </w:pPr>
-    <w:qFormat/>
   </w:style>
   <w:style w:customStyle="1" w:styleId="FirstParagraph" w:type="paragraph">
     <w:name w:val="First Paragraph"/>
@@ -11466,17 +11264,29 @@
     <w:name w:val="Title"/>
     <w:basedOn w:val="Normal"/>
     <w:next w:val="BodyText"/>
+    <w:link w:val="TitleChar"/>
+    <w:uiPriority w:val="10"/>
     <w:qFormat/>
+    <w:rsid w:val="00A10FD9"/>
     <w:pPr>
-      <w:keepNext/>
-      <w:spacing w:after="240" w:before="0"/>
-      <w:pBdr>
-        <w:bottom w:color="12253F" w:space="4" w:sz="12" w:val="single"/>
-      </w:pBdr>
+      <w:spacing w:after="80" w:line="240" w:lineRule="auto"/>
+      <w:contextualSpacing/>
+      <w:jc w:val="center"/>
     </w:pPr>
     <w:rPr>
-      <w:b/>
-      <w:color w:val="12253F"/>
+      <w:rFonts w:asciiTheme="majorHAnsi" w:cstheme="majorBidi" w:eastAsiaTheme="majorEastAsia" w:hAnsiTheme="majorHAnsi"/>
+      <w:sz w:val="56"/>
+      <w:szCs w:val="56"/>
+    </w:rPr>
+  </w:style>
+  <w:style w:customStyle="1" w:styleId="TitleChar" w:type="character">
+    <w:name w:val="Title Char"/>
+    <w:basedOn w:val="DefaultParagraphFont"/>
+    <w:link w:val="Title"/>
+    <w:uiPriority w:val="10"/>
+    <w:rsid w:val="00A10FD9"/>
+    <w:rPr>
+      <w:rFonts w:asciiTheme="majorHAnsi" w:cstheme="majorBidi" w:eastAsiaTheme="majorEastAsia" w:hAnsiTheme="majorHAnsi"/>
       <w:sz w:val="56"/>
       <w:szCs w:val="56"/>
     </w:rPr>
@@ -11485,37 +11295,63 @@
     <w:name w:val="Subtitle"/>
     <w:basedOn w:val="Title"/>
     <w:next w:val="BodyText"/>
+    <w:link w:val="SubtitleChar"/>
+    <w:uiPriority w:val="11"/>
     <w:qFormat/>
+    <w:rsid w:val="00A10FD9"/>
     <w:pPr>
-      <w:keepNext/>
-      <w:keepLines/>
-      <w:spacing w:after="240" w:before="240"/>
-      <w:jc w:val="center"/>
+      <w:numPr>
+        <w:ilvl w:val="1"/>
+      </w:numPr>
     </w:pPr>
     <w:rPr>
-      <w:sz w:val="30"/>
-      <w:szCs w:val="30"/>
+      <w:rFonts w:cstheme="majorBidi" w:eastAsiaTheme="majorEastAsia"/>
+      <w:spacing w:val="15"/>
+      <w:sz w:val="28"/>
+      <w:szCs w:val="28"/>
+    </w:rPr>
+  </w:style>
+  <w:style w:customStyle="1" w:styleId="SubtitleChar" w:type="character">
+    <w:name w:val="Subtitle Char"/>
+    <w:basedOn w:val="DefaultParagraphFont"/>
+    <w:link w:val="Subtitle"/>
+    <w:uiPriority w:val="11"/>
+    <w:rsid w:val="00A10FD9"/>
+    <w:rPr>
+      <w:rFonts w:cstheme="majorBidi" w:eastAsiaTheme="majorEastAsia"/>
+      <w:color w:themeColor="text1" w:themeTint="A6" w:val="595959"/>
+      <w:spacing w:val="15"/>
+      <w:sz w:val="28"/>
+      <w:szCs w:val="28"/>
     </w:rPr>
   </w:style>
   <w:style w:customStyle="1" w:styleId="Author" w:type="paragraph">
     <w:name w:val="Author"/>
+    <w:basedOn w:val="Title"/>
     <w:next w:val="BodyText"/>
     <w:qFormat/>
     <w:pPr>
       <w:keepNext/>
       <w:keepLines/>
-      <w:jc w:val="center"/>
     </w:pPr>
+    <w:rPr>
+      <w:sz w:val="24"/>
+      <w:szCs w:val="24"/>
+    </w:rPr>
   </w:style>
   <w:style w:styleId="Date" w:type="paragraph">
     <w:name w:val="Date"/>
+    <w:basedOn w:val="Title"/>
     <w:next w:val="BodyText"/>
     <w:qFormat/>
     <w:pPr>
       <w:keepNext/>
       <w:keepLines/>
-      <w:jc w:val="center"/>
     </w:pPr>
+    <w:rPr>
+      <w:sz w:val="24"/>
+      <w:szCs w:val="24"/>
+    </w:rPr>
   </w:style>
   <w:style w:customStyle="1" w:styleId="AbstractTitle" w:type="paragraph">
     <w:name w:val="Abstract Title"/>
@@ -11525,15 +11361,13 @@
     <w:pPr>
       <w:keepNext/>
       <w:keepLines/>
+      <w:spacing w:after="0" w:before="300"/>
       <w:jc w:val="center"/>
-      <w:spacing w:after="0" w:before="300"/>
     </w:pPr>
     <w:rPr>
+      <w:b/>
       <w:sz w:val="20"/>
       <w:szCs w:val="20"/>
-      <w:b/>
-      <w:color w:val="345A8A"/>
-      &gt;
     </w:rPr>
   </w:style>
   <w:style w:customStyle="1" w:styleId="Abstract" w:type="paragraph">
@@ -11560,194 +11394,334 @@
     <w:rPr/>
   </w:style>
   <w:style w:styleId="Heading1" w:type="paragraph">
-    <w:name w:val="Heading 1"/>
+    <w:name w:val="heading 1"/>
     <w:basedOn w:val="Normal"/>
     <w:next w:val="BodyText"/>
+    <w:link w:val="Heading1Char"/>
     <w:uiPriority w:val="9"/>
     <w:qFormat/>
+    <w:rsid w:val="00A10FD9"/>
     <w:pPr>
       <w:keepNext/>
-      <w:spacing w:after="200" w:before="480"/>
-      <w:pBdr>
-        <w:bottom w:color="12253F" w:space="4" w:sz="12" w:val="single"/>
-      </w:pBdr>
+      <w:keepLines/>
+      <w:spacing w:after="80" w:before="360"/>
+      <w:outlineLvl w:val="0"/>
     </w:pPr>
     <w:rPr>
-      <w:b/>
-      <w:color w:val="12253F"/>
-      <w:sz w:val="34"/>
-      <w:szCs w:val="34"/>
+      <w:rFonts w:asciiTheme="majorHAnsi" w:cstheme="majorBidi" w:eastAsiaTheme="majorEastAsia" w:hAnsiTheme="majorHAnsi"/>
+      <w:color w:themeColor="accent1" w:themeShade="BF" w:val="0F4761"/>
+      <w:sz w:val="40"/>
+      <w:szCs w:val="40"/>
     </w:rPr>
   </w:style>
   <w:style w:styleId="Heading2" w:type="paragraph">
-    <w:name w:val="Heading 2"/>
+    <w:name w:val="heading 2"/>
     <w:basedOn w:val="Normal"/>
+    <w:next w:val="BodyText"/>
+    <w:link w:val="Heading2Char"/>
+    <w:uiPriority w:val="9"/>
+    <w:semiHidden/>
+    <w:unhideWhenUsed/>
+    <w:qFormat/>
+    <w:rsid w:val="00A10FD9"/>
+    <w:pPr>
+      <w:keepNext/>
+      <w:keepLines/>
+      <w:spacing w:after="80" w:before="160"/>
+      <w:outlineLvl w:val="1"/>
+    </w:pPr>
+    <w:rPr>
+      <w:rFonts w:asciiTheme="majorHAnsi" w:cstheme="majorBidi" w:eastAsiaTheme="majorEastAsia" w:hAnsiTheme="majorHAnsi"/>
+      <w:color w:themeColor="accent1" w:themeShade="BF" w:val="0F4761"/>
+      <w:sz w:val="32"/>
+      <w:szCs w:val="32"/>
+    </w:rPr>
+  </w:style>
+  <w:style w:styleId="Heading3" w:type="paragraph">
+    <w:name w:val="heading 3"/>
+    <w:basedOn w:val="Normal"/>
+    <w:next w:val="BodyText"/>
+    <w:link w:val="Heading3Char"/>
+    <w:uiPriority w:val="9"/>
+    <w:semiHidden/>
+    <w:unhideWhenUsed/>
+    <w:qFormat/>
+    <w:rsid w:val="00A10FD9"/>
+    <w:pPr>
+      <w:keepNext/>
+      <w:keepLines/>
+      <w:spacing w:after="80" w:before="160"/>
+      <w:outlineLvl w:val="2"/>
+    </w:pPr>
+    <w:rPr>
+      <w:rFonts w:cstheme="majorBidi" w:eastAsiaTheme="majorEastAsia"/>
+      <w:color w:themeColor="accent1" w:themeShade="BF" w:val="0F4761"/>
+      <w:sz w:val="28"/>
+      <w:szCs w:val="28"/>
+    </w:rPr>
+  </w:style>
+  <w:style w:styleId="Heading4" w:type="paragraph">
+    <w:name w:val="heading 4"/>
+    <w:basedOn w:val="Normal"/>
+    <w:next w:val="BodyText"/>
+    <w:link w:val="Heading4Char"/>
+    <w:uiPriority w:val="9"/>
+    <w:semiHidden/>
+    <w:unhideWhenUsed/>
+    <w:qFormat/>
+    <w:rsid w:val="00A10FD9"/>
+    <w:pPr>
+      <w:keepNext/>
+      <w:keepLines/>
+      <w:spacing w:after="40" w:before="80"/>
+      <w:outlineLvl w:val="3"/>
+    </w:pPr>
+    <w:rPr>
+      <w:rFonts w:cstheme="majorBidi" w:eastAsiaTheme="majorEastAsia"/>
+      <w:i/>
+      <w:iCs/>
+      <w:color w:themeColor="accent1" w:themeShade="BF" w:val="0F4761"/>
+    </w:rPr>
+  </w:style>
+  <w:style w:styleId="Heading5" w:type="paragraph">
+    <w:name w:val="heading 5"/>
+    <w:basedOn w:val="Normal"/>
+    <w:next w:val="BodyText"/>
+    <w:link w:val="Heading5Char"/>
+    <w:uiPriority w:val="9"/>
+    <w:semiHidden/>
+    <w:unhideWhenUsed/>
+    <w:qFormat/>
+    <w:rsid w:val="00A10FD9"/>
+    <w:pPr>
+      <w:keepNext/>
+      <w:keepLines/>
+      <w:spacing w:after="40" w:before="80"/>
+      <w:outlineLvl w:val="4"/>
+    </w:pPr>
+    <w:rPr>
+      <w:rFonts w:cstheme="majorBidi" w:eastAsiaTheme="majorEastAsia"/>
+      <w:color w:themeColor="accent1" w:themeShade="BF" w:val="0F4761"/>
+    </w:rPr>
+  </w:style>
+  <w:style w:styleId="Heading6" w:type="paragraph">
+    <w:name w:val="heading 6"/>
+    <w:basedOn w:val="Normal"/>
+    <w:next w:val="BodyText"/>
+    <w:link w:val="Heading6Char"/>
+    <w:uiPriority w:val="9"/>
+    <w:semiHidden/>
+    <w:unhideWhenUsed/>
+    <w:qFormat/>
+    <w:rsid w:val="00A10FD9"/>
+    <w:pPr>
+      <w:keepNext/>
+      <w:keepLines/>
+      <w:spacing w:after="0" w:before="40"/>
+      <w:outlineLvl w:val="5"/>
+    </w:pPr>
+    <w:rPr>
+      <w:rFonts w:cstheme="majorBidi" w:eastAsiaTheme="majorEastAsia"/>
+      <w:i/>
+      <w:iCs/>
+      <w:color w:themeColor="text1" w:themeTint="A6" w:val="595959"/>
+    </w:rPr>
+  </w:style>
+  <w:style w:styleId="Heading7" w:type="paragraph">
+    <w:name w:val="heading 7"/>
+    <w:basedOn w:val="Normal"/>
+    <w:next w:val="BodyText"/>
+    <w:link w:val="Heading7Char"/>
+    <w:uiPriority w:val="9"/>
+    <w:semiHidden/>
+    <w:unhideWhenUsed/>
+    <w:qFormat/>
+    <w:rsid w:val="00A10FD9"/>
+    <w:pPr>
+      <w:keepNext/>
+      <w:keepLines/>
+      <w:spacing w:after="0" w:before="40"/>
+      <w:outlineLvl w:val="6"/>
+    </w:pPr>
+    <w:rPr>
+      <w:rFonts w:cstheme="majorBidi" w:eastAsiaTheme="majorEastAsia"/>
+      <w:color w:themeColor="text1" w:themeTint="A6" w:val="595959"/>
+    </w:rPr>
+  </w:style>
+  <w:style w:styleId="Heading8" w:type="paragraph">
+    <w:name w:val="heading 8"/>
+    <w:basedOn w:val="Normal"/>
+    <w:next w:val="BodyText"/>
+    <w:link w:val="Heading8Char"/>
+    <w:uiPriority w:val="9"/>
+    <w:semiHidden/>
+    <w:unhideWhenUsed/>
+    <w:qFormat/>
+    <w:rsid w:val="00A10FD9"/>
+    <w:pPr>
+      <w:keepNext/>
+      <w:keepLines/>
+      <w:spacing w:after="0"/>
+      <w:outlineLvl w:val="7"/>
+    </w:pPr>
+    <w:rPr>
+      <w:rFonts w:cstheme="majorBidi" w:eastAsiaTheme="majorEastAsia"/>
+      <w:i/>
+      <w:iCs/>
+      <w:color w:themeColor="text1" w:themeTint="D8" w:val="272727"/>
+    </w:rPr>
+  </w:style>
+  <w:style w:styleId="Heading9" w:type="paragraph">
+    <w:name w:val="heading 9"/>
+    <w:basedOn w:val="Normal"/>
+    <w:next w:val="BodyText"/>
+    <w:link w:val="Heading9Char"/>
+    <w:uiPriority w:val="9"/>
+    <w:semiHidden/>
+    <w:unhideWhenUsed/>
+    <w:qFormat/>
+    <w:rsid w:val="00A10FD9"/>
+    <w:pPr>
+      <w:keepNext/>
+      <w:keepLines/>
+      <w:spacing w:after="0"/>
+      <w:outlineLvl w:val="8"/>
+    </w:pPr>
+    <w:rPr>
+      <w:rFonts w:cstheme="majorBidi" w:eastAsiaTheme="majorEastAsia"/>
+      <w:color w:themeColor="text1" w:themeTint="D8" w:val="272727"/>
+    </w:rPr>
+  </w:style>
+  <w:style w:customStyle="1" w:styleId="Heading1Char" w:type="character">
+    <w:name w:val="Heading 1 Char"/>
+    <w:basedOn w:val="DefaultParagraphFont"/>
+    <w:link w:val="Heading1"/>
+    <w:uiPriority w:val="9"/>
+    <w:rsid w:val="00A10FD9"/>
+    <w:rPr>
+      <w:rFonts w:asciiTheme="majorHAnsi" w:cstheme="majorBidi" w:eastAsiaTheme="majorEastAsia" w:hAnsiTheme="majorHAnsi"/>
+      <w:color w:themeColor="accent1" w:themeShade="BF" w:val="0F4761"/>
+      <w:sz w:val="40"/>
+      <w:szCs w:val="40"/>
+    </w:rPr>
+  </w:style>
+  <w:style w:customStyle="1" w:styleId="Heading2Char" w:type="character">
+    <w:name w:val="Heading 2 Char"/>
+    <w:basedOn w:val="DefaultParagraphFont"/>
+    <w:link w:val="Heading2"/>
+    <w:uiPriority w:val="9"/>
+    <w:semiHidden/>
+    <w:rsid w:val="00A10FD9"/>
+    <w:rPr>
+      <w:rFonts w:asciiTheme="majorHAnsi" w:cstheme="majorBidi" w:eastAsiaTheme="majorEastAsia" w:hAnsiTheme="majorHAnsi"/>
+      <w:color w:themeColor="accent1" w:themeShade="BF" w:val="0F4761"/>
+      <w:sz w:val="32"/>
+      <w:szCs w:val="32"/>
+    </w:rPr>
+  </w:style>
+  <w:style w:customStyle="1" w:styleId="Heading3Char" w:type="character">
+    <w:name w:val="Heading 3 Char"/>
+    <w:basedOn w:val="DefaultParagraphFont"/>
+    <w:link w:val="Heading3"/>
+    <w:uiPriority w:val="9"/>
+    <w:semiHidden/>
+    <w:rsid w:val="00A10FD9"/>
+    <w:rPr>
+      <w:rFonts w:cstheme="majorBidi" w:eastAsiaTheme="majorEastAsia"/>
+      <w:color w:themeColor="accent1" w:themeShade="BF" w:val="0F4761"/>
+      <w:sz w:val="28"/>
+      <w:szCs w:val="28"/>
+    </w:rPr>
+  </w:style>
+  <w:style w:customStyle="1" w:styleId="Heading4Char" w:type="character">
+    <w:name w:val="Heading 4 Char"/>
+    <w:basedOn w:val="DefaultParagraphFont"/>
+    <w:link w:val="Heading4"/>
+    <w:uiPriority w:val="9"/>
+    <w:semiHidden/>
+    <w:rsid w:val="00A10FD9"/>
+    <w:rPr>
+      <w:rFonts w:cstheme="majorBidi" w:eastAsiaTheme="majorEastAsia"/>
+      <w:i/>
+      <w:iCs/>
+      <w:color w:themeColor="accent1" w:themeShade="BF" w:val="0F4761"/>
+    </w:rPr>
+  </w:style>
+  <w:style w:customStyle="1" w:styleId="Heading5Char" w:type="character">
+    <w:name w:val="Heading 5 Char"/>
+    <w:basedOn w:val="DefaultParagraphFont"/>
+    <w:link w:val="Heading5"/>
+    <w:uiPriority w:val="9"/>
+    <w:semiHidden/>
+    <w:rsid w:val="00A10FD9"/>
+    <w:rPr>
+      <w:rFonts w:cstheme="majorBidi" w:eastAsiaTheme="majorEastAsia"/>
+      <w:color w:themeColor="accent1" w:themeShade="BF" w:val="0F4761"/>
+    </w:rPr>
+  </w:style>
+  <w:style w:customStyle="1" w:styleId="Heading6Char" w:type="character">
+    <w:name w:val="Heading 6 Char"/>
+    <w:basedOn w:val="DefaultParagraphFont"/>
+    <w:link w:val="Heading6"/>
+    <w:uiPriority w:val="9"/>
+    <w:semiHidden/>
+    <w:rsid w:val="00A10FD9"/>
+    <w:rPr>
+      <w:rFonts w:cstheme="majorBidi" w:eastAsiaTheme="majorEastAsia"/>
+      <w:i/>
+      <w:iCs/>
+      <w:color w:themeColor="text1" w:themeTint="A6" w:val="595959"/>
+    </w:rPr>
+  </w:style>
+  <w:style w:customStyle="1" w:styleId="Heading7Char" w:type="character">
+    <w:name w:val="Heading 7 Char"/>
+    <w:basedOn w:val="DefaultParagraphFont"/>
+    <w:link w:val="Heading7"/>
+    <w:uiPriority w:val="9"/>
+    <w:semiHidden/>
+    <w:rsid w:val="00A10FD9"/>
+    <w:rPr>
+      <w:rFonts w:cstheme="majorBidi" w:eastAsiaTheme="majorEastAsia"/>
+      <w:color w:themeColor="text1" w:themeTint="A6" w:val="595959"/>
+    </w:rPr>
+  </w:style>
+  <w:style w:customStyle="1" w:styleId="Heading8Char" w:type="character">
+    <w:name w:val="Heading 8 Char"/>
+    <w:basedOn w:val="DefaultParagraphFont"/>
+    <w:link w:val="Heading8"/>
+    <w:uiPriority w:val="9"/>
+    <w:semiHidden/>
+    <w:rsid w:val="00A10FD9"/>
+    <w:rPr>
+      <w:rFonts w:cstheme="majorBidi" w:eastAsiaTheme="majorEastAsia"/>
+      <w:i/>
+      <w:iCs/>
+      <w:color w:themeColor="text1" w:themeTint="D8" w:val="272727"/>
+    </w:rPr>
+  </w:style>
+  <w:style w:customStyle="1" w:styleId="Heading9Char" w:type="character">
+    <w:name w:val="Heading 9 Char"/>
+    <w:basedOn w:val="DefaultParagraphFont"/>
+    <w:link w:val="Heading9"/>
+    <w:uiPriority w:val="9"/>
+    <w:semiHidden/>
+    <w:rsid w:val="00A10FD9"/>
+    <w:rPr>
+      <w:rFonts w:cstheme="majorBidi" w:eastAsiaTheme="majorEastAsia"/>
+      <w:color w:themeColor="text1" w:themeTint="D8" w:val="272727"/>
+    </w:rPr>
+  </w:style>
+  <w:style w:styleId="BlockText" w:type="paragraph">
+    <w:name w:val="Block Text"/>
+    <w:basedOn w:val="BodyText"/>
     <w:next w:val="BodyText"/>
     <w:uiPriority w:val="9"/>
     <w:unhideWhenUsed/>
     <w:qFormat/>
     <w:pPr>
-      <w:keepNext/>
-      <w:spacing w:after="160" w:before="400"/>
-      <w:pBdr>
-        <w:bottom w:color="12253F" w:space="4" w:sz="12" w:val="single"/>
-      </w:pBdr>
+      <w:spacing w:after="100" w:before="100"/>
+      <w:ind w:firstLine="0" w:left="480" w:right="480"/>
     </w:pPr>
-    <w:rPr>
-      <w:b/>
-      <w:color w:val="12253F"/>
-      <w:sz w:val="27"/>
-      <w:szCs w:val="27"/>
-    </w:rPr>
-  </w:style>
-  <w:style w:styleId="Heading3" w:type="paragraph">
-    <w:name w:val="Heading 3"/>
-    <w:basedOn w:val="Normal"/>
-    <w:next w:val="BodyText"/>
-    <w:uiPriority w:val="9"/>
-    <w:unhideWhenUsed/>
-    <w:qFormat/>
-    <w:pPr>
-      <w:keepNext/>
-      <w:spacing w:after="120" w:before="320"/>
-    </w:pPr>
-    <w:rPr>
-      <w:b/>
-      <w:color w:val="1D3B5E"/>
-      <w:sz w:val="22"/>
-      <w:szCs w:val="22"/>
-    </w:rPr>
-  </w:style>
-  <w:style w:styleId="Heading4" w:type="paragraph">
-    <w:name w:val="Heading 4"/>
-    <w:basedOn w:val="Normal"/>
-    <w:next w:val="BodyText"/>
-    <w:uiPriority w:val="9"/>
-    <w:unhideWhenUsed/>
-    <w:qFormat/>
-    <w:pPr>
-      <w:keepNext/>
-      <w:spacing w:after="100" w:before="240"/>
-    </w:pPr>
-    <w:rPr>
-      <w:b/>
-      <w:color w:val="2C4E75"/>
-      <w:sz w:val="19"/>
-      <w:szCs w:val="19"/>
-    </w:rPr>
-  </w:style>
-  <w:style w:styleId="Heading5" w:type="paragraph">
-    <w:name w:val="Heading 5"/>
-    <w:basedOn w:val="Normal"/>
-    <w:next w:val="BodyText"/>
-    <w:uiPriority w:val="9"/>
-    <w:unhideWhenUsed/>
-    <w:qFormat/>
-    <w:pPr>
-      <w:keepNext/>
-      <w:spacing w:after="80" w:before="200"/>
-    </w:pPr>
-    <w:rPr>
-      <w:b/>
-      <w:color w:val="6B7280"/>
-      <w:sz w:val="19"/>
-      <w:szCs w:val="19"/>
-    </w:rPr>
-  </w:style>
-  <w:style w:styleId="Heading6" w:type="paragraph">
-    <w:name w:val="Heading 6"/>
-    <w:basedOn w:val="Normal"/>
-    <w:next w:val="BodyText"/>
-    <w:uiPriority w:val="9"/>
-    <w:unhideWhenUsed/>
-    <w:qFormat/>
-    <w:pPr>
-      <w:keepNext/>
-      <w:keepLines/>
-      <w:spacing w:after="0" w:before="200"/>
-      <w:outlineLvl w:val="5"/>
-    </w:pPr>
-    <w:rPr>
-      <w:rFonts w:asciiTheme="majorHAnsi" w:cstheme="majorBidi" w:eastAsiaTheme="majorEastAsia" w:hAnsiTheme="majorHAnsi"/>
-      <w:color w:themeColor="accent1" w:val="4F81BD"/>
-      <w:sz w:val="24"/>
-      <w:szCs w:val="24"/>
-    </w:rPr>
-  </w:style>
-  <w:style w:styleId="Heading7" w:type="paragraph">
-    <w:name w:val="Heading 7"/>
-    <w:basedOn w:val="Normal"/>
-    <w:next w:val="BodyText"/>
-    <w:uiPriority w:val="9"/>
-    <w:unhideWhenUsed/>
-    <w:qFormat/>
-    <w:pPr>
-      <w:keepNext/>
-      <w:keepLines/>
-      <w:spacing w:after="0" w:before="200"/>
-      <w:outlineLvl w:val="6"/>
-    </w:pPr>
-    <w:rPr>
-      <w:rFonts w:asciiTheme="majorHAnsi" w:cstheme="majorBidi" w:eastAsiaTheme="majorEastAsia" w:hAnsiTheme="majorHAnsi"/>
-      <w:color w:themeColor="accent1" w:val="4F81BD"/>
-      <w:sz w:val="24"/>
-      <w:szCs w:val="24"/>
-    </w:rPr>
-  </w:style>
-  <w:style w:styleId="Heading8" w:type="paragraph">
-    <w:name w:val="Heading 8"/>
-    <w:basedOn w:val="Normal"/>
-    <w:next w:val="BodyText"/>
-    <w:uiPriority w:val="9"/>
-    <w:unhideWhenUsed/>
-    <w:qFormat/>
-    <w:pPr>
-      <w:keepNext/>
-      <w:keepLines/>
-      <w:spacing w:after="0" w:before="200"/>
-      <w:outlineLvl w:val="7"/>
-    </w:pPr>
-    <w:rPr>
-      <w:rFonts w:asciiTheme="majorHAnsi" w:cstheme="majorBidi" w:eastAsiaTheme="majorEastAsia" w:hAnsiTheme="majorHAnsi"/>
-      <w:color w:themeColor="accent1" w:val="4F81BD"/>
-      <w:sz w:val="24"/>
-      <w:szCs w:val="24"/>
-    </w:rPr>
-  </w:style>
-  <w:style w:styleId="Heading9" w:type="paragraph">
-    <w:name w:val="Heading 9"/>
-    <w:basedOn w:val="Normal"/>
-    <w:next w:val="BodyText"/>
-    <w:uiPriority w:val="9"/>
-    <w:unhideWhenUsed/>
-    <w:qFormat/>
-    <w:pPr>
-      <w:keepNext/>
-      <w:keepLines/>
-      <w:spacing w:after="0" w:before="200"/>
-      <w:outlineLvl w:val="8"/>
-    </w:pPr>
-    <w:rPr>
-      <w:rFonts w:asciiTheme="majorHAnsi" w:cstheme="majorBidi" w:eastAsiaTheme="majorEastAsia" w:hAnsiTheme="majorHAnsi"/>
-      <w:color w:themeColor="accent1" w:val="4F81BD"/>
-      <w:sz w:val="24"/>
-      <w:szCs w:val="24"/>
-    </w:rPr>
-  </w:style>
-  <w:style w:styleId="BlockText" w:type="paragraph">
-    <w:name w:val="Block Text"/>
-    <w:basedOn w:val="BodyText"/>
-    <w:pPr>
-      <w:pBdr>
-        <w:left w:color="F0B429" w:space="8" w:sz="18" w:val="single"/>
-      </w:pBdr>
-      <w:shd w:color="auto" w:fill="FDF9EF" w:val="clear"/>
-      <w:ind w:left="240" w:right="120"/>
-      <w:spacing w:after="160" w:before="160"/>
-    </w:pPr>
-    <w:rPr>
-      <w:color w:val="4A3F26"/>
-    </w:rPr>
   </w:style>
   <w:style w:styleId="FootnoteText" w:type="paragraph">
     <w:name w:val="Footnote Text"/>
@@ -11756,6 +11730,18 @@
     <w:uiPriority w:val="9"/>
     <w:unhideWhenUsed/>
     <w:qFormat/>
+  </w:style>
+  <w:style w:styleId="FootnoteBlockText" w:type="paragraph">
+    <w:name w:val="Footnote Block Text"/>
+    <w:basedOn w:val="FootnoteText"/>
+    <w:next w:val="FootnoteText"/>
+    <w:uiPriority w:val="9"/>
+    <w:unhideWhenUsed/>
+    <w:qFormat/>
+    <w:pPr>
+      <w:spacing w:after="100" w:before="100"/>
+      <w:ind w:firstLine="0" w:left="480" w:right="480"/>
+    </w:pPr>
   </w:style>
   <w:style w:default="1" w:styleId="DefaultParagraphFont" w:type="character">
     <w:name w:val="Default Paragraph Font"/>
@@ -11778,18 +11764,11 @@
       </w:tblCellMar>
     </w:tblPr>
     <w:tblStylePr w:type="firstRow">
-      <w:tblPr>
-        <w:jc w:val="left"/>
-        <w:tblInd w:type="dxa" w:w="0"/>
-      </w:tblPr>
-      <w:trPr>
-        <w:jc w:val="left"/>
-      </w:trPr>
       <w:tcPr>
-        <w:vAlign w:val="bottom"/>
         <w:tcBorders>
           <w:bottom w:val="single"/>
         </w:tcBorders>
+        <w:vAlign w:val="bottom"/>
       </w:tcPr>
     </w:tblStylePr>
   </w:style>
@@ -11852,7 +11831,7 @@
     <w:name w:val="Verbatim Char"/>
     <w:basedOn w:val="BodyTextChar"/>
     <w:rPr>
-      <w:rFonts w:ascii="D2Coding" w:eastAsia="D2Coding" w:hAnsi="Consolas"/>
+      <w:rFonts w:ascii="Consolas" w:hAnsi="Consolas"/>
       <w:sz w:val="22"/>
     </w:rPr>
   </w:style>
@@ -11904,8 +11883,8 @@
     <w:name w:val="KeywordTok"/>
     <w:basedOn w:val="VerbatimChar"/>
     <w:rPr>
+      <w:b/>
       <w:color w:val="007020"/>
-      <w:b/>
     </w:rPr>
   </w:style>
   <w:style w:type="character" w:customStyle="1" w:styleId="DataTypeTok">
@@ -11982,42 +11961,42 @@
     <w:name w:val="ImportTok"/>
     <w:basedOn w:val="VerbatimChar"/>
     <w:rPr>
+      <w:b/>
       <w:color w:val="008000"/>
-      <w:b/>
     </w:rPr>
   </w:style>
   <w:style w:type="character" w:customStyle="1" w:styleId="CommentTok">
     <w:name w:val="CommentTok"/>
     <w:basedOn w:val="VerbatimChar"/>
     <w:rPr>
+      <w:i/>
       <w:color w:val="60a0b0"/>
-      <w:i/>
     </w:rPr>
   </w:style>
   <w:style w:type="character" w:customStyle="1" w:styleId="DocumentationTok">
     <w:name w:val="DocumentationTok"/>
     <w:basedOn w:val="VerbatimChar"/>
     <w:rPr>
+      <w:i/>
       <w:color w:val="ba2121"/>
-      <w:i/>
     </w:rPr>
   </w:style>
   <w:style w:type="character" w:customStyle="1" w:styleId="AnnotationTok">
     <w:name w:val="AnnotationTok"/>
     <w:basedOn w:val="VerbatimChar"/>
     <w:rPr>
-      <w:color w:val="60a0b0"/>
       <w:b/>
       <w:i/>
+      <w:color w:val="60a0b0"/>
     </w:rPr>
   </w:style>
   <w:style w:type="character" w:customStyle="1" w:styleId="CommentVarTok">
     <w:name w:val="CommentVarTok"/>
     <w:basedOn w:val="VerbatimChar"/>
     <w:rPr>
-      <w:color w:val="60a0b0"/>
       <w:b/>
       <w:i/>
+      <w:color w:val="60a0b0"/>
     </w:rPr>
   </w:style>
   <w:style w:type="character" w:customStyle="1" w:styleId="OtherTok">
@@ -12045,8 +12024,8 @@
     <w:name w:val="ControlFlowTok"/>
     <w:basedOn w:val="VerbatimChar"/>
     <w:rPr>
+      <w:b/>
       <w:color w:val="007020"/>
-      <w:b/>
     </w:rPr>
   </w:style>
   <w:style w:type="character" w:customStyle="1" w:styleId="OperatorTok">
@@ -12091,34 +12070,34 @@
     <w:name w:val="InformationTok"/>
     <w:basedOn w:val="VerbatimChar"/>
     <w:rPr>
-      <w:color w:val="60a0b0"/>
       <w:b/>
       <w:i/>
+      <w:color w:val="60a0b0"/>
     </w:rPr>
   </w:style>
   <w:style w:type="character" w:customStyle="1" w:styleId="WarningTok">
     <w:name w:val="WarningTok"/>
     <w:basedOn w:val="VerbatimChar"/>
     <w:rPr>
-      <w:color w:val="60a0b0"/>
       <w:b/>
       <w:i/>
+      <w:color w:val="60a0b0"/>
     </w:rPr>
   </w:style>
   <w:style w:type="character" w:customStyle="1" w:styleId="AlertTok">
     <w:name w:val="AlertTok"/>
     <w:basedOn w:val="VerbatimChar"/>
     <w:rPr>
+      <w:b/>
       <w:color w:val="ff0000"/>
-      <w:b/>
     </w:rPr>
   </w:style>
   <w:style w:type="character" w:customStyle="1" w:styleId="ErrorTok">
     <w:name w:val="ErrorTok"/>
     <w:basedOn w:val="VerbatimChar"/>
     <w:rPr>
+      <w:b/>
       <w:color w:val="ff0000"/>
-      <w:b/>
     </w:rPr>
   </w:style>
   <w:style w:type="character" w:customStyle="1" w:styleId="NormalTok">
@@ -12140,44 +12119,44 @@
         <a:sysClr val="window" lastClr="FFFFFF"/>
       </a:lt1>
       <a:dk2>
-        <a:srgbClr val="1F497D"/>
+        <a:srgbClr val="0E2841"/>
       </a:dk2>
       <a:lt2>
-        <a:srgbClr val="EEECE1"/>
+        <a:srgbClr val="E8E8E8"/>
       </a:lt2>
       <a:accent1>
-        <a:srgbClr val="4F81BD"/>
+        <a:srgbClr val="156082"/>
       </a:accent1>
       <a:accent2>
-        <a:srgbClr val="C0504D"/>
+        <a:srgbClr val="E97132"/>
       </a:accent2>
       <a:accent3>
-        <a:srgbClr val="9BBB59"/>
+        <a:srgbClr val="196B24"/>
       </a:accent3>
       <a:accent4>
-        <a:srgbClr val="8064A2"/>
+        <a:srgbClr val="0F9ED5"/>
       </a:accent4>
       <a:accent5>
-        <a:srgbClr val="4BACC6"/>
+        <a:srgbClr val="A02B93"/>
       </a:accent5>
       <a:accent6>
-        <a:srgbClr val="F79646"/>
+        <a:srgbClr val="4EA72E"/>
       </a:accent6>
       <a:hlink>
-        <a:srgbClr val="0000FF"/>
+        <a:srgbClr val="467886"/>
       </a:hlink>
       <a:folHlink>
-        <a:srgbClr val="800080"/>
+        <a:srgbClr val="96607D"/>
       </a:folHlink>
     </a:clrScheme>
     <a:fontScheme name="Office">
       <a:majorFont>
-        <a:latin typeface="Calibri"/>
+        <a:latin typeface="Aptos Display" panose="02110004020202020204"/>
         <a:ea typeface=""/>
         <a:cs typeface=""/>
-        <a:font script="Jpan" typeface="ＭＳ ゴシック"/>
+        <a:font script="Jpan" typeface="游ゴシック Light"/>
         <a:font script="Hang" typeface="맑은 고딕"/>
-        <a:font script="Hans" typeface="宋体"/>
+        <a:font script="Hans" typeface="等线 Light"/>
         <a:font script="Hant" typeface="新細明體"/>
         <a:font script="Arab" typeface="Times New Roman"/>
         <a:font script="Hebr" typeface="Times New Roman"/>
@@ -12204,14 +12183,32 @@
         <a:font script="Mong" typeface="Mongolian Baiti"/>
         <a:font script="Viet" typeface="Times New Roman"/>
         <a:font script="Uigh" typeface="Microsoft Uighur"/>
+        <a:font script="Geor" typeface="Sylfaen"/>
+        <a:font script="Armn" typeface="Arial"/>
+        <a:font script="Bugi" typeface="Leelawadee UI"/>
+        <a:font script="Bopo" typeface="Microsoft JhengHei"/>
+        <a:font script="Java" typeface="Javanese Text"/>
+        <a:font script="Lisu" typeface="Segoe UI"/>
+        <a:font script="Mymr" typeface="Myanmar Text"/>
+        <a:font script="Nkoo" typeface="Ebrima"/>
+        <a:font script="Olck" typeface="Nirmala UI"/>
+        <a:font script="Osma" typeface="Ebrima"/>
+        <a:font script="Phag" typeface="Phagspa"/>
+        <a:font script="Syrn" typeface="Estrangelo Edessa"/>
+        <a:font script="Syrj" typeface="Estrangelo Edessa"/>
+        <a:font script="Syre" typeface="Estrangelo Edessa"/>
+        <a:font script="Sora" typeface="Nirmala UI"/>
+        <a:font script="Tale" typeface="Microsoft Tai Le"/>
+        <a:font script="Talu" typeface="Microsoft New Tai Lue"/>
+        <a:font script="Tfng" typeface="Ebrima"/>
       </a:majorFont>
       <a:minorFont>
-        <a:latin typeface="Cambria"/>
+        <a:latin typeface="Aptos" panose="02110004020202020204"/>
         <a:ea typeface=""/>
         <a:cs typeface=""/>
-        <a:font script="Jpan" typeface="ＭＳ 明朝"/>
+        <a:font script="Jpan" typeface="游明朝"/>
         <a:font script="Hang" typeface="맑은 고딕"/>
-        <a:font script="Hans" typeface="宋体"/>
+        <a:font script="Hans" typeface="等线"/>
         <a:font script="Hant" typeface="新細明體"/>
         <a:font script="Arab" typeface="Arial"/>
         <a:font script="Hebr" typeface="Arial"/>
@@ -12238,6 +12235,24 @@
         <a:font script="Mong" typeface="Mongolian Baiti"/>
         <a:font script="Viet" typeface="Arial"/>
         <a:font script="Uigh" typeface="Microsoft Uighur"/>
+        <a:font script="Geor" typeface="Sylfaen"/>
+        <a:font script="Armn" typeface="Arial"/>
+        <a:font script="Bugi" typeface="Leelawadee UI"/>
+        <a:font script="Bopo" typeface="Microsoft JhengHei"/>
+        <a:font script="Java" typeface="Javanese Text"/>
+        <a:font script="Lisu" typeface="Segoe UI"/>
+        <a:font script="Mymr" typeface="Myanmar Text"/>
+        <a:font script="Nkoo" typeface="Ebrima"/>
+        <a:font script="Olck" typeface="Nirmala UI"/>
+        <a:font script="Osma" typeface="Ebrima"/>
+        <a:font script="Phag" typeface="Phagspa"/>
+        <a:font script="Syrn" typeface="Estrangelo Edessa"/>
+        <a:font script="Syrj" typeface="Estrangelo Edessa"/>
+        <a:font script="Syre" typeface="Estrangelo Edessa"/>
+        <a:font script="Sora" typeface="Nirmala UI"/>
+        <a:font script="Tale" typeface="Microsoft Tai Le"/>
+        <a:font script="Talu" typeface="Microsoft New Tai Lue"/>
+        <a:font script="Tfng" typeface="Ebrima"/>
       </a:minorFont>
     </a:fontScheme>
     <a:fmtScheme name="Office">
@@ -12249,200 +12264,141 @@
           <a:gsLst>
             <a:gs pos="0">
               <a:schemeClr val="phClr">
-                <a:tint val="50000"/>
-                <a:satMod val="300000"/>
+                <a:lumMod val="110000"/>
+                <a:satMod val="105000"/>
+                <a:tint val="67000"/>
               </a:schemeClr>
             </a:gs>
-            <a:gs pos="35000">
+            <a:gs pos="50000">
               <a:schemeClr val="phClr">
-                <a:tint val="37000"/>
-                <a:satMod val="300000"/>
+                <a:lumMod val="105000"/>
+                <a:satMod val="103000"/>
+                <a:tint val="73000"/>
               </a:schemeClr>
             </a:gs>
             <a:gs pos="100000">
               <a:schemeClr val="phClr">
-                <a:tint val="15000"/>
-                <a:satMod val="350000"/>
+                <a:lumMod val="105000"/>
+                <a:satMod val="109000"/>
+                <a:tint val="81000"/>
               </a:schemeClr>
             </a:gs>
           </a:gsLst>
-          <a:lin ang="16200000" scaled="1"/>
+          <a:lin ang="5400000" scaled="0"/>
         </a:gradFill>
         <a:gradFill rotWithShape="1">
           <a:gsLst>
             <a:gs pos="0">
               <a:schemeClr val="phClr">
-                <a:tint val="100000"/>
+                <a:satMod val="103000"/>
+                <a:lumMod val="102000"/>
+                <a:tint val="94000"/>
+              </a:schemeClr>
+            </a:gs>
+            <a:gs pos="50000">
+              <a:schemeClr val="phClr">
+                <a:satMod val="110000"/>
+                <a:lumMod val="100000"/>
                 <a:shade val="100000"/>
-                <a:satMod val="130000"/>
               </a:schemeClr>
             </a:gs>
             <a:gs pos="100000">
               <a:schemeClr val="phClr">
-                <a:tint val="50000"/>
-                <a:shade val="100000"/>
-                <a:satMod val="350000"/>
+                <a:lumMod val="99000"/>
+                <a:satMod val="120000"/>
+                <a:shade val="78000"/>
               </a:schemeClr>
             </a:gs>
           </a:gsLst>
-          <a:lin ang="16200000" scaled="0"/>
+          <a:lin ang="5400000" scaled="0"/>
         </a:gradFill>
       </a:fillStyleLst>
       <a:lnStyleLst>
-        <a:ln w="9525" cap="flat" cmpd="sng" algn="ctr">
-          <a:solidFill>
-            <a:schemeClr val="phClr">
-              <a:shade val="95000"/>
-              <a:satMod val="105000"/>
-            </a:schemeClr>
-          </a:solidFill>
-          <a:prstDash val="solid"/>
-        </a:ln>
-        <a:ln w="25400" cap="flat" cmpd="sng" algn="ctr">
+        <a:ln w="6350" cap="flat" cmpd="sng" algn="ctr">
           <a:solidFill>
             <a:schemeClr val="phClr"/>
           </a:solidFill>
           <a:prstDash val="solid"/>
+          <a:miter lim="800000"/>
         </a:ln>
-        <a:ln w="38100" cap="flat" cmpd="sng" algn="ctr">
+        <a:ln w="12700" cap="flat" cmpd="sng" algn="ctr">
           <a:solidFill>
             <a:schemeClr val="phClr"/>
           </a:solidFill>
           <a:prstDash val="solid"/>
+          <a:miter lim="800000"/>
+        </a:ln>
+        <a:ln w="19050" cap="flat" cmpd="sng" algn="ctr">
+          <a:solidFill>
+            <a:schemeClr val="phClr"/>
+          </a:solidFill>
+          <a:prstDash val="solid"/>
+          <a:miter lim="800000"/>
         </a:ln>
       </a:lnStyleLst>
       <a:effectStyleLst>
         <a:effectStyle>
+          <a:effectLst/>
+        </a:effectStyle>
+        <a:effectStyle>
+          <a:effectLst/>
+        </a:effectStyle>
+        <a:effectStyle>
           <a:effectLst>
-            <a:outerShdw blurRad="40000" dist="20000" dir="5400000" rotWithShape="0">
+            <a:outerShdw blurRad="57150" dist="19050" dir="5400000" algn="ctr" rotWithShape="0">
               <a:srgbClr val="000000">
-                <a:alpha val="38000"/>
+                <a:alpha val="63000"/>
               </a:srgbClr>
             </a:outerShdw>
           </a:effectLst>
-        </a:effectStyle>
-        <a:effectStyle>
-          <a:effectLst>
-            <a:outerShdw blurRad="40000" dist="23000" dir="5400000" rotWithShape="0">
-              <a:srgbClr val="000000">
-                <a:alpha val="35000"/>
-              </a:srgbClr>
-            </a:outerShdw>
-          </a:effectLst>
-        </a:effectStyle>
-        <a:effectStyle>
-          <a:effectLst>
-            <a:outerShdw blurRad="40000" dist="23000" dir="5400000" rotWithShape="0">
-              <a:srgbClr val="000000">
-                <a:alpha val="35000"/>
-              </a:srgbClr>
-            </a:outerShdw>
-          </a:effectLst>
-          <a:scene3d>
-            <a:camera prst="orthographicFront">
-              <a:rot lat="0" lon="0" rev="0"/>
-            </a:camera>
-            <a:lightRig rig="threePt" dir="t">
-              <a:rot lat="0" lon="0" rev="1200000"/>
-            </a:lightRig>
-          </a:scene3d>
-          <a:sp3d>
-            <a:bevelT w="63500" h="25400"/>
-          </a:sp3d>
         </a:effectStyle>
       </a:effectStyleLst>
       <a:bgFillStyleLst>
         <a:solidFill>
           <a:schemeClr val="phClr"/>
         </a:solidFill>
+        <a:solidFill>
+          <a:schemeClr val="phClr">
+            <a:tint val="95000"/>
+            <a:satMod val="170000"/>
+          </a:schemeClr>
+        </a:solidFill>
         <a:gradFill rotWithShape="1">
           <a:gsLst>
             <a:gs pos="0">
               <a:schemeClr val="phClr">
-                <a:tint val="40000"/>
-                <a:satMod val="350000"/>
+                <a:tint val="93000"/>
+                <a:satMod val="150000"/>
+                <a:shade val="98000"/>
+                <a:lumMod val="102000"/>
               </a:schemeClr>
             </a:gs>
-            <a:gs pos="40000">
+            <a:gs pos="50000">
               <a:schemeClr val="phClr">
-                <a:tint val="45000"/>
-                <a:shade val="99000"/>
-                <a:satMod val="350000"/>
+                <a:tint val="98000"/>
+                <a:satMod val="130000"/>
+                <a:shade val="90000"/>
+                <a:lumMod val="103000"/>
               </a:schemeClr>
             </a:gs>
             <a:gs pos="100000">
               <a:schemeClr val="phClr">
-                <a:shade val="20000"/>
-                <a:satMod val="255000"/>
+                <a:shade val="63000"/>
+                <a:satMod val="120000"/>
               </a:schemeClr>
             </a:gs>
           </a:gsLst>
-          <a:path path="circle">
-            <a:fillToRect l="50000" t="-80000" r="50000" b="180000"/>
-          </a:path>
-        </a:gradFill>
-        <a:gradFill rotWithShape="1">
-          <a:gsLst>
-            <a:gs pos="0">
-              <a:schemeClr val="phClr">
-                <a:tint val="80000"/>
-                <a:satMod val="300000"/>
-              </a:schemeClr>
-            </a:gs>
-            <a:gs pos="100000">
-              <a:schemeClr val="phClr">
-                <a:shade val="30000"/>
-                <a:satMod val="200000"/>
-              </a:schemeClr>
-            </a:gs>
-          </a:gsLst>
-          <a:path path="circle">
-            <a:fillToRect l="50000" t="50000" r="50000" b="50000"/>
-          </a:path>
+          <a:lin ang="5400000" scaled="0"/>
         </a:gradFill>
       </a:bgFillStyleLst>
     </a:fmtScheme>
   </a:themeElements>
-  <a:objectDefaults>
-    <a:spDef>
-      <a:spPr/>
-      <a:bodyPr/>
-      <a:lstStyle/>
-      <a:style>
-        <a:lnRef idx="1">
-          <a:schemeClr val="accent1"/>
-        </a:lnRef>
-        <a:fillRef idx="3">
-          <a:schemeClr val="accent1"/>
-        </a:fillRef>
-        <a:effectRef idx="2">
-          <a:schemeClr val="accent1"/>
-        </a:effectRef>
-        <a:fontRef idx="minor">
-          <a:schemeClr val="lt1"/>
-        </a:fontRef>
-      </a:style>
-    </a:spDef>
-    <a:lnDef>
-      <a:spPr/>
-      <a:bodyPr/>
-      <a:lstStyle/>
-      <a:style>
-        <a:lnRef idx="2">
-          <a:schemeClr val="accent1"/>
-        </a:lnRef>
-        <a:fillRef idx="0">
-          <a:schemeClr val="accent1"/>
-        </a:fillRef>
-        <a:effectRef idx="1">
-          <a:schemeClr val="accent1"/>
-        </a:effectRef>
-        <a:fontRef idx="minor">
-          <a:schemeClr val="tx1"/>
-        </a:fontRef>
-      </a:style>
-    </a:lnDef>
-  </a:objectDefaults>
+  <a:objectDefaults/>
   <a:extraClrSchemeLst/>
+  <a:extLst>
+    <a:ext uri="{05A4C25C-085E-4340-85A3-A5531E510DB2}">
+      <thm15:themeFamily xmlns:thm15="http://schemas.microsoft.com/office/thememl/2012/main" name="Office Theme" id="{2E142A2C-CD16-42D6-873A-C26D2A0506FA}" vid="{1BDDFF52-6CD6-40A5-AB3C-68EB2F1E4D0A}"/>
+    </a:ext>
+  </a:extLst>
 </a:theme>
 </file>
--- a/docs/docx/06_개발가이드.docx
+++ b/docs/docx/06_개발가이드.docx
@@ -174,7 +174,7 @@
         <w:t xml:space="preserve"> </w:t>
       </w:r>
       <w:r>
-        <w:t xml:space="preserve">걷게 하는 서비스다.</w:t>
+        <w:t xml:space="preserve">걷게 하는 서비스다. (경로·다음 여정·가족·동행까지 여섯 축 — 00 문서 2.1절)</w:t>
       </w:r>
       <w:r>
         <w:t xml:space="preserve"> </w:t>

--- a/docs/docx/06_개발가이드.docx
+++ b/docs/docx/06_개발가이드.docx
@@ -158,23 +158,35 @@
         <w:pStyle w:val="FirstParagraph"/>
       </w:pPr>
       <w:r>
-        <w:t xml:space="preserve">한국인 순례자가</w:t>
-      </w:r>
-      <w:r>
-        <w:t xml:space="preserve"> </w:t>
-      </w:r>
-      <w:r>
         <w:rPr>
           <w:b/>
           <w:bCs/>
         </w:rPr>
-        <w:t xml:space="preserve">다치지 않고(A축), 숙소 걱정 없이(B축)</w:t>
+        <w:t xml:space="preserve">혼자 걷지만, 판단까지 혼자 하지 않게 돕는 서비스다.</w:t>
       </w:r>
       <w:r>
         <w:t xml:space="preserve"> </w:t>
       </w:r>
       <w:r>
-        <w:t xml:space="preserve">걷게 하는 서비스다. (경로·다음 여정·가족·동행까지 여섯 축 — 00 문서 2.1절)</w:t>
+        <w:t xml:space="preserve">실질은 부상(A축)·숙소(B축) 등의 판단을 대신 내려주는 것이지만, 표현은</w:t>
+      </w:r>
+      <w:r>
+        <w:t xml:space="preserve"> </w:t>
+      </w:r>
+      <w:r>
+        <w:t xml:space="preserve">“결정”</w:t>
+      </w:r>
+      <w:r>
+        <w:t xml:space="preserve">이 아니라</w:t>
+      </w:r>
+      <w:r>
+        <w:t xml:space="preserve"> </w:t>
+      </w:r>
+      <w:r>
+        <w:t xml:space="preserve">“동반”</w:t>
+      </w:r>
+      <w:r>
+        <w:t xml:space="preserve">으로 한다 (기획서 1.1절). 경로·다음 여정·가족·동행까지 여섯 축이다 (00 문서 2.1절).</w:t>
       </w:r>
       <w:r>
         <w:t xml:space="preserve"> </w:t>
@@ -5664,7 +5676,7 @@
     <w:bookmarkEnd w:id="56"/>
     <w:bookmarkEnd w:id="57"/>
     <w:bookmarkEnd w:id="58"/>
-    <w:bookmarkStart w:id="72" w:name="부-단계별-개발-프롬프트"/>
+    <w:bookmarkStart w:id="82" w:name="부-단계별-개발-프롬프트"/>
     <w:p>
       <w:pPr>
         <w:pStyle w:val="Heading1"/>
@@ -10777,8 +10789,4987 @@
         <w:t xml:space="preserve">전부 중요하다고 하면 아무것도 안 중요해진다</w:t>
       </w:r>
     </w:p>
+    <w:p>
+      <w:r>
+        <w:pict>
+          <v:rect style="width:0;height:1.5pt" o:hralign="center" o:hrstd="t" o:hr="t"/>
+        </w:pict>
+      </w:r>
+    </w:p>
     <w:bookmarkEnd w:id="71"/>
+    <w:bookmarkStart w:id="81" w:name="데이터-모델-uml"/>
+    <w:p>
+      <w:pPr>
+        <w:pStyle w:val="Heading2"/>
+      </w:pPr>
+      <w:r>
+        <w:t xml:space="preserve">데이터 모델 UML 🆕</w:t>
+      </w:r>
+    </w:p>
+    <w:p>
+      <w:pPr>
+        <w:pStyle w:val="BlockText"/>
+      </w:pPr>
+      <w:r>
+        <w:rPr>
+          <w:rStyle w:val="VerbatimChar"/>
+        </w:rPr>
+        <w:t xml:space="preserve">src/schema.ts</w:t>
+      </w:r>
+      <w:r>
+        <w:t xml:space="preserve">(2026-07 기준, 단일 진실 공급원)를 그대로 시각화한 것이다. 이 다이어그램과</w:t>
+      </w:r>
+      <w:r>
+        <w:t xml:space="preserve"> </w:t>
+      </w:r>
+      <w:r>
+        <w:rPr>
+          <w:rStyle w:val="VerbatimChar"/>
+        </w:rPr>
+        <w:t xml:space="preserve">schema.ts</w:t>
+      </w:r>
+      <w:r>
+        <w:t xml:space="preserve">가 어긋나면</w:t>
+      </w:r>
+      <w:r>
+        <w:t xml:space="preserve"> </w:t>
+      </w:r>
+      <w:r>
+        <w:rPr>
+          <w:rStyle w:val="VerbatimChar"/>
+        </w:rPr>
+        <w:t xml:space="preserve">schema.ts</w:t>
+      </w:r>
+      <w:r>
+        <w:t xml:space="preserve">가 맞다.</w:t>
+      </w:r>
+      <w:r>
+        <w:t xml:space="preserve"> </w:t>
+      </w:r>
+      <w:r>
+        <w:rPr>
+          <w:b/>
+          <w:bCs/>
+        </w:rPr>
+        <w:t xml:space="preserve">손으로 옮겨 그린 것이라 자동 생성이 아니다</w:t>
+      </w:r>
+      <w:r>
+        <w:t xml:space="preserve"> </w:t>
+      </w:r>
+      <w:r>
+        <w:t xml:space="preserve">—</w:t>
+      </w:r>
+      <w:r>
+        <w:t xml:space="preserve"> </w:t>
+      </w:r>
+      <w:r>
+        <w:rPr>
+          <w:rStyle w:val="VerbatimChar"/>
+        </w:rPr>
+        <w:t xml:space="preserve">schema.ts</w:t>
+      </w:r>
+      <w:r>
+        <w:t xml:space="preserve">를 고치면 여기도 같이 고친다.</w:t>
+      </w:r>
+    </w:p>
+    <w:p>
+      <w:pPr>
+        <w:pStyle w:val="BlockText"/>
+      </w:pPr>
+      <w:r>
+        <w:t xml:space="preserve">03문서의 카드 흐름형·동행 매칭·가족 안심 세트 타입은</w:t>
+      </w:r>
+      <w:r>
+        <w:t xml:space="preserve"> </w:t>
+      </w:r>
+      <w:r>
+        <w:t xml:space="preserve">“앱 트랙 착수 전까지는 초안”</w:t>
+      </w:r>
+      <w:r>
+        <w:t xml:space="preserve">이라 아직</w:t>
+      </w:r>
+      <w:r>
+        <w:t xml:space="preserve"> </w:t>
+      </w:r>
+      <w:r>
+        <w:rPr>
+          <w:rStyle w:val="VerbatimChar"/>
+        </w:rPr>
+        <w:t xml:space="preserve">schema.ts</w:t>
+      </w:r>
+      <w:r>
+        <w:t xml:space="preserve">에 없다 — 그래서 아래 본체 다이어그램에서 뺐고, 맨 끝에 참고용으로만 따로 뒀다.</w:t>
+      </w:r>
+    </w:p>
+    <w:p>
+      <w:pPr>
+        <w:pStyle w:val="BlockText"/>
+      </w:pPr>
+      <w:r>
+        <w:t xml:space="preserve">⚠️</w:t>
+      </w:r>
+      <w:r>
+        <w:t xml:space="preserve"> </w:t>
+      </w:r>
+      <w:r>
+        <w:rPr>
+          <w:b/>
+          <w:bCs/>
+        </w:rPr>
+        <w:t xml:space="preserve">발견된 사항</w:t>
+      </w:r>
+      <w:r>
+        <w:t xml:space="preserve">:</w:t>
+      </w:r>
+      <w:r>
+        <w:t xml:space="preserve"> </w:t>
+      </w:r>
+      <w:r>
+        <w:rPr>
+          <w:rStyle w:val="VerbatimChar"/>
+        </w:rPr>
+        <w:t xml:space="preserve">src/camino-companion.jsx</w:t>
+      </w:r>
+      <w:r>
+        <w:t xml:space="preserve">(프로토타입)는 이 스키마를 안 쓰고 있다. 마을 데이터가</w:t>
+      </w:r>
+      <w:r>
+        <w:t xml:space="preserve"> </w:t>
+      </w:r>
+      <w:r>
+        <w:rPr>
+          <w:rStyle w:val="VerbatimChar"/>
+        </w:rPr>
+        <w:t xml:space="preserve">{es, ko, km, el, beds, sv}</w:t>
+      </w:r>
+      <w:r>
+        <w:t xml:space="preserve"> </w:t>
+      </w:r>
+      <w:r>
+        <w:t xml:space="preserve">같은 단순 인라인 형태이고, 구간 오르막도 마을 고도차(</w:t>
+      </w:r>
+      <w:r>
+        <w:rPr>
+          <w:rStyle w:val="VerbatimChar"/>
+        </w:rPr>
+        <w:t xml:space="preserve">el</w:t>
+      </w:r>
+      <w:r>
+        <w:t xml:space="preserve">)로 계산한다 —</w:t>
+      </w:r>
+      <w:r>
+        <w:t xml:space="preserve"> </w:t>
+      </w:r>
+      <w:r>
+        <w:rPr>
+          <w:b/>
+          <w:bCs/>
+        </w:rPr>
+        <w:t xml:space="preserve">규칙 3 위반이다.</w:t>
+      </w:r>
+      <w:r>
+        <w:t xml:space="preserve"> </w:t>
+      </w:r>
+      <w:r>
+        <w:t xml:space="preserve">프로토타입이라 지금 당장 고칠 필요는 없지만, Phase 1 실제 구현은 반드시 아래 스키마와</w:t>
+      </w:r>
+      <w:r>
+        <w:t xml:space="preserve"> </w:t>
+      </w:r>
+      <w:r>
+        <w:rPr>
+          <w:rStyle w:val="VerbatimChar"/>
+        </w:rPr>
+        <w:t xml:space="preserve">getProfile()</w:t>
+      </w:r>
+      <w:r>
+        <w:t xml:space="preserve">을 거쳐야 한다.</w:t>
+      </w:r>
+    </w:p>
+    <w:bookmarkStart w:id="72" w:name="한눈에-관계만"/>
+    <w:p>
+      <w:pPr>
+        <w:pStyle w:val="Heading3"/>
+      </w:pPr>
+      <w:r>
+        <w:t xml:space="preserve">0. 한눈에 — 관계만</w:t>
+      </w:r>
+    </w:p>
+    <w:p>
+      <w:pPr>
+        <w:pStyle w:val="SourceCode"/>
+      </w:pPr>
+      <w:r>
+        <w:rPr>
+          <w:rStyle w:val="VerbatimChar"/>
+        </w:rPr>
+        <w:t xml:space="preserve">classDiagram</w:t>
+      </w:r>
+      <w:r>
+        <w:br/>
+      </w:r>
+      <w:r>
+        <w:rPr>
+          <w:rStyle w:val="VerbatimChar"/>
+        </w:rPr>
+        <w:t xml:space="preserve">    direction LR</w:t>
+      </w:r>
+      <w:r>
+        <w:br/>
+      </w:r>
+      <w:r>
+        <w:br/>
+      </w:r>
+      <w:r>
+        <w:rPr>
+          <w:rStyle w:val="VerbatimChar"/>
+        </w:rPr>
+        <w:t xml:space="preserve">    Town "1" --&gt; "0..*" SegmentProfile : fromTownId/toTownId</w:t>
+      </w:r>
+      <w:r>
+        <w:br/>
+      </w:r>
+      <w:r>
+        <w:rPr>
+          <w:rStyle w:val="VerbatimChar"/>
+        </w:rPr>
+        <w:t xml:space="preserve">    Town "1" --&gt; "0..*" Albergue : townId</w:t>
+      </w:r>
+      <w:r>
+        <w:br/>
+      </w:r>
+      <w:r>
+        <w:rPr>
+          <w:rStyle w:val="VerbatimChar"/>
+        </w:rPr>
+        <w:t xml:space="preserve">    RouteFork "1" *-- "2..*" RouteVariant : variants</w:t>
+      </w:r>
+      <w:r>
+        <w:br/>
+      </w:r>
+      <w:r>
+        <w:rPr>
+          <w:rStyle w:val="VerbatimChar"/>
+        </w:rPr>
+        <w:t xml:space="preserve">    RouteVariant "0..*" --&gt; "1..*" Town : townIds</w:t>
+      </w:r>
+      <w:r>
+        <w:br/>
+      </w:r>
+      <w:r>
+        <w:rPr>
+          <w:rStyle w:val="VerbatimChar"/>
+        </w:rPr>
+        <w:t xml:space="preserve">    Landmark "0..*" --&gt; "0..1" Town : townId</w:t>
+      </w:r>
+      <w:r>
+        <w:br/>
+      </w:r>
+      <w:r>
+        <w:br/>
+      </w:r>
+      <w:r>
+        <w:rPr>
+          <w:rStyle w:val="VerbatimChar"/>
+        </w:rPr>
+        <w:t xml:space="preserve">    PlanInput --&gt; MobilityProfile : mobility</w:t>
+      </w:r>
+      <w:r>
+        <w:br/>
+      </w:r>
+      <w:r>
+        <w:rPr>
+          <w:rStyle w:val="VerbatimChar"/>
+        </w:rPr>
+        <w:t xml:space="preserve">    PlanInput "1" *-- "0..*" PlannedTransport : plannedTransport</w:t>
+      </w:r>
+      <w:r>
+        <w:br/>
+      </w:r>
+      <w:r>
+        <w:rPr>
+          <w:rStyle w:val="VerbatimChar"/>
+        </w:rPr>
+        <w:t xml:space="preserve">    PlanInput --&gt; Town : startTownId</w:t>
+      </w:r>
+      <w:r>
+        <w:br/>
+      </w:r>
+      <w:r>
+        <w:br/>
+      </w:r>
+      <w:r>
+        <w:rPr>
+          <w:rStyle w:val="VerbatimChar"/>
+        </w:rPr>
+        <w:t xml:space="preserve">    Plan "1" *-- "1..*" Stage : stages</w:t>
+      </w:r>
+      <w:r>
+        <w:br/>
+      </w:r>
+      <w:r>
+        <w:rPr>
+          <w:rStyle w:val="VerbatimChar"/>
+        </w:rPr>
+        <w:t xml:space="preserve">    Stage --&gt; Town : fromTownId/toTownId</w:t>
+      </w:r>
+      <w:r>
+        <w:br/>
+      </w:r>
+      <w:r>
+        <w:rPr>
+          <w:rStyle w:val="VerbatimChar"/>
+        </w:rPr>
+        <w:t xml:space="preserve">    Stage --&gt; RouteVariant : variantId</w:t>
+      </w:r>
+      <w:r>
+        <w:br/>
+      </w:r>
+      <w:r>
+        <w:rPr>
+          <w:rStyle w:val="VerbatimChar"/>
+        </w:rPr>
+        <w:t xml:space="preserve">    Stage --&gt; Albergue : lodgingId</w:t>
+      </w:r>
+      <w:r>
+        <w:br/>
+      </w:r>
+      <w:r>
+        <w:rPr>
+          <w:rStyle w:val="VerbatimChar"/>
+        </w:rPr>
+        <w:t xml:space="preserve">    Stage --&gt; PlannedTransport : transport</w:t>
+      </w:r>
+      <w:r>
+        <w:br/>
+      </w:r>
+      <w:r>
+        <w:rPr>
+          <w:rStyle w:val="VerbatimChar"/>
+        </w:rPr>
+        <w:t xml:space="preserve">    Stage "1" *-- "0..*" Waypoint : waypoints</w:t>
+      </w:r>
+      <w:r>
+        <w:br/>
+      </w:r>
+      <w:r>
+        <w:rPr>
+          <w:rStyle w:val="VerbatimChar"/>
+        </w:rPr>
+        <w:t xml:space="preserve">    Stage "1" *-- "0..*" Hazard : hazards</w:t>
+      </w:r>
+      <w:r>
+        <w:br/>
+      </w:r>
+      <w:r>
+        <w:br/>
+      </w:r>
+      <w:r>
+        <w:rPr>
+          <w:rStyle w:val="VerbatimChar"/>
+        </w:rPr>
+        <w:t xml:space="preserve">    MobilityProfile --&gt; TravelMode : mode</w:t>
+      </w:r>
+      <w:r>
+        <w:br/>
+      </w:r>
+      <w:r>
+        <w:rPr>
+          <w:rStyle w:val="VerbatimChar"/>
+        </w:rPr>
+        <w:t xml:space="preserve">    MobilityProfile --&gt; Surface : avoidSurfaces</w:t>
+      </w:r>
+      <w:r>
+        <w:br/>
+      </w:r>
+      <w:r>
+        <w:rPr>
+          <w:rStyle w:val="VerbatimChar"/>
+        </w:rPr>
+        <w:t xml:space="preserve">    PlannedTransport --&gt; TransportMode : mode</w:t>
+      </w:r>
+      <w:r>
+        <w:br/>
+      </w:r>
+      <w:r>
+        <w:br/>
+      </w:r>
+      <w:r>
+        <w:rPr>
+          <w:rStyle w:val="VerbatimChar"/>
+        </w:rPr>
+        <w:t xml:space="preserve">    AccessRoute "1" *-- "1..*" AccessLeg : legs</w:t>
+      </w:r>
+      <w:r>
+        <w:br/>
+      </w:r>
+      <w:r>
+        <w:rPr>
+          <w:rStyle w:val="VerbatimChar"/>
+        </w:rPr>
+        <w:t xml:space="preserve">    AccessRoute --&gt; Town : toTownId</w:t>
+      </w:r>
+      <w:r>
+        <w:br/>
+      </w:r>
+      <w:r>
+        <w:br/>
+      </w:r>
+      <w:r>
+        <w:rPr>
+          <w:rStyle w:val="VerbatimChar"/>
+        </w:rPr>
+        <w:t xml:space="preserve">    Completion --&gt; Plan : planId</w:t>
+      </w:r>
+    </w:p>
     <w:bookmarkEnd w:id="72"/>
+    <w:bookmarkStart w:id="73" w:name="마을-경로-갈림길"/>
+    <w:p>
+      <w:pPr>
+        <w:pStyle w:val="Heading3"/>
+      </w:pPr>
+      <w:r>
+        <w:t xml:space="preserve">1. 마을 · 경로 · 갈림길</w:t>
+      </w:r>
+    </w:p>
+    <w:p>
+      <w:pPr>
+        <w:pStyle w:val="SourceCode"/>
+      </w:pPr>
+      <w:r>
+        <w:rPr>
+          <w:rStyle w:val="VerbatimChar"/>
+        </w:rPr>
+        <w:t xml:space="preserve">classDiagram</w:t>
+      </w:r>
+      <w:r>
+        <w:br/>
+      </w:r>
+      <w:r>
+        <w:rPr>
+          <w:rStyle w:val="VerbatimChar"/>
+        </w:rPr>
+        <w:t xml:space="preserve">    class Town {</w:t>
+      </w:r>
+      <w:r>
+        <w:br/>
+      </w:r>
+      <w:r>
+        <w:rPr>
+          <w:rStyle w:val="VerbatimChar"/>
+        </w:rPr>
+        <w:t xml:space="preserve">      +string id</w:t>
+      </w:r>
+      <w:r>
+        <w:br/>
+      </w:r>
+      <w:r>
+        <w:rPr>
+          <w:rStyle w:val="VerbatimChar"/>
+        </w:rPr>
+        <w:t xml:space="preserve">      +string nameEs</w:t>
+      </w:r>
+      <w:r>
+        <w:br/>
+      </w:r>
+      <w:r>
+        <w:rPr>
+          <w:rStyle w:val="VerbatimChar"/>
+        </w:rPr>
+        <w:t xml:space="preserve">      +string nameKo</w:t>
+      </w:r>
+      <w:r>
+        <w:br/>
+      </w:r>
+      <w:r>
+        <w:rPr>
+          <w:rStyle w:val="VerbatimChar"/>
+        </w:rPr>
+        <w:t xml:space="preserve">      +string routeId</w:t>
+      </w:r>
+      <w:r>
+        <w:br/>
+      </w:r>
+      <w:r>
+        <w:rPr>
+          <w:rStyle w:val="VerbatimChar"/>
+        </w:rPr>
+        <w:t xml:space="preserve">      +number km</w:t>
+      </w:r>
+      <w:r>
+        <w:br/>
+      </w:r>
+      <w:r>
+        <w:rPr>
+          <w:rStyle w:val="VerbatimChar"/>
+        </w:rPr>
+        <w:t xml:space="preserve">      +number elevation</w:t>
+      </w:r>
+      <w:r>
+        <w:br/>
+      </w:r>
+      <w:r>
+        <w:rPr>
+          <w:rStyle w:val="VerbatimChar"/>
+        </w:rPr>
+        <w:t xml:space="preserve">      +number lat</w:t>
+      </w:r>
+      <w:r>
+        <w:br/>
+      </w:r>
+      <w:r>
+        <w:rPr>
+          <w:rStyle w:val="VerbatimChar"/>
+        </w:rPr>
+        <w:t xml:space="preserve">      +number lng</w:t>
+      </w:r>
+      <w:r>
+        <w:br/>
+      </w:r>
+      <w:r>
+        <w:rPr>
+          <w:rStyle w:val="VerbatimChar"/>
+        </w:rPr>
+        <w:t xml:space="preserve">      +Service[] services</w:t>
+      </w:r>
+      <w:r>
+        <w:br/>
+      </w:r>
+      <w:r>
+        <w:rPr>
+          <w:rStyle w:val="VerbatimChar"/>
+        </w:rPr>
+        <w:t xml:space="preserve">      +number beds</w:t>
+      </w:r>
+      <w:r>
+        <w:br/>
+      </w:r>
+      <w:r>
+        <w:rPr>
+          <w:rStyle w:val="VerbatimChar"/>
+        </w:rPr>
+        <w:t xml:space="preserve">      +number|null population</w:t>
+      </w:r>
+      <w:r>
+        <w:br/>
+      </w:r>
+      <w:r>
+        <w:rPr>
+          <w:rStyle w:val="VerbatimChar"/>
+        </w:rPr>
+        <w:t xml:space="preserve">      +string|null notesKo</w:t>
+      </w:r>
+      <w:r>
+        <w:br/>
+      </w:r>
+      <w:r>
+        <w:rPr>
+          <w:rStyle w:val="VerbatimChar"/>
+        </w:rPr>
+        <w:t xml:space="preserve">    }</w:t>
+      </w:r>
+      <w:r>
+        <w:br/>
+      </w:r>
+      <w:r>
+        <w:rPr>
+          <w:rStyle w:val="VerbatimChar"/>
+        </w:rPr>
+        <w:t xml:space="preserve">    note for Town "마을 자체 해발(elevation)로 구간 오르막을 계산하지 말 것 → 반드시 SegmentProfile 경유 (규칙 3)"</w:t>
+      </w:r>
+      <w:r>
+        <w:br/>
+      </w:r>
+      <w:r>
+        <w:br/>
+      </w:r>
+      <w:r>
+        <w:rPr>
+          <w:rStyle w:val="VerbatimChar"/>
+        </w:rPr>
+        <w:t xml:space="preserve">    class Service {</w:t>
+      </w:r>
+      <w:r>
+        <w:br/>
+      </w:r>
+      <w:r>
+        <w:rPr>
+          <w:rStyle w:val="VerbatimChar"/>
+        </w:rPr>
+        <w:t xml:space="preserve">      &lt;&lt;enumeration&gt;&gt;</w:t>
+      </w:r>
+      <w:r>
+        <w:br/>
+      </w:r>
+      <w:r>
+        <w:rPr>
+          <w:rStyle w:val="VerbatimChar"/>
+        </w:rPr>
+        <w:t xml:space="preserve">      WATER</w:t>
+      </w:r>
+      <w:r>
+        <w:br/>
+      </w:r>
+      <w:r>
+        <w:rPr>
+          <w:rStyle w:val="VerbatimChar"/>
+        </w:rPr>
+        <w:t xml:space="preserve">      BAR</w:t>
+      </w:r>
+      <w:r>
+        <w:br/>
+      </w:r>
+      <w:r>
+        <w:rPr>
+          <w:rStyle w:val="VerbatimChar"/>
+        </w:rPr>
+        <w:t xml:space="preserve">      SHOP</w:t>
+      </w:r>
+      <w:r>
+        <w:br/>
+      </w:r>
+      <w:r>
+        <w:rPr>
+          <w:rStyle w:val="VerbatimChar"/>
+        </w:rPr>
+        <w:t xml:space="preserve">      PHARMACY</w:t>
+      </w:r>
+      <w:r>
+        <w:br/>
+      </w:r>
+      <w:r>
+        <w:rPr>
+          <w:rStyle w:val="VerbatimChar"/>
+        </w:rPr>
+        <w:t xml:space="preserve">      ATM</w:t>
+      </w:r>
+      <w:r>
+        <w:br/>
+      </w:r>
+      <w:r>
+        <w:rPr>
+          <w:rStyle w:val="VerbatimChar"/>
+        </w:rPr>
+        <w:t xml:space="preserve">      BAG_TRANSFER</w:t>
+      </w:r>
+      <w:r>
+        <w:br/>
+      </w:r>
+      <w:r>
+        <w:rPr>
+          <w:rStyle w:val="VerbatimChar"/>
+        </w:rPr>
+        <w:t xml:space="preserve">      MEDICAL</w:t>
+      </w:r>
+      <w:r>
+        <w:br/>
+      </w:r>
+      <w:r>
+        <w:rPr>
+          <w:rStyle w:val="VerbatimChar"/>
+        </w:rPr>
+        <w:t xml:space="preserve">      MASS</w:t>
+      </w:r>
+      <w:r>
+        <w:br/>
+      </w:r>
+      <w:r>
+        <w:rPr>
+          <w:rStyle w:val="VerbatimChar"/>
+        </w:rPr>
+        <w:t xml:space="preserve">    }</w:t>
+      </w:r>
+      <w:r>
+        <w:br/>
+      </w:r>
+      <w:r>
+        <w:br/>
+      </w:r>
+      <w:r>
+        <w:rPr>
+          <w:rStyle w:val="VerbatimChar"/>
+        </w:rPr>
+        <w:t xml:space="preserve">    class SegmentProfile {</w:t>
+      </w:r>
+      <w:r>
+        <w:br/>
+      </w:r>
+      <w:r>
+        <w:rPr>
+          <w:rStyle w:val="VerbatimChar"/>
+        </w:rPr>
+        <w:t xml:space="preserve">      +string fromTownId</w:t>
+      </w:r>
+      <w:r>
+        <w:br/>
+      </w:r>
+      <w:r>
+        <w:rPr>
+          <w:rStyle w:val="VerbatimChar"/>
+        </w:rPr>
+        <w:t xml:space="preserve">      +string toTownId</w:t>
+      </w:r>
+      <w:r>
+        <w:br/>
+      </w:r>
+      <w:r>
+        <w:rPr>
+          <w:rStyle w:val="VerbatimChar"/>
+        </w:rPr>
+        <w:t xml:space="preserve">      +number distanceKm</w:t>
+      </w:r>
+      <w:r>
+        <w:br/>
+      </w:r>
+      <w:r>
+        <w:rPr>
+          <w:rStyle w:val="VerbatimChar"/>
+        </w:rPr>
+        <w:t xml:space="preserve">      +number ascent</w:t>
+      </w:r>
+      <w:r>
+        <w:br/>
+      </w:r>
+      <w:r>
+        <w:rPr>
+          <w:rStyle w:val="VerbatimChar"/>
+        </w:rPr>
+        <w:t xml:space="preserve">      +number descent</w:t>
+      </w:r>
+      <w:r>
+        <w:br/>
+      </w:r>
+      <w:r>
+        <w:rPr>
+          <w:rStyle w:val="VerbatimChar"/>
+        </w:rPr>
+        <w:t xml:space="preserve">      +number maxElevation</w:t>
+      </w:r>
+      <w:r>
+        <w:br/>
+      </w:r>
+      <w:r>
+        <w:rPr>
+          <w:rStyle w:val="VerbatimChar"/>
+        </w:rPr>
+        <w:t xml:space="preserve">      +number maxGradient</w:t>
+      </w:r>
+      <w:r>
+        <w:br/>
+      </w:r>
+      <w:r>
+        <w:rPr>
+          <w:rStyle w:val="VerbatimChar"/>
+        </w:rPr>
+        <w:t xml:space="preserve">      +Source source</w:t>
+      </w:r>
+      <w:r>
+        <w:br/>
+      </w:r>
+      <w:r>
+        <w:rPr>
+          <w:rStyle w:val="VerbatimChar"/>
+        </w:rPr>
+        <w:t xml:space="preserve">    }</w:t>
+      </w:r>
+      <w:r>
+        <w:br/>
+      </w:r>
+      <w:r>
+        <w:rPr>
+          <w:rStyle w:val="VerbatimChar"/>
+        </w:rPr>
+        <w:t xml:space="preserve">    note for SegmentProfile "source가 ESTIMATED인 동안은 injuryRiskScore를 숫자로 노출 금지"</w:t>
+      </w:r>
+      <w:r>
+        <w:br/>
+      </w:r>
+      <w:r>
+        <w:br/>
+      </w:r>
+      <w:r>
+        <w:rPr>
+          <w:rStyle w:val="VerbatimChar"/>
+        </w:rPr>
+        <w:t xml:space="preserve">    class Source {</w:t>
+      </w:r>
+      <w:r>
+        <w:br/>
+      </w:r>
+      <w:r>
+        <w:rPr>
+          <w:rStyle w:val="VerbatimChar"/>
+        </w:rPr>
+        <w:t xml:space="preserve">      &lt;&lt;enumeration&gt;&gt;</w:t>
+      </w:r>
+      <w:r>
+        <w:br/>
+      </w:r>
+      <w:r>
+        <w:rPr>
+          <w:rStyle w:val="VerbatimChar"/>
+        </w:rPr>
+        <w:t xml:space="preserve">      OSM+MDT</w:t>
+      </w:r>
+      <w:r>
+        <w:br/>
+      </w:r>
+      <w:r>
+        <w:rPr>
+          <w:rStyle w:val="VerbatimChar"/>
+        </w:rPr>
+        <w:t xml:space="preserve">      ESTIMATED</w:t>
+      </w:r>
+      <w:r>
+        <w:br/>
+      </w:r>
+      <w:r>
+        <w:rPr>
+          <w:rStyle w:val="VerbatimChar"/>
+        </w:rPr>
+        <w:t xml:space="preserve">    }</w:t>
+      </w:r>
+      <w:r>
+        <w:br/>
+      </w:r>
+      <w:r>
+        <w:br/>
+      </w:r>
+      <w:r>
+        <w:rPr>
+          <w:rStyle w:val="VerbatimChar"/>
+        </w:rPr>
+        <w:t xml:space="preserve">    class RouteFork {</w:t>
+      </w:r>
+      <w:r>
+        <w:br/>
+      </w:r>
+      <w:r>
+        <w:rPr>
+          <w:rStyle w:val="VerbatimChar"/>
+        </w:rPr>
+        <w:t xml:space="preserve">      +string id</w:t>
+      </w:r>
+      <w:r>
+        <w:br/>
+      </w:r>
+      <w:r>
+        <w:rPr>
+          <w:rStyle w:val="VerbatimChar"/>
+        </w:rPr>
+        <w:t xml:space="preserve">      +string splitTownId</w:t>
+      </w:r>
+      <w:r>
+        <w:br/>
+      </w:r>
+      <w:r>
+        <w:rPr>
+          <w:rStyle w:val="VerbatimChar"/>
+        </w:rPr>
+        <w:t xml:space="preserve">      +string mergeTownId</w:t>
+      </w:r>
+      <w:r>
+        <w:br/>
+      </w:r>
+      <w:r>
+        <w:rPr>
+          <w:rStyle w:val="VerbatimChar"/>
+        </w:rPr>
+        <w:t xml:space="preserve">      +RouteVariant[] variants</w:t>
+      </w:r>
+      <w:r>
+        <w:br/>
+      </w:r>
+      <w:r>
+        <w:rPr>
+          <w:rStyle w:val="VerbatimChar"/>
+        </w:rPr>
+        <w:t xml:space="preserve">    }</w:t>
+      </w:r>
+      <w:r>
+        <w:br/>
+      </w:r>
+      <w:r>
+        <w:br/>
+      </w:r>
+      <w:r>
+        <w:rPr>
+          <w:rStyle w:val="VerbatimChar"/>
+        </w:rPr>
+        <w:t xml:space="preserve">    class RouteVariant {</w:t>
+      </w:r>
+      <w:r>
+        <w:br/>
+      </w:r>
+      <w:r>
+        <w:rPr>
+          <w:rStyle w:val="VerbatimChar"/>
+        </w:rPr>
+        <w:t xml:space="preserve">      +string id</w:t>
+      </w:r>
+      <w:r>
+        <w:br/>
+      </w:r>
+      <w:r>
+        <w:rPr>
+          <w:rStyle w:val="VerbatimChar"/>
+        </w:rPr>
+        <w:t xml:space="preserve">      +string forkId</w:t>
+      </w:r>
+      <w:r>
+        <w:br/>
+      </w:r>
+      <w:r>
+        <w:rPr>
+          <w:rStyle w:val="VerbatimChar"/>
+        </w:rPr>
+        <w:t xml:space="preserve">      +string nameKo</w:t>
+      </w:r>
+      <w:r>
+        <w:br/>
+      </w:r>
+      <w:r>
+        <w:rPr>
+          <w:rStyle w:val="VerbatimChar"/>
+        </w:rPr>
+        <w:t xml:space="preserve">      +string nameEs</w:t>
+      </w:r>
+      <w:r>
+        <w:br/>
+      </w:r>
+      <w:r>
+        <w:rPr>
+          <w:rStyle w:val="VerbatimChar"/>
+        </w:rPr>
+        <w:t xml:space="preserve">      +boolean isMain</w:t>
+      </w:r>
+      <w:r>
+        <w:br/>
+      </w:r>
+      <w:r>
+        <w:rPr>
+          <w:rStyle w:val="VerbatimChar"/>
+        </w:rPr>
+        <w:t xml:space="preserve">      +string[] townIds</w:t>
+      </w:r>
+      <w:r>
+        <w:br/>
+      </w:r>
+      <w:r>
+        <w:rPr>
+          <w:rStyle w:val="VerbatimChar"/>
+        </w:rPr>
+        <w:t xml:space="preserve">      +number distanceKm</w:t>
+      </w:r>
+      <w:r>
+        <w:br/>
+      </w:r>
+      <w:r>
+        <w:rPr>
+          <w:rStyle w:val="VerbatimChar"/>
+        </w:rPr>
+        <w:t xml:space="preserve">      +number ascent</w:t>
+      </w:r>
+      <w:r>
+        <w:br/>
+      </w:r>
+      <w:r>
+        <w:rPr>
+          <w:rStyle w:val="VerbatimChar"/>
+        </w:rPr>
+        <w:t xml:space="preserve">      +number descent</w:t>
+      </w:r>
+      <w:r>
+        <w:br/>
+      </w:r>
+      <w:r>
+        <w:rPr>
+          <w:rStyle w:val="VerbatimChar"/>
+        </w:rPr>
+        <w:t xml:space="preserve">      +string|null closedFrom</w:t>
+      </w:r>
+      <w:r>
+        <w:br/>
+      </w:r>
+      <w:r>
+        <w:rPr>
+          <w:rStyle w:val="VerbatimChar"/>
+        </w:rPr>
+        <w:t xml:space="preserve">      +string|null closedTo</w:t>
+      </w:r>
+      <w:r>
+        <w:br/>
+      </w:r>
+      <w:r>
+        <w:rPr>
+          <w:rStyle w:val="VerbatimChar"/>
+        </w:rPr>
+        <w:t xml:space="preserve">      +number roadShareRatio</w:t>
+      </w:r>
+      <w:r>
+        <w:br/>
+      </w:r>
+      <w:r>
+        <w:rPr>
+          <w:rStyle w:val="VerbatimChar"/>
+        </w:rPr>
+        <w:t xml:space="preserve">      +boolean hasShelter</w:t>
+      </w:r>
+      <w:r>
+        <w:br/>
+      </w:r>
+      <w:r>
+        <w:rPr>
+          <w:rStyle w:val="VerbatimChar"/>
+        </w:rPr>
+        <w:t xml:space="preserve">      +VariantTrait[] traits</w:t>
+      </w:r>
+      <w:r>
+        <w:br/>
+      </w:r>
+      <w:r>
+        <w:rPr>
+          <w:rStyle w:val="VerbatimChar"/>
+        </w:rPr>
+        <w:t xml:space="preserve">      +string[] highlightsKo</w:t>
+      </w:r>
+      <w:r>
+        <w:br/>
+      </w:r>
+      <w:r>
+        <w:rPr>
+          <w:rStyle w:val="VerbatimChar"/>
+        </w:rPr>
+        <w:t xml:space="preserve">      +string|null cautionKo</w:t>
+      </w:r>
+      <w:r>
+        <w:br/>
+      </w:r>
+      <w:r>
+        <w:rPr>
+          <w:rStyle w:val="VerbatimChar"/>
+        </w:rPr>
+        <w:t xml:space="preserve">    }</w:t>
+      </w:r>
+      <w:r>
+        <w:br/>
+      </w:r>
+      <w:r>
+        <w:rPr>
+          <w:rStyle w:val="VerbatimChar"/>
+        </w:rPr>
+        <w:t xml:space="preserve">    note for RouteVariant "closedFrom/closedTo = MM-DD. 예: 나폴레옹 루트 11-01~03-31"</w:t>
+      </w:r>
+      <w:r>
+        <w:br/>
+      </w:r>
+      <w:r>
+        <w:br/>
+      </w:r>
+      <w:r>
+        <w:rPr>
+          <w:rStyle w:val="VerbatimChar"/>
+        </w:rPr>
+        <w:t xml:space="preserve">    class VariantTrait {</w:t>
+      </w:r>
+      <w:r>
+        <w:br/>
+      </w:r>
+      <w:r>
+        <w:rPr>
+          <w:rStyle w:val="VerbatimChar"/>
+        </w:rPr>
+        <w:t xml:space="preserve">      &lt;&lt;enumeration&gt;&gt;</w:t>
+      </w:r>
+      <w:r>
+        <w:br/>
+      </w:r>
+      <w:r>
+        <w:rPr>
+          <w:rStyle w:val="VerbatimChar"/>
+        </w:rPr>
+        <w:t xml:space="preserve">      SCENERY</w:t>
+      </w:r>
+      <w:r>
+        <w:br/>
+      </w:r>
+      <w:r>
+        <w:rPr>
+          <w:rStyle w:val="VerbatimChar"/>
+        </w:rPr>
+        <w:t xml:space="preserve">      MONASTERY</w:t>
+      </w:r>
+      <w:r>
+        <w:br/>
+      </w:r>
+      <w:r>
+        <w:rPr>
+          <w:rStyle w:val="VerbatimChar"/>
+        </w:rPr>
+        <w:t xml:space="preserve">      QUIET</w:t>
+      </w:r>
+      <w:r>
+        <w:br/>
+      </w:r>
+      <w:r>
+        <w:rPr>
+          <w:rStyle w:val="VerbatimChar"/>
+        </w:rPr>
+        <w:t xml:space="preserve">      SHORTER</w:t>
+      </w:r>
+      <w:r>
+        <w:br/>
+      </w:r>
+      <w:r>
+        <w:rPr>
+          <w:rStyle w:val="VerbatimChar"/>
+        </w:rPr>
+        <w:t xml:space="preserve">      EASIER</w:t>
+      </w:r>
+      <w:r>
+        <w:br/>
+      </w:r>
+      <w:r>
+        <w:rPr>
+          <w:rStyle w:val="VerbatimChar"/>
+        </w:rPr>
+        <w:t xml:space="preserve">      WINTER_SAFE</w:t>
+      </w:r>
+      <w:r>
+        <w:br/>
+      </w:r>
+      <w:r>
+        <w:rPr>
+          <w:rStyle w:val="VerbatimChar"/>
+        </w:rPr>
+        <w:t xml:space="preserve">      HISTORIC</w:t>
+      </w:r>
+      <w:r>
+        <w:br/>
+      </w:r>
+      <w:r>
+        <w:rPr>
+          <w:rStyle w:val="VerbatimChar"/>
+        </w:rPr>
+        <w:t xml:space="preserve">      ROAD_HEAVY</w:t>
+      </w:r>
+      <w:r>
+        <w:br/>
+      </w:r>
+      <w:r>
+        <w:rPr>
+          <w:rStyle w:val="VerbatimChar"/>
+        </w:rPr>
+        <w:t xml:space="preserve">    }</w:t>
+      </w:r>
+      <w:r>
+        <w:br/>
+      </w:r>
+      <w:r>
+        <w:br/>
+      </w:r>
+      <w:r>
+        <w:rPr>
+          <w:rStyle w:val="VerbatimChar"/>
+        </w:rPr>
+        <w:t xml:space="preserve">    class Landmark {</w:t>
+      </w:r>
+      <w:r>
+        <w:br/>
+      </w:r>
+      <w:r>
+        <w:rPr>
+          <w:rStyle w:val="VerbatimChar"/>
+        </w:rPr>
+        <w:t xml:space="preserve">      +string id</w:t>
+      </w:r>
+      <w:r>
+        <w:br/>
+      </w:r>
+      <w:r>
+        <w:rPr>
+          <w:rStyle w:val="VerbatimChar"/>
+        </w:rPr>
+        <w:t xml:space="preserve">      +string|null townId</w:t>
+      </w:r>
+      <w:r>
+        <w:br/>
+      </w:r>
+      <w:r>
+        <w:rPr>
+          <w:rStyle w:val="VerbatimChar"/>
+        </w:rPr>
+        <w:t xml:space="preserve">      +string nameKo</w:t>
+      </w:r>
+      <w:r>
+        <w:br/>
+      </w:r>
+      <w:r>
+        <w:rPr>
+          <w:rStyle w:val="VerbatimChar"/>
+        </w:rPr>
+        <w:t xml:space="preserve">      +string nameEs</w:t>
+      </w:r>
+      <w:r>
+        <w:br/>
+      </w:r>
+      <w:r>
+        <w:rPr>
+          <w:rStyle w:val="VerbatimChar"/>
+        </w:rPr>
+        <w:t xml:space="preserve">      +number lat</w:t>
+      </w:r>
+      <w:r>
+        <w:br/>
+      </w:r>
+      <w:r>
+        <w:rPr>
+          <w:rStyle w:val="VerbatimChar"/>
+        </w:rPr>
+        <w:t xml:space="preserve">      +number lng</w:t>
+      </w:r>
+      <w:r>
+        <w:br/>
+      </w:r>
+      <w:r>
+        <w:rPr>
+          <w:rStyle w:val="VerbatimChar"/>
+        </w:rPr>
+        <w:t xml:space="preserve">      +number radiusM</w:t>
+      </w:r>
+      <w:r>
+        <w:br/>
+      </w:r>
+      <w:r>
+        <w:rPr>
+          <w:rStyle w:val="VerbatimChar"/>
+        </w:rPr>
+        <w:t xml:space="preserve">      +string storyKo</w:t>
+      </w:r>
+      <w:r>
+        <w:br/>
+      </w:r>
+      <w:r>
+        <w:rPr>
+          <w:rStyle w:val="VerbatimChar"/>
+        </w:rPr>
+        <w:t xml:space="preserve">      +string|null photoUri</w:t>
+      </w:r>
+      <w:r>
+        <w:br/>
+      </w:r>
+      <w:r>
+        <w:rPr>
+          <w:rStyle w:val="VerbatimChar"/>
+        </w:rPr>
+        <w:t xml:space="preserve">      +number order</w:t>
+      </w:r>
+      <w:r>
+        <w:br/>
+      </w:r>
+      <w:r>
+        <w:rPr>
+          <w:rStyle w:val="VerbatimChar"/>
+        </w:rPr>
+        <w:t xml:space="preserve">    }</w:t>
+      </w:r>
+      <w:r>
+        <w:br/>
+      </w:r>
+      <w:r>
+        <w:rPr>
+          <w:rStyle w:val="VerbatimChar"/>
+        </w:rPr>
+        <w:t xml:space="preserve">    note for Landmark "19곳. order 1~19. storyKo는 실측 도보에서 직접 쓴다"</w:t>
+      </w:r>
+      <w:r>
+        <w:br/>
+      </w:r>
+      <w:r>
+        <w:br/>
+      </w:r>
+      <w:r>
+        <w:rPr>
+          <w:rStyle w:val="VerbatimChar"/>
+        </w:rPr>
+        <w:t xml:space="preserve">    SegmentProfile --&gt; Source : source</w:t>
+      </w:r>
+      <w:r>
+        <w:br/>
+      </w:r>
+      <w:r>
+        <w:rPr>
+          <w:rStyle w:val="VerbatimChar"/>
+        </w:rPr>
+        <w:t xml:space="preserve">    RouteFork "1" *-- "2..*" RouteVariant : variants</w:t>
+      </w:r>
+      <w:r>
+        <w:br/>
+      </w:r>
+      <w:r>
+        <w:rPr>
+          <w:rStyle w:val="VerbatimChar"/>
+        </w:rPr>
+        <w:t xml:space="preserve">    RouteVariant --&gt; VariantTrait : traits</w:t>
+      </w:r>
+      <w:r>
+        <w:br/>
+      </w:r>
+      <w:r>
+        <w:rPr>
+          <w:rStyle w:val="VerbatimChar"/>
+        </w:rPr>
+        <w:t xml:space="preserve">    Town "1" --&gt; "0..*" Service : services</w:t>
+      </w:r>
+    </w:p>
+    <w:bookmarkEnd w:id="73"/>
+    <w:bookmarkStart w:id="74" w:name="숙소-albergue"/>
+    <w:p>
+      <w:pPr>
+        <w:pStyle w:val="Heading3"/>
+      </w:pPr>
+      <w:r>
+        <w:t xml:space="preserve">2. 숙소 (Albergue)</w:t>
+      </w:r>
+    </w:p>
+    <w:p>
+      <w:pPr>
+        <w:pStyle w:val="SourceCode"/>
+      </w:pPr>
+      <w:r>
+        <w:rPr>
+          <w:rStyle w:val="VerbatimChar"/>
+        </w:rPr>
+        <w:t xml:space="preserve">classDiagram</w:t>
+      </w:r>
+      <w:r>
+        <w:br/>
+      </w:r>
+      <w:r>
+        <w:rPr>
+          <w:rStyle w:val="VerbatimChar"/>
+        </w:rPr>
+        <w:t xml:space="preserve">    class Albergue {</w:t>
+      </w:r>
+      <w:r>
+        <w:br/>
+      </w:r>
+      <w:r>
+        <w:rPr>
+          <w:rStyle w:val="VerbatimChar"/>
+        </w:rPr>
+        <w:t xml:space="preserve">      +string id</w:t>
+      </w:r>
+      <w:r>
+        <w:br/>
+      </w:r>
+      <w:r>
+        <w:rPr>
+          <w:rStyle w:val="VerbatimChar"/>
+        </w:rPr>
+        <w:t xml:space="preserve">      +string townId</w:t>
+      </w:r>
+      <w:r>
+        <w:br/>
+      </w:r>
+      <w:r>
+        <w:rPr>
+          <w:rStyle w:val="VerbatimChar"/>
+        </w:rPr>
+        <w:t xml:space="preserve">      +string name</w:t>
+      </w:r>
+      <w:r>
+        <w:br/>
+      </w:r>
+      <w:r>
+        <w:rPr>
+          <w:rStyle w:val="VerbatimChar"/>
+        </w:rPr>
+        <w:t xml:space="preserve">      +AlbergueType type</w:t>
+      </w:r>
+      <w:r>
+        <w:br/>
+      </w:r>
+      <w:r>
+        <w:rPr>
+          <w:rStyle w:val="VerbatimChar"/>
+        </w:rPr>
+        <w:t xml:space="preserve">      +number|null beds</w:t>
+      </w:r>
+      <w:r>
+        <w:br/>
+      </w:r>
+      <w:r>
+        <w:rPr>
+          <w:rStyle w:val="VerbatimChar"/>
+        </w:rPr>
+        <w:t xml:space="preserve">      +number|null priceEur</w:t>
+      </w:r>
+      <w:r>
+        <w:br/>
+      </w:r>
+      <w:r>
+        <w:rPr>
+          <w:rStyle w:val="VerbatimChar"/>
+        </w:rPr>
+        <w:t xml:space="preserve">      +ReservationMethod reservation</w:t>
+      </w:r>
+      <w:r>
+        <w:br/>
+      </w:r>
+      <w:r>
+        <w:rPr>
+          <w:rStyle w:val="VerbatimChar"/>
+        </w:rPr>
+        <w:t xml:space="preserve">      +string|null contact</w:t>
+      </w:r>
+      <w:r>
+        <w:br/>
+      </w:r>
+      <w:r>
+        <w:rPr>
+          <w:rStyle w:val="VerbatimChar"/>
+        </w:rPr>
+        <w:t xml:space="preserve">      +string|null openFrom</w:t>
+      </w:r>
+      <w:r>
+        <w:br/>
+      </w:r>
+      <w:r>
+        <w:rPr>
+          <w:rStyle w:val="VerbatimChar"/>
+        </w:rPr>
+        <w:t xml:space="preserve">      +string|null openTo</w:t>
+      </w:r>
+      <w:r>
+        <w:br/>
+      </w:r>
+      <w:r>
+        <w:rPr>
+          <w:rStyle w:val="VerbatimChar"/>
+        </w:rPr>
+        <w:t xml:space="preserve">      +boolean|null hasKitchen</w:t>
+      </w:r>
+      <w:r>
+        <w:br/>
+      </w:r>
+      <w:r>
+        <w:rPr>
+          <w:rStyle w:val="VerbatimChar"/>
+        </w:rPr>
+        <w:t xml:space="preserve">      +boolean|null hasLaundry</w:t>
+      </w:r>
+      <w:r>
+        <w:br/>
+      </w:r>
+      <w:r>
+        <w:rPr>
+          <w:rStyle w:val="VerbatimChar"/>
+        </w:rPr>
+        <w:t xml:space="preserve">      +boolean|null hasDryer</w:t>
+      </w:r>
+      <w:r>
+        <w:br/>
+      </w:r>
+      <w:r>
+        <w:rPr>
+          <w:rStyle w:val="VerbatimChar"/>
+        </w:rPr>
+        <w:t xml:space="preserve">      +boolean|null hasWifi</w:t>
+      </w:r>
+      <w:r>
+        <w:br/>
+      </w:r>
+      <w:r>
+        <w:rPr>
+          <w:rStyle w:val="VerbatimChar"/>
+        </w:rPr>
+        <w:t xml:space="preserve">      +boolean|null hasHeating</w:t>
+      </w:r>
+      <w:r>
+        <w:br/>
+      </w:r>
+      <w:r>
+        <w:rPr>
+          <w:rStyle w:val="VerbatimChar"/>
+        </w:rPr>
+        <w:t xml:space="preserve">      +boolean|null acceptsBagTransfer</w:t>
+      </w:r>
+      <w:r>
+        <w:br/>
+      </w:r>
+      <w:r>
+        <w:rPr>
+          <w:rStyle w:val="VerbatimChar"/>
+        </w:rPr>
+        <w:t xml:space="preserve">      +boolean|null wheelchairAccessible</w:t>
+      </w:r>
+      <w:r>
+        <w:br/>
+      </w:r>
+      <w:r>
+        <w:rPr>
+          <w:rStyle w:val="VerbatimChar"/>
+        </w:rPr>
+        <w:t xml:space="preserve">      +string|null verifiedAt</w:t>
+      </w:r>
+      <w:r>
+        <w:br/>
+      </w:r>
+      <w:r>
+        <w:rPr>
+          <w:rStyle w:val="VerbatimChar"/>
+        </w:rPr>
+        <w:t xml:space="preserve">      +AlbergueSource source</w:t>
+      </w:r>
+      <w:r>
+        <w:br/>
+      </w:r>
+      <w:r>
+        <w:rPr>
+          <w:rStyle w:val="VerbatimChar"/>
+        </w:rPr>
+        <w:t xml:space="preserve">    }</w:t>
+      </w:r>
+      <w:r>
+        <w:br/>
+      </w:r>
+      <w:r>
+        <w:rPr>
+          <w:rStyle w:val="VerbatimChar"/>
+        </w:rPr>
+        <w:t xml:space="preserve">    note for Albergue "priceEur: 0=기부제, null=미확인. reservation: 하드코딩 금지 (규칙 2)"</w:t>
+      </w:r>
+      <w:r>
+        <w:br/>
+      </w:r>
+      <w:r>
+        <w:br/>
+      </w:r>
+      <w:r>
+        <w:rPr>
+          <w:rStyle w:val="VerbatimChar"/>
+        </w:rPr>
+        <w:t xml:space="preserve">    class AlbergueType {</w:t>
+      </w:r>
+      <w:r>
+        <w:br/>
+      </w:r>
+      <w:r>
+        <w:rPr>
+          <w:rStyle w:val="VerbatimChar"/>
+        </w:rPr>
+        <w:t xml:space="preserve">      &lt;&lt;enumeration&gt;&gt;</w:t>
+      </w:r>
+      <w:r>
+        <w:br/>
+      </w:r>
+      <w:r>
+        <w:rPr>
+          <w:rStyle w:val="VerbatimChar"/>
+        </w:rPr>
+        <w:t xml:space="preserve">      MUNICIPAL</w:t>
+      </w:r>
+      <w:r>
+        <w:br/>
+      </w:r>
+      <w:r>
+        <w:rPr>
+          <w:rStyle w:val="VerbatimChar"/>
+        </w:rPr>
+        <w:t xml:space="preserve">      XUNTA</w:t>
+      </w:r>
+      <w:r>
+        <w:br/>
+      </w:r>
+      <w:r>
+        <w:rPr>
+          <w:rStyle w:val="VerbatimChar"/>
+        </w:rPr>
+        <w:t xml:space="preserve">      PARISH</w:t>
+      </w:r>
+      <w:r>
+        <w:br/>
+      </w:r>
+      <w:r>
+        <w:rPr>
+          <w:rStyle w:val="VerbatimChar"/>
+        </w:rPr>
+        <w:t xml:space="preserve">      MONASTERY</w:t>
+      </w:r>
+      <w:r>
+        <w:br/>
+      </w:r>
+      <w:r>
+        <w:rPr>
+          <w:rStyle w:val="VerbatimChar"/>
+        </w:rPr>
+        <w:t xml:space="preserve">      PRIVATE</w:t>
+      </w:r>
+      <w:r>
+        <w:br/>
+      </w:r>
+      <w:r>
+        <w:rPr>
+          <w:rStyle w:val="VerbatimChar"/>
+        </w:rPr>
+        <w:t xml:space="preserve">      DONATIVO</w:t>
+      </w:r>
+      <w:r>
+        <w:br/>
+      </w:r>
+      <w:r>
+        <w:rPr>
+          <w:rStyle w:val="VerbatimChar"/>
+        </w:rPr>
+        <w:t xml:space="preserve">    }</w:t>
+      </w:r>
+      <w:r>
+        <w:br/>
+      </w:r>
+      <w:r>
+        <w:br/>
+      </w:r>
+      <w:r>
+        <w:rPr>
+          <w:rStyle w:val="VerbatimChar"/>
+        </w:rPr>
+        <w:t xml:space="preserve">    class ReservationMethod {</w:t>
+      </w:r>
+      <w:r>
+        <w:br/>
+      </w:r>
+      <w:r>
+        <w:rPr>
+          <w:rStyle w:val="VerbatimChar"/>
+        </w:rPr>
+        <w:t xml:space="preserve">      &lt;&lt;enumeration&gt;&gt;</w:t>
+      </w:r>
+      <w:r>
+        <w:br/>
+      </w:r>
+      <w:r>
+        <w:rPr>
+          <w:rStyle w:val="VerbatimChar"/>
+        </w:rPr>
+        <w:t xml:space="preserve">      NONE</w:t>
+      </w:r>
+      <w:r>
+        <w:br/>
+      </w:r>
+      <w:r>
+        <w:rPr>
+          <w:rStyle w:val="VerbatimChar"/>
+        </w:rPr>
+        <w:t xml:space="preserve">      PHONE</w:t>
+      </w:r>
+      <w:r>
+        <w:br/>
+      </w:r>
+      <w:r>
+        <w:rPr>
+          <w:rStyle w:val="VerbatimChar"/>
+        </w:rPr>
+        <w:t xml:space="preserve">      WHATSAPP</w:t>
+      </w:r>
+      <w:r>
+        <w:br/>
+      </w:r>
+      <w:r>
+        <w:rPr>
+          <w:rStyle w:val="VerbatimChar"/>
+        </w:rPr>
+        <w:t xml:space="preserve">      ONLINE</w:t>
+      </w:r>
+      <w:r>
+        <w:br/>
+      </w:r>
+      <w:r>
+        <w:rPr>
+          <w:rStyle w:val="VerbatimChar"/>
+        </w:rPr>
+        <w:t xml:space="preserve">      UNKNOWN</w:t>
+      </w:r>
+      <w:r>
+        <w:br/>
+      </w:r>
+      <w:r>
+        <w:rPr>
+          <w:rStyle w:val="VerbatimChar"/>
+        </w:rPr>
+        <w:t xml:space="preserve">    }</w:t>
+      </w:r>
+      <w:r>
+        <w:br/>
+      </w:r>
+      <w:r>
+        <w:rPr>
+          <w:rStyle w:val="VerbatimChar"/>
+        </w:rPr>
+        <w:t xml:space="preserve">    note for ReservationMethod "UNKNOWN을 추정으로 채우지 않는다"</w:t>
+      </w:r>
+      <w:r>
+        <w:br/>
+      </w:r>
+      <w:r>
+        <w:br/>
+      </w:r>
+      <w:r>
+        <w:rPr>
+          <w:rStyle w:val="VerbatimChar"/>
+        </w:rPr>
+        <w:t xml:space="preserve">    class AlbergueSource {</w:t>
+      </w:r>
+      <w:r>
+        <w:br/>
+      </w:r>
+      <w:r>
+        <w:rPr>
+          <w:rStyle w:val="VerbatimChar"/>
+        </w:rPr>
+        <w:t xml:space="preserve">      &lt;&lt;enumeration&gt;&gt;</w:t>
+      </w:r>
+      <w:r>
+        <w:br/>
+      </w:r>
+      <w:r>
+        <w:rPr>
+          <w:rStyle w:val="VerbatimChar"/>
+        </w:rPr>
+        <w:t xml:space="preserve">      FIELD</w:t>
+      </w:r>
+      <w:r>
+        <w:br/>
+      </w:r>
+      <w:r>
+        <w:rPr>
+          <w:rStyle w:val="VerbatimChar"/>
+        </w:rPr>
+        <w:t xml:space="preserve">      PARTNER</w:t>
+      </w:r>
+      <w:r>
+        <w:br/>
+      </w:r>
+      <w:r>
+        <w:rPr>
+          <w:rStyle w:val="VerbatimChar"/>
+        </w:rPr>
+        <w:t xml:space="preserve">      USER_REPORT</w:t>
+      </w:r>
+      <w:r>
+        <w:br/>
+      </w:r>
+      <w:r>
+        <w:rPr>
+          <w:rStyle w:val="VerbatimChar"/>
+        </w:rPr>
+        <w:t xml:space="preserve">      PLACEHOLDER</w:t>
+      </w:r>
+      <w:r>
+        <w:br/>
+      </w:r>
+      <w:r>
+        <w:rPr>
+          <w:rStyle w:val="VerbatimChar"/>
+        </w:rPr>
+        <w:t xml:space="preserve">    }</w:t>
+      </w:r>
+      <w:r>
+        <w:br/>
+      </w:r>
+      <w:r>
+        <w:br/>
+      </w:r>
+      <w:r>
+        <w:rPr>
+          <w:rStyle w:val="VerbatimChar"/>
+        </w:rPr>
+        <w:t xml:space="preserve">    Albergue --&gt; AlbergueType : type</w:t>
+      </w:r>
+      <w:r>
+        <w:br/>
+      </w:r>
+      <w:r>
+        <w:rPr>
+          <w:rStyle w:val="VerbatimChar"/>
+        </w:rPr>
+        <w:t xml:space="preserve">    Albergue --&gt; ReservationMethod : reservation</w:t>
+      </w:r>
+      <w:r>
+        <w:br/>
+      </w:r>
+      <w:r>
+        <w:rPr>
+          <w:rStyle w:val="VerbatimChar"/>
+        </w:rPr>
+        <w:t xml:space="preserve">    Albergue --&gt; AlbergueSource : source</w:t>
+      </w:r>
+    </w:p>
+    <w:bookmarkEnd w:id="74"/>
+    <w:bookmarkStart w:id="75" w:name="이동-방식-접근성-이동수단"/>
+    <w:p>
+      <w:pPr>
+        <w:pStyle w:val="Heading3"/>
+      </w:pPr>
+      <w:r>
+        <w:t xml:space="preserve">3. 이동 방식 · 접근성 · 이동수단</w:t>
+      </w:r>
+    </w:p>
+    <w:p>
+      <w:pPr>
+        <w:pStyle w:val="SourceCode"/>
+      </w:pPr>
+      <w:r>
+        <w:rPr>
+          <w:rStyle w:val="VerbatimChar"/>
+        </w:rPr>
+        <w:t xml:space="preserve">classDiagram</w:t>
+      </w:r>
+      <w:r>
+        <w:br/>
+      </w:r>
+      <w:r>
+        <w:rPr>
+          <w:rStyle w:val="VerbatimChar"/>
+        </w:rPr>
+        <w:t xml:space="preserve">    class TravelMode {</w:t>
+      </w:r>
+      <w:r>
+        <w:br/>
+      </w:r>
+      <w:r>
+        <w:rPr>
+          <w:rStyle w:val="VerbatimChar"/>
+        </w:rPr>
+        <w:t xml:space="preserve">      &lt;&lt;enumeration&gt;&gt;</w:t>
+      </w:r>
+      <w:r>
+        <w:br/>
+      </w:r>
+      <w:r>
+        <w:rPr>
+          <w:rStyle w:val="VerbatimChar"/>
+        </w:rPr>
+        <w:t xml:space="preserve">      FOOT</w:t>
+      </w:r>
+      <w:r>
+        <w:br/>
+      </w:r>
+      <w:r>
+        <w:rPr>
+          <w:rStyle w:val="VerbatimChar"/>
+        </w:rPr>
+        <w:t xml:space="preserve">      BIKE</w:t>
+      </w:r>
+      <w:r>
+        <w:br/>
+      </w:r>
+      <w:r>
+        <w:rPr>
+          <w:rStyle w:val="VerbatimChar"/>
+        </w:rPr>
+        <w:t xml:space="preserve">      E_BIKE</w:t>
+      </w:r>
+      <w:r>
+        <w:br/>
+      </w:r>
+      <w:r>
+        <w:rPr>
+          <w:rStyle w:val="VerbatimChar"/>
+        </w:rPr>
+        <w:t xml:space="preserve">      HANDBIKE</w:t>
+      </w:r>
+      <w:r>
+        <w:br/>
+      </w:r>
+      <w:r>
+        <w:rPr>
+          <w:rStyle w:val="VerbatimChar"/>
+        </w:rPr>
+        <w:t xml:space="preserve">      WHEELCHAIR</w:t>
+      </w:r>
+      <w:r>
+        <w:br/>
+      </w:r>
+      <w:r>
+        <w:rPr>
+          <w:rStyle w:val="VerbatimChar"/>
+        </w:rPr>
+        <w:t xml:space="preserve">      HORSE</w:t>
+      </w:r>
+      <w:r>
+        <w:br/>
+      </w:r>
+      <w:r>
+        <w:rPr>
+          <w:rStyle w:val="VerbatimChar"/>
+        </w:rPr>
+        <w:t xml:space="preserve">    }</w:t>
+      </w:r>
+      <w:r>
+        <w:br/>
+      </w:r>
+      <w:r>
+        <w:rPr>
+          <w:rStyle w:val="VerbatimChar"/>
+        </w:rPr>
+        <w:t xml:space="preserve">    note for TravelMode "E_BIKE는 콤포스텔라 대상 아님"</w:t>
+      </w:r>
+      <w:r>
+        <w:br/>
+      </w:r>
+      <w:r>
+        <w:br/>
+      </w:r>
+      <w:r>
+        <w:rPr>
+          <w:rStyle w:val="VerbatimChar"/>
+        </w:rPr>
+        <w:t xml:space="preserve">    class Surface {</w:t>
+      </w:r>
+      <w:r>
+        <w:br/>
+      </w:r>
+      <w:r>
+        <w:rPr>
+          <w:rStyle w:val="VerbatimChar"/>
+        </w:rPr>
+        <w:t xml:space="preserve">      &lt;&lt;enumeration&gt;&gt;</w:t>
+      </w:r>
+      <w:r>
+        <w:br/>
+      </w:r>
+      <w:r>
+        <w:rPr>
+          <w:rStyle w:val="VerbatimChar"/>
+        </w:rPr>
+        <w:t xml:space="preserve">      GRAVEL</w:t>
+      </w:r>
+      <w:r>
+        <w:br/>
+      </w:r>
+      <w:r>
+        <w:rPr>
+          <w:rStyle w:val="VerbatimChar"/>
+        </w:rPr>
+        <w:t xml:space="preserve">      MUD</w:t>
+      </w:r>
+      <w:r>
+        <w:br/>
+      </w:r>
+      <w:r>
+        <w:rPr>
+          <w:rStyle w:val="VerbatimChar"/>
+        </w:rPr>
+        <w:t xml:space="preserve">      STAIRS</w:t>
+      </w:r>
+      <w:r>
+        <w:br/>
+      </w:r>
+      <w:r>
+        <w:rPr>
+          <w:rStyle w:val="VerbatimChar"/>
+        </w:rPr>
+        <w:t xml:space="preserve">      STEEP</w:t>
+      </w:r>
+      <w:r>
+        <w:br/>
+      </w:r>
+      <w:r>
+        <w:rPr>
+          <w:rStyle w:val="VerbatimChar"/>
+        </w:rPr>
+        <w:t xml:space="preserve">      COBBLE</w:t>
+      </w:r>
+      <w:r>
+        <w:br/>
+      </w:r>
+      <w:r>
+        <w:rPr>
+          <w:rStyle w:val="VerbatimChar"/>
+        </w:rPr>
+        <w:t xml:space="preserve">    }</w:t>
+      </w:r>
+      <w:r>
+        <w:br/>
+      </w:r>
+      <w:r>
+        <w:br/>
+      </w:r>
+      <w:r>
+        <w:rPr>
+          <w:rStyle w:val="VerbatimChar"/>
+        </w:rPr>
+        <w:t xml:space="preserve">    class MobilityProfile {</w:t>
+      </w:r>
+      <w:r>
+        <w:br/>
+      </w:r>
+      <w:r>
+        <w:rPr>
+          <w:rStyle w:val="VerbatimChar"/>
+        </w:rPr>
+        <w:t xml:space="preserve">      +TravelMode mode</w:t>
+      </w:r>
+      <w:r>
+        <w:br/>
+      </w:r>
+      <w:r>
+        <w:rPr>
+          <w:rStyle w:val="VerbatimChar"/>
+        </w:rPr>
+        <w:t xml:space="preserve">      +number maxKmPerDay</w:t>
+      </w:r>
+      <w:r>
+        <w:br/>
+      </w:r>
+      <w:r>
+        <w:rPr>
+          <w:rStyle w:val="VerbatimChar"/>
+        </w:rPr>
+        <w:t xml:space="preserve">      +boolean needsSupportVehicle</w:t>
+      </w:r>
+      <w:r>
+        <w:br/>
+      </w:r>
+      <w:r>
+        <w:rPr>
+          <w:rStyle w:val="VerbatimChar"/>
+        </w:rPr>
+        <w:t xml:space="preserve">      +boolean needsCompanion</w:t>
+      </w:r>
+      <w:r>
+        <w:br/>
+      </w:r>
+      <w:r>
+        <w:rPr>
+          <w:rStyle w:val="VerbatimChar"/>
+        </w:rPr>
+        <w:t xml:space="preserve">      +Surface[] avoidSurfaces</w:t>
+      </w:r>
+      <w:r>
+        <w:br/>
+      </w:r>
+      <w:r>
+        <w:rPr>
+          <w:rStyle w:val="VerbatimChar"/>
+        </w:rPr>
+        <w:t xml:space="preserve">      +boolean bagTransferRequired</w:t>
+      </w:r>
+      <w:r>
+        <w:br/>
+      </w:r>
+      <w:r>
+        <w:rPr>
+          <w:rStyle w:val="VerbatimChar"/>
+        </w:rPr>
+        <w:t xml:space="preserve">    }</w:t>
+      </w:r>
+      <w:r>
+        <w:br/>
+      </w:r>
+      <w:r>
+        <w:rPr>
+          <w:rStyle w:val="VerbatimChar"/>
+        </w:rPr>
+        <w:t xml:space="preserve">    note for MobilityProfile "maxKmPerDay 하한 없음. 도보 3km, 휠체어 3km도 유효"</w:t>
+      </w:r>
+      <w:r>
+        <w:br/>
+      </w:r>
+      <w:r>
+        <w:br/>
+      </w:r>
+      <w:r>
+        <w:rPr>
+          <w:rStyle w:val="VerbatimChar"/>
+        </w:rPr>
+        <w:t xml:space="preserve">    class TransportMode {</w:t>
+      </w:r>
+      <w:r>
+        <w:br/>
+      </w:r>
+      <w:r>
+        <w:rPr>
+          <w:rStyle w:val="VerbatimChar"/>
+        </w:rPr>
+        <w:t xml:space="preserve">      &lt;&lt;enumeration&gt;&gt;</w:t>
+      </w:r>
+      <w:r>
+        <w:br/>
+      </w:r>
+      <w:r>
+        <w:rPr>
+          <w:rStyle w:val="VerbatimChar"/>
+        </w:rPr>
+        <w:t xml:space="preserve">      BUS</w:t>
+      </w:r>
+      <w:r>
+        <w:br/>
+      </w:r>
+      <w:r>
+        <w:rPr>
+          <w:rStyle w:val="VerbatimChar"/>
+        </w:rPr>
+        <w:t xml:space="preserve">      TRAIN</w:t>
+      </w:r>
+      <w:r>
+        <w:br/>
+      </w:r>
+      <w:r>
+        <w:rPr>
+          <w:rStyle w:val="VerbatimChar"/>
+        </w:rPr>
+        <w:t xml:space="preserve">      TAXI</w:t>
+      </w:r>
+      <w:r>
+        <w:br/>
+      </w:r>
+      <w:r>
+        <w:rPr>
+          <w:rStyle w:val="VerbatimChar"/>
+        </w:rPr>
+        <w:t xml:space="preserve">      SUPPORT_VEHICLE</w:t>
+      </w:r>
+      <w:r>
+        <w:br/>
+      </w:r>
+      <w:r>
+        <w:rPr>
+          <w:rStyle w:val="VerbatimChar"/>
+        </w:rPr>
+        <w:t xml:space="preserve">    }</w:t>
+      </w:r>
+      <w:r>
+        <w:br/>
+      </w:r>
+      <w:r>
+        <w:br/>
+      </w:r>
+      <w:r>
+        <w:rPr>
+          <w:rStyle w:val="VerbatimChar"/>
+        </w:rPr>
+        <w:t xml:space="preserve">    class PlannedTransport {</w:t>
+      </w:r>
+      <w:r>
+        <w:br/>
+      </w:r>
+      <w:r>
+        <w:rPr>
+          <w:rStyle w:val="VerbatimChar"/>
+        </w:rPr>
+        <w:t xml:space="preserve">      +string fromTownId</w:t>
+      </w:r>
+      <w:r>
+        <w:br/>
+      </w:r>
+      <w:r>
+        <w:rPr>
+          <w:rStyle w:val="VerbatimChar"/>
+        </w:rPr>
+        <w:t xml:space="preserve">      +string toTownId</w:t>
+      </w:r>
+      <w:r>
+        <w:br/>
+      </w:r>
+      <w:r>
+        <w:rPr>
+          <w:rStyle w:val="VerbatimChar"/>
+        </w:rPr>
+        <w:t xml:space="preserve">      +TransportMode mode</w:t>
+      </w:r>
+      <w:r>
+        <w:br/>
+      </w:r>
+      <w:r>
+        <w:rPr>
+          <w:rStyle w:val="VerbatimChar"/>
+        </w:rPr>
+        <w:t xml:space="preserve">      +string reasonKo</w:t>
+      </w:r>
+      <w:r>
+        <w:br/>
+      </w:r>
+      <w:r>
+        <w:rPr>
+          <w:rStyle w:val="VerbatimChar"/>
+        </w:rPr>
+        <w:t xml:space="preserve">      +number skippedKm</w:t>
+      </w:r>
+      <w:r>
+        <w:br/>
+      </w:r>
+      <w:r>
+        <w:rPr>
+          <w:rStyle w:val="VerbatimChar"/>
+        </w:rPr>
+        <w:t xml:space="preserve">      +number|null costEur</w:t>
+      </w:r>
+      <w:r>
+        <w:br/>
+      </w:r>
+      <w:r>
+        <w:rPr>
+          <w:rStyle w:val="VerbatimChar"/>
+        </w:rPr>
+        <w:t xml:space="preserve">    }</w:t>
+      </w:r>
+      <w:r>
+        <w:br/>
+      </w:r>
+      <w:r>
+        <w:rPr>
+          <w:rStyle w:val="VerbatimChar"/>
+        </w:rPr>
+        <w:t xml:space="preserve">    note for PlannedTransport "일정 수립 단계에서 넣는 이동수단. Plan B(여정 중 대응)와는 다른 개념"</w:t>
+      </w:r>
+      <w:r>
+        <w:br/>
+      </w:r>
+      <w:r>
+        <w:br/>
+      </w:r>
+      <w:r>
+        <w:rPr>
+          <w:rStyle w:val="VerbatimChar"/>
+        </w:rPr>
+        <w:t xml:space="preserve">    class SupportVehicle {</w:t>
+      </w:r>
+      <w:r>
+        <w:br/>
+      </w:r>
+      <w:r>
+        <w:rPr>
+          <w:rStyle w:val="VerbatimChar"/>
+        </w:rPr>
+        <w:t xml:space="preserve">      +boolean enabled</w:t>
+      </w:r>
+      <w:r>
+        <w:br/>
+      </w:r>
+      <w:r>
+        <w:rPr>
+          <w:rStyle w:val="VerbatimChar"/>
+        </w:rPr>
+        <w:t xml:space="preserve">      +MeetPoint[] meetPoints</w:t>
+      </w:r>
+      <w:r>
+        <w:br/>
+      </w:r>
+      <w:r>
+        <w:rPr>
+          <w:rStyle w:val="VerbatimChar"/>
+        </w:rPr>
+        <w:t xml:space="preserve">    }</w:t>
+      </w:r>
+      <w:r>
+        <w:br/>
+      </w:r>
+      <w:r>
+        <w:br/>
+      </w:r>
+      <w:r>
+        <w:rPr>
+          <w:rStyle w:val="VerbatimChar"/>
+        </w:rPr>
+        <w:t xml:space="preserve">    class MeetPoint {</w:t>
+      </w:r>
+      <w:r>
+        <w:br/>
+      </w:r>
+      <w:r>
+        <w:rPr>
+          <w:rStyle w:val="VerbatimChar"/>
+        </w:rPr>
+        <w:t xml:space="preserve">      +number stageDay</w:t>
+      </w:r>
+      <w:r>
+        <w:br/>
+      </w:r>
+      <w:r>
+        <w:rPr>
+          <w:rStyle w:val="VerbatimChar"/>
+        </w:rPr>
+        <w:t xml:space="preserve">      +string townId</w:t>
+      </w:r>
+      <w:r>
+        <w:br/>
+      </w:r>
+      <w:r>
+        <w:rPr>
+          <w:rStyle w:val="VerbatimChar"/>
+        </w:rPr>
+        <w:t xml:space="preserve">      +string noteKo</w:t>
+      </w:r>
+      <w:r>
+        <w:br/>
+      </w:r>
+      <w:r>
+        <w:rPr>
+          <w:rStyle w:val="VerbatimChar"/>
+        </w:rPr>
+        <w:t xml:space="preserve">    }</w:t>
+      </w:r>
+      <w:r>
+        <w:br/>
+      </w:r>
+      <w:r>
+        <w:br/>
+      </w:r>
+      <w:r>
+        <w:rPr>
+          <w:rStyle w:val="VerbatimChar"/>
+        </w:rPr>
+        <w:t xml:space="preserve">    MobilityProfile --&gt; TravelMode : mode</w:t>
+      </w:r>
+      <w:r>
+        <w:br/>
+      </w:r>
+      <w:r>
+        <w:rPr>
+          <w:rStyle w:val="VerbatimChar"/>
+        </w:rPr>
+        <w:t xml:space="preserve">    MobilityProfile --&gt; Surface : avoidSurfaces</w:t>
+      </w:r>
+      <w:r>
+        <w:br/>
+      </w:r>
+      <w:r>
+        <w:rPr>
+          <w:rStyle w:val="VerbatimChar"/>
+        </w:rPr>
+        <w:t xml:space="preserve">    PlannedTransport --&gt; TransportMode : mode</w:t>
+      </w:r>
+      <w:r>
+        <w:br/>
+      </w:r>
+      <w:r>
+        <w:rPr>
+          <w:rStyle w:val="VerbatimChar"/>
+        </w:rPr>
+        <w:t xml:space="preserve">    SupportVehicle "1" *-- "0..*" MeetPoint : meetPoints</w:t>
+      </w:r>
+    </w:p>
+    <w:bookmarkEnd w:id="75"/>
+    <w:bookmarkStart w:id="76" w:name="접근-교통-인천-생장"/>
+    <w:p>
+      <w:pPr>
+        <w:pStyle w:val="Heading3"/>
+      </w:pPr>
+      <w:r>
+        <w:t xml:space="preserve">4. 접근 교통 (인천 → 생장)</w:t>
+      </w:r>
+    </w:p>
+    <w:p>
+      <w:pPr>
+        <w:pStyle w:val="SourceCode"/>
+      </w:pPr>
+      <w:r>
+        <w:rPr>
+          <w:rStyle w:val="VerbatimChar"/>
+        </w:rPr>
+        <w:t xml:space="preserve">classDiagram</w:t>
+      </w:r>
+      <w:r>
+        <w:br/>
+      </w:r>
+      <w:r>
+        <w:rPr>
+          <w:rStyle w:val="VerbatimChar"/>
+        </w:rPr>
+        <w:t xml:space="preserve">    class AccessTransportKind {</w:t>
+      </w:r>
+      <w:r>
+        <w:br/>
+      </w:r>
+      <w:r>
+        <w:rPr>
+          <w:rStyle w:val="VerbatimChar"/>
+        </w:rPr>
+        <w:t xml:space="preserve">      &lt;&lt;enumeration&gt;&gt;</w:t>
+      </w:r>
+      <w:r>
+        <w:br/>
+      </w:r>
+      <w:r>
+        <w:rPr>
+          <w:rStyle w:val="VerbatimChar"/>
+        </w:rPr>
+        <w:t xml:space="preserve">      FLIGHT</w:t>
+      </w:r>
+      <w:r>
+        <w:br/>
+      </w:r>
+      <w:r>
+        <w:rPr>
+          <w:rStyle w:val="VerbatimChar"/>
+        </w:rPr>
+        <w:t xml:space="preserve">      TRAIN</w:t>
+      </w:r>
+      <w:r>
+        <w:br/>
+      </w:r>
+      <w:r>
+        <w:rPr>
+          <w:rStyle w:val="VerbatimChar"/>
+        </w:rPr>
+        <w:t xml:space="preserve">      BUS</w:t>
+      </w:r>
+      <w:r>
+        <w:br/>
+      </w:r>
+      <w:r>
+        <w:rPr>
+          <w:rStyle w:val="VerbatimChar"/>
+        </w:rPr>
+        <w:t xml:space="preserve">      SHUTTLE</w:t>
+      </w:r>
+      <w:r>
+        <w:br/>
+      </w:r>
+      <w:r>
+        <w:rPr>
+          <w:rStyle w:val="VerbatimChar"/>
+        </w:rPr>
+        <w:t xml:space="preserve">      TAXI</w:t>
+      </w:r>
+      <w:r>
+        <w:br/>
+      </w:r>
+      <w:r>
+        <w:rPr>
+          <w:rStyle w:val="VerbatimChar"/>
+        </w:rPr>
+        <w:t xml:space="preserve">      METRO</w:t>
+      </w:r>
+      <w:r>
+        <w:br/>
+      </w:r>
+      <w:r>
+        <w:rPr>
+          <w:rStyle w:val="VerbatimChar"/>
+        </w:rPr>
+        <w:t xml:space="preserve">    }</w:t>
+      </w:r>
+      <w:r>
+        <w:br/>
+      </w:r>
+      <w:r>
+        <w:br/>
+      </w:r>
+      <w:r>
+        <w:rPr>
+          <w:rStyle w:val="VerbatimChar"/>
+        </w:rPr>
+        <w:t xml:space="preserve">    class AccessLeg {</w:t>
+      </w:r>
+      <w:r>
+        <w:br/>
+      </w:r>
+      <w:r>
+        <w:rPr>
+          <w:rStyle w:val="VerbatimChar"/>
+        </w:rPr>
+        <w:t xml:space="preserve">      +number order</w:t>
+      </w:r>
+      <w:r>
+        <w:br/>
+      </w:r>
+      <w:r>
+        <w:rPr>
+          <w:rStyle w:val="VerbatimChar"/>
+        </w:rPr>
+        <w:t xml:space="preserve">      +AccessTransportKind kind</w:t>
+      </w:r>
+      <w:r>
+        <w:br/>
+      </w:r>
+      <w:r>
+        <w:rPr>
+          <w:rStyle w:val="VerbatimChar"/>
+        </w:rPr>
+        <w:t xml:space="preserve">      +string fromName</w:t>
+      </w:r>
+      <w:r>
+        <w:br/>
+      </w:r>
+      <w:r>
+        <w:rPr>
+          <w:rStyle w:val="VerbatimChar"/>
+        </w:rPr>
+        <w:t xml:space="preserve">      +string toName</w:t>
+      </w:r>
+      <w:r>
+        <w:br/>
+      </w:r>
+      <w:r>
+        <w:rPr>
+          <w:rStyle w:val="VerbatimChar"/>
+        </w:rPr>
+        <w:t xml:space="preserve">      +string|null operator</w:t>
+      </w:r>
+      <w:r>
+        <w:br/>
+      </w:r>
+      <w:r>
+        <w:rPr>
+          <w:rStyle w:val="VerbatimChar"/>
+        </w:rPr>
+        <w:t xml:space="preserve">      +number|null durationMin</w:t>
+      </w:r>
+      <w:r>
+        <w:br/>
+      </w:r>
+      <w:r>
+        <w:rPr>
+          <w:rStyle w:val="VerbatimChar"/>
+        </w:rPr>
+        <w:t xml:space="preserve">      +number|null costEur</w:t>
+      </w:r>
+      <w:r>
+        <w:br/>
+      </w:r>
+      <w:r>
+        <w:rPr>
+          <w:rStyle w:val="VerbatimChar"/>
+        </w:rPr>
+        <w:t xml:space="preserve">      +string|null frequencyNote</w:t>
+      </w:r>
+      <w:r>
+        <w:br/>
+      </w:r>
+      <w:r>
+        <w:rPr>
+          <w:rStyle w:val="VerbatimChar"/>
+        </w:rPr>
+        <w:t xml:space="preserve">      +string|null bookingUrl</w:t>
+      </w:r>
+      <w:r>
+        <w:br/>
+      </w:r>
+      <w:r>
+        <w:rPr>
+          <w:rStyle w:val="VerbatimChar"/>
+        </w:rPr>
+        <w:t xml:space="preserve">      +string|null cautionKo</w:t>
+      </w:r>
+      <w:r>
+        <w:br/>
+      </w:r>
+      <w:r>
+        <w:rPr>
+          <w:rStyle w:val="VerbatimChar"/>
+        </w:rPr>
+        <w:t xml:space="preserve">    }</w:t>
+      </w:r>
+      <w:r>
+        <w:br/>
+      </w:r>
+      <w:r>
+        <w:br/>
+      </w:r>
+      <w:r>
+        <w:rPr>
+          <w:rStyle w:val="VerbatimChar"/>
+        </w:rPr>
+        <w:t xml:space="preserve">    class AccessRoute {</w:t>
+      </w:r>
+      <w:r>
+        <w:br/>
+      </w:r>
+      <w:r>
+        <w:rPr>
+          <w:rStyle w:val="VerbatimChar"/>
+        </w:rPr>
+        <w:t xml:space="preserve">      +string id</w:t>
+      </w:r>
+      <w:r>
+        <w:br/>
+      </w:r>
+      <w:r>
+        <w:rPr>
+          <w:rStyle w:val="VerbatimChar"/>
+        </w:rPr>
+        <w:t xml:space="preserve">      +string nameKo</w:t>
+      </w:r>
+      <w:r>
+        <w:br/>
+      </w:r>
+      <w:r>
+        <w:rPr>
+          <w:rStyle w:val="VerbatimChar"/>
+        </w:rPr>
+        <w:t xml:space="preserve">      +string toTownId</w:t>
+      </w:r>
+      <w:r>
+        <w:br/>
+      </w:r>
+      <w:r>
+        <w:rPr>
+          <w:rStyle w:val="VerbatimChar"/>
+        </w:rPr>
+        <w:t xml:space="preserve">      +AccessLeg[] legs</w:t>
+      </w:r>
+      <w:r>
+        <w:br/>
+      </w:r>
+      <w:r>
+        <w:rPr>
+          <w:rStyle w:val="VerbatimChar"/>
+        </w:rPr>
+        <w:t xml:space="preserve">      +number totalHours</w:t>
+      </w:r>
+      <w:r>
+        <w:br/>
+      </w:r>
+      <w:r>
+        <w:rPr>
+          <w:rStyle w:val="VerbatimChar"/>
+        </w:rPr>
+        <w:t xml:space="preserve">      +number estimatedCostKrw</w:t>
+      </w:r>
+      <w:r>
+        <w:br/>
+      </w:r>
+      <w:r>
+        <w:rPr>
+          <w:rStyle w:val="VerbatimChar"/>
+        </w:rPr>
+        <w:t xml:space="preserve">      +AccessTrait[] traits</w:t>
+      </w:r>
+      <w:r>
+        <w:br/>
+      </w:r>
+      <w:r>
+        <w:rPr>
+          <w:rStyle w:val="VerbatimChar"/>
+        </w:rPr>
+        <w:t xml:space="preserve">    }</w:t>
+      </w:r>
+      <w:r>
+        <w:br/>
+      </w:r>
+      <w:r>
+        <w:br/>
+      </w:r>
+      <w:r>
+        <w:rPr>
+          <w:rStyle w:val="VerbatimChar"/>
+        </w:rPr>
+        <w:t xml:space="preserve">    class AccessTrait {</w:t>
+      </w:r>
+      <w:r>
+        <w:br/>
+      </w:r>
+      <w:r>
+        <w:rPr>
+          <w:rStyle w:val="VerbatimChar"/>
+        </w:rPr>
+        <w:t xml:space="preserve">      &lt;&lt;enumeration&gt;&gt;</w:t>
+      </w:r>
+      <w:r>
+        <w:br/>
+      </w:r>
+      <w:r>
+        <w:rPr>
+          <w:rStyle w:val="VerbatimChar"/>
+        </w:rPr>
+        <w:t xml:space="preserve">      FAST</w:t>
+      </w:r>
+      <w:r>
+        <w:br/>
+      </w:r>
+      <w:r>
+        <w:rPr>
+          <w:rStyle w:val="VerbatimChar"/>
+        </w:rPr>
+        <w:t xml:space="preserve">      CHEAP</w:t>
+      </w:r>
+      <w:r>
+        <w:br/>
+      </w:r>
+      <w:r>
+        <w:rPr>
+          <w:rStyle w:val="VerbatimChar"/>
+        </w:rPr>
+        <w:t xml:space="preserve">      SIMPLE</w:t>
+      </w:r>
+      <w:r>
+        <w:br/>
+      </w:r>
+      <w:r>
+        <w:rPr>
+          <w:rStyle w:val="VerbatimChar"/>
+        </w:rPr>
+        <w:t xml:space="preserve">      POPULAR</w:t>
+      </w:r>
+      <w:r>
+        <w:br/>
+      </w:r>
+      <w:r>
+        <w:rPr>
+          <w:rStyle w:val="VerbatimChar"/>
+        </w:rPr>
+        <w:t xml:space="preserve">    }</w:t>
+      </w:r>
+      <w:r>
+        <w:br/>
+      </w:r>
+      <w:r>
+        <w:br/>
+      </w:r>
+      <w:r>
+        <w:rPr>
+          <w:rStyle w:val="VerbatimChar"/>
+        </w:rPr>
+        <w:t xml:space="preserve">    AccessLeg --&gt; AccessTransportKind : kind</w:t>
+      </w:r>
+      <w:r>
+        <w:br/>
+      </w:r>
+      <w:r>
+        <w:rPr>
+          <w:rStyle w:val="VerbatimChar"/>
+        </w:rPr>
+        <w:t xml:space="preserve">    AccessRoute "1" *-- "1..*" AccessLeg : legs</w:t>
+      </w:r>
+      <w:r>
+        <w:br/>
+      </w:r>
+      <w:r>
+        <w:rPr>
+          <w:rStyle w:val="VerbatimChar"/>
+        </w:rPr>
+        <w:t xml:space="preserve">    AccessRoute --&gt; AccessTrait : traits</w:t>
+      </w:r>
+    </w:p>
+    <w:bookmarkEnd w:id="76"/>
+    <w:bookmarkStart w:id="77" w:name="X85687fb262102c4e8dcdd07b73bbc60baad8825"/>
+    <w:p>
+      <w:pPr>
+        <w:pStyle w:val="Heading3"/>
+      </w:pPr>
+      <w:r>
+        <w:t xml:space="preserve">5. 일정 계획 — PlanInput → Stage → Plan (Phase 1 · F-01의 핵심)</w:t>
+      </w:r>
+    </w:p>
+    <w:p>
+      <w:pPr>
+        <w:pStyle w:val="SourceCode"/>
+      </w:pPr>
+      <w:r>
+        <w:rPr>
+          <w:rStyle w:val="VerbatimChar"/>
+        </w:rPr>
+        <w:t xml:space="preserve">classDiagram</w:t>
+      </w:r>
+      <w:r>
+        <w:br/>
+      </w:r>
+      <w:r>
+        <w:rPr>
+          <w:rStyle w:val="VerbatimChar"/>
+        </w:rPr>
+        <w:t xml:space="preserve">    class BagTransferOption {</w:t>
+      </w:r>
+      <w:r>
+        <w:br/>
+      </w:r>
+      <w:r>
+        <w:rPr>
+          <w:rStyle w:val="VerbatimChar"/>
+        </w:rPr>
+        <w:t xml:space="preserve">      &lt;&lt;enumeration&gt;&gt;</w:t>
+      </w:r>
+      <w:r>
+        <w:br/>
+      </w:r>
+      <w:r>
+        <w:rPr>
+          <w:rStyle w:val="VerbatimChar"/>
+        </w:rPr>
+        <w:t xml:space="preserve">      none</w:t>
+      </w:r>
+      <w:r>
+        <w:br/>
+      </w:r>
+      <w:r>
+        <w:rPr>
+          <w:rStyle w:val="VerbatimChar"/>
+        </w:rPr>
+        <w:t xml:space="preserve">      climbs</w:t>
+      </w:r>
+      <w:r>
+        <w:br/>
+      </w:r>
+      <w:r>
+        <w:rPr>
+          <w:rStyle w:val="VerbatimChar"/>
+        </w:rPr>
+        <w:t xml:space="preserve">      all</w:t>
+      </w:r>
+      <w:r>
+        <w:br/>
+      </w:r>
+      <w:r>
+        <w:rPr>
+          <w:rStyle w:val="VerbatimChar"/>
+        </w:rPr>
+        <w:t xml:space="preserve">    }</w:t>
+      </w:r>
+      <w:r>
+        <w:br/>
+      </w:r>
+      <w:r>
+        <w:br/>
+      </w:r>
+      <w:r>
+        <w:rPr>
+          <w:rStyle w:val="VerbatimChar"/>
+        </w:rPr>
+        <w:t xml:space="preserve">    class PlanInput {</w:t>
+      </w:r>
+      <w:r>
+        <w:br/>
+      </w:r>
+      <w:r>
+        <w:rPr>
+          <w:rStyle w:val="VerbatimChar"/>
+        </w:rPr>
+        <w:t xml:space="preserve">      +string startTownId</w:t>
+      </w:r>
+      <w:r>
+        <w:br/>
+      </w:r>
+      <w:r>
+        <w:rPr>
+          <w:rStyle w:val="VerbatimChar"/>
+        </w:rPr>
+        <w:t xml:space="preserve">      +MobilityProfile mobility</w:t>
+      </w:r>
+      <w:r>
+        <w:br/>
+      </w:r>
+      <w:r>
+        <w:rPr>
+          <w:rStyle w:val="VerbatimChar"/>
+        </w:rPr>
+        <w:t xml:space="preserve">      +number? targetKmPerDay</w:t>
+      </w:r>
+      <w:r>
+        <w:br/>
+      </w:r>
+      <w:r>
+        <w:rPr>
+          <w:rStyle w:val="VerbatimChar"/>
+        </w:rPr>
+        <w:t xml:space="preserve">      +number? totalDays</w:t>
+      </w:r>
+      <w:r>
+        <w:br/>
+      </w:r>
+      <w:r>
+        <w:rPr>
+          <w:rStyle w:val="VerbatimChar"/>
+        </w:rPr>
+        <w:t xml:space="preserve">      +Fitness fitness</w:t>
+      </w:r>
+      <w:r>
+        <w:br/>
+      </w:r>
+      <w:r>
+        <w:rPr>
+          <w:rStyle w:val="VerbatimChar"/>
+        </w:rPr>
+        <w:t xml:space="preserve">      +number restDays</w:t>
+      </w:r>
+      <w:r>
+        <w:br/>
+      </w:r>
+      <w:r>
+        <w:rPr>
+          <w:rStyle w:val="VerbatimChar"/>
+        </w:rPr>
+        <w:t xml:space="preserve">      +string? startDate</w:t>
+      </w:r>
+      <w:r>
+        <w:br/>
+      </w:r>
+      <w:r>
+        <w:rPr>
+          <w:rStyle w:val="VerbatimChar"/>
+        </w:rPr>
+        <w:t xml:space="preserve">      +Map~string,string~? variantChoices</w:t>
+      </w:r>
+      <w:r>
+        <w:br/>
+      </w:r>
+      <w:r>
+        <w:rPr>
+          <w:rStyle w:val="VerbatimChar"/>
+        </w:rPr>
+        <w:t xml:space="preserve">      +BagTransferOption useBagTransfer</w:t>
+      </w:r>
+      <w:r>
+        <w:br/>
+      </w:r>
+      <w:r>
+        <w:rPr>
+          <w:rStyle w:val="VerbatimChar"/>
+        </w:rPr>
+        <w:t xml:space="preserve">      +PlannedTransport[] plannedTransport</w:t>
+      </w:r>
+      <w:r>
+        <w:br/>
+      </w:r>
+      <w:r>
+        <w:rPr>
+          <w:rStyle w:val="VerbatimChar"/>
+        </w:rPr>
+        <w:t xml:space="preserve">    }</w:t>
+      </w:r>
+      <w:r>
+        <w:br/>
+      </w:r>
+      <w:r>
+        <w:rPr>
+          <w:rStyle w:val="VerbatimChar"/>
+        </w:rPr>
+        <w:t xml:space="preserve">    note for PlanInput "targetKmPerDay 하한 없음: 3~32. startDate는 갈림길 계절 폐쇄 판정용. variantChoices: forkId → variantId"</w:t>
+      </w:r>
+      <w:r>
+        <w:br/>
+      </w:r>
+      <w:r>
+        <w:br/>
+      </w:r>
+      <w:r>
+        <w:rPr>
+          <w:rStyle w:val="VerbatimChar"/>
+        </w:rPr>
+        <w:t xml:space="preserve">    class Fitness {</w:t>
+      </w:r>
+      <w:r>
+        <w:br/>
+      </w:r>
+      <w:r>
+        <w:rPr>
+          <w:rStyle w:val="VerbatimChar"/>
+        </w:rPr>
+        <w:t xml:space="preserve">      &lt;&lt;enumeration&gt;&gt;</w:t>
+      </w:r>
+      <w:r>
+        <w:br/>
+      </w:r>
+      <w:r>
+        <w:rPr>
+          <w:rStyle w:val="VerbatimChar"/>
+        </w:rPr>
+        <w:t xml:space="preserve">      low</w:t>
+      </w:r>
+      <w:r>
+        <w:br/>
+      </w:r>
+      <w:r>
+        <w:rPr>
+          <w:rStyle w:val="VerbatimChar"/>
+        </w:rPr>
+        <w:t xml:space="preserve">      normal</w:t>
+      </w:r>
+      <w:r>
+        <w:br/>
+      </w:r>
+      <w:r>
+        <w:rPr>
+          <w:rStyle w:val="VerbatimChar"/>
+        </w:rPr>
+        <w:t xml:space="preserve">      high</w:t>
+      </w:r>
+      <w:r>
+        <w:br/>
+      </w:r>
+      <w:r>
+        <w:rPr>
+          <w:rStyle w:val="VerbatimChar"/>
+        </w:rPr>
+        <w:t xml:space="preserve">    }</w:t>
+      </w:r>
+      <w:r>
+        <w:br/>
+      </w:r>
+      <w:r>
+        <w:br/>
+      </w:r>
+      <w:r>
+        <w:rPr>
+          <w:rStyle w:val="VerbatimChar"/>
+        </w:rPr>
+        <w:t xml:space="preserve">    class StageWarning {</w:t>
+      </w:r>
+      <w:r>
+        <w:br/>
+      </w:r>
+      <w:r>
+        <w:rPr>
+          <w:rStyle w:val="VerbatimChar"/>
+        </w:rPr>
+        <w:t xml:space="preserve">      &lt;&lt;enumeration&gt;&gt;</w:t>
+      </w:r>
+      <w:r>
+        <w:br/>
+      </w:r>
+      <w:r>
+        <w:rPr>
+          <w:rStyle w:val="VerbatimChar"/>
+        </w:rPr>
+        <w:t xml:space="preserve">      STEEP_CLIMB</w:t>
+      </w:r>
+      <w:r>
+        <w:br/>
+      </w:r>
+      <w:r>
+        <w:rPr>
+          <w:rStyle w:val="VerbatimChar"/>
+        </w:rPr>
+        <w:t xml:space="preserve">      STEEP_DESCENT</w:t>
+      </w:r>
+      <w:r>
+        <w:br/>
+      </w:r>
+      <w:r>
+        <w:rPr>
+          <w:rStyle w:val="VerbatimChar"/>
+        </w:rPr>
+        <w:t xml:space="preserve">      LONG_DISTANCE</w:t>
+      </w:r>
+      <w:r>
+        <w:br/>
+      </w:r>
+      <w:r>
+        <w:rPr>
+          <w:rStyle w:val="VerbatimChar"/>
+        </w:rPr>
+        <w:t xml:space="preserve">      FEW_BEDS</w:t>
+      </w:r>
+      <w:r>
+        <w:br/>
+      </w:r>
+      <w:r>
+        <w:rPr>
+          <w:rStyle w:val="VerbatimChar"/>
+        </w:rPr>
+        <w:t xml:space="preserve">      NO_SERVICES</w:t>
+      </w:r>
+      <w:r>
+        <w:br/>
+      </w:r>
+      <w:r>
+        <w:rPr>
+          <w:rStyle w:val="VerbatimChar"/>
+        </w:rPr>
+        <w:t xml:space="preserve">      EARLY_OVERLOAD</w:t>
+      </w:r>
+      <w:r>
+        <w:br/>
+      </w:r>
+      <w:r>
+        <w:rPr>
+          <w:rStyle w:val="VerbatimChar"/>
+        </w:rPr>
+        <w:t xml:space="preserve">      CONSECUTIVE_HARD</w:t>
+      </w:r>
+      <w:r>
+        <w:br/>
+      </w:r>
+      <w:r>
+        <w:rPr>
+          <w:rStyle w:val="VerbatimChar"/>
+        </w:rPr>
+        <w:t xml:space="preserve">    }</w:t>
+      </w:r>
+      <w:r>
+        <w:br/>
+      </w:r>
+      <w:r>
+        <w:br/>
+      </w:r>
+      <w:r>
+        <w:rPr>
+          <w:rStyle w:val="VerbatimChar"/>
+        </w:rPr>
+        <w:t xml:space="preserve">    class HazardType {</w:t>
+      </w:r>
+      <w:r>
+        <w:br/>
+      </w:r>
+      <w:r>
+        <w:rPr>
+          <w:rStyle w:val="VerbatimChar"/>
+        </w:rPr>
+        <w:t xml:space="preserve">      &lt;&lt;enumeration&gt;&gt;</w:t>
+      </w:r>
+      <w:r>
+        <w:br/>
+      </w:r>
+      <w:r>
+        <w:rPr>
+          <w:rStyle w:val="VerbatimChar"/>
+        </w:rPr>
+        <w:t xml:space="preserve">      STEEP_DESCENT</w:t>
+      </w:r>
+      <w:r>
+        <w:br/>
+      </w:r>
+      <w:r>
+        <w:rPr>
+          <w:rStyle w:val="VerbatimChar"/>
+        </w:rPr>
+        <w:t xml:space="preserve">      NO_SHELTER</w:t>
+      </w:r>
+      <w:r>
+        <w:br/>
+      </w:r>
+      <w:r>
+        <w:rPr>
+          <w:rStyle w:val="VerbatimChar"/>
+        </w:rPr>
+        <w:t xml:space="preserve">      EXPOSED</w:t>
+      </w:r>
+      <w:r>
+        <w:br/>
+      </w:r>
+      <w:r>
+        <w:rPr>
+          <w:rStyle w:val="VerbatimChar"/>
+        </w:rPr>
+        <w:t xml:space="preserve">      NO_WATER</w:t>
+      </w:r>
+      <w:r>
+        <w:br/>
+      </w:r>
+      <w:r>
+        <w:rPr>
+          <w:rStyle w:val="VerbatimChar"/>
+        </w:rPr>
+        <w:t xml:space="preserve">      ROAD_WALKING</w:t>
+      </w:r>
+      <w:r>
+        <w:br/>
+      </w:r>
+      <w:r>
+        <w:rPr>
+          <w:rStyle w:val="VerbatimChar"/>
+        </w:rPr>
+        <w:t xml:space="preserve">      SLIPPERY</w:t>
+      </w:r>
+      <w:r>
+        <w:br/>
+      </w:r>
+      <w:r>
+        <w:rPr>
+          <w:rStyle w:val="VerbatimChar"/>
+        </w:rPr>
+        <w:t xml:space="preserve">      NO_SIGNAL</w:t>
+      </w:r>
+      <w:r>
+        <w:br/>
+      </w:r>
+      <w:r>
+        <w:rPr>
+          <w:rStyle w:val="VerbatimChar"/>
+        </w:rPr>
+        <w:t xml:space="preserve">      WINTER_RISK</w:t>
+      </w:r>
+      <w:r>
+        <w:br/>
+      </w:r>
+      <w:r>
+        <w:rPr>
+          <w:rStyle w:val="VerbatimChar"/>
+        </w:rPr>
+        <w:t xml:space="preserve">    }</w:t>
+      </w:r>
+      <w:r>
+        <w:br/>
+      </w:r>
+      <w:r>
+        <w:br/>
+      </w:r>
+      <w:r>
+        <w:rPr>
+          <w:rStyle w:val="VerbatimChar"/>
+        </w:rPr>
+        <w:t xml:space="preserve">    class Hazard {</w:t>
+      </w:r>
+      <w:r>
+        <w:br/>
+      </w:r>
+      <w:r>
+        <w:rPr>
+          <w:rStyle w:val="VerbatimChar"/>
+        </w:rPr>
+        <w:t xml:space="preserve">      +HazardType type</w:t>
+      </w:r>
+      <w:r>
+        <w:br/>
+      </w:r>
+      <w:r>
+        <w:rPr>
+          <w:rStyle w:val="VerbatimChar"/>
+        </w:rPr>
+        <w:t xml:space="preserve">      +number fromKm</w:t>
+      </w:r>
+      <w:r>
+        <w:br/>
+      </w:r>
+      <w:r>
+        <w:rPr>
+          <w:rStyle w:val="VerbatimChar"/>
+        </w:rPr>
+        <w:t xml:space="preserve">      +number toKm</w:t>
+      </w:r>
+      <w:r>
+        <w:br/>
+      </w:r>
+      <w:r>
+        <w:rPr>
+          <w:rStyle w:val="VerbatimChar"/>
+        </w:rPr>
+        <w:t xml:space="preserve">      +string noteKo</w:t>
+      </w:r>
+      <w:r>
+        <w:br/>
+      </w:r>
+      <w:r>
+        <w:rPr>
+          <w:rStyle w:val="VerbatimChar"/>
+        </w:rPr>
+        <w:t xml:space="preserve">    }</w:t>
+      </w:r>
+      <w:r>
+        <w:br/>
+      </w:r>
+      <w:r>
+        <w:br/>
+      </w:r>
+      <w:r>
+        <w:rPr>
+          <w:rStyle w:val="VerbatimChar"/>
+        </w:rPr>
+        <w:t xml:space="preserve">    class WaypointKind {</w:t>
+      </w:r>
+      <w:r>
+        <w:br/>
+      </w:r>
+      <w:r>
+        <w:rPr>
+          <w:rStyle w:val="VerbatimChar"/>
+        </w:rPr>
+        <w:t xml:space="preserve">      &lt;&lt;enumeration&gt;&gt;</w:t>
+      </w:r>
+      <w:r>
+        <w:br/>
+      </w:r>
+      <w:r>
+        <w:rPr>
+          <w:rStyle w:val="VerbatimChar"/>
+        </w:rPr>
+        <w:t xml:space="preserve">      START</w:t>
+      </w:r>
+      <w:r>
+        <w:br/>
+      </w:r>
+      <w:r>
+        <w:rPr>
+          <w:rStyle w:val="VerbatimChar"/>
+        </w:rPr>
+        <w:t xml:space="preserve">      ARRIVE</w:t>
+      </w:r>
+      <w:r>
+        <w:br/>
+      </w:r>
+      <w:r>
+        <w:rPr>
+          <w:rStyle w:val="VerbatimChar"/>
+        </w:rPr>
+        <w:t xml:space="preserve">      BREAKFAST</w:t>
+      </w:r>
+      <w:r>
+        <w:br/>
+      </w:r>
+      <w:r>
+        <w:rPr>
+          <w:rStyle w:val="VerbatimChar"/>
+        </w:rPr>
+        <w:t xml:space="preserve">      LUNCH</w:t>
+      </w:r>
+      <w:r>
+        <w:br/>
+      </w:r>
+      <w:r>
+        <w:rPr>
+          <w:rStyle w:val="VerbatimChar"/>
+        </w:rPr>
+        <w:t xml:space="preserve">      REST</w:t>
+      </w:r>
+      <w:r>
+        <w:br/>
+      </w:r>
+      <w:r>
+        <w:rPr>
+          <w:rStyle w:val="VerbatimChar"/>
+        </w:rPr>
+        <w:t xml:space="preserve">      WATER</w:t>
+      </w:r>
+      <w:r>
+        <w:br/>
+      </w:r>
+      <w:r>
+        <w:rPr>
+          <w:rStyle w:val="VerbatimChar"/>
+        </w:rPr>
+        <w:t xml:space="preserve">      PHARMACY</w:t>
+      </w:r>
+      <w:r>
+        <w:br/>
+      </w:r>
+      <w:r>
+        <w:rPr>
+          <w:rStyle w:val="VerbatimChar"/>
+        </w:rPr>
+        <w:t xml:space="preserve">      ATM</w:t>
+      </w:r>
+      <w:r>
+        <w:br/>
+      </w:r>
+      <w:r>
+        <w:rPr>
+          <w:rStyle w:val="VerbatimChar"/>
+        </w:rPr>
+        <w:t xml:space="preserve">      BAG_DROP</w:t>
+      </w:r>
+      <w:r>
+        <w:br/>
+      </w:r>
+      <w:r>
+        <w:rPr>
+          <w:rStyle w:val="VerbatimChar"/>
+        </w:rPr>
+        <w:t xml:space="preserve">      STAMP</w:t>
+      </w:r>
+      <w:r>
+        <w:br/>
+      </w:r>
+      <w:r>
+        <w:rPr>
+          <w:rStyle w:val="VerbatimChar"/>
+        </w:rPr>
+        <w:t xml:space="preserve">      LANDMARK</w:t>
+      </w:r>
+      <w:r>
+        <w:br/>
+      </w:r>
+      <w:r>
+        <w:rPr>
+          <w:rStyle w:val="VerbatimChar"/>
+        </w:rPr>
+        <w:t xml:space="preserve">      TRANSPORT</w:t>
+      </w:r>
+      <w:r>
+        <w:br/>
+      </w:r>
+      <w:r>
+        <w:rPr>
+          <w:rStyle w:val="VerbatimChar"/>
+        </w:rPr>
+        <w:t xml:space="preserve">    }</w:t>
+      </w:r>
+      <w:r>
+        <w:br/>
+      </w:r>
+      <w:r>
+        <w:br/>
+      </w:r>
+      <w:r>
+        <w:rPr>
+          <w:rStyle w:val="VerbatimChar"/>
+        </w:rPr>
+        <w:t xml:space="preserve">    class Waypoint {</w:t>
+      </w:r>
+      <w:r>
+        <w:br/>
+      </w:r>
+      <w:r>
+        <w:rPr>
+          <w:rStyle w:val="VerbatimChar"/>
+        </w:rPr>
+        <w:t xml:space="preserve">      +WaypointKind kind</w:t>
+      </w:r>
+      <w:r>
+        <w:br/>
+      </w:r>
+      <w:r>
+        <w:rPr>
+          <w:rStyle w:val="VerbatimChar"/>
+        </w:rPr>
+        <w:t xml:space="preserve">      +string|null townId</w:t>
+      </w:r>
+      <w:r>
+        <w:br/>
+      </w:r>
+      <w:r>
+        <w:rPr>
+          <w:rStyle w:val="VerbatimChar"/>
+        </w:rPr>
+        <w:t xml:space="preserve">      +number km</w:t>
+      </w:r>
+      <w:r>
+        <w:br/>
+      </w:r>
+      <w:r>
+        <w:rPr>
+          <w:rStyle w:val="VerbatimChar"/>
+        </w:rPr>
+        <w:t xml:space="preserve">      +number etaMinutes</w:t>
+      </w:r>
+      <w:r>
+        <w:br/>
+      </w:r>
+      <w:r>
+        <w:rPr>
+          <w:rStyle w:val="VerbatimChar"/>
+        </w:rPr>
+        <w:t xml:space="preserve">      +string labelKo</w:t>
+      </w:r>
+      <w:r>
+        <w:br/>
+      </w:r>
+      <w:r>
+        <w:rPr>
+          <w:rStyle w:val="VerbatimChar"/>
+        </w:rPr>
+        <w:t xml:space="preserve">      +string|null noteKo</w:t>
+      </w:r>
+      <w:r>
+        <w:br/>
+      </w:r>
+      <w:r>
+        <w:rPr>
+          <w:rStyle w:val="VerbatimChar"/>
+        </w:rPr>
+        <w:t xml:space="preserve">      +string|null opensAt</w:t>
+      </w:r>
+      <w:r>
+        <w:br/>
+      </w:r>
+      <w:r>
+        <w:rPr>
+          <w:rStyle w:val="VerbatimChar"/>
+        </w:rPr>
+        <w:t xml:space="preserve">    }</w:t>
+      </w:r>
+      <w:r>
+        <w:br/>
+      </w:r>
+      <w:r>
+        <w:br/>
+      </w:r>
+      <w:r>
+        <w:rPr>
+          <w:rStyle w:val="VerbatimChar"/>
+        </w:rPr>
+        <w:t xml:space="preserve">    class Stage {</w:t>
+      </w:r>
+      <w:r>
+        <w:br/>
+      </w:r>
+      <w:r>
+        <w:rPr>
+          <w:rStyle w:val="VerbatimChar"/>
+        </w:rPr>
+        <w:t xml:space="preserve">      +number dayNo</w:t>
+      </w:r>
+      <w:r>
+        <w:br/>
+      </w:r>
+      <w:r>
+        <w:rPr>
+          <w:rStyle w:val="VerbatimChar"/>
+        </w:rPr>
+        <w:t xml:space="preserve">      +string|null date</w:t>
+      </w:r>
+      <w:r>
+        <w:br/>
+      </w:r>
+      <w:r>
+        <w:rPr>
+          <w:rStyle w:val="VerbatimChar"/>
+        </w:rPr>
+        <w:t xml:space="preserve">      +string fromTownId</w:t>
+      </w:r>
+      <w:r>
+        <w:br/>
+      </w:r>
+      <w:r>
+        <w:rPr>
+          <w:rStyle w:val="VerbatimChar"/>
+        </w:rPr>
+        <w:t xml:space="preserve">      +string toTownId</w:t>
+      </w:r>
+      <w:r>
+        <w:br/>
+      </w:r>
+      <w:r>
+        <w:rPr>
+          <w:rStyle w:val="VerbatimChar"/>
+        </w:rPr>
+        <w:t xml:space="preserve">      +string|null variantId</w:t>
+      </w:r>
+      <w:r>
+        <w:br/>
+      </w:r>
+      <w:r>
+        <w:rPr>
+          <w:rStyle w:val="VerbatimChar"/>
+        </w:rPr>
+        <w:t xml:space="preserve">      +number distanceKm</w:t>
+      </w:r>
+      <w:r>
+        <w:br/>
+      </w:r>
+      <w:r>
+        <w:rPr>
+          <w:rStyle w:val="VerbatimChar"/>
+        </w:rPr>
+        <w:t xml:space="preserve">      +number ascent</w:t>
+      </w:r>
+      <w:r>
+        <w:br/>
+      </w:r>
+      <w:r>
+        <w:rPr>
+          <w:rStyle w:val="VerbatimChar"/>
+        </w:rPr>
+        <w:t xml:space="preserve">      +number descent</w:t>
+      </w:r>
+      <w:r>
+        <w:br/>
+      </w:r>
+      <w:r>
+        <w:rPr>
+          <w:rStyle w:val="VerbatimChar"/>
+        </w:rPr>
+        <w:t xml:space="preserve">      +number maxElevation</w:t>
+      </w:r>
+      <w:r>
+        <w:br/>
+      </w:r>
+      <w:r>
+        <w:rPr>
+          <w:rStyle w:val="VerbatimChar"/>
+        </w:rPr>
+        <w:t xml:space="preserve">      +number estimatedMinutes</w:t>
+      </w:r>
+      <w:r>
+        <w:br/>
+      </w:r>
+      <w:r>
+        <w:rPr>
+          <w:rStyle w:val="VerbatimChar"/>
+        </w:rPr>
+        <w:t xml:space="preserve">      +string suggestedStartTime</w:t>
+      </w:r>
+      <w:r>
+        <w:br/>
+      </w:r>
+      <w:r>
+        <w:rPr>
+          <w:rStyle w:val="VerbatimChar"/>
+        </w:rPr>
+        <w:t xml:space="preserve">      +Waypoint[] waypoints</w:t>
+      </w:r>
+      <w:r>
+        <w:br/>
+      </w:r>
+      <w:r>
+        <w:rPr>
+          <w:rStyle w:val="VerbatimChar"/>
+        </w:rPr>
+        <w:t xml:space="preserve">      +Hazard[] hazards</w:t>
+      </w:r>
+      <w:r>
+        <w:br/>
+      </w:r>
+      <w:r>
+        <w:rPr>
+          <w:rStyle w:val="VerbatimChar"/>
+        </w:rPr>
+        <w:t xml:space="preserve">      +string|null lodgingId</w:t>
+      </w:r>
+      <w:r>
+        <w:br/>
+      </w:r>
+      <w:r>
+        <w:rPr>
+          <w:rStyle w:val="VerbatimChar"/>
+        </w:rPr>
+        <w:t xml:space="preserve">      +PlannedTransport|null transport</w:t>
+      </w:r>
+      <w:r>
+        <w:br/>
+      </w:r>
+      <w:r>
+        <w:rPr>
+          <w:rStyle w:val="VerbatimChar"/>
+        </w:rPr>
+        <w:t xml:space="preserve">      +StageWarning[] warnings</w:t>
+      </w:r>
+      <w:r>
+        <w:br/>
+      </w:r>
+      <w:r>
+        <w:rPr>
+          <w:rStyle w:val="VerbatimChar"/>
+        </w:rPr>
+        <w:t xml:space="preserve">      +boolean isRestDay</w:t>
+      </w:r>
+      <w:r>
+        <w:br/>
+      </w:r>
+      <w:r>
+        <w:rPr>
+          <w:rStyle w:val="VerbatimChar"/>
+        </w:rPr>
+        <w:t xml:space="preserve">    }</w:t>
+      </w:r>
+      <w:r>
+        <w:br/>
+      </w:r>
+      <w:r>
+        <w:rPr>
+          <w:rStyle w:val="VerbatimChar"/>
+        </w:rPr>
+        <w:t xml:space="preserve">    note for Stage "ascent/descent는 반드시 SegmentProfile에서 읽는다 (규칙 3)"</w:t>
+      </w:r>
+      <w:r>
+        <w:br/>
+      </w:r>
+      <w:r>
+        <w:br/>
+      </w:r>
+      <w:r>
+        <w:rPr>
+          <w:rStyle w:val="VerbatimChar"/>
+        </w:rPr>
+        <w:t xml:space="preserve">    class Plan {</w:t>
+      </w:r>
+      <w:r>
+        <w:br/>
+      </w:r>
+      <w:r>
+        <w:rPr>
+          <w:rStyle w:val="VerbatimChar"/>
+        </w:rPr>
+        <w:t xml:space="preserve">      +Stage[] stages</w:t>
+      </w:r>
+      <w:r>
+        <w:br/>
+      </w:r>
+      <w:r>
+        <w:rPr>
+          <w:rStyle w:val="VerbatimChar"/>
+        </w:rPr>
+        <w:t xml:space="preserve">      +number totalKm</w:t>
+      </w:r>
+      <w:r>
+        <w:br/>
+      </w:r>
+      <w:r>
+        <w:rPr>
+          <w:rStyle w:val="VerbatimChar"/>
+        </w:rPr>
+        <w:t xml:space="preserve">      +number walkedKm</w:t>
+      </w:r>
+      <w:r>
+        <w:br/>
+      </w:r>
+      <w:r>
+        <w:rPr>
+          <w:rStyle w:val="VerbatimChar"/>
+        </w:rPr>
+        <w:t xml:space="preserve">      +number totalDays</w:t>
+      </w:r>
+      <w:r>
+        <w:br/>
+      </w:r>
+      <w:r>
+        <w:rPr>
+          <w:rStyle w:val="VerbatimChar"/>
+        </w:rPr>
+        <w:t xml:space="preserve">      +boolean compostelaEligible</w:t>
+      </w:r>
+      <w:r>
+        <w:br/>
+      </w:r>
+      <w:r>
+        <w:rPr>
+          <w:rStyle w:val="VerbatimChar"/>
+        </w:rPr>
+        <w:t xml:space="preserve">      +boolean doubleStampPerDay</w:t>
+      </w:r>
+      <w:r>
+        <w:br/>
+      </w:r>
+      <w:r>
+        <w:rPr>
+          <w:rStyle w:val="VerbatimChar"/>
+        </w:rPr>
+        <w:t xml:space="preserve">      +number injuryRiskScore</w:t>
+      </w:r>
+      <w:r>
+        <w:br/>
+      </w:r>
+      <w:r>
+        <w:rPr>
+          <w:rStyle w:val="VerbatimChar"/>
+        </w:rPr>
+        <w:t xml:space="preserve">      +RiskDataQuality riskDataQuality</w:t>
+      </w:r>
+      <w:r>
+        <w:br/>
+      </w:r>
+      <w:r>
+        <w:rPr>
+          <w:rStyle w:val="VerbatimChar"/>
+        </w:rPr>
+        <w:t xml:space="preserve">      +string advice</w:t>
+      </w:r>
+      <w:r>
+        <w:br/>
+      </w:r>
+      <w:r>
+        <w:rPr>
+          <w:rStyle w:val="VerbatimChar"/>
+        </w:rPr>
+        <w:t xml:space="preserve">    }</w:t>
+      </w:r>
+      <w:r>
+        <w:br/>
+      </w:r>
+      <w:r>
+        <w:rPr>
+          <w:rStyle w:val="VerbatimChar"/>
+        </w:rPr>
+        <w:t xml:space="preserve">    note for Plan "totalKm(이동수단 포함) ≠ walkedKm(도보만). doubleStampPerDay는 위치가 아니라 총 도보거리 기준. riskDataQuality=ESTIMATED면 injuryRiskScore를 UI에서 숨긴다"</w:t>
+      </w:r>
+      <w:r>
+        <w:br/>
+      </w:r>
+      <w:r>
+        <w:br/>
+      </w:r>
+      <w:r>
+        <w:rPr>
+          <w:rStyle w:val="VerbatimChar"/>
+        </w:rPr>
+        <w:t xml:space="preserve">    class RiskDataQuality {</w:t>
+      </w:r>
+      <w:r>
+        <w:br/>
+      </w:r>
+      <w:r>
+        <w:rPr>
+          <w:rStyle w:val="VerbatimChar"/>
+        </w:rPr>
+        <w:t xml:space="preserve">      &lt;&lt;enumeration&gt;&gt;</w:t>
+      </w:r>
+      <w:r>
+        <w:br/>
+      </w:r>
+      <w:r>
+        <w:rPr>
+          <w:rStyle w:val="VerbatimChar"/>
+        </w:rPr>
+        <w:t xml:space="preserve">      OSM+MDT</w:t>
+      </w:r>
+      <w:r>
+        <w:br/>
+      </w:r>
+      <w:r>
+        <w:rPr>
+          <w:rStyle w:val="VerbatimChar"/>
+        </w:rPr>
+        <w:t xml:space="preserve">      ESTIMATED</w:t>
+      </w:r>
+      <w:r>
+        <w:br/>
+      </w:r>
+      <w:r>
+        <w:rPr>
+          <w:rStyle w:val="VerbatimChar"/>
+        </w:rPr>
+        <w:t xml:space="preserve">    }</w:t>
+      </w:r>
+      <w:r>
+        <w:br/>
+      </w:r>
+      <w:r>
+        <w:br/>
+      </w:r>
+      <w:r>
+        <w:rPr>
+          <w:rStyle w:val="VerbatimChar"/>
+        </w:rPr>
+        <w:t xml:space="preserve">    PlanInput --&gt; Fitness : fitness</w:t>
+      </w:r>
+      <w:r>
+        <w:br/>
+      </w:r>
+      <w:r>
+        <w:rPr>
+          <w:rStyle w:val="VerbatimChar"/>
+        </w:rPr>
+        <w:t xml:space="preserve">    PlanInput --&gt; BagTransferOption : useBagTransfer</w:t>
+      </w:r>
+      <w:r>
+        <w:br/>
+      </w:r>
+      <w:r>
+        <w:rPr>
+          <w:rStyle w:val="VerbatimChar"/>
+        </w:rPr>
+        <w:t xml:space="preserve">    Stage --&gt; StageWarning : warnings</w:t>
+      </w:r>
+      <w:r>
+        <w:br/>
+      </w:r>
+      <w:r>
+        <w:rPr>
+          <w:rStyle w:val="VerbatimChar"/>
+        </w:rPr>
+        <w:t xml:space="preserve">    Stage "1" *-- "0..*" Hazard : hazards</w:t>
+      </w:r>
+      <w:r>
+        <w:br/>
+      </w:r>
+      <w:r>
+        <w:rPr>
+          <w:rStyle w:val="VerbatimChar"/>
+        </w:rPr>
+        <w:t xml:space="preserve">    Hazard --&gt; HazardType : type</w:t>
+      </w:r>
+      <w:r>
+        <w:br/>
+      </w:r>
+      <w:r>
+        <w:rPr>
+          <w:rStyle w:val="VerbatimChar"/>
+        </w:rPr>
+        <w:t xml:space="preserve">    Stage "1" *-- "0..*" Waypoint : waypoints</w:t>
+      </w:r>
+      <w:r>
+        <w:br/>
+      </w:r>
+      <w:r>
+        <w:rPr>
+          <w:rStyle w:val="VerbatimChar"/>
+        </w:rPr>
+        <w:t xml:space="preserve">    Waypoint --&gt; WaypointKind : kind</w:t>
+      </w:r>
+      <w:r>
+        <w:br/>
+      </w:r>
+      <w:r>
+        <w:rPr>
+          <w:rStyle w:val="VerbatimChar"/>
+        </w:rPr>
+        <w:t xml:space="preserve">    Plan "1" *-- "1..*" Stage : stages</w:t>
+      </w:r>
+      <w:r>
+        <w:br/>
+      </w:r>
+      <w:r>
+        <w:rPr>
+          <w:rStyle w:val="VerbatimChar"/>
+        </w:rPr>
+        <w:t xml:space="preserve">    Plan --&gt; RiskDataQuality : riskDataQuality</w:t>
+      </w:r>
+    </w:p>
+    <w:bookmarkEnd w:id="77"/>
+    <w:bookmarkStart w:id="78" w:name="완주-보상"/>
+    <w:p>
+      <w:pPr>
+        <w:pStyle w:val="Heading3"/>
+      </w:pPr>
+      <w:r>
+        <w:t xml:space="preserve">6. 완주 · 보상</w:t>
+      </w:r>
+    </w:p>
+    <w:p>
+      <w:pPr>
+        <w:pStyle w:val="SourceCode"/>
+      </w:pPr>
+      <w:r>
+        <w:rPr>
+          <w:rStyle w:val="VerbatimChar"/>
+        </w:rPr>
+        <w:t xml:space="preserve">classDiagram</w:t>
+      </w:r>
+      <w:r>
+        <w:br/>
+      </w:r>
+      <w:r>
+        <w:rPr>
+          <w:rStyle w:val="VerbatimChar"/>
+        </w:rPr>
+        <w:t xml:space="preserve">    class FogState {</w:t>
+      </w:r>
+      <w:r>
+        <w:br/>
+      </w:r>
+      <w:r>
+        <w:rPr>
+          <w:rStyle w:val="VerbatimChar"/>
+        </w:rPr>
+        <w:t xml:space="preserve">      +string[] revealed</w:t>
+      </w:r>
+      <w:r>
+        <w:br/>
+      </w:r>
+      <w:r>
+        <w:rPr>
+          <w:rStyle w:val="VerbatimChar"/>
+        </w:rPr>
+        <w:t xml:space="preserve">      +Map~string,string~ revealedAt</w:t>
+      </w:r>
+      <w:r>
+        <w:br/>
+      </w:r>
+      <w:r>
+        <w:rPr>
+          <w:rStyle w:val="VerbatimChar"/>
+        </w:rPr>
+        <w:t xml:space="preserve">      +string[] trackCells</w:t>
+      </w:r>
+      <w:r>
+        <w:br/>
+      </w:r>
+      <w:r>
+        <w:rPr>
+          <w:rStyle w:val="VerbatimChar"/>
+        </w:rPr>
+        <w:t xml:space="preserve">    }</w:t>
+      </w:r>
+      <w:r>
+        <w:br/>
+      </w:r>
+      <w:r>
+        <w:rPr>
+          <w:rStyle w:val="VerbatimChar"/>
+        </w:rPr>
+        <w:t xml:space="preserve">    note for FogState "revealed = 개방한 Landmark.id 목록. trackCells = 걸어서 밝힌 지도 셀 해시"</w:t>
+      </w:r>
+      <w:r>
+        <w:br/>
+      </w:r>
+      <w:r>
+        <w:br/>
+      </w:r>
+      <w:r>
+        <w:rPr>
+          <w:rStyle w:val="VerbatimChar"/>
+        </w:rPr>
+        <w:t xml:space="preserve">    class MyStone {</w:t>
+      </w:r>
+      <w:r>
+        <w:br/>
+      </w:r>
+      <w:r>
+        <w:rPr>
+          <w:rStyle w:val="VerbatimChar"/>
+        </w:rPr>
+        <w:t xml:space="preserve">      +string|null photoUri</w:t>
+      </w:r>
+      <w:r>
+        <w:br/>
+      </w:r>
+      <w:r>
+        <w:rPr>
+          <w:rStyle w:val="VerbatimChar"/>
+        </w:rPr>
+        <w:t xml:space="preserve">      +string noteKo</w:t>
+      </w:r>
+      <w:r>
+        <w:br/>
+      </w:r>
+      <w:r>
+        <w:rPr>
+          <w:rStyle w:val="VerbatimChar"/>
+        </w:rPr>
+        <w:t xml:space="preserve">      +string registeredAt</w:t>
+      </w:r>
+      <w:r>
+        <w:br/>
+      </w:r>
+      <w:r>
+        <w:rPr>
+          <w:rStyle w:val="VerbatimChar"/>
+        </w:rPr>
+        <w:t xml:space="preserve">      +string|null placedAt</w:t>
+      </w:r>
+      <w:r>
+        <w:br/>
+      </w:r>
+      <w:r>
+        <w:rPr>
+          <w:rStyle w:val="VerbatimChar"/>
+        </w:rPr>
+        <w:t xml:space="preserve">    }</w:t>
+      </w:r>
+      <w:r>
+        <w:br/>
+      </w:r>
+      <w:r>
+        <w:rPr>
+          <w:rStyle w:val="VerbatimChar"/>
+        </w:rPr>
+        <w:t xml:space="preserve">    note for MyStone "placedAt = 철의 십자가 도착 시각"</w:t>
+      </w:r>
+      <w:r>
+        <w:br/>
+      </w:r>
+      <w:r>
+        <w:br/>
+      </w:r>
+      <w:r>
+        <w:rPr>
+          <w:rStyle w:val="VerbatimChar"/>
+        </w:rPr>
+        <w:t xml:space="preserve">    class CompletionStats {</w:t>
+      </w:r>
+      <w:r>
+        <w:br/>
+      </w:r>
+      <w:r>
+        <w:rPr>
+          <w:rStyle w:val="VerbatimChar"/>
+        </w:rPr>
+        <w:t xml:space="preserve">      +number days</w:t>
+      </w:r>
+      <w:r>
+        <w:br/>
+      </w:r>
+      <w:r>
+        <w:rPr>
+          <w:rStyle w:val="VerbatimChar"/>
+        </w:rPr>
+        <w:t xml:space="preserve">      +number distanceKm</w:t>
+      </w:r>
+      <w:r>
+        <w:br/>
+      </w:r>
+      <w:r>
+        <w:rPr>
+          <w:rStyle w:val="VerbatimChar"/>
+        </w:rPr>
+        <w:t xml:space="preserve">      +number estimatedSteps</w:t>
+      </w:r>
+      <w:r>
+        <w:br/>
+      </w:r>
+      <w:r>
+        <w:rPr>
+          <w:rStyle w:val="VerbatimChar"/>
+        </w:rPr>
+        <w:t xml:space="preserve">      +number totalAscent</w:t>
+      </w:r>
+      <w:r>
+        <w:br/>
+      </w:r>
+      <w:r>
+        <w:rPr>
+          <w:rStyle w:val="VerbatimChar"/>
+        </w:rPr>
+        <w:t xml:space="preserve">      +number totalDescent</w:t>
+      </w:r>
+      <w:r>
+        <w:br/>
+      </w:r>
+      <w:r>
+        <w:rPr>
+          <w:rStyle w:val="VerbatimChar"/>
+        </w:rPr>
+        <w:t xml:space="preserve">      +number townsPassed</w:t>
+      </w:r>
+      <w:r>
+        <w:br/>
+      </w:r>
+      <w:r>
+        <w:rPr>
+          <w:rStyle w:val="VerbatimChar"/>
+        </w:rPr>
+        <w:t xml:space="preserve">      +number stampsCollected</w:t>
+      </w:r>
+      <w:r>
+        <w:br/>
+      </w:r>
+      <w:r>
+        <w:rPr>
+          <w:rStyle w:val="VerbatimChar"/>
+        </w:rPr>
+        <w:t xml:space="preserve">      +number longestDayKm</w:t>
+      </w:r>
+      <w:r>
+        <w:br/>
+      </w:r>
+      <w:r>
+        <w:rPr>
+          <w:rStyle w:val="VerbatimChar"/>
+        </w:rPr>
+        <w:t xml:space="preserve">      +number highestPointM</w:t>
+      </w:r>
+      <w:r>
+        <w:br/>
+      </w:r>
+      <w:r>
+        <w:rPr>
+          <w:rStyle w:val="VerbatimChar"/>
+        </w:rPr>
+        <w:t xml:space="preserve">    }</w:t>
+      </w:r>
+      <w:r>
+        <w:br/>
+      </w:r>
+      <w:r>
+        <w:rPr>
+          <w:rStyle w:val="VerbatimChar"/>
+        </w:rPr>
+        <w:t xml:space="preserve">    note for CompletionStats "estimatedSteps는 추정치. UI에 반드시 '약'을 붙인다"</w:t>
+      </w:r>
+      <w:r>
+        <w:br/>
+      </w:r>
+      <w:r>
+        <w:br/>
+      </w:r>
+      <w:r>
+        <w:rPr>
+          <w:rStyle w:val="VerbatimChar"/>
+        </w:rPr>
+        <w:t xml:space="preserve">    class Completion {</w:t>
+      </w:r>
+      <w:r>
+        <w:br/>
+      </w:r>
+      <w:r>
+        <w:rPr>
+          <w:rStyle w:val="VerbatimChar"/>
+        </w:rPr>
+        <w:t xml:space="preserve">      +string planId</w:t>
+      </w:r>
+      <w:r>
+        <w:br/>
+      </w:r>
+      <w:r>
+        <w:rPr>
+          <w:rStyle w:val="VerbatimChar"/>
+        </w:rPr>
+        <w:t xml:space="preserve">      +string completedAt</w:t>
+      </w:r>
+      <w:r>
+        <w:br/>
+      </w:r>
+      <w:r>
+        <w:rPr>
+          <w:rStyle w:val="VerbatimChar"/>
+        </w:rPr>
+        <w:t xml:space="preserve">      +CompletionStats stats</w:t>
+      </w:r>
+      <w:r>
+        <w:br/>
+      </w:r>
+      <w:r>
+        <w:rPr>
+          <w:rStyle w:val="VerbatimChar"/>
+        </w:rPr>
+        <w:t xml:space="preserve">      +string|null letterToFuture</w:t>
+      </w:r>
+      <w:r>
+        <w:br/>
+      </w:r>
+      <w:r>
+        <w:rPr>
+          <w:rStyle w:val="VerbatimChar"/>
+        </w:rPr>
+        <w:t xml:space="preserve">      +string|null letterSendAt</w:t>
+      </w:r>
+      <w:r>
+        <w:br/>
+      </w:r>
+      <w:r>
+        <w:rPr>
+          <w:rStyle w:val="VerbatimChar"/>
+        </w:rPr>
+        <w:t xml:space="preserve">      +boolean dualPilgrimInterest</w:t>
+      </w:r>
+      <w:r>
+        <w:br/>
+      </w:r>
+      <w:r>
+        <w:rPr>
+          <w:rStyle w:val="VerbatimChar"/>
+        </w:rPr>
+        <w:t xml:space="preserve">    }</w:t>
+      </w:r>
+      <w:r>
+        <w:br/>
+      </w:r>
+      <w:r>
+        <w:rPr>
+          <w:rStyle w:val="VerbatimChar"/>
+        </w:rPr>
+        <w:t xml:space="preserve">    note for Completion "dualPilgrimInterest = 확장 전략 선행 지표"</w:t>
+      </w:r>
+      <w:r>
+        <w:br/>
+      </w:r>
+      <w:r>
+        <w:br/>
+      </w:r>
+      <w:r>
+        <w:rPr>
+          <w:rStyle w:val="VerbatimChar"/>
+        </w:rPr>
+        <w:t xml:space="preserve">    Completion "1" *-- "1" CompletionStats : stats</w:t>
+      </w:r>
+    </w:p>
+    <w:bookmarkEnd w:id="78"/>
+    <w:bookmarkStart w:id="79" w:name="시퀀스-f-01-구간-자동-계획-phase-1이-실제로-만드는-유일한-것"/>
+    <w:p>
+      <w:pPr>
+        <w:pStyle w:val="Heading3"/>
+      </w:pPr>
+      <w:r>
+        <w:t xml:space="preserve">7. 시퀀스 — F-01 구간 자동 계획 (Phase 1이 실제로 만드는 유일한 것)</w:t>
+      </w:r>
+    </w:p>
+    <w:p>
+      <w:pPr>
+        <w:pStyle w:val="FirstParagraph"/>
+      </w:pPr>
+      <w:r>
+        <w:rPr>
+          <w:rStyle w:val="VerbatimChar"/>
+        </w:rPr>
+        <w:t xml:space="preserve">lib/planner/split.ts</w:t>
+      </w:r>
+      <w:r>
+        <w:t xml:space="preserve">·</w:t>
+      </w:r>
+      <w:r>
+        <w:rPr>
+          <w:rStyle w:val="VerbatimChar"/>
+        </w:rPr>
+        <w:t xml:space="preserve">risk.ts</w:t>
+      </w:r>
+      <w:r>
+        <w:t xml:space="preserve">(규칙 6: 순수 함수 + 테스트)의 예상 흐름이다. 아직 코드가 없으므로</w:t>
+      </w:r>
+      <w:r>
+        <w:t xml:space="preserve"> </w:t>
+      </w:r>
+      <w:r>
+        <w:rPr>
+          <w:b/>
+          <w:bCs/>
+        </w:rPr>
+        <w:t xml:space="preserve">schema.ts 타입 기준의 설계도</w:t>
+      </w:r>
+      <w:r>
+        <w:t xml:space="preserve">다.</w:t>
+      </w:r>
+    </w:p>
+    <w:p>
+      <w:pPr>
+        <w:pStyle w:val="SourceCode"/>
+      </w:pPr>
+      <w:r>
+        <w:rPr>
+          <w:rStyle w:val="VerbatimChar"/>
+        </w:rPr>
+        <w:t xml:space="preserve">sequenceDiagram</w:t>
+      </w:r>
+      <w:r>
+        <w:br/>
+      </w:r>
+      <w:r>
+        <w:rPr>
+          <w:rStyle w:val="VerbatimChar"/>
+        </w:rPr>
+        <w:t xml:space="preserve">    actor U as 사용자 (웹 폼)</w:t>
+      </w:r>
+      <w:r>
+        <w:br/>
+      </w:r>
+      <w:r>
+        <w:rPr>
+          <w:rStyle w:val="VerbatimChar"/>
+        </w:rPr>
+        <w:t xml:space="preserve">    participant UI as PlanForm (Next.js)</w:t>
+      </w:r>
+      <w:r>
+        <w:br/>
+      </w:r>
+      <w:r>
+        <w:rPr>
+          <w:rStyle w:val="VerbatimChar"/>
+        </w:rPr>
+        <w:t xml:space="preserve">    participant Split as split.ts</w:t>
+      </w:r>
+      <w:r>
+        <w:br/>
+      </w:r>
+      <w:r>
+        <w:rPr>
+          <w:rStyle w:val="VerbatimChar"/>
+        </w:rPr>
+        <w:t xml:space="preserve">    participant Data as 정적 데이터&lt;br/&gt;(towns.ts·profiles.ts·forks.ts·albergues.ts)</w:t>
+      </w:r>
+      <w:r>
+        <w:br/>
+      </w:r>
+      <w:r>
+        <w:rPr>
+          <w:rStyle w:val="VerbatimChar"/>
+        </w:rPr>
+        <w:t xml:space="preserve">    participant Risk as risk.ts</w:t>
+      </w:r>
+      <w:r>
+        <w:br/>
+      </w:r>
+      <w:r>
+        <w:rPr>
+          <w:rStyle w:val="VerbatimChar"/>
+        </w:rPr>
+        <w:t xml:space="preserve">    participant Plan as Plan (결과)</w:t>
+      </w:r>
+      <w:r>
+        <w:br/>
+      </w:r>
+      <w:r>
+        <w:br/>
+      </w:r>
+      <w:r>
+        <w:rPr>
+          <w:rStyle w:val="VerbatimChar"/>
+        </w:rPr>
+        <w:t xml:space="preserve">    U-&gt;&gt;UI: 출발지·체력·목표거리 입력</w:t>
+      </w:r>
+      <w:r>
+        <w:br/>
+      </w:r>
+      <w:r>
+        <w:rPr>
+          <w:rStyle w:val="VerbatimChar"/>
+        </w:rPr>
+        <w:t xml:space="preserve">    UI-&gt;&gt;UI: PlanInput 조립</w:t>
+      </w:r>
+      <w:r>
+        <w:br/>
+      </w:r>
+      <w:r>
+        <w:rPr>
+          <w:rStyle w:val="VerbatimChar"/>
+        </w:rPr>
+        <w:t xml:space="preserve">    UI-&gt;&gt;Split: split(PlanInput)</w:t>
+      </w:r>
+      <w:r>
+        <w:br/>
+      </w:r>
+      <w:r>
+        <w:rPr>
+          <w:rStyle w:val="VerbatimChar"/>
+        </w:rPr>
+        <w:t xml:space="preserve">    Split-&gt;&gt;Data: getProfile(fromId, toId) 반복 조회</w:t>
+      </w:r>
+      <w:r>
+        <w:br/>
+      </w:r>
+      <w:r>
+        <w:rPr>
+          <w:rStyle w:val="VerbatimChar"/>
+        </w:rPr>
+        <w:t xml:space="preserve">    Data--&gt;&gt;Split: SegmentProfile[] (ascent/descent)</w:t>
+      </w:r>
+      <w:r>
+        <w:br/>
+      </w:r>
+      <w:r>
+        <w:rPr>
+          <w:rStyle w:val="VerbatimChar"/>
+        </w:rPr>
+        <w:t xml:space="preserve">    Note over Split,Data: 마을 고도차 아님. 반드시 profiles.ts 경유 (규칙 3)</w:t>
+      </w:r>
+      <w:r>
+        <w:br/>
+      </w:r>
+      <w:r>
+        <w:rPr>
+          <w:rStyle w:val="VerbatimChar"/>
+        </w:rPr>
+        <w:t xml:space="preserve">    Split-&gt;&gt;Data: getFork(splitTownId) 조회</w:t>
+      </w:r>
+      <w:r>
+        <w:br/>
+      </w:r>
+      <w:r>
+        <w:rPr>
+          <w:rStyle w:val="VerbatimChar"/>
+        </w:rPr>
+        <w:t xml:space="preserve">    Data--&gt;&gt;Split: RouteFork·RouteVariant (계절 폐쇄 확인)</w:t>
+      </w:r>
+      <w:r>
+        <w:br/>
+      </w:r>
+      <w:r>
+        <w:rPr>
+          <w:rStyle w:val="VerbatimChar"/>
+        </w:rPr>
+        <w:t xml:space="preserve">    Split-&gt;&gt;Split: 목표 거리·체력 기준으로 Stage[] 분할 (하한 없음)</w:t>
+      </w:r>
+      <w:r>
+        <w:br/>
+      </w:r>
+      <w:r>
+        <w:rPr>
+          <w:rStyle w:val="VerbatimChar"/>
+        </w:rPr>
+        <w:t xml:space="preserve">    Split--&gt;&gt;UI: Stage[] (ascent/descent/warnings 채움)</w:t>
+      </w:r>
+      <w:r>
+        <w:br/>
+      </w:r>
+      <w:r>
+        <w:rPr>
+          <w:rStyle w:val="VerbatimChar"/>
+        </w:rPr>
+        <w:t xml:space="preserve">    UI-&gt;&gt;Risk: score(Stage[])</w:t>
+      </w:r>
+      <w:r>
+        <w:br/>
+      </w:r>
+      <w:r>
+        <w:rPr>
+          <w:rStyle w:val="VerbatimChar"/>
+        </w:rPr>
+        <w:t xml:space="preserve">    Risk-&gt;&gt;Risk: injuryRiskScore 계산 (STEEP_CLIMB·STEEP_DESCENT·EARLY_OVERLOAD 등 가중)</w:t>
+      </w:r>
+      <w:r>
+        <w:br/>
+      </w:r>
+      <w:r>
+        <w:rPr>
+          <w:rStyle w:val="VerbatimChar"/>
+        </w:rPr>
+        <w:t xml:space="preserve">    alt SegmentProfile.source === 'ESTIMATED'</w:t>
+      </w:r>
+      <w:r>
+        <w:br/>
+      </w:r>
+      <w:r>
+        <w:rPr>
+          <w:rStyle w:val="VerbatimChar"/>
+        </w:rPr>
+        <w:t xml:space="preserve">        Risk--&gt;&gt;UI: riskDataQuality='ESTIMATED' (점수를 화면에 숨긴다)</w:t>
+      </w:r>
+      <w:r>
+        <w:br/>
+      </w:r>
+      <w:r>
+        <w:rPr>
+          <w:rStyle w:val="VerbatimChar"/>
+        </w:rPr>
+        <w:t xml:space="preserve">    else source === 'OSM+MDT'</w:t>
+      </w:r>
+      <w:r>
+        <w:br/>
+      </w:r>
+      <w:r>
+        <w:rPr>
+          <w:rStyle w:val="VerbatimChar"/>
+        </w:rPr>
+        <w:t xml:space="preserve">        Risk--&gt;&gt;UI: injuryRiskScore 노출 가능</w:t>
+      </w:r>
+      <w:r>
+        <w:br/>
+      </w:r>
+      <w:r>
+        <w:rPr>
+          <w:rStyle w:val="VerbatimChar"/>
+        </w:rPr>
+        <w:t xml:space="preserve">    end</w:t>
+      </w:r>
+      <w:r>
+        <w:br/>
+      </w:r>
+      <w:r>
+        <w:rPr>
+          <w:rStyle w:val="VerbatimChar"/>
+        </w:rPr>
+        <w:t xml:space="preserve">    Risk--&gt;&gt;UI: Plan { stages, totalKm, walkedKm, compostelaEligible, advice }</w:t>
+      </w:r>
+      <w:r>
+        <w:br/>
+      </w:r>
+      <w:r>
+        <w:rPr>
+          <w:rStyle w:val="VerbatimChar"/>
+        </w:rPr>
+        <w:t xml:space="preserve">    UI--&gt;&gt;U: 일정표 렌더 (서버 컴포넌트, SEO)</w:t>
+      </w:r>
+    </w:p>
+    <w:bookmarkEnd w:id="79"/>
+    <w:bookmarkStart w:id="80" w:name="아직-schema.ts에-없는-것-phase-3-스케치-참고용"/>
+    <w:p>
+      <w:pPr>
+        <w:pStyle w:val="Heading3"/>
+      </w:pPr>
+      <w:r>
+        <w:t xml:space="preserve">8. 아직 schema.ts에 없는 것 (Phase 3 스케치 — 참고용)</w:t>
+      </w:r>
+    </w:p>
+    <w:p>
+      <w:pPr>
+        <w:pStyle w:val="SourceCode"/>
+      </w:pPr>
+      <w:r>
+        <w:rPr>
+          <w:rStyle w:val="VerbatimChar"/>
+        </w:rPr>
+        <w:t xml:space="preserve">classDiagram</w:t>
+      </w:r>
+      <w:r>
+        <w:br/>
+      </w:r>
+      <w:r>
+        <w:rPr>
+          <w:rStyle w:val="VerbatimChar"/>
+        </w:rPr>
+        <w:t xml:space="preserve">    class Card {</w:t>
+      </w:r>
+      <w:r>
+        <w:br/>
+      </w:r>
+      <w:r>
+        <w:rPr>
+          <w:rStyle w:val="VerbatimChar"/>
+        </w:rPr>
+        <w:t xml:space="preserve">      +string id</w:t>
+      </w:r>
+      <w:r>
+        <w:br/>
+      </w:r>
+      <w:r>
+        <w:rPr>
+          <w:rStyle w:val="VerbatimChar"/>
+        </w:rPr>
+        <w:t xml:space="preserve">      +CardCategory category</w:t>
+      </w:r>
+      <w:r>
+        <w:br/>
+      </w:r>
+      <w:r>
+        <w:rPr>
+          <w:rStyle w:val="VerbatimChar"/>
+        </w:rPr>
+        <w:t xml:space="preserve">      +CardStep[] steps</w:t>
+      </w:r>
+      <w:r>
+        <w:br/>
+      </w:r>
+      <w:r>
+        <w:rPr>
+          <w:rStyle w:val="VerbatimChar"/>
+        </w:rPr>
+        <w:t xml:space="preserve">    }</w:t>
+      </w:r>
+      <w:r>
+        <w:br/>
+      </w:r>
+      <w:r>
+        <w:rPr>
+          <w:rStyle w:val="VerbatimChar"/>
+        </w:rPr>
+        <w:t xml:space="preserve">    class CardStep {</w:t>
+      </w:r>
+      <w:r>
+        <w:br/>
+      </w:r>
+      <w:r>
+        <w:rPr>
+          <w:rStyle w:val="VerbatimChar"/>
+        </w:rPr>
+        <w:t xml:space="preserve">      +string promptEs</w:t>
+      </w:r>
+      <w:r>
+        <w:br/>
+      </w:r>
+      <w:r>
+        <w:rPr>
+          <w:rStyle w:val="VerbatimChar"/>
+        </w:rPr>
+        <w:t xml:space="preserve">      +string promptKo</w:t>
+      </w:r>
+      <w:r>
+        <w:br/>
+      </w:r>
+      <w:r>
+        <w:rPr>
+          <w:rStyle w:val="VerbatimChar"/>
+        </w:rPr>
+        <w:t xml:space="preserve">      +string|null imageUri</w:t>
+      </w:r>
+      <w:r>
+        <w:br/>
+      </w:r>
+      <w:r>
+        <w:rPr>
+          <w:rStyle w:val="VerbatimChar"/>
+        </w:rPr>
+        <w:t xml:space="preserve">      +CardOption[] options</w:t>
+      </w:r>
+      <w:r>
+        <w:br/>
+      </w:r>
+      <w:r>
+        <w:rPr>
+          <w:rStyle w:val="VerbatimChar"/>
+        </w:rPr>
+        <w:t xml:space="preserve">    }</w:t>
+      </w:r>
+      <w:r>
+        <w:br/>
+      </w:r>
+      <w:r>
+        <w:rPr>
+          <w:rStyle w:val="VerbatimChar"/>
+        </w:rPr>
+        <w:t xml:space="preserve">    class CardOption {</w:t>
+      </w:r>
+      <w:r>
+        <w:br/>
+      </w:r>
+      <w:r>
+        <w:rPr>
+          <w:rStyle w:val="VerbatimChar"/>
+        </w:rPr>
+        <w:t xml:space="preserve">      +string labelEs</w:t>
+      </w:r>
+      <w:r>
+        <w:br/>
+      </w:r>
+      <w:r>
+        <w:rPr>
+          <w:rStyle w:val="VerbatimChar"/>
+        </w:rPr>
+        <w:t xml:space="preserve">      +string labelKo</w:t>
+      </w:r>
+      <w:r>
+        <w:br/>
+      </w:r>
+      <w:r>
+        <w:rPr>
+          <w:rStyle w:val="VerbatimChar"/>
+        </w:rPr>
+        <w:t xml:space="preserve">      +CardNext next</w:t>
+      </w:r>
+      <w:r>
+        <w:br/>
+      </w:r>
+      <w:r>
+        <w:rPr>
+          <w:rStyle w:val="VerbatimChar"/>
+        </w:rPr>
+        <w:t xml:space="preserve">    }</w:t>
+      </w:r>
+      <w:r>
+        <w:br/>
+      </w:r>
+      <w:r>
+        <w:rPr>
+          <w:rStyle w:val="VerbatimChar"/>
+        </w:rPr>
+        <w:t xml:space="preserve">    class CardNext {</w:t>
+      </w:r>
+      <w:r>
+        <w:br/>
+      </w:r>
+      <w:r>
+        <w:rPr>
+          <w:rStyle w:val="VerbatimChar"/>
+        </w:rPr>
+        <w:t xml:space="preserve">      &lt;&lt;union&gt;&gt;</w:t>
+      </w:r>
+      <w:r>
+        <w:br/>
+      </w:r>
+      <w:r>
+        <w:rPr>
+          <w:rStyle w:val="VerbatimChar"/>
+        </w:rPr>
+        <w:t xml:space="preserve">      END</w:t>
+      </w:r>
+      <w:r>
+        <w:br/>
+      </w:r>
+      <w:r>
+        <w:rPr>
+          <w:rStyle w:val="VerbatimChar"/>
+        </w:rPr>
+        <w:t xml:space="preserve">      NEXT_STEP</w:t>
+      </w:r>
+      <w:r>
+        <w:br/>
+      </w:r>
+      <w:r>
+        <w:rPr>
+          <w:rStyle w:val="VerbatimChar"/>
+        </w:rPr>
+        <w:t xml:space="preserve">      GOTO_CARD</w:t>
+      </w:r>
+      <w:r>
+        <w:br/>
+      </w:r>
+      <w:r>
+        <w:rPr>
+          <w:rStyle w:val="VerbatimChar"/>
+        </w:rPr>
+        <w:t xml:space="preserve">      MAP_PICK</w:t>
+      </w:r>
+      <w:r>
+        <w:br/>
+      </w:r>
+      <w:r>
+        <w:rPr>
+          <w:rStyle w:val="VerbatimChar"/>
+        </w:rPr>
+        <w:t xml:space="preserve">      RECALCULATE_PLAN</w:t>
+      </w:r>
+      <w:r>
+        <w:br/>
+      </w:r>
+      <w:r>
+        <w:rPr>
+          <w:rStyle w:val="VerbatimChar"/>
+        </w:rPr>
+        <w:t xml:space="preserve">    }</w:t>
+      </w:r>
+      <w:r>
+        <w:br/>
+      </w:r>
+      <w:r>
+        <w:rPr>
+          <w:rStyle w:val="VerbatimChar"/>
+        </w:rPr>
+        <w:t xml:space="preserve">    class FamilyReassurance {</w:t>
+      </w:r>
+      <w:r>
+        <w:br/>
+      </w:r>
+      <w:r>
+        <w:rPr>
+          <w:rStyle w:val="VerbatimChar"/>
+        </w:rPr>
+        <w:t xml:space="preserve">      +boolean enabled</w:t>
+      </w:r>
+      <w:r>
+        <w:br/>
+      </w:r>
+      <w:r>
+        <w:rPr>
+          <w:rStyle w:val="VerbatimChar"/>
+        </w:rPr>
+        <w:t xml:space="preserve">      +Contact[] contacts</w:t>
+      </w:r>
+      <w:r>
+        <w:br/>
+      </w:r>
+      <w:r>
+        <w:rPr>
+          <w:rStyle w:val="VerbatimChar"/>
+        </w:rPr>
+        <w:t xml:space="preserve">      +string|null lastCheckInAt</w:t>
+      </w:r>
+      <w:r>
+        <w:br/>
+      </w:r>
+      <w:r>
+        <w:rPr>
+          <w:rStyle w:val="VerbatimChar"/>
+        </w:rPr>
+        <w:t xml:space="preserve">      +string|null lastCheckInTownId</w:t>
+      </w:r>
+      <w:r>
+        <w:br/>
+      </w:r>
+      <w:r>
+        <w:rPr>
+          <w:rStyle w:val="VerbatimChar"/>
+        </w:rPr>
+        <w:t xml:space="preserve">      +number missedDaysThreshold</w:t>
+      </w:r>
+      <w:r>
+        <w:br/>
+      </w:r>
+      <w:r>
+        <w:rPr>
+          <w:rStyle w:val="VerbatimChar"/>
+        </w:rPr>
+        <w:t xml:space="preserve">    }</w:t>
+      </w:r>
+      <w:r>
+        <w:br/>
+      </w:r>
+      <w:r>
+        <w:rPr>
+          <w:rStyle w:val="VerbatimChar"/>
+        </w:rPr>
+        <w:t xml:space="preserve">    class CompanionMatch {</w:t>
+      </w:r>
+      <w:r>
+        <w:br/>
+      </w:r>
+      <w:r>
+        <w:rPr>
+          <w:rStyle w:val="VerbatimChar"/>
+        </w:rPr>
+        <w:t xml:space="preserve">      +boolean enabled</w:t>
+      </w:r>
+      <w:r>
+        <w:br/>
+      </w:r>
+      <w:r>
+        <w:rPr>
+          <w:rStyle w:val="VerbatimChar"/>
+        </w:rPr>
+        <w:t xml:space="preserve">      +string startDate</w:t>
+      </w:r>
+      <w:r>
+        <w:br/>
+      </w:r>
+      <w:r>
+        <w:rPr>
+          <w:rStyle w:val="VerbatimChar"/>
+        </w:rPr>
+        <w:t xml:space="preserve">      +TravelMode travelMode</w:t>
+      </w:r>
+      <w:r>
+        <w:br/>
+      </w:r>
+      <w:r>
+        <w:rPr>
+          <w:rStyle w:val="VerbatimChar"/>
+        </w:rPr>
+        <w:t xml:space="preserve">      +AgeRange ageRange</w:t>
+      </w:r>
+      <w:r>
+        <w:br/>
+      </w:r>
+      <w:r>
+        <w:rPr>
+          <w:rStyle w:val="VerbatimChar"/>
+        </w:rPr>
+        <w:t xml:space="preserve">      +string[] blockedUserIds</w:t>
+      </w:r>
+      <w:r>
+        <w:br/>
+      </w:r>
+      <w:r>
+        <w:rPr>
+          <w:rStyle w:val="VerbatimChar"/>
+        </w:rPr>
+        <w:t xml:space="preserve">    }</w:t>
+      </w:r>
+      <w:r>
+        <w:br/>
+      </w:r>
+      <w:r>
+        <w:rPr>
+          <w:rStyle w:val="VerbatimChar"/>
+        </w:rPr>
+        <w:t xml:space="preserve">    class CheckIn {</w:t>
+      </w:r>
+      <w:r>
+        <w:br/>
+      </w:r>
+      <w:r>
+        <w:rPr>
+          <w:rStyle w:val="VerbatimChar"/>
+        </w:rPr>
+        <w:t xml:space="preserve">      +string townId</w:t>
+      </w:r>
+      <w:r>
+        <w:br/>
+      </w:r>
+      <w:r>
+        <w:rPr>
+          <w:rStyle w:val="VerbatimChar"/>
+        </w:rPr>
+        <w:t xml:space="preserve">      +string atIso</w:t>
+      </w:r>
+      <w:r>
+        <w:br/>
+      </w:r>
+      <w:r>
+        <w:rPr>
+          <w:rStyle w:val="VerbatimChar"/>
+        </w:rPr>
+        <w:t xml:space="preserve">    }</w:t>
+      </w:r>
+      <w:r>
+        <w:br/>
+      </w:r>
+      <w:r>
+        <w:br/>
+      </w:r>
+      <w:r>
+        <w:rPr>
+          <w:rStyle w:val="VerbatimChar"/>
+        </w:rPr>
+        <w:t xml:space="preserve">    Card "1" *-- "1..*" CardStep : steps</w:t>
+      </w:r>
+      <w:r>
+        <w:br/>
+      </w:r>
+      <w:r>
+        <w:rPr>
+          <w:rStyle w:val="VerbatimChar"/>
+        </w:rPr>
+        <w:t xml:space="preserve">    CardStep "1" *-- "1..*" CardOption : options</w:t>
+      </w:r>
+      <w:r>
+        <w:br/>
+      </w:r>
+      <w:r>
+        <w:rPr>
+          <w:rStyle w:val="VerbatimChar"/>
+        </w:rPr>
+        <w:t xml:space="preserve">    CardOption --&gt; CardNext : next</w:t>
+      </w:r>
+      <w:r>
+        <w:br/>
+      </w:r>
+      <w:r>
+        <w:rPr>
+          <w:rStyle w:val="VerbatimChar"/>
+        </w:rPr>
+        <w:t xml:space="preserve">    CompanionMatch --&gt; TravelMode : travelMode</w:t>
+      </w:r>
+    </w:p>
+    <w:bookmarkEnd w:id="80"/>
+    <w:bookmarkEnd w:id="81"/>
+    <w:bookmarkEnd w:id="82"/>
     <w:sectPr>
       <w:footnotePr>
         <w:numRestart w:val="eachSect"/>

--- a/docs/docx/06_개발가이드.docx
+++ b/docs/docx/06_개발가이드.docx
@@ -2594,7 +2594,7 @@
         <w:rPr>
           <w:rStyle w:val="VerbatimChar"/>
         </w:rPr>
-        <w:t xml:space="preserve">     (GPX에서 ascent/descent 추출 계획)</w:t>
+        <w:t xml:space="preserve">     (GPX(GPS 이동 경로 저장 파일 형식)에서 ascent/descent 추출 계획)</w:t>
       </w:r>
       <w:r>
         <w:br/>
